--- a/docs/Usermanual.docx
+++ b/docs/Usermanual.docx
@@ -4905,20 +4905,23 @@
         <w:pStyle w:val="Compact"/>
       </w:pPr>
       <w:r>
-        <w:t xml:space="preserve">Required fields have a red</w:t>
-      </w:r>
-      <w:r>
-        <w:t xml:space="preserve"> </w:t>
-      </w:r>
-      <w:r>
-        <w:rPr>
-          <w:bCs/>
-          <w:b/>
-        </w:rPr>
-        <w:t xml:space="preserve">*</w:t>
-      </w:r>
-      <w:r>
-        <w:t xml:space="preserve">. Errors appear under the field in plain words.</w:t>
+        <w:t xml:space="preserve">Every form for creating or editing a record opens in a</w:t>
+      </w:r>
+      <w:r>
+        <w:t xml:space="preserve"> </w:t>
+      </w:r>
+      <w:r>
+        <w:rPr>
+          <w:bCs/>
+          <w:b/>
+        </w:rPr>
+        <w:t xml:space="preserve">panel on the right</w:t>
+      </w:r>
+      <w:r>
+        <w:t xml:space="preserve"> </w:t>
+      </w:r>
+      <w:r>
+        <w:t xml:space="preserve">of the workspace. You can still read and click the page on the left.</w:t>
       </w:r>
     </w:p>
     <w:p>
@@ -4930,47 +4933,65 @@
         <w:pStyle w:val="Compact"/>
       </w:pPr>
       <w:r>
-        <w:t xml:space="preserve">Drafts save as you type (</w:t>
-      </w:r>
-      <w:r>
-        <w:rPr>
-          <w:iCs/>
-          <w:i/>
-        </w:rPr>
-        <w:t xml:space="preserve">“</w:t>
-      </w:r>
-      <w:r>
-        <w:rPr>
-          <w:iCs/>
-          <w:i/>
-        </w:rPr>
-        <w:t xml:space="preserve">Draft saved HH:MM</w:t>
-      </w:r>
-      <w:r>
-        <w:rPr>
-          <w:iCs/>
-          <w:i/>
-        </w:rPr>
-        <w:t xml:space="preserve">”</w:t>
-      </w:r>
-      <w:r>
-        <w:t xml:space="preserve">).</w:t>
-      </w:r>
-      <w:r>
-        <w:t xml:space="preserve"> </w:t>
-      </w:r>
-      <w:r>
-        <w:rPr>
-          <w:bCs/>
-          <w:b/>
-        </w:rPr>
-        <w:t xml:space="preserve">Save draft</w:t>
-      </w:r>
-      <w:r>
-        <w:t xml:space="preserve"> </w:t>
-      </w:r>
-      <w:r>
-        <w:t xml:space="preserve">keeps the form for later.</w:t>
+        <w:t xml:space="preserve">The panel does</w:t>
+      </w:r>
+      <w:r>
+        <w:t xml:space="preserve"> </w:t>
+      </w:r>
+      <w:r>
+        <w:rPr>
+          <w:bCs/>
+          <w:b/>
+        </w:rPr>
+        <w:t xml:space="preserve">not</w:t>
+      </w:r>
+      <w:r>
+        <w:t xml:space="preserve"> </w:t>
+      </w:r>
+      <w:r>
+        <w:t xml:space="preserve">close when you click elsewhere or press</w:t>
+      </w:r>
+      <w:r>
+        <w:t xml:space="preserve"> </w:t>
+      </w:r>
+      <w:r>
+        <w:rPr>
+          <w:bCs/>
+          <w:b/>
+        </w:rPr>
+        <w:t xml:space="preserve">Esc</w:t>
+      </w:r>
+      <w:r>
+        <w:t xml:space="preserve">. It closes only when you click</w:t>
+      </w:r>
+      <w:r>
+        <w:t xml:space="preserve"> </w:t>
+      </w:r>
+      <w:r>
+        <w:rPr>
+          <w:bCs/>
+          <w:b/>
+        </w:rPr>
+        <w:t xml:space="preserve">×</w:t>
+      </w:r>
+      <w:r>
+        <w:t xml:space="preserve"> </w:t>
+      </w:r>
+      <w:r>
+        <w:t xml:space="preserve">or</w:t>
+      </w:r>
+      <w:r>
+        <w:t xml:space="preserve"> </w:t>
+      </w:r>
+      <w:r>
+        <w:rPr>
+          <w:bCs/>
+          <w:b/>
+        </w:rPr>
+        <w:t xml:space="preserve">Close</w:t>
+      </w:r>
+      <w:r>
+        <w:t xml:space="preserve">.</w:t>
       </w:r>
     </w:p>
     <w:p>
@@ -4982,67 +5003,20 @@
         <w:pStyle w:val="Compact"/>
       </w:pPr>
       <w:r>
-        <w:t xml:space="preserve">Click the main button (</w:t>
-      </w:r>
-      <w:r>
-        <w:rPr>
-          <w:bCs/>
-          <w:b/>
-        </w:rPr>
-        <w:t xml:space="preserve">Create</w:t>
-      </w:r>
-      <w:r>
-        <w:t xml:space="preserve">,</w:t>
-      </w:r>
-      <w:r>
-        <w:t xml:space="preserve"> </w:t>
-      </w:r>
-      <w:r>
-        <w:rPr>
-          <w:bCs/>
-          <w:b/>
-        </w:rPr>
-        <w:t xml:space="preserve">Save</w:t>
-      </w:r>
-      <w:r>
-        <w:t xml:space="preserve">,</w:t>
-      </w:r>
-      <w:r>
-        <w:t xml:space="preserve"> </w:t>
-      </w:r>
-      <w:r>
-        <w:rPr>
-          <w:bCs/>
-          <w:b/>
-        </w:rPr>
-        <w:t xml:space="preserve">Save changes</w:t>
-      </w:r>
-      <w:r>
-        <w:t xml:space="preserve">…). If something is wrong:</w:t>
-      </w:r>
-      <w:r>
-        <w:t xml:space="preserve"> </w:t>
-      </w:r>
-      <w:r>
-        <w:rPr>
-          <w:iCs/>
-          <w:i/>
-        </w:rPr>
-        <w:t xml:space="preserve">“</w:t>
-      </w:r>
-      <w:r>
-        <w:rPr>
-          <w:iCs/>
-          <w:i/>
-        </w:rPr>
-        <w:t xml:space="preserve">Please correct N field(s) highlighted below. Your entries are saved as a draft.</w:t>
-      </w:r>
-      <w:r>
-        <w:rPr>
-          <w:iCs/>
-          <w:i/>
-        </w:rPr>
-        <w:t xml:space="preserve">”</w:t>
+        <w:t xml:space="preserve">Required fields have a red</w:t>
+      </w:r>
+      <w:r>
+        <w:t xml:space="preserve"> </w:t>
+      </w:r>
+      <w:r>
+        <w:rPr>
+          <w:bCs/>
+          <w:b/>
+        </w:rPr>
+        <w:t xml:space="preserve">*</w:t>
+      </w:r>
+      <w:r>
+        <w:t xml:space="preserve">. Errors appear under the field in plain words.</w:t>
       </w:r>
     </w:p>
     <w:p>
@@ -5054,10 +5028,7 @@
         <w:pStyle w:val="Compact"/>
       </w:pPr>
       <w:r>
-        <w:t xml:space="preserve">Closing a changed form keeps the draft. Reopening it shows</w:t>
-      </w:r>
-      <w:r>
-        <w:t xml:space="preserve"> </w:t>
+        <w:t xml:space="preserve">Drafts save as you type (</w:t>
       </w:r>
       <w:r>
         <w:rPr>
@@ -5071,7 +5042,7 @@
           <w:iCs/>
           <w:i/>
         </w:rPr>
-        <w:t xml:space="preserve">Restored your unsaved entries from…</w:t>
+        <w:t xml:space="preserve">Draft saved HH:MM</w:t>
       </w:r>
       <w:r>
         <w:rPr>
@@ -5081,6 +5052,200 @@
         <w:t xml:space="preserve">”</w:t>
       </w:r>
       <w:r>
+        <w:t xml:space="preserve">).</w:t>
+      </w:r>
+      <w:r>
+        <w:t xml:space="preserve"> </w:t>
+      </w:r>
+      <w:r>
+        <w:rPr>
+          <w:bCs/>
+          <w:b/>
+        </w:rPr>
+        <w:t xml:space="preserve">Save draft</w:t>
+      </w:r>
+      <w:r>
+        <w:t xml:space="preserve"> </w:t>
+      </w:r>
+      <w:r>
+        <w:t xml:space="preserve">keeps the form for later.</w:t>
+      </w:r>
+    </w:p>
+    <w:p>
+      <w:pPr>
+        <w:numPr>
+          <w:ilvl w:val="0"/>
+          <w:numId w:val="1009"/>
+        </w:numPr>
+        <w:pStyle w:val="Compact"/>
+      </w:pPr>
+      <w:r>
+        <w:t xml:space="preserve">If you refresh the page (or sign in again after being signed out), the panels you had open come back with what you typed.</w:t>
+      </w:r>
+    </w:p>
+    <w:p>
+      <w:pPr>
+        <w:numPr>
+          <w:ilvl w:val="0"/>
+          <w:numId w:val="1009"/>
+        </w:numPr>
+        <w:pStyle w:val="Compact"/>
+      </w:pPr>
+      <w:r>
+        <w:t xml:space="preserve">Click the main button (</w:t>
+      </w:r>
+      <w:r>
+        <w:rPr>
+          <w:bCs/>
+          <w:b/>
+        </w:rPr>
+        <w:t xml:space="preserve">Create</w:t>
+      </w:r>
+      <w:r>
+        <w:t xml:space="preserve">,</w:t>
+      </w:r>
+      <w:r>
+        <w:t xml:space="preserve"> </w:t>
+      </w:r>
+      <w:r>
+        <w:rPr>
+          <w:bCs/>
+          <w:b/>
+        </w:rPr>
+        <w:t xml:space="preserve">Save</w:t>
+      </w:r>
+      <w:r>
+        <w:t xml:space="preserve">,</w:t>
+      </w:r>
+      <w:r>
+        <w:t xml:space="preserve"> </w:t>
+      </w:r>
+      <w:r>
+        <w:rPr>
+          <w:bCs/>
+          <w:b/>
+        </w:rPr>
+        <w:t xml:space="preserve">Save changes</w:t>
+      </w:r>
+      <w:r>
+        <w:t xml:space="preserve">…). If something is wrong:</w:t>
+      </w:r>
+      <w:r>
+        <w:t xml:space="preserve"> </w:t>
+      </w:r>
+      <w:r>
+        <w:rPr>
+          <w:iCs/>
+          <w:i/>
+        </w:rPr>
+        <w:t xml:space="preserve">“</w:t>
+      </w:r>
+      <w:r>
+        <w:rPr>
+          <w:iCs/>
+          <w:i/>
+        </w:rPr>
+        <w:t xml:space="preserve">Please correct N field(s) highlighted below. Your entries are saved as a draft.</w:t>
+      </w:r>
+      <w:r>
+        <w:rPr>
+          <w:iCs/>
+          <w:i/>
+        </w:rPr>
+        <w:t xml:space="preserve">”</w:t>
+      </w:r>
+    </w:p>
+    <w:p>
+      <w:pPr>
+        <w:numPr>
+          <w:ilvl w:val="0"/>
+          <w:numId w:val="1009"/>
+        </w:numPr>
+        <w:pStyle w:val="Compact"/>
+      </w:pPr>
+      <w:r>
+        <w:t xml:space="preserve">After a successful save the panel stays open, locked, with</w:t>
+      </w:r>
+      <w:r>
+        <w:t xml:space="preserve"> </w:t>
+      </w:r>
+      <w:r>
+        <w:rPr>
+          <w:iCs/>
+          <w:i/>
+        </w:rPr>
+        <w:t xml:space="preserve">“</w:t>
+      </w:r>
+      <w:r>
+        <w:rPr>
+          <w:iCs/>
+          <w:i/>
+        </w:rPr>
+        <w:t xml:space="preserve">Saved HH:MM. Close this panel when you have finished.</w:t>
+      </w:r>
+      <w:r>
+        <w:rPr>
+          <w:iCs/>
+          <w:i/>
+        </w:rPr>
+        <w:t xml:space="preserve">”</w:t>
+      </w:r>
+      <w:r>
+        <w:t xml:space="preserve"> </w:t>
+      </w:r>
+      <w:r>
+        <w:t xml:space="preserve">Check the result, then click</w:t>
+      </w:r>
+      <w:r>
+        <w:t xml:space="preserve"> </w:t>
+      </w:r>
+      <w:r>
+        <w:rPr>
+          <w:bCs/>
+          <w:b/>
+        </w:rPr>
+        <w:t xml:space="preserve">Close</w:t>
+      </w:r>
+      <w:r>
+        <w:t xml:space="preserve">.</w:t>
+      </w:r>
+    </w:p>
+    <w:p>
+      <w:pPr>
+        <w:numPr>
+          <w:ilvl w:val="0"/>
+          <w:numId w:val="1009"/>
+        </w:numPr>
+        <w:pStyle w:val="Compact"/>
+      </w:pPr>
+      <w:r>
+        <w:t xml:space="preserve">Closing a changed form before saving keeps the draft. Reopening it shows</w:t>
+      </w:r>
+      <w:r>
+        <w:t xml:space="preserve"> </w:t>
+      </w:r>
+      <w:r>
+        <w:rPr>
+          <w:iCs/>
+          <w:i/>
+        </w:rPr>
+        <w:t xml:space="preserve">“</w:t>
+      </w:r>
+      <w:r>
+        <w:rPr>
+          <w:iCs/>
+          <w:i/>
+        </w:rPr>
+        <w:t xml:space="preserve">Restored your unsaved entries from…</w:t>
+      </w:r>
+      <w:r>
+        <w:rPr>
+          <w:iCs/>
+          <w:i/>
+        </w:rPr>
+        <w:t xml:space="preserve">”</w:t>
+      </w:r>
+      <w:r>
         <w:t xml:space="preserve"> </w:t>
       </w:r>
       <w:r>
@@ -5098,6 +5263,34 @@
       </w:r>
       <w:r>
         <w:t xml:space="preserve">.</w:t>
+      </w:r>
+    </w:p>
+    <w:p>
+      <w:pPr>
+        <w:numPr>
+          <w:ilvl w:val="0"/>
+          <w:numId w:val="1009"/>
+        </w:numPr>
+        <w:pStyle w:val="Compact"/>
+      </w:pPr>
+      <w:r>
+        <w:t xml:space="preserve">A form opened from inside another (for example</w:t>
+      </w:r>
+      <w:r>
+        <w:t xml:space="preserve"> </w:t>
+      </w:r>
+      <w:r>
+        <w:rPr>
+          <w:bCs/>
+          <w:b/>
+        </w:rPr>
+        <w:t xml:space="preserve">Request evidence</w:t>
+      </w:r>
+      <w:r>
+        <w:t xml:space="preserve"> </w:t>
+      </w:r>
+      <w:r>
+        <w:t xml:space="preserve">from an issue) opens on top. Closing it shows the first one again.</w:t>
       </w:r>
     </w:p>
     <w:p>
@@ -38874,6 +39067,46 @@
           <w:b/>
         </w:rPr>
         <w:t xml:space="preserve">Create user</w:t>
+      </w:r>
+      <w:r>
+        <w:t xml:space="preserve">. The panel shows</w:t>
+      </w:r>
+      <w:r>
+        <w:t xml:space="preserve"> </w:t>
+      </w:r>
+      <w:r>
+        <w:rPr>
+          <w:iCs/>
+          <w:i/>
+        </w:rPr>
+        <w:t xml:space="preserve">“</w:t>
+      </w:r>
+      <w:r>
+        <w:rPr>
+          <w:iCs/>
+          <w:i/>
+        </w:rPr>
+        <w:t xml:space="preserve">Saved</w:t>
+      </w:r>
+      <w:r>
+        <w:rPr>
+          <w:iCs/>
+          <w:i/>
+        </w:rPr>
+        <w:t xml:space="preserve">”</w:t>
+      </w:r>
+      <w:r>
+        <w:t xml:space="preserve">; click</w:t>
+      </w:r>
+      <w:r>
+        <w:t xml:space="preserve"> </w:t>
+      </w:r>
+      <w:r>
+        <w:rPr>
+          <w:bCs/>
+          <w:b/>
+        </w:rPr>
+        <w:t xml:space="preserve">Close</w:t>
       </w:r>
       <w:r>
         <w:t xml:space="preserve">.</w:t>

--- a/docs/Usermanual.docx
+++ b/docs/Usermanual.docx
@@ -3797,7 +3797,7 @@
               <w:jc w:val="left"/>
             </w:pPr>
             <w:r>
-              <w:t xml:space="preserve">The Requests tab</w:t>
+              <w:t xml:space="preserve">The Evidence requests tab</w:t>
             </w:r>
           </w:p>
         </w:tc>
@@ -6642,7 +6642,7 @@
               <w:jc w:val="left"/>
             </w:pPr>
             <w:r>
-              <w:t xml:space="preserve">Audit › Dashboard</w:t>
+              <w:t xml:space="preserve">Audit › Overview</w:t>
             </w:r>
           </w:p>
         </w:tc>
@@ -6900,7 +6900,7 @@
               <w:jc w:val="left"/>
             </w:pPr>
             <w:r>
-              <w:t xml:space="preserve">Audit › Issues</w:t>
+              <w:t xml:space="preserve">Audit › Findings</w:t>
             </w:r>
           </w:p>
         </w:tc>
@@ -6962,7 +6962,7 @@
               <w:jc w:val="left"/>
             </w:pPr>
             <w:r>
-              <w:t xml:space="preserve">Audit › Results</w:t>
+              <w:t xml:space="preserve">Audit › Report</w:t>
             </w:r>
           </w:p>
         </w:tc>
@@ -7024,7 +7024,7 @@
               <w:jc w:val="left"/>
             </w:pPr>
             <w:r>
-              <w:t xml:space="preserve">Audit › Reviews; header</w:t>
+              <w:t xml:space="preserve">Audit › Supervision &amp; review; header</w:t>
             </w:r>
           </w:p>
         </w:tc>
@@ -7592,7 +7592,7 @@
               <w:jc w:val="left"/>
             </w:pPr>
             <w:r>
-              <w:t xml:space="preserve">Audit › Dashboard ›</w:t>
+              <w:t xml:space="preserve">Audit › Overview ›</w:t>
             </w:r>
             <w:r>
               <w:t xml:space="preserve"> </w:t>
@@ -7668,7 +7668,7 @@
               <w:jc w:val="left"/>
             </w:pPr>
             <w:r>
-              <w:t xml:space="preserve">Audit › Dashboard ›</w:t>
+              <w:t xml:space="preserve">Audit › Overview ›</w:t>
             </w:r>
             <w:r>
               <w:t xml:space="preserve"> </w:t>
@@ -8026,7 +8026,7 @@
               <w:jc w:val="left"/>
             </w:pPr>
             <w:r>
-              <w:t xml:space="preserve">Requests ›</w:t>
+              <w:t xml:space="preserve">Evidence requests ›</w:t>
             </w:r>
             <w:r>
               <w:t xml:space="preserve"> </w:t>
@@ -10523,7 +10523,7 @@
         <w:t xml:space="preserve"> </w:t>
       </w:r>
       <w:r>
-        <w:t xml:space="preserve">on the Results tab.</w:t>
+        <w:t xml:space="preserve">on the Report tab.</w:t>
       </w:r>
     </w:p>
     <w:bookmarkEnd w:id="51"/>
@@ -11520,7 +11520,7 @@
               <w:jc w:val="left"/>
             </w:pPr>
             <w:r>
-              <w:t xml:space="preserve">Requests ›</w:t>
+              <w:t xml:space="preserve">Evidence requests ›</w:t>
             </w:r>
             <w:r>
               <w:t xml:space="preserve"> </w:t>
@@ -11874,7 +11874,7 @@
               <w:jc w:val="left"/>
             </w:pPr>
             <w:r>
-              <w:t xml:space="preserve">Audit › Dashboard ›</w:t>
+              <w:t xml:space="preserve">Audit › Overview ›</w:t>
             </w:r>
             <w:r>
               <w:t xml:space="preserve"> </w:t>
@@ -12442,7 +12442,7 @@
                 <w:bCs/>
                 <w:b/>
               </w:rPr>
-              <w:t xml:space="preserve">Requests</w:t>
+              <w:t xml:space="preserve">Evidence requests</w:t>
             </w:r>
             <w:r>
               <w:t xml:space="preserve"> </w:t>
@@ -20533,7 +20533,7 @@
           <w:bCs/>
           <w:b/>
         </w:rPr>
-        <w:t xml:space="preserve">Dashboard</w:t>
+        <w:t xml:space="preserve">Overview</w:t>
       </w:r>
       <w:r>
         <w:t xml:space="preserve"> </w:t>
@@ -22296,6 +22296,351 @@
     </w:p>
     <w:p>
       <w:pPr>
+        <w:pStyle w:val="BodyText"/>
+      </w:pPr>
+      <w:r>
+        <w:t xml:space="preserve">The list is the engagement register. Each row shows the</w:t>
+      </w:r>
+      <w:r>
+        <w:t xml:space="preserve"> </w:t>
+      </w:r>
+      <w:r>
+        <w:rPr>
+          <w:bCs/>
+          <w:b/>
+        </w:rPr>
+        <w:t xml:space="preserve">Ref</w:t>
+      </w:r>
+      <w:r>
+        <w:t xml:space="preserve"> </w:t>
+      </w:r>
+      <w:r>
+        <w:t xml:space="preserve">(with the favourite star), the</w:t>
+      </w:r>
+      <w:r>
+        <w:t xml:space="preserve"> </w:t>
+      </w:r>
+      <w:r>
+        <w:rPr>
+          <w:bCs/>
+          <w:b/>
+        </w:rPr>
+        <w:t xml:space="preserve">Engagement</w:t>
+      </w:r>
+      <w:r>
+        <w:t xml:space="preserve"> </w:t>
+      </w:r>
+      <w:r>
+        <w:t xml:space="preserve">(with its nature,</w:t>
+      </w:r>
+      <w:r>
+        <w:t xml:space="preserve"> </w:t>
+      </w:r>
+      <w:r>
+        <w:rPr>
+          <w:iCs/>
+          <w:i/>
+        </w:rPr>
+        <w:t xml:space="preserve">Assurance</w:t>
+      </w:r>
+      <w:r>
+        <w:t xml:space="preserve"> </w:t>
+      </w:r>
+      <w:r>
+        <w:t xml:space="preserve">or</w:t>
+      </w:r>
+      <w:r>
+        <w:t xml:space="preserve"> </w:t>
+      </w:r>
+      <w:r>
+        <w:rPr>
+          <w:iCs/>
+          <w:i/>
+        </w:rPr>
+        <w:t xml:space="preserve">Advisory</w:t>
+      </w:r>
+      <w:r>
+        <w:t xml:space="preserve">, and audit type underneath),</w:t>
+      </w:r>
+      <w:r>
+        <w:t xml:space="preserve"> </w:t>
+      </w:r>
+      <w:r>
+        <w:rPr>
+          <w:bCs/>
+          <w:b/>
+        </w:rPr>
+        <w:t xml:space="preserve">Lead auditor</w:t>
+      </w:r>
+      <w:r>
+        <w:t xml:space="preserve">,</w:t>
+      </w:r>
+      <w:r>
+        <w:t xml:space="preserve"> </w:t>
+      </w:r>
+      <w:r>
+        <w:rPr>
+          <w:bCs/>
+          <w:b/>
+        </w:rPr>
+        <w:t xml:space="preserve">Planned period</w:t>
+      </w:r>
+      <w:r>
+        <w:t xml:space="preserve">,</w:t>
+      </w:r>
+      <w:r>
+        <w:t xml:space="preserve"> </w:t>
+      </w:r>
+      <w:r>
+        <w:rPr>
+          <w:bCs/>
+          <w:b/>
+        </w:rPr>
+        <w:t xml:space="preserve">Phase</w:t>
+      </w:r>
+      <w:r>
+        <w:t xml:space="preserve">,</w:t>
+      </w:r>
+      <w:r>
+        <w:t xml:space="preserve"> </w:t>
+      </w:r>
+      <w:r>
+        <w:rPr>
+          <w:bCs/>
+          <w:b/>
+        </w:rPr>
+        <w:t xml:space="preserve">Status</w:t>
+      </w:r>
+      <w:r>
+        <w:t xml:space="preserve">,</w:t>
+      </w:r>
+      <w:r>
+        <w:t xml:space="preserve"> </w:t>
+      </w:r>
+      <w:r>
+        <w:rPr>
+          <w:bCs/>
+          <w:b/>
+        </w:rPr>
+        <w:t xml:space="preserve">Open findings</w:t>
+      </w:r>
+      <w:r>
+        <w:t xml:space="preserve"> </w:t>
+      </w:r>
+      <w:r>
+        <w:t xml:space="preserve">(with how many are rated High),</w:t>
+      </w:r>
+      <w:r>
+        <w:t xml:space="preserve"> </w:t>
+      </w:r>
+      <w:r>
+        <w:rPr>
+          <w:bCs/>
+          <w:b/>
+        </w:rPr>
+        <w:t xml:space="preserve">Report</w:t>
+      </w:r>
+      <w:r>
+        <w:t xml:space="preserve"> </w:t>
+      </w:r>
+      <w:r>
+        <w:t xml:space="preserve">and</w:t>
+      </w:r>
+      <w:r>
+        <w:t xml:space="preserve"> </w:t>
+      </w:r>
+      <w:r>
+        <w:rPr>
+          <w:bCs/>
+          <w:b/>
+        </w:rPr>
+        <w:t xml:space="preserve">Progress</w:t>
+      </w:r>
+      <w:r>
+        <w:t xml:space="preserve">.</w:t>
+      </w:r>
+      <w:r>
+        <w:t xml:space="preserve"> </w:t>
+      </w:r>
+      <w:r>
+        <w:rPr>
+          <w:bCs/>
+          <w:b/>
+        </w:rPr>
+        <w:t xml:space="preserve">Columns</w:t>
+      </w:r>
+      <w:r>
+        <w:t xml:space="preserve"> </w:t>
+      </w:r>
+      <w:r>
+        <w:t xml:space="preserve">adds</w:t>
+      </w:r>
+      <w:r>
+        <w:t xml:space="preserve"> </w:t>
+      </w:r>
+      <w:r>
+        <w:rPr>
+          <w:bCs/>
+          <w:b/>
+        </w:rPr>
+        <w:t xml:space="preserve">Nature</w:t>
+      </w:r>
+      <w:r>
+        <w:t xml:space="preserve">,</w:t>
+      </w:r>
+      <w:r>
+        <w:t xml:space="preserve"> </w:t>
+      </w:r>
+      <w:r>
+        <w:rPr>
+          <w:bCs/>
+          <w:b/>
+        </w:rPr>
+        <w:t xml:space="preserve">Audit type</w:t>
+      </w:r>
+      <w:r>
+        <w:t xml:space="preserve">,</w:t>
+      </w:r>
+      <w:r>
+        <w:t xml:space="preserve"> </w:t>
+      </w:r>
+      <w:r>
+        <w:rPr>
+          <w:bCs/>
+          <w:b/>
+        </w:rPr>
+        <w:t xml:space="preserve">Port</w:t>
+      </w:r>
+      <w:r>
+        <w:t xml:space="preserve">,</w:t>
+      </w:r>
+      <w:r>
+        <w:t xml:space="preserve"> </w:t>
+      </w:r>
+      <w:r>
+        <w:rPr>
+          <w:bCs/>
+          <w:b/>
+        </w:rPr>
+        <w:t xml:space="preserve">Plan</w:t>
+      </w:r>
+      <w:r>
+        <w:t xml:space="preserve"> </w:t>
+      </w:r>
+      <w:r>
+        <w:t xml:space="preserve">and</w:t>
+      </w:r>
+      <w:r>
+        <w:t xml:space="preserve"> </w:t>
+      </w:r>
+      <w:r>
+        <w:rPr>
+          <w:bCs/>
+          <w:b/>
+        </w:rPr>
+        <w:t xml:space="preserve">Updated</w:t>
+      </w:r>
+      <w:r>
+        <w:t xml:space="preserve">.</w:t>
+      </w:r>
+    </w:p>
+    <w:p>
+      <w:pPr>
+        <w:pStyle w:val="BodyText"/>
+      </w:pPr>
+      <w:r>
+        <w:rPr>
+          <w:bCs/>
+          <w:b/>
+        </w:rPr>
+        <w:t xml:space="preserve">Phase</w:t>
+      </w:r>
+      <w:r>
+        <w:t xml:space="preserve"> </w:t>
+      </w:r>
+      <w:r>
+        <w:t xml:space="preserve">places each audit in the IIA cycle:</w:t>
+      </w:r>
+      <w:r>
+        <w:t xml:space="preserve"> </w:t>
+      </w:r>
+      <w:r>
+        <w:rPr>
+          <w:bCs/>
+          <w:b/>
+        </w:rPr>
+        <w:t xml:space="preserve">Plan</w:t>
+      </w:r>
+      <w:r>
+        <w:t xml:space="preserve"> </w:t>
+      </w:r>
+      <w:r>
+        <w:t xml:space="preserve">(GIAS 13, status Planned),</w:t>
+      </w:r>
+      <w:r>
+        <w:t xml:space="preserve"> </w:t>
+      </w:r>
+      <w:r>
+        <w:rPr>
+          <w:bCs/>
+          <w:b/>
+        </w:rPr>
+        <w:t xml:space="preserve">Perform</w:t>
+      </w:r>
+      <w:r>
+        <w:t xml:space="preserve"> </w:t>
+      </w:r>
+      <w:r>
+        <w:t xml:space="preserve">(GIAS 14, In Progress),</w:t>
+      </w:r>
+      <w:r>
+        <w:t xml:space="preserve"> </w:t>
+      </w:r>
+      <w:r>
+        <w:rPr>
+          <w:bCs/>
+          <w:b/>
+        </w:rPr>
+        <w:t xml:space="preserve">Communicate</w:t>
+      </w:r>
+      <w:r>
+        <w:t xml:space="preserve"> </w:t>
+      </w:r>
+      <w:r>
+        <w:t xml:space="preserve">(GIAS 15.1, Review),</w:t>
+      </w:r>
+      <w:r>
+        <w:t xml:space="preserve"> </w:t>
+      </w:r>
+      <w:r>
+        <w:rPr>
+          <w:bCs/>
+          <w:b/>
+        </w:rPr>
+        <w:t xml:space="preserve">Monitor</w:t>
+      </w:r>
+      <w:r>
+        <w:t xml:space="preserve"> </w:t>
+      </w:r>
+      <w:r>
+        <w:t xml:space="preserve">(GIAS 15.2, closed with findings still open) and</w:t>
+      </w:r>
+      <w:r>
+        <w:t xml:space="preserve"> </w:t>
+      </w:r>
+      <w:r>
+        <w:rPr>
+          <w:bCs/>
+          <w:b/>
+        </w:rPr>
+        <w:t xml:space="preserve">Completed</w:t>
+      </w:r>
+      <w:r>
+        <w:t xml:space="preserve">.</w:t>
+      </w:r>
+    </w:p>
+    <w:p>
+      <w:pPr>
         <w:numPr>
           <w:ilvl w:val="0"/>
           <w:numId w:val="1043"/>
@@ -22378,13 +22723,10 @@
           <w:bCs/>
           <w:b/>
         </w:rPr>
-        <w:t xml:space="preserve">Stream</w:t>
-      </w:r>
-      <w:r>
-        <w:t xml:space="preserve"> </w:t>
-      </w:r>
-      <w:r>
-        <w:t xml:space="preserve">(audit type),</w:t>
+        <w:t xml:space="preserve">Audit type</w:t>
+      </w:r>
+      <w:r>
+        <w:t xml:space="preserve">,</w:t>
       </w:r>
       <w:r>
         <w:t xml:space="preserve"> </w:t>
@@ -22435,7 +22777,7 @@
         <w:pStyle w:val="Compact"/>
       </w:pPr>
       <w:r>
-        <w:t xml:space="preserve">Click a row to open the audit. The star marks a favourite.</w:t>
+        <w:t xml:space="preserve">Click a row to open the audit. Click the star to mark a favourite.</w:t>
       </w:r>
     </w:p>
     <w:p>
@@ -23046,7 +23388,7 @@
               <w:jc w:val="left"/>
             </w:pPr>
             <w:r>
-              <w:t xml:space="preserve">Tabs</w:t>
+              <w:t xml:space="preserve">Phase tracker</w:t>
             </w:r>
           </w:p>
         </w:tc>
@@ -23062,7 +23404,40 @@
                 <w:bCs/>
                 <w:b/>
               </w:rPr>
-              <w:t xml:space="preserve">Dashboard · Planning · Fieldwork · Reviews · Results · Issues · Progress · Requests · Survey</w:t>
+              <w:t xml:space="preserve">Plan (GIAS 13) › Perform (GIAS 14) › Communicate (GIAS 15.1) › Monitor (GIAS 15.2)</w:t>
+            </w:r>
+            <w:r>
+              <w:t xml:space="preserve">. The current phase is highlighted; click a phase to open its tab</w:t>
+            </w:r>
+          </w:p>
+        </w:tc>
+      </w:tr>
+      <w:tr>
+        <w:tc>
+          <w:tcPr/>
+          <w:p>
+            <w:pPr>
+              <w:pStyle w:val="Compact"/>
+              <w:jc w:val="left"/>
+            </w:pPr>
+            <w:r>
+              <w:t xml:space="preserve">Tabs</w:t>
+            </w:r>
+          </w:p>
+        </w:tc>
+        <w:tc>
+          <w:tcPr/>
+          <w:p>
+            <w:pPr>
+              <w:pStyle w:val="Compact"/>
+              <w:jc w:val="left"/>
+            </w:pPr>
+            <w:r>
+              <w:rPr>
+                <w:bCs/>
+                <w:b/>
+              </w:rPr>
+              <w:t xml:space="preserve">Overview · Planning · Fieldwork · Findings · Report · Supervision &amp; review · Evidence requests · Progress · Feedback survey</w:t>
             </w:r>
           </w:p>
         </w:tc>
@@ -23186,7 +23561,7 @@
               <w:t xml:space="preserve"> </w:t>
             </w:r>
             <w:r>
-              <w:t xml:space="preserve">facts (Plan, Stream, Nature, Port),</w:t>
+              <w:t xml:space="preserve">facts (Plan, Audit type, Nature, Port),</w:t>
             </w:r>
             <w:r>
               <w:t xml:space="preserve"> </w:t>
@@ -23237,13 +23612,13 @@
       </w:r>
     </w:p>
     <w:bookmarkEnd w:id="128"/>
-    <w:bookmarkStart w:id="129" w:name="X90f691f91b0fbc05a6962258615f4662942d064"/>
+    <w:bookmarkStart w:id="129" w:name="Xa4842f0aa0364c3ae8d3e2dc2a2d780f5cf313d"/>
     <w:p>
       <w:pPr>
         <w:pStyle w:val="Heading2"/>
       </w:pPr>
       <w:r>
-        <w:t xml:space="preserve">9.2 Dashboard: auditees and the engagement team</w:t>
+        <w:t xml:space="preserve">9.2 Overview: auditees and the engagement team</w:t>
       </w:r>
     </w:p>
     <w:p>
@@ -23830,7 +24205,7 @@
         <w:pStyle w:val="Compact"/>
       </w:pPr>
       <w:r>
-        <w:t xml:space="preserve">On the Dashboard, in</w:t>
+        <w:t xml:space="preserve">On the Overview, in</w:t>
       </w:r>
       <w:r>
         <w:t xml:space="preserve"> </w:t>
@@ -24887,7 +25262,7 @@
           <w:bCs/>
           <w:b/>
         </w:rPr>
-        <w:t xml:space="preserve">Survey</w:t>
+        <w:t xml:space="preserve">Feedback survey</w:t>
       </w:r>
       <w:r>
         <w:t xml:space="preserve">.</w:t>
@@ -25512,7 +25887,7 @@
         <w:pStyle w:val="FirstParagraph"/>
       </w:pPr>
       <w:r>
-        <w:t xml:space="preserve">Next: Dashboard ›</w:t>
+        <w:t xml:space="preserve">Next: Overview ›</w:t>
       </w:r>
       <w:r>
         <w:t xml:space="preserve"> </w:t>
@@ -25627,16 +26002,452 @@
         <w:t xml:space="preserve">audit.fieldwork</w:t>
       </w:r>
       <w:r>
-        <w:t xml:space="preserve">). The matrix locks when the audit is closed.</w:t>
-      </w:r>
-    </w:p>
-    <w:bookmarkStart w:id="138" w:name="set-up-the-fieldwork"/>
+        <w:t xml:space="preserve">). The work locks when the audit is closed.</w:t>
+      </w:r>
+    </w:p>
+    <w:p>
+      <w:pPr>
+        <w:pStyle w:val="BodyText"/>
+      </w:pPr>
+      <w:r>
+        <w:t xml:space="preserve">The Fieldwork tab is laid out as the numbered steps of the IIA Global Internal Audit Standards. Each step in the step bar shows its progress (for example</w:t>
+      </w:r>
+      <w:r>
+        <w:t xml:space="preserve"> </w:t>
+      </w:r>
+      <w:r>
+        <w:rPr>
+          <w:iCs/>
+          <w:i/>
+        </w:rPr>
+        <w:t xml:space="preserve">“</w:t>
+      </w:r>
+      <w:r>
+        <w:rPr>
+          <w:iCs/>
+          <w:i/>
+        </w:rPr>
+        <w:t xml:space="preserve">1 of 2 walked through</w:t>
+      </w:r>
+      <w:r>
+        <w:rPr>
+          <w:iCs/>
+          <w:i/>
+        </w:rPr>
+        <w:t xml:space="preserve">”</w:t>
+      </w:r>
+      <w:r>
+        <w:t xml:space="preserve">, or a warning such as</w:t>
+      </w:r>
+      <w:r>
+        <w:t xml:space="preserve"> </w:t>
+      </w:r>
+      <w:r>
+        <w:rPr>
+          <w:iCs/>
+          <w:i/>
+        </w:rPr>
+        <w:t xml:space="preserve">“</w:t>
+      </w:r>
+      <w:r>
+        <w:rPr>
+          <w:iCs/>
+          <w:i/>
+        </w:rPr>
+        <w:t xml:space="preserve">1 risk without a control</w:t>
+      </w:r>
+      <w:r>
+        <w:rPr>
+          <w:iCs/>
+          <w:i/>
+        </w:rPr>
+        <w:t xml:space="preserve">”</w:t>
+      </w:r>
+      <w:r>
+        <w:t xml:space="preserve">); a green tick means the step is complete. The page opens on the first step not yet complete. Under the step bar, each step names its standard and says what to do. Counts appear as one short line, and only for what exists.</w:t>
+      </w:r>
+    </w:p>
+    <w:tbl>
+      <w:tblPr>
+        <w:tblStyle w:val="Table"/>
+        <w:tblW w:type="pct" w:w="5000"/>
+        <w:tblLook w:firstRow="1" w:lastRow="0" w:firstColumn="0" w:lastColumn="0" w:noHBand="0" w:noVBand="0" w:val="0020"/>
+        <w:jc w:val="start"/>
+      </w:tblPr>
+      <w:tblGrid>
+        <w:gridCol w:w="2758"/>
+        <w:gridCol w:w="978"/>
+        <w:gridCol w:w="4182"/>
+      </w:tblGrid>
+      <w:tr>
+        <w:trPr>
+          <w:tblHeader w:val="true"/>
+        </w:trPr>
+        <w:tc>
+          <w:tcPr/>
+          <w:p>
+            <w:pPr>
+              <w:pStyle w:val="Compact"/>
+              <w:jc w:val="left"/>
+            </w:pPr>
+            <w:r>
+              <w:t xml:space="preserve">Step (Internal Control)</w:t>
+            </w:r>
+          </w:p>
+        </w:tc>
+        <w:tc>
+          <w:tcPr/>
+          <w:p>
+            <w:pPr>
+              <w:pStyle w:val="Compact"/>
+              <w:jc w:val="left"/>
+            </w:pPr>
+            <w:r>
+              <w:t xml:space="preserve">Standard</w:t>
+            </w:r>
+          </w:p>
+        </w:tc>
+        <w:tc>
+          <w:tcPr/>
+          <w:p>
+            <w:pPr>
+              <w:pStyle w:val="Compact"/>
+              <w:jc w:val="left"/>
+            </w:pPr>
+            <w:r>
+              <w:t xml:space="preserve">What you do</w:t>
+            </w:r>
+          </w:p>
+        </w:tc>
+      </w:tr>
+      <w:tr>
+        <w:tc>
+          <w:tcPr/>
+          <w:p>
+            <w:pPr>
+              <w:pStyle w:val="Compact"/>
+              <w:jc w:val="left"/>
+            </w:pPr>
+            <w:r>
+              <w:t xml:space="preserve">1</w:t>
+            </w:r>
+            <w:r>
+              <w:t xml:space="preserve"> </w:t>
+            </w:r>
+            <w:r>
+              <w:rPr>
+                <w:bCs/>
+                <w:b/>
+              </w:rPr>
+              <w:t xml:space="preserve">Process narratives</w:t>
+            </w:r>
+          </w:p>
+        </w:tc>
+        <w:tc>
+          <w:tcPr/>
+          <w:p>
+            <w:pPr>
+              <w:pStyle w:val="Compact"/>
+              <w:jc w:val="left"/>
+            </w:pPr>
+            <w:r>
+              <w:t xml:space="preserve">GIAS 13.2</w:t>
+            </w:r>
+          </w:p>
+        </w:tc>
+        <w:tc>
+          <w:tcPr/>
+          <w:p>
+            <w:pPr>
+              <w:pStyle w:val="Compact"/>
+              <w:jc w:val="left"/>
+            </w:pPr>
+            <w:r>
+              <w:t xml:space="preserve">Describe how the process works</w:t>
+            </w:r>
+          </w:p>
+        </w:tc>
+      </w:tr>
+      <w:tr>
+        <w:tc>
+          <w:tcPr/>
+          <w:p>
+            <w:pPr>
+              <w:pStyle w:val="Compact"/>
+              <w:jc w:val="left"/>
+            </w:pPr>
+            <w:r>
+              <w:t xml:space="preserve">2</w:t>
+            </w:r>
+            <w:r>
+              <w:t xml:space="preserve"> </w:t>
+            </w:r>
+            <w:r>
+              <w:rPr>
+                <w:bCs/>
+                <w:b/>
+              </w:rPr>
+              <w:t xml:space="preserve">Risk &amp; control matrix</w:t>
+            </w:r>
+          </w:p>
+        </w:tc>
+        <w:tc>
+          <w:tcPr/>
+          <w:p>
+            <w:pPr>
+              <w:pStyle w:val="Compact"/>
+              <w:jc w:val="left"/>
+            </w:pPr>
+            <w:r>
+              <w:t xml:space="preserve">GIAS 13.2–13.4</w:t>
+            </w:r>
+          </w:p>
+        </w:tc>
+        <w:tc>
+          <w:tcPr/>
+          <w:p>
+            <w:pPr>
+              <w:pStyle w:val="Compact"/>
+              <w:jc w:val="left"/>
+            </w:pPr>
+            <w:r>
+              <w:t xml:space="preserve">Rate the risks to each objective; map the controls</w:t>
+            </w:r>
+          </w:p>
+        </w:tc>
+      </w:tr>
+      <w:tr>
+        <w:tc>
+          <w:tcPr/>
+          <w:p>
+            <w:pPr>
+              <w:pStyle w:val="Compact"/>
+              <w:jc w:val="left"/>
+            </w:pPr>
+            <w:r>
+              <w:t xml:space="preserve">3</w:t>
+            </w:r>
+            <w:r>
+              <w:t xml:space="preserve"> </w:t>
+            </w:r>
+            <w:r>
+              <w:rPr>
+                <w:bCs/>
+                <w:b/>
+              </w:rPr>
+              <w:t xml:space="preserve">Walkthroughs</w:t>
+            </w:r>
+          </w:p>
+        </w:tc>
+        <w:tc>
+          <w:tcPr/>
+          <w:p>
+            <w:pPr>
+              <w:pStyle w:val="Compact"/>
+              <w:jc w:val="left"/>
+            </w:pPr>
+            <w:r>
+              <w:t xml:space="preserve">GIAS 14.1</w:t>
+            </w:r>
+          </w:p>
+        </w:tc>
+        <w:tc>
+          <w:tcPr/>
+          <w:p>
+            <w:pPr>
+              <w:pStyle w:val="Compact"/>
+              <w:jc w:val="left"/>
+            </w:pPr>
+            <w:r>
+              <w:t xml:space="preserve">Test of design: is each control designed to address its risk?</w:t>
+            </w:r>
+          </w:p>
+        </w:tc>
+      </w:tr>
+      <w:tr>
+        <w:tc>
+          <w:tcPr/>
+          <w:p>
+            <w:pPr>
+              <w:pStyle w:val="Compact"/>
+              <w:jc w:val="left"/>
+            </w:pPr>
+            <w:r>
+              <w:t xml:space="preserve">4</w:t>
+            </w:r>
+            <w:r>
+              <w:t xml:space="preserve"> </w:t>
+            </w:r>
+            <w:r>
+              <w:rPr>
+                <w:bCs/>
+                <w:b/>
+              </w:rPr>
+              <w:t xml:space="preserve">Test plan</w:t>
+            </w:r>
+          </w:p>
+        </w:tc>
+        <w:tc>
+          <w:tcPr/>
+          <w:p>
+            <w:pPr>
+              <w:pStyle w:val="Compact"/>
+              <w:jc w:val="left"/>
+            </w:pPr>
+            <w:r>
+              <w:t xml:space="preserve">GIAS 13.6</w:t>
+            </w:r>
+          </w:p>
+        </w:tc>
+        <w:tc>
+          <w:tcPr/>
+          <w:p>
+            <w:pPr>
+              <w:pStyle w:val="Compact"/>
+              <w:jc w:val="left"/>
+            </w:pPr>
+            <w:r>
+              <w:t xml:space="preserve">Method, sample size and attributes for each key control</w:t>
+            </w:r>
+          </w:p>
+        </w:tc>
+      </w:tr>
+      <w:tr>
+        <w:tc>
+          <w:tcPr/>
+          <w:p>
+            <w:pPr>
+              <w:pStyle w:val="Compact"/>
+              <w:jc w:val="left"/>
+            </w:pPr>
+            <w:r>
+              <w:t xml:space="preserve">5</w:t>
+            </w:r>
+            <w:r>
+              <w:t xml:space="preserve"> </w:t>
+            </w:r>
+            <w:r>
+              <w:rPr>
+                <w:bCs/>
+                <w:b/>
+              </w:rPr>
+              <w:t xml:space="preserve">Testing</w:t>
+            </w:r>
+          </w:p>
+        </w:tc>
+        <w:tc>
+          <w:tcPr/>
+          <w:p>
+            <w:pPr>
+              <w:pStyle w:val="Compact"/>
+              <w:jc w:val="left"/>
+            </w:pPr>
+            <w:r>
+              <w:t xml:space="preserve">GIAS 14.2–14.3</w:t>
+            </w:r>
+          </w:p>
+        </w:tc>
+        <w:tc>
+          <w:tcPr/>
+          <w:p>
+            <w:pPr>
+              <w:pStyle w:val="Compact"/>
+              <w:jc w:val="left"/>
+            </w:pPr>
+            <w:r>
+              <w:t xml:space="preserve">Test operating effectiveness; exceptions become findings</w:t>
+            </w:r>
+          </w:p>
+        </w:tc>
+      </w:tr>
+    </w:tbl>
+    <w:p>
+      <w:pPr>
+        <w:pStyle w:val="BodyText"/>
+      </w:pPr>
+      <w:r>
+        <w:t xml:space="preserve">The</w:t>
+      </w:r>
+      <w:r>
+        <w:t xml:space="preserve"> </w:t>
+      </w:r>
+      <w:r>
+        <w:rPr>
+          <w:bCs/>
+          <w:b/>
+        </w:rPr>
+        <w:t xml:space="preserve">Workplan</w:t>
+      </w:r>
+      <w:r>
+        <w:t xml:space="preserve"> </w:t>
+      </w:r>
+      <w:r>
+        <w:t xml:space="preserve">workflow has two steps: 1</w:t>
+      </w:r>
+      <w:r>
+        <w:t xml:space="preserve"> </w:t>
+      </w:r>
+      <w:r>
+        <w:rPr>
+          <w:bCs/>
+          <w:b/>
+        </w:rPr>
+        <w:t xml:space="preserve">Work programme</w:t>
+      </w:r>
+      <w:r>
+        <w:t xml:space="preserve"> </w:t>
+      </w:r>
+      <w:r>
+        <w:t xml:space="preserve">(GIAS 13.3–13.6) and 2</w:t>
+      </w:r>
+      <w:r>
+        <w:t xml:space="preserve"> </w:t>
+      </w:r>
+      <w:r>
+        <w:rPr>
+          <w:bCs/>
+          <w:b/>
+        </w:rPr>
+        <w:t xml:space="preserve">Execute procedures</w:t>
+      </w:r>
+      <w:r>
+        <w:t xml:space="preserve"> </w:t>
+      </w:r>
+      <w:r>
+        <w:t xml:space="preserve">(GIAS 14.1–14.2).</w:t>
+      </w:r>
+    </w:p>
+    <w:bookmarkStart w:id="138" w:name="approach"/>
     <w:p>
       <w:pPr>
         <w:pStyle w:val="Heading2"/>
       </w:pPr>
       <w:r>
-        <w:t xml:space="preserve">10.1 Set up the fieldwork</w:t>
+        <w:t xml:space="preserve">10.1 Approach</w:t>
+      </w:r>
+    </w:p>
+    <w:p>
+      <w:pPr>
+        <w:pStyle w:val="FirstParagraph"/>
+      </w:pPr>
+      <w:r>
+        <w:t xml:space="preserve">The</w:t>
+      </w:r>
+      <w:r>
+        <w:t xml:space="preserve"> </w:t>
+      </w:r>
+      <w:r>
+        <w:rPr>
+          <w:bCs/>
+          <w:b/>
+        </w:rPr>
+        <w:t xml:space="preserve">Approach</w:t>
+      </w:r>
+      <w:r>
+        <w:t xml:space="preserve"> </w:t>
+      </w:r>
+      <w:r>
+        <w:t xml:space="preserve">line at the top shows the workflow, the testing rounds and the auditable entities. Click it to open the settings:</w:t>
       </w:r>
     </w:p>
     <w:p>
@@ -25690,7 +26501,7 @@
         <w:t xml:space="preserve"> </w:t>
       </w:r>
       <w:r>
-        <w:t xml:space="preserve">(risk and control matrix, walkthroughs, tests). It locks once work exists.</w:t>
+        <w:t xml:space="preserve">(narratives, risk &amp; control matrix, walkthroughs, test plan, testing). It locks once work exists.</w:t>
       </w:r>
     </w:p>
     <w:p>
@@ -25819,42 +26630,58 @@
           <w:bCs/>
           <w:b/>
         </w:rPr>
-        <w:t xml:space="preserve">Apply audit programme:</w:t>
-      </w:r>
-      <w:r>
-        <w:t xml:space="preserve"> </w:t>
-      </w:r>
-      <w:r>
-        <w:t xml:space="preserve">choose a</w:t>
-      </w:r>
-      <w:r>
-        <w:t xml:space="preserve"> </w:t>
-      </w:r>
-      <w:r>
-        <w:rPr>
-          <w:bCs/>
-          <w:b/>
-        </w:rPr>
-        <w:t xml:space="preserve">Programme</w:t>
-      </w:r>
-      <w:r>
-        <w:t xml:space="preserve"> </w:t>
-      </w:r>
-      <w:r>
-        <w:t xml:space="preserve">from the Project Library ›</w:t>
-      </w:r>
-      <w:r>
-        <w:t xml:space="preserve"> </w:t>
-      </w:r>
-      <w:r>
-        <w:rPr>
-          <w:bCs/>
-          <w:b/>
-        </w:rPr>
-        <w:t xml:space="preserve">Apply</w:t>
-      </w:r>
-      <w:r>
-        <w:t xml:space="preserve">. Objectives, risks, controls and test steps (or procedures) are added.</w:t>
+        <w:t xml:space="preserve">Choose entities</w:t>
+      </w:r>
+      <w:r>
+        <w:t xml:space="preserve"> </w:t>
+      </w:r>
+      <w:r>
+        <w:t xml:space="preserve">› tick ›</w:t>
+      </w:r>
+      <w:r>
+        <w:t xml:space="preserve"> </w:t>
+      </w:r>
+      <w:r>
+        <w:rPr>
+          <w:bCs/>
+          <w:b/>
+        </w:rPr>
+        <w:t xml:space="preserve">Save</w:t>
+      </w:r>
+      <w:r>
+        <w:t xml:space="preserve">;</w:t>
+      </w:r>
+      <w:r>
+        <w:t xml:space="preserve"> </w:t>
+      </w:r>
+      <w:r>
+        <w:rPr>
+          <w:bCs/>
+          <w:b/>
+        </w:rPr>
+        <w:t xml:space="preserve">Scope from entities</w:t>
+      </w:r>
+      <w:r>
+        <w:t xml:space="preserve"> </w:t>
+      </w:r>
+      <w:r>
+        <w:t xml:space="preserve">›</w:t>
+      </w:r>
+      <w:r>
+        <w:t xml:space="preserve"> </w:t>
+      </w:r>
+      <w:r>
+        <w:rPr>
+          <w:bCs/>
+          <w:b/>
+        </w:rPr>
+        <w:t xml:space="preserve">Add N item(s)</w:t>
+      </w:r>
+      <w:r>
+        <w:t xml:space="preserve"> </w:t>
+      </w:r>
+      <w:r>
+        <w:t xml:space="preserve">copies their risks and controls.</w:t>
       </w:r>
     </w:p>
     <w:p>
@@ -25870,46 +26697,74 @@
           <w:bCs/>
           <w:b/>
         </w:rPr>
-        <w:t xml:space="preserve">Auditable entities:</w:t>
-      </w:r>
-      <w:r>
-        <w:t xml:space="preserve"> </w:t>
-      </w:r>
-      <w:r>
-        <w:rPr>
-          <w:bCs/>
-          <w:b/>
-        </w:rPr>
-        <w:t xml:space="preserve">Choose entities</w:t>
-      </w:r>
-      <w:r>
-        <w:t xml:space="preserve"> </w:t>
-      </w:r>
-      <w:r>
-        <w:t xml:space="preserve">› tick ›</w:t>
-      </w:r>
-      <w:r>
-        <w:t xml:space="preserve"> </w:t>
-      </w:r>
-      <w:r>
-        <w:rPr>
-          <w:bCs/>
-          <w:b/>
-        </w:rPr>
-        <w:t xml:space="preserve">Save</w:t>
-      </w:r>
-      <w:r>
-        <w:t xml:space="preserve">;</w:t>
-      </w:r>
-      <w:r>
-        <w:t xml:space="preserve"> </w:t>
-      </w:r>
-      <w:r>
-        <w:rPr>
-          <w:bCs/>
-          <w:b/>
-        </w:rPr>
-        <w:t xml:space="preserve">Scope from entities</w:t>
+        <w:t xml:space="preserve">Apply audit programme:</w:t>
+      </w:r>
+      <w:r>
+        <w:t xml:space="preserve"> </w:t>
+      </w:r>
+      <w:r>
+        <w:t xml:space="preserve">choose a</w:t>
+      </w:r>
+      <w:r>
+        <w:t xml:space="preserve"> </w:t>
+      </w:r>
+      <w:r>
+        <w:rPr>
+          <w:bCs/>
+          <w:b/>
+        </w:rPr>
+        <w:t xml:space="preserve">Programme</w:t>
+      </w:r>
+      <w:r>
+        <w:t xml:space="preserve"> </w:t>
+      </w:r>
+      <w:r>
+        <w:t xml:space="preserve">from the Project Library ›</w:t>
+      </w:r>
+      <w:r>
+        <w:t xml:space="preserve"> </w:t>
+      </w:r>
+      <w:r>
+        <w:rPr>
+          <w:bCs/>
+          <w:b/>
+        </w:rPr>
+        <w:t xml:space="preserve">Apply</w:t>
+      </w:r>
+      <w:r>
+        <w:t xml:space="preserve">. Objectives, risks, controls and test steps (or procedures) are added.</w:t>
+      </w:r>
+    </w:p>
+    <w:bookmarkEnd w:id="138"/>
+    <w:bookmarkStart w:id="139" w:name="step-1-process-narratives"/>
+    <w:p>
+      <w:pPr>
+        <w:pStyle w:val="Heading2"/>
+      </w:pPr>
+      <w:r>
+        <w:t xml:space="preserve">10.2 Step 1: Process narratives</w:t>
+      </w:r>
+    </w:p>
+    <w:p>
+      <w:pPr>
+        <w:numPr>
+          <w:ilvl w:val="0"/>
+          <w:numId w:val="1051"/>
+        </w:numPr>
+        <w:pStyle w:val="Compact"/>
+      </w:pPr>
+      <w:r>
+        <w:t xml:space="preserve">If there are no objectives yet, click</w:t>
+      </w:r>
+      <w:r>
+        <w:t xml:space="preserve"> </w:t>
+      </w:r>
+      <w:r>
+        <w:rPr>
+          <w:bCs/>
+          <w:b/>
+        </w:rPr>
+        <w:t xml:space="preserve">Add objective</w:t>
       </w:r>
       <w:r>
         <w:t xml:space="preserve"> </w:t>
@@ -25925,23 +26780,186 @@
           <w:bCs/>
           <w:b/>
         </w:rPr>
-        <w:t xml:space="preserve">Add N item(s)</w:t>
-      </w:r>
-      <w:r>
-        <w:t xml:space="preserve"> </w:t>
-      </w:r>
-      <w:r>
-        <w:t xml:space="preserve">copies their risks and controls.</w:t>
-      </w:r>
-    </w:p>
-    <w:bookmarkEnd w:id="138"/>
-    <w:bookmarkStart w:id="142" w:name="risk-control-matrix-internal-control"/>
+        <w:t xml:space="preserve">Objective</w:t>
+      </w:r>
+      <w:r>
+        <w:t xml:space="preserve">,</w:t>
+      </w:r>
+      <w:r>
+        <w:t xml:space="preserve"> </w:t>
+      </w:r>
+      <w:r>
+        <w:rPr>
+          <w:bCs/>
+          <w:b/>
+        </w:rPr>
+        <w:t xml:space="preserve">Description</w:t>
+      </w:r>
+      <w:r>
+        <w:t xml:space="preserve"> </w:t>
+      </w:r>
+      <w:r>
+        <w:t xml:space="preserve">›</w:t>
+      </w:r>
+      <w:r>
+        <w:t xml:space="preserve"> </w:t>
+      </w:r>
+      <w:r>
+        <w:rPr>
+          <w:bCs/>
+          <w:b/>
+        </w:rPr>
+        <w:t xml:space="preserve">Add</w:t>
+      </w:r>
+      <w:r>
+        <w:t xml:space="preserve"> </w:t>
+      </w:r>
+      <w:r>
+        <w:t xml:space="preserve">(the engagement objectives, GIAS 13.3).</w:t>
+      </w:r>
+    </w:p>
+    <w:p>
+      <w:pPr>
+        <w:numPr>
+          <w:ilvl w:val="0"/>
+          <w:numId w:val="1051"/>
+        </w:numPr>
+        <w:pStyle w:val="Compact"/>
+      </w:pPr>
+      <w:r>
+        <w:t xml:space="preserve">Click</w:t>
+      </w:r>
+      <w:r>
+        <w:t xml:space="preserve"> </w:t>
+      </w:r>
+      <w:r>
+        <w:rPr>
+          <w:bCs/>
+          <w:b/>
+        </w:rPr>
+        <w:t xml:space="preserve">Add new narrative</w:t>
+      </w:r>
+      <w:r>
+        <w:t xml:space="preserve"> </w:t>
+      </w:r>
+      <w:r>
+        <w:t xml:space="preserve">›</w:t>
+      </w:r>
+      <w:r>
+        <w:t xml:space="preserve"> </w:t>
+      </w:r>
+      <w:r>
+        <w:rPr>
+          <w:bCs/>
+          <w:b/>
+        </w:rPr>
+        <w:t xml:space="preserve">Objective</w:t>
+      </w:r>
+      <w:r>
+        <w:t xml:space="preserve">,</w:t>
+      </w:r>
+      <w:r>
+        <w:t xml:space="preserve"> </w:t>
+      </w:r>
+      <w:r>
+        <w:rPr>
+          <w:bCs/>
+          <w:b/>
+        </w:rPr>
+        <w:t xml:space="preserve">Title</w:t>
+      </w:r>
+      <w:r>
+        <w:t xml:space="preserve">,</w:t>
+      </w:r>
+      <w:r>
+        <w:t xml:space="preserve"> </w:t>
+      </w:r>
+      <w:r>
+        <w:rPr>
+          <w:bCs/>
+          <w:b/>
+        </w:rPr>
+        <w:t xml:space="preserve">Description</w:t>
+      </w:r>
+      <w:r>
+        <w:t xml:space="preserve">,</w:t>
+      </w:r>
+      <w:r>
+        <w:t xml:space="preserve"> </w:t>
+      </w:r>
+      <w:r>
+        <w:rPr>
+          <w:bCs/>
+          <w:b/>
+        </w:rPr>
+        <w:t xml:space="preserve">Controls described in this narrative</w:t>
+      </w:r>
+      <w:r>
+        <w:t xml:space="preserve"> </w:t>
+      </w:r>
+      <w:r>
+        <w:t xml:space="preserve">›</w:t>
+      </w:r>
+      <w:r>
+        <w:t xml:space="preserve"> </w:t>
+      </w:r>
+      <w:r>
+        <w:rPr>
+          <w:bCs/>
+          <w:b/>
+        </w:rPr>
+        <w:t xml:space="preserve">Add narrative</w:t>
+      </w:r>
+      <w:r>
+        <w:t xml:space="preserve">.</w:t>
+      </w:r>
+    </w:p>
+    <w:p>
+      <w:pPr>
+        <w:numPr>
+          <w:ilvl w:val="0"/>
+          <w:numId w:val="1051"/>
+        </w:numPr>
+        <w:pStyle w:val="Compact"/>
+      </w:pPr>
+      <w:r>
+        <w:t xml:space="preserve">Click a narrative to</w:t>
+      </w:r>
+      <w:r>
+        <w:t xml:space="preserve"> </w:t>
+      </w:r>
+      <w:r>
+        <w:rPr>
+          <w:bCs/>
+          <w:b/>
+        </w:rPr>
+        <w:t xml:space="preserve">Edit</w:t>
+      </w:r>
+      <w:r>
+        <w:t xml:space="preserve">, sign off or</w:t>
+      </w:r>
+      <w:r>
+        <w:t xml:space="preserve"> </w:t>
+      </w:r>
+      <w:r>
+        <w:rPr>
+          <w:bCs/>
+          <w:b/>
+        </w:rPr>
+        <w:t xml:space="preserve">Delete Narrative</w:t>
+      </w:r>
+      <w:r>
+        <w:t xml:space="preserve">.</w:t>
+      </w:r>
+    </w:p>
+    <w:bookmarkEnd w:id="139"/>
+    <w:bookmarkStart w:id="143" w:name="step-2-risk-control-matrix"/>
     <w:p>
       <w:pPr>
         <w:pStyle w:val="Heading2"/>
       </w:pPr>
       <w:r>
-        <w:t xml:space="preserve">10.2 Risk control matrix (Internal Control)</w:t>
+        <w:t xml:space="preserve">10.3 Step 2: Risk &amp; control matrix</w:t>
       </w:r>
     </w:p>
     <w:p>
@@ -25953,18 +26971,18 @@
           <wp:inline>
             <wp:extent cx="5334000" cy="3185583"/>
             <wp:effectExtent b="0" l="0" r="0" t="0"/>
-            <wp:docPr descr="Risk control matrix" title="" id="140" name="Picture"/>
+            <wp:docPr descr="Risk &amp; control matrix" title="" id="141" name="Picture"/>
             <a:graphic>
               <a:graphicData uri="http://schemas.openxmlformats.org/drawingml/2006/picture">
                 <pic:pic>
                   <pic:nvPicPr>
-                    <pic:cNvPr descr="manuals/images/06-audit-fieldwork.jpg" id="141" name="Picture"/>
+                    <pic:cNvPr descr="manuals/images/06-audit-fieldwork.jpg" id="142" name="Picture"/>
                     <pic:cNvPicPr>
                       <a:picLocks noChangeArrowheads="1" noChangeAspect="1"/>
                     </pic:cNvPicPr>
                   </pic:nvPicPr>
                   <pic:blipFill>
-                    <a:blip r:embed="rId139"/>
+                    <a:blip r:embed="rId140"/>
                     <a:stretch>
                       <a:fillRect/>
                     </a:stretch>
@@ -25996,45 +27014,25 @@
         <w:pStyle w:val="ImageCaption"/>
       </w:pPr>
       <w:r>
-        <w:t xml:space="preserve">Risk control matrix</w:t>
-      </w:r>
-    </w:p>
-    <w:p>
-      <w:pPr>
-        <w:numPr>
-          <w:ilvl w:val="0"/>
-          <w:numId w:val="1051"/>
-        </w:numPr>
-        <w:pStyle w:val="Compact"/>
-      </w:pPr>
-      <w:r>
-        <w:t xml:space="preserve">Click</w:t>
-      </w:r>
-      <w:r>
-        <w:t xml:space="preserve"> </w:t>
-      </w:r>
-      <w:r>
-        <w:rPr>
-          <w:bCs/>
-          <w:b/>
-        </w:rPr>
-        <w:t xml:space="preserve">Add objective</w:t>
-      </w:r>
-      <w:r>
-        <w:t xml:space="preserve"> </w:t>
-      </w:r>
-      <w:r>
-        <w:t xml:space="preserve">›</w:t>
-      </w:r>
-      <w:r>
-        <w:t xml:space="preserve"> </w:t>
-      </w:r>
-      <w:r>
-        <w:rPr>
-          <w:bCs/>
-          <w:b/>
-        </w:rPr>
-        <w:t xml:space="preserve">Objective</w:t>
+        <w:t xml:space="preserve">Risk &amp; control matrix</w:t>
+      </w:r>
+    </w:p>
+    <w:p>
+      <w:pPr>
+        <w:pStyle w:val="BodyText"/>
+      </w:pPr>
+      <w:r>
+        <w:t xml:space="preserve">Each objective is one matrix, in the IIA format: a row for each risk and each control that mitigates it. Columns:</w:t>
+      </w:r>
+      <w:r>
+        <w:t xml:space="preserve"> </w:t>
+      </w:r>
+      <w:r>
+        <w:rPr>
+          <w:bCs/>
+          <w:b/>
+        </w:rPr>
+        <w:t xml:space="preserve">Risk</w:t>
       </w:r>
       <w:r>
         <w:t xml:space="preserve">,</w:t>
@@ -26047,64 +27045,39 @@
           <w:bCs/>
           <w:b/>
         </w:rPr>
-        <w:t xml:space="preserve">Description</w:t>
-      </w:r>
-      <w:r>
-        <w:t xml:space="preserve"> </w:t>
-      </w:r>
-      <w:r>
-        <w:t xml:space="preserve">›</w:t>
-      </w:r>
-      <w:r>
-        <w:t xml:space="preserve"> </w:t>
-      </w:r>
-      <w:r>
-        <w:rPr>
-          <w:bCs/>
-          <w:b/>
-        </w:rPr>
-        <w:t xml:space="preserve">Add</w:t>
-      </w:r>
-      <w:r>
-        <w:t xml:space="preserve">.</w:t>
-      </w:r>
-    </w:p>
-    <w:p>
-      <w:pPr>
-        <w:numPr>
-          <w:ilvl w:val="0"/>
-          <w:numId w:val="1051"/>
-        </w:numPr>
-        <w:pStyle w:val="Compact"/>
-      </w:pPr>
-      <w:r>
-        <w:t xml:space="preserve">On the objective click</w:t>
-      </w:r>
-      <w:r>
-        <w:t xml:space="preserve"> </w:t>
-      </w:r>
-      <w:r>
-        <w:rPr>
-          <w:bCs/>
-          <w:b/>
-        </w:rPr>
-        <w:t xml:space="preserve">+ Risk</w:t>
-      </w:r>
-      <w:r>
-        <w:t xml:space="preserve"> </w:t>
-      </w:r>
-      <w:r>
-        <w:t xml:space="preserve">›</w:t>
-      </w:r>
-      <w:r>
-        <w:t xml:space="preserve"> </w:t>
-      </w:r>
-      <w:r>
-        <w:rPr>
-          <w:bCs/>
-          <w:b/>
-        </w:rPr>
-        <w:t xml:space="preserve">Risk</w:t>
+        <w:t xml:space="preserve">Inherent</w:t>
+      </w:r>
+      <w:r>
+        <w:t xml:space="preserve"> </w:t>
+      </w:r>
+      <w:r>
+        <w:t xml:space="preserve">rating,</w:t>
+      </w:r>
+      <w:r>
+        <w:t xml:space="preserve"> </w:t>
+      </w:r>
+      <w:r>
+        <w:rPr>
+          <w:bCs/>
+          <w:b/>
+        </w:rPr>
+        <w:t xml:space="preserve">Control</w:t>
+      </w:r>
+      <w:r>
+        <w:t xml:space="preserve"> </w:t>
+      </w:r>
+      <w:r>
+        <w:t xml:space="preserve">(with its owner),</w:t>
+      </w:r>
+      <w:r>
+        <w:t xml:space="preserve"> </w:t>
+      </w:r>
+      <w:r>
+        <w:rPr>
+          <w:bCs/>
+          <w:b/>
+        </w:rPr>
+        <w:t xml:space="preserve">Key</w:t>
       </w:r>
       <w:r>
         <w:t xml:space="preserve">,</w:t>
@@ -26117,297 +27090,116 @@
           <w:bCs/>
           <w:b/>
         </w:rPr>
-        <w:t xml:space="preserve">Likelihood</w:t>
-      </w:r>
-      <w:r>
-        <w:t xml:space="preserve"> </w:t>
-      </w:r>
-      <w:r>
-        <w:t xml:space="preserve">(1–5),</w:t>
-      </w:r>
-      <w:r>
-        <w:t xml:space="preserve"> </w:t>
-      </w:r>
-      <w:r>
-        <w:rPr>
-          <w:bCs/>
-          <w:b/>
-        </w:rPr>
-        <w:t xml:space="preserve">Impact</w:t>
-      </w:r>
-      <w:r>
-        <w:t xml:space="preserve"> </w:t>
-      </w:r>
-      <w:r>
-        <w:t xml:space="preserve">(1–5),</w:t>
-      </w:r>
-      <w:r>
-        <w:t xml:space="preserve"> </w:t>
-      </w:r>
-      <w:r>
-        <w:rPr>
-          <w:bCs/>
-          <w:b/>
-        </w:rPr>
-        <w:t xml:space="preserve">Tests enterprise risk (Risk Manager)</w:t>
-      </w:r>
-      <w:r>
-        <w:t xml:space="preserve">,</w:t>
-      </w:r>
-      <w:r>
-        <w:t xml:space="preserve"> </w:t>
-      </w:r>
-      <w:r>
-        <w:rPr>
-          <w:bCs/>
-          <w:b/>
-        </w:rPr>
-        <w:t xml:space="preserve">Description</w:t>
-      </w:r>
-      <w:r>
-        <w:t xml:space="preserve"> </w:t>
-      </w:r>
-      <w:r>
-        <w:t xml:space="preserve">›</w:t>
-      </w:r>
-      <w:r>
-        <w:t xml:space="preserve"> </w:t>
-      </w:r>
-      <w:r>
-        <w:rPr>
-          <w:bCs/>
-          <w:b/>
-        </w:rPr>
-        <w:t xml:space="preserve">Save</w:t>
-      </w:r>
-      <w:r>
-        <w:t xml:space="preserve"> </w:t>
-      </w:r>
-      <w:r>
-        <w:t xml:space="preserve">(</w:t>
+        <w:t xml:space="preserve">Type</w:t>
+      </w:r>
+      <w:r>
+        <w:t xml:space="preserve"> </w:t>
+      </w:r>
+      <w:r>
+        <w:t xml:space="preserve">(with nature and frequency),</w:t>
+      </w:r>
+      <w:r>
+        <w:t xml:space="preserve"> </w:t>
+      </w:r>
+      <w:r>
+        <w:rPr>
+          <w:bCs/>
+          <w:b/>
+        </w:rPr>
+        <w:t xml:space="preserve">Design</w:t>
+      </w:r>
+      <w:r>
+        <w:t xml:space="preserve"> </w:t>
+      </w:r>
+      <w:r>
+        <w:t xml:space="preserve">(from the walkthrough:</w:t>
+      </w:r>
+      <w:r>
+        <w:t xml:space="preserve"> </w:t>
       </w:r>
       <w:r>
         <w:rPr>
           <w:iCs/>
           <w:i/>
         </w:rPr>
-        <w:t xml:space="preserve">“</w:t>
+        <w:t xml:space="preserve">Adequate</w:t>
+      </w:r>
+      <w:r>
+        <w:t xml:space="preserve">,</w:t>
+      </w:r>
+      <w:r>
+        <w:t xml:space="preserve"> </w:t>
       </w:r>
       <w:r>
         <w:rPr>
           <w:iCs/>
           <w:i/>
         </w:rPr>
-        <w:t xml:space="preserve">Risk saved - inherent High (16)</w:t>
+        <w:t xml:space="preserve">Deficient</w:t>
+      </w:r>
+      <w:r>
+        <w:t xml:space="preserve"> </w:t>
+      </w:r>
+      <w:r>
+        <w:t xml:space="preserve">or</w:t>
+      </w:r>
+      <w:r>
+        <w:t xml:space="preserve"> </w:t>
       </w:r>
       <w:r>
         <w:rPr>
           <w:iCs/>
           <w:i/>
         </w:rPr>
-        <w:t xml:space="preserve">”</w:t>
-      </w:r>
-      <w:r>
-        <w:t xml:space="preserve">).</w:t>
-      </w:r>
-    </w:p>
-    <w:p>
-      <w:pPr>
-        <w:numPr>
-          <w:ilvl w:val="0"/>
-          <w:numId w:val="1051"/>
-        </w:numPr>
-        <w:pStyle w:val="Compact"/>
-      </w:pPr>
-      <w:r>
-        <w:t xml:space="preserve">Click</w:t>
-      </w:r>
-      <w:r>
-        <w:t xml:space="preserve"> </w:t>
-      </w:r>
-      <w:r>
-        <w:rPr>
-          <w:bCs/>
-          <w:b/>
-        </w:rPr>
-        <w:t xml:space="preserve">+ Control</w:t>
-      </w:r>
-      <w:r>
-        <w:t xml:space="preserve"> </w:t>
-      </w:r>
-      <w:r>
-        <w:t xml:space="preserve">›</w:t>
-      </w:r>
-      <w:r>
-        <w:t xml:space="preserve"> </w:t>
-      </w:r>
-      <w:r>
-        <w:rPr>
-          <w:bCs/>
-          <w:b/>
-        </w:rPr>
-        <w:t xml:space="preserve">Control</w:t>
-      </w:r>
-      <w:r>
-        <w:t xml:space="preserve">,</w:t>
-      </w:r>
-      <w:r>
-        <w:t xml:space="preserve"> </w:t>
-      </w:r>
-      <w:r>
-        <w:rPr>
-          <w:bCs/>
-          <w:b/>
-        </w:rPr>
-        <w:t xml:space="preserve">Control owner email</w:t>
-      </w:r>
-      <w:r>
-        <w:t xml:space="preserve">,</w:t>
-      </w:r>
-      <w:r>
-        <w:t xml:space="preserve"> </w:t>
-      </w:r>
-      <w:r>
-        <w:rPr>
-          <w:bCs/>
-          <w:b/>
-        </w:rPr>
-        <w:t xml:space="preserve">Type</w:t>
-      </w:r>
-      <w:r>
-        <w:t xml:space="preserve"> </w:t>
-      </w:r>
-      <w:r>
-        <w:t xml:space="preserve">(</w:t>
+        <w:t xml:space="preserve">Not assessed</w:t>
+      </w:r>
+      <w:r>
+        <w:t xml:space="preserve">),</w:t>
+      </w:r>
+      <w:r>
+        <w:t xml:space="preserve"> </w:t>
+      </w:r>
+      <w:r>
+        <w:rPr>
+          <w:bCs/>
+          <w:b/>
+        </w:rPr>
+        <w:t xml:space="preserve">Operating</w:t>
+      </w:r>
+      <w:r>
+        <w:t xml:space="preserve"> </w:t>
+      </w:r>
+      <w:r>
+        <w:t xml:space="preserve">(from testing:</w:t>
+      </w:r>
+      <w:r>
+        <w:t xml:space="preserve"> </w:t>
       </w:r>
       <w:r>
         <w:rPr>
           <w:iCs/>
           <w:i/>
         </w:rPr>
-        <w:t xml:space="preserve">Preventive / Detective / Corrective</w:t>
-      </w:r>
-      <w:r>
-        <w:t xml:space="preserve">),</w:t>
-      </w:r>
-      <w:r>
-        <w:t xml:space="preserve"> </w:t>
-      </w:r>
-      <w:r>
-        <w:rPr>
-          <w:bCs/>
-          <w:b/>
-        </w:rPr>
-        <w:t xml:space="preserve">Nature</w:t>
-      </w:r>
-      <w:r>
-        <w:t xml:space="preserve"> </w:t>
-      </w:r>
-      <w:r>
-        <w:t xml:space="preserve">(</w:t>
+        <w:t xml:space="preserve">Effective</w:t>
+      </w:r>
+      <w:r>
+        <w:t xml:space="preserve">,</w:t>
+      </w:r>
+      <w:r>
+        <w:t xml:space="preserve"> </w:t>
       </w:r>
       <w:r>
         <w:rPr>
           <w:iCs/>
           <w:i/>
         </w:rPr>
-        <w:t xml:space="preserve">Manual / Automated / IT-Dependent Manual</w:t>
-      </w:r>
-      <w:r>
-        <w:t xml:space="preserve">),</w:t>
-      </w:r>
-      <w:r>
-        <w:t xml:space="preserve"> </w:t>
-      </w:r>
-      <w:r>
-        <w:rPr>
-          <w:bCs/>
-          <w:b/>
-        </w:rPr>
-        <w:t xml:space="preserve">Frequency</w:t>
-      </w:r>
-      <w:r>
-        <w:t xml:space="preserve">,</w:t>
-      </w:r>
-      <w:r>
-        <w:t xml:space="preserve"> </w:t>
-      </w:r>
-      <w:r>
-        <w:rPr>
-          <w:bCs/>
-          <w:b/>
-        </w:rPr>
-        <w:t xml:space="preserve">Key control</w:t>
-      </w:r>
-      <w:r>
-        <w:t xml:space="preserve">,</w:t>
-      </w:r>
-      <w:r>
-        <w:t xml:space="preserve"> </w:t>
-      </w:r>
-      <w:r>
-        <w:rPr>
-          <w:bCs/>
-          <w:b/>
-        </w:rPr>
-        <w:t xml:space="preserve">Mitigates risks</w:t>
-      </w:r>
-      <w:r>
-        <w:t xml:space="preserve"> </w:t>
-      </w:r>
-      <w:r>
-        <w:t xml:space="preserve">(at least one),</w:t>
-      </w:r>
-      <w:r>
-        <w:t xml:space="preserve"> </w:t>
-      </w:r>
-      <w:r>
-        <w:rPr>
-          <w:bCs/>
-          <w:b/>
-        </w:rPr>
-        <w:t xml:space="preserve">Control description</w:t>
-      </w:r>
-      <w:r>
-        <w:t xml:space="preserve"> </w:t>
-      </w:r>
-      <w:r>
-        <w:t xml:space="preserve">›</w:t>
-      </w:r>
-      <w:r>
-        <w:t xml:space="preserve"> </w:t>
-      </w:r>
-      <w:r>
-        <w:rPr>
-          <w:bCs/>
-          <w:b/>
-        </w:rPr>
-        <w:t xml:space="preserve">Save</w:t>
-      </w:r>
-      <w:r>
-        <w:t xml:space="preserve">.</w:t>
-      </w:r>
-    </w:p>
-    <w:p>
-      <w:pPr>
-        <w:numPr>
-          <w:ilvl w:val="0"/>
-          <w:numId w:val="1051"/>
-        </w:numPr>
-        <w:pStyle w:val="Compact"/>
-      </w:pPr>
-      <w:r>
-        <w:rPr>
-          <w:bCs/>
-          <w:b/>
-        </w:rPr>
-        <w:t xml:space="preserve">From library</w:t>
-      </w:r>
-      <w:r>
-        <w:t xml:space="preserve"> </w:t>
-      </w:r>
-      <w:r>
-        <w:t xml:space="preserve">adds standard controls: filter, tick, optionally</w:t>
+        <w:t xml:space="preserve">Ineffective</w:t>
+      </w:r>
+      <w:r>
+        <w:t xml:space="preserve"> </w:t>
+      </w:r>
+      <w:r>
+        <w:t xml:space="preserve">or</w:t>
       </w:r>
       <w:r>
         <w:t xml:space="preserve"> </w:t>
@@ -26417,13 +27209,26 @@
           <w:iCs/>
           <w:i/>
         </w:rPr>
-        <w:t xml:space="preserve">Map them to these risks</w:t>
-      </w:r>
-      <w:r>
-        <w:t xml:space="preserve"> </w:t>
-      </w:r>
-      <w:r>
-        <w:t xml:space="preserve">and</w:t>
+        <w:t xml:space="preserve">Not tested</w:t>
+      </w:r>
+      <w:r>
+        <w:t xml:space="preserve">) and</w:t>
+      </w:r>
+      <w:r>
+        <w:t xml:space="preserve"> </w:t>
+      </w:r>
+      <w:r>
+        <w:rPr>
+          <w:bCs/>
+          <w:b/>
+        </w:rPr>
+        <w:t xml:space="preserve">Residual</w:t>
+      </w:r>
+      <w:r>
+        <w:t xml:space="preserve"> </w:t>
+      </w:r>
+      <w:r>
+        <w:t xml:space="preserve">rating. A risk with no control shows</w:t>
       </w:r>
       <w:r>
         <w:t xml:space="preserve"> </w:t>
@@ -26433,185 +27238,23 @@
           <w:iCs/>
           <w:i/>
         </w:rPr>
-        <w:t xml:space="preserve">Create a test from each suggested procedure</w:t>
-      </w:r>
-      <w:r>
-        <w:t xml:space="preserve">,</w:t>
-      </w:r>
-      <w:r>
-        <w:t xml:space="preserve"> </w:t>
-      </w:r>
-      <w:r>
-        <w:rPr>
-          <w:bCs/>
-          <w:b/>
-        </w:rPr>
-        <w:t xml:space="preserve">Add to matrix</w:t>
-      </w:r>
-      <w:r>
-        <w:t xml:space="preserve">.</w:t>
-      </w:r>
-    </w:p>
-    <w:p>
-      <w:pPr>
-        <w:numPr>
-          <w:ilvl w:val="0"/>
-          <w:numId w:val="1051"/>
-        </w:numPr>
-        <w:pStyle w:val="Compact"/>
-      </w:pPr>
-      <w:r>
-        <w:rPr>
-          <w:bCs/>
-          <w:b/>
-        </w:rPr>
-        <w:t xml:space="preserve">Suggest risks</w:t>
-      </w:r>
-      <w:r>
-        <w:t xml:space="preserve"> </w:t>
-      </w:r>
-      <w:r>
-        <w:t xml:space="preserve">(when AI is on): tick suggestions ›</w:t>
-      </w:r>
-      <w:r>
-        <w:t xml:space="preserve"> </w:t>
-      </w:r>
-      <w:r>
-        <w:rPr>
-          <w:bCs/>
-          <w:b/>
-        </w:rPr>
-        <w:t xml:space="preserve">Add ticked risks</w:t>
-      </w:r>
-      <w:r>
-        <w:t xml:space="preserve">.</w:t>
-      </w:r>
-    </w:p>
-    <w:p>
-      <w:pPr>
-        <w:numPr>
-          <w:ilvl w:val="0"/>
-          <w:numId w:val="1051"/>
-        </w:numPr>
-        <w:pStyle w:val="Compact"/>
-      </w:pPr>
-      <w:r>
-        <w:t xml:space="preserve">On each control,</w:t>
-      </w:r>
-      <w:r>
-        <w:t xml:space="preserve"> </w:t>
-      </w:r>
-      <w:r>
-        <w:rPr>
-          <w:bCs/>
-          <w:b/>
-        </w:rPr>
-        <w:t xml:space="preserve">+ Test</w:t>
-      </w:r>
-      <w:r>
-        <w:t xml:space="preserve"> </w:t>
-      </w:r>
-      <w:r>
-        <w:t xml:space="preserve">›</w:t>
-      </w:r>
-      <w:r>
-        <w:t xml:space="preserve"> </w:t>
-      </w:r>
-      <w:r>
-        <w:rPr>
-          <w:bCs/>
-          <w:b/>
-        </w:rPr>
-        <w:t xml:space="preserve">Test type</w:t>
-      </w:r>
-      <w:r>
-        <w:t xml:space="preserve"> </w:t>
-      </w:r>
-      <w:r>
-        <w:t xml:space="preserve">(</w:t>
+        <w:t xml:space="preserve">No mitigating control</w:t>
+      </w:r>
+      <w:r>
+        <w:t xml:space="preserve">; a control not linked to a risk is listed under</w:t>
+      </w:r>
+      <w:r>
+        <w:t xml:space="preserve"> </w:t>
       </w:r>
       <w:r>
         <w:rPr>
           <w:iCs/>
           <w:i/>
         </w:rPr>
-        <w:t xml:space="preserve">Walkthrough</w:t>
-      </w:r>
-      <w:r>
-        <w:t xml:space="preserve">,</w:t>
-      </w:r>
-      <w:r>
-        <w:t xml:space="preserve"> </w:t>
-      </w:r>
-      <w:r>
-        <w:rPr>
-          <w:iCs/>
-          <w:i/>
-        </w:rPr>
-        <w:t xml:space="preserve">Design</w:t>
-      </w:r>
-      <w:r>
-        <w:t xml:space="preserve">,</w:t>
-      </w:r>
-      <w:r>
-        <w:t xml:space="preserve"> </w:t>
-      </w:r>
-      <w:r>
-        <w:rPr>
-          <w:iCs/>
-          <w:i/>
-        </w:rPr>
-        <w:t xml:space="preserve">Operating Effectiveness</w:t>
-      </w:r>
-      <w:r>
-        <w:t xml:space="preserve">),</w:t>
-      </w:r>
-      <w:r>
-        <w:t xml:space="preserve"> </w:t>
-      </w:r>
-      <w:r>
-        <w:rPr>
-          <w:bCs/>
-          <w:b/>
-        </w:rPr>
-        <w:t xml:space="preserve">Test procedure</w:t>
+        <w:t xml:space="preserve">Not linked to a risk</w:t>
       </w:r>
       <w:r>
         <w:t xml:space="preserve">.</w:t>
-      </w:r>
-    </w:p>
-    <w:p>
-      <w:pPr>
-        <w:pStyle w:val="FirstParagraph"/>
-      </w:pPr>
-      <w:r>
-        <w:t xml:space="preserve">The banner shows</w:t>
-      </w:r>
-      <w:r>
-        <w:t xml:space="preserve"> </w:t>
-      </w:r>
-      <w:r>
-        <w:rPr>
-          <w:iCs/>
-          <w:i/>
-        </w:rPr>
-        <w:t xml:space="preserve">Coverage gaps</w:t>
-      </w:r>
-      <w:r>
-        <w:t xml:space="preserve"> </w:t>
-      </w:r>
-      <w:r>
-        <w:t xml:space="preserve">(risks without controls, untested key controls).</w:t>
-      </w:r>
-    </w:p>
-    <w:bookmarkEnd w:id="142"/>
-    <w:bookmarkStart w:id="143" w:name="narratives"/>
-    <w:p>
-      <w:pPr>
-        <w:pStyle w:val="Heading2"/>
-      </w:pPr>
-      <w:r>
-        <w:t xml:space="preserve">10.3 Narratives</w:t>
       </w:r>
     </w:p>
     <w:p>
@@ -26623,11 +27266,17 @@
         <w:pStyle w:val="Compact"/>
       </w:pPr>
       <w:r>
-        <w:rPr>
-          <w:bCs/>
-          <w:b/>
-        </w:rPr>
-        <w:t xml:space="preserve">Narratives</w:t>
+        <w:t xml:space="preserve">Click</w:t>
+      </w:r>
+      <w:r>
+        <w:t xml:space="preserve"> </w:t>
+      </w:r>
+      <w:r>
+        <w:rPr>
+          <w:bCs/>
+          <w:b/>
+        </w:rPr>
+        <w:t xml:space="preserve">Add objective</w:t>
       </w:r>
       <w:r>
         <w:t xml:space="preserve"> </w:t>
@@ -26643,7 +27292,20 @@
           <w:bCs/>
           <w:b/>
         </w:rPr>
-        <w:t xml:space="preserve">Add new narrative</w:t>
+        <w:t xml:space="preserve">Objective</w:t>
+      </w:r>
+      <w:r>
+        <w:t xml:space="preserve">,</w:t>
+      </w:r>
+      <w:r>
+        <w:t xml:space="preserve"> </w:t>
+      </w:r>
+      <w:r>
+        <w:rPr>
+          <w:bCs/>
+          <w:b/>
+        </w:rPr>
+        <w:t xml:space="preserve">Description</w:t>
       </w:r>
       <w:r>
         <w:t xml:space="preserve"> </w:t>
@@ -26659,62 +27321,7 @@
           <w:bCs/>
           <w:b/>
         </w:rPr>
-        <w:t xml:space="preserve">Objective</w:t>
-      </w:r>
-      <w:r>
-        <w:t xml:space="preserve">,</w:t>
-      </w:r>
-      <w:r>
-        <w:t xml:space="preserve"> </w:t>
-      </w:r>
-      <w:r>
-        <w:rPr>
-          <w:bCs/>
-          <w:b/>
-        </w:rPr>
-        <w:t xml:space="preserve">Title</w:t>
-      </w:r>
-      <w:r>
-        <w:t xml:space="preserve">,</w:t>
-      </w:r>
-      <w:r>
-        <w:t xml:space="preserve"> </w:t>
-      </w:r>
-      <w:r>
-        <w:rPr>
-          <w:bCs/>
-          <w:b/>
-        </w:rPr>
-        <w:t xml:space="preserve">Description</w:t>
-      </w:r>
-      <w:r>
-        <w:t xml:space="preserve">,</w:t>
-      </w:r>
-      <w:r>
-        <w:t xml:space="preserve"> </w:t>
-      </w:r>
-      <w:r>
-        <w:rPr>
-          <w:bCs/>
-          <w:b/>
-        </w:rPr>
-        <w:t xml:space="preserve">Controls described in this narrative</w:t>
-      </w:r>
-      <w:r>
-        <w:t xml:space="preserve"> </w:t>
-      </w:r>
-      <w:r>
-        <w:t xml:space="preserve">›</w:t>
-      </w:r>
-      <w:r>
-        <w:t xml:space="preserve"> </w:t>
-      </w:r>
-      <w:r>
-        <w:rPr>
-          <w:bCs/>
-          <w:b/>
-        </w:rPr>
-        <w:t xml:space="preserve">Add narrative</w:t>
+        <w:t xml:space="preserve">Add</w:t>
       </w:r>
       <w:r>
         <w:t xml:space="preserve">.</w:t>
@@ -26729,43 +27336,501 @@
         <w:pStyle w:val="Compact"/>
       </w:pPr>
       <w:r>
-        <w:t xml:space="preserve">Click a narrative to</w:t>
-      </w:r>
-      <w:r>
-        <w:t xml:space="preserve"> </w:t>
-      </w:r>
-      <w:r>
-        <w:rPr>
-          <w:bCs/>
-          <w:b/>
-        </w:rPr>
-        <w:t xml:space="preserve">Edit</w:t>
-      </w:r>
-      <w:r>
-        <w:t xml:space="preserve">, sign off or</w:t>
-      </w:r>
-      <w:r>
-        <w:t xml:space="preserve"> </w:t>
-      </w:r>
-      <w:r>
-        <w:rPr>
-          <w:bCs/>
-          <w:b/>
-        </w:rPr>
-        <w:t xml:space="preserve">Delete Narrative</w:t>
+        <w:t xml:space="preserve">On the objective click</w:t>
+      </w:r>
+      <w:r>
+        <w:t xml:space="preserve"> </w:t>
+      </w:r>
+      <w:r>
+        <w:rPr>
+          <w:bCs/>
+          <w:b/>
+        </w:rPr>
+        <w:t xml:space="preserve">+ Risk</w:t>
+      </w:r>
+      <w:r>
+        <w:t xml:space="preserve"> </w:t>
+      </w:r>
+      <w:r>
+        <w:t xml:space="preserve">›</w:t>
+      </w:r>
+      <w:r>
+        <w:t xml:space="preserve"> </w:t>
+      </w:r>
+      <w:r>
+        <w:rPr>
+          <w:bCs/>
+          <w:b/>
+        </w:rPr>
+        <w:t xml:space="preserve">Risk</w:t>
+      </w:r>
+      <w:r>
+        <w:t xml:space="preserve">,</w:t>
+      </w:r>
+      <w:r>
+        <w:t xml:space="preserve"> </w:t>
+      </w:r>
+      <w:r>
+        <w:rPr>
+          <w:bCs/>
+          <w:b/>
+        </w:rPr>
+        <w:t xml:space="preserve">Likelihood</w:t>
+      </w:r>
+      <w:r>
+        <w:t xml:space="preserve"> </w:t>
+      </w:r>
+      <w:r>
+        <w:t xml:space="preserve">(1–5),</w:t>
+      </w:r>
+      <w:r>
+        <w:t xml:space="preserve"> </w:t>
+      </w:r>
+      <w:r>
+        <w:rPr>
+          <w:bCs/>
+          <w:b/>
+        </w:rPr>
+        <w:t xml:space="preserve">Impact</w:t>
+      </w:r>
+      <w:r>
+        <w:t xml:space="preserve"> </w:t>
+      </w:r>
+      <w:r>
+        <w:t xml:space="preserve">(1–5),</w:t>
+      </w:r>
+      <w:r>
+        <w:t xml:space="preserve"> </w:t>
+      </w:r>
+      <w:r>
+        <w:rPr>
+          <w:bCs/>
+          <w:b/>
+        </w:rPr>
+        <w:t xml:space="preserve">Tests enterprise risk (Risk Manager)</w:t>
+      </w:r>
+      <w:r>
+        <w:t xml:space="preserve">,</w:t>
+      </w:r>
+      <w:r>
+        <w:t xml:space="preserve"> </w:t>
+      </w:r>
+      <w:r>
+        <w:rPr>
+          <w:bCs/>
+          <w:b/>
+        </w:rPr>
+        <w:t xml:space="preserve">Description</w:t>
+      </w:r>
+      <w:r>
+        <w:t xml:space="preserve"> </w:t>
+      </w:r>
+      <w:r>
+        <w:t xml:space="preserve">›</w:t>
+      </w:r>
+      <w:r>
+        <w:t xml:space="preserve"> </w:t>
+      </w:r>
+      <w:r>
+        <w:rPr>
+          <w:bCs/>
+          <w:b/>
+        </w:rPr>
+        <w:t xml:space="preserve">Save</w:t>
+      </w:r>
+      <w:r>
+        <w:t xml:space="preserve"> </w:t>
+      </w:r>
+      <w:r>
+        <w:t xml:space="preserve">(</w:t>
+      </w:r>
+      <w:r>
+        <w:rPr>
+          <w:iCs/>
+          <w:i/>
+        </w:rPr>
+        <w:t xml:space="preserve">“</w:t>
+      </w:r>
+      <w:r>
+        <w:rPr>
+          <w:iCs/>
+          <w:i/>
+        </w:rPr>
+        <w:t xml:space="preserve">Risk saved - inherent High (16)</w:t>
+      </w:r>
+      <w:r>
+        <w:rPr>
+          <w:iCs/>
+          <w:i/>
+        </w:rPr>
+        <w:t xml:space="preserve">”</w:t>
+      </w:r>
+      <w:r>
+        <w:t xml:space="preserve">).</w:t>
+      </w:r>
+    </w:p>
+    <w:p>
+      <w:pPr>
+        <w:numPr>
+          <w:ilvl w:val="0"/>
+          <w:numId w:val="1052"/>
+        </w:numPr>
+        <w:pStyle w:val="Compact"/>
+      </w:pPr>
+      <w:r>
+        <w:t xml:space="preserve">Click</w:t>
+      </w:r>
+      <w:r>
+        <w:t xml:space="preserve"> </w:t>
+      </w:r>
+      <w:r>
+        <w:rPr>
+          <w:bCs/>
+          <w:b/>
+        </w:rPr>
+        <w:t xml:space="preserve">+ Control</w:t>
+      </w:r>
+      <w:r>
+        <w:t xml:space="preserve"> </w:t>
+      </w:r>
+      <w:r>
+        <w:t xml:space="preserve">›</w:t>
+      </w:r>
+      <w:r>
+        <w:t xml:space="preserve"> </w:t>
+      </w:r>
+      <w:r>
+        <w:rPr>
+          <w:bCs/>
+          <w:b/>
+        </w:rPr>
+        <w:t xml:space="preserve">Control</w:t>
+      </w:r>
+      <w:r>
+        <w:t xml:space="preserve">,</w:t>
+      </w:r>
+      <w:r>
+        <w:t xml:space="preserve"> </w:t>
+      </w:r>
+      <w:r>
+        <w:rPr>
+          <w:bCs/>
+          <w:b/>
+        </w:rPr>
+        <w:t xml:space="preserve">Control owner email</w:t>
+      </w:r>
+      <w:r>
+        <w:t xml:space="preserve">,</w:t>
+      </w:r>
+      <w:r>
+        <w:t xml:space="preserve"> </w:t>
+      </w:r>
+      <w:r>
+        <w:rPr>
+          <w:bCs/>
+          <w:b/>
+        </w:rPr>
+        <w:t xml:space="preserve">Type</w:t>
+      </w:r>
+      <w:r>
+        <w:t xml:space="preserve"> </w:t>
+      </w:r>
+      <w:r>
+        <w:t xml:space="preserve">(</w:t>
+      </w:r>
+      <w:r>
+        <w:rPr>
+          <w:iCs/>
+          <w:i/>
+        </w:rPr>
+        <w:t xml:space="preserve">Preventive / Detective / Corrective</w:t>
+      </w:r>
+      <w:r>
+        <w:t xml:space="preserve">),</w:t>
+      </w:r>
+      <w:r>
+        <w:t xml:space="preserve"> </w:t>
+      </w:r>
+      <w:r>
+        <w:rPr>
+          <w:bCs/>
+          <w:b/>
+        </w:rPr>
+        <w:t xml:space="preserve">Nature</w:t>
+      </w:r>
+      <w:r>
+        <w:t xml:space="preserve"> </w:t>
+      </w:r>
+      <w:r>
+        <w:t xml:space="preserve">(</w:t>
+      </w:r>
+      <w:r>
+        <w:rPr>
+          <w:iCs/>
+          <w:i/>
+        </w:rPr>
+        <w:t xml:space="preserve">Manual / Automated / IT-Dependent Manual</w:t>
+      </w:r>
+      <w:r>
+        <w:t xml:space="preserve">),</w:t>
+      </w:r>
+      <w:r>
+        <w:t xml:space="preserve"> </w:t>
+      </w:r>
+      <w:r>
+        <w:rPr>
+          <w:bCs/>
+          <w:b/>
+        </w:rPr>
+        <w:t xml:space="preserve">Frequency</w:t>
+      </w:r>
+      <w:r>
+        <w:t xml:space="preserve">,</w:t>
+      </w:r>
+      <w:r>
+        <w:t xml:space="preserve"> </w:t>
+      </w:r>
+      <w:r>
+        <w:rPr>
+          <w:bCs/>
+          <w:b/>
+        </w:rPr>
+        <w:t xml:space="preserve">Key control</w:t>
+      </w:r>
+      <w:r>
+        <w:t xml:space="preserve">,</w:t>
+      </w:r>
+      <w:r>
+        <w:t xml:space="preserve"> </w:t>
+      </w:r>
+      <w:r>
+        <w:rPr>
+          <w:bCs/>
+          <w:b/>
+        </w:rPr>
+        <w:t xml:space="preserve">Mitigates risks</w:t>
+      </w:r>
+      <w:r>
+        <w:t xml:space="preserve"> </w:t>
+      </w:r>
+      <w:r>
+        <w:t xml:space="preserve">(at least one),</w:t>
+      </w:r>
+      <w:r>
+        <w:t xml:space="preserve"> </w:t>
+      </w:r>
+      <w:r>
+        <w:rPr>
+          <w:bCs/>
+          <w:b/>
+        </w:rPr>
+        <w:t xml:space="preserve">Control description</w:t>
+      </w:r>
+      <w:r>
+        <w:t xml:space="preserve"> </w:t>
+      </w:r>
+      <w:r>
+        <w:t xml:space="preserve">›</w:t>
+      </w:r>
+      <w:r>
+        <w:t xml:space="preserve"> </w:t>
+      </w:r>
+      <w:r>
+        <w:rPr>
+          <w:bCs/>
+          <w:b/>
+        </w:rPr>
+        <w:t xml:space="preserve">Save</w:t>
       </w:r>
       <w:r>
         <w:t xml:space="preserve">.</w:t>
       </w:r>
     </w:p>
+    <w:p>
+      <w:pPr>
+        <w:numPr>
+          <w:ilvl w:val="0"/>
+          <w:numId w:val="1052"/>
+        </w:numPr>
+        <w:pStyle w:val="Compact"/>
+      </w:pPr>
+      <w:r>
+        <w:t xml:space="preserve">Click a risk or control in the matrix to edit it; the sliders icon opens its attributes.</w:t>
+      </w:r>
+    </w:p>
+    <w:p>
+      <w:pPr>
+        <w:numPr>
+          <w:ilvl w:val="0"/>
+          <w:numId w:val="1052"/>
+        </w:numPr>
+        <w:pStyle w:val="Compact"/>
+      </w:pPr>
+      <w:r>
+        <w:rPr>
+          <w:bCs/>
+          <w:b/>
+        </w:rPr>
+        <w:t xml:space="preserve">Suggest risks</w:t>
+      </w:r>
+      <w:r>
+        <w:t xml:space="preserve"> </w:t>
+      </w:r>
+      <w:r>
+        <w:t xml:space="preserve">(when AI is on): tick suggestions ›</w:t>
+      </w:r>
+      <w:r>
+        <w:t xml:space="preserve"> </w:t>
+      </w:r>
+      <w:r>
+        <w:rPr>
+          <w:bCs/>
+          <w:b/>
+        </w:rPr>
+        <w:t xml:space="preserve">Add ticked risks</w:t>
+      </w:r>
+      <w:r>
+        <w:t xml:space="preserve">.</w:t>
+      </w:r>
+    </w:p>
+    <w:p>
+      <w:pPr>
+        <w:numPr>
+          <w:ilvl w:val="0"/>
+          <w:numId w:val="1052"/>
+        </w:numPr>
+        <w:pStyle w:val="Compact"/>
+      </w:pPr>
+      <w:r>
+        <w:t xml:space="preserve">The</w:t>
+      </w:r>
+      <w:r>
+        <w:t xml:space="preserve"> </w:t>
+      </w:r>
+      <w:r>
+        <w:rPr>
+          <w:bCs/>
+          <w:b/>
+        </w:rPr>
+        <w:t xml:space="preserve">⋯</w:t>
+      </w:r>
+      <w:r>
+        <w:t xml:space="preserve"> </w:t>
+      </w:r>
+      <w:r>
+        <w:t xml:space="preserve">menu on the objective:</w:t>
+      </w:r>
+      <w:r>
+        <w:t xml:space="preserve"> </w:t>
+      </w:r>
+      <w:r>
+        <w:rPr>
+          <w:bCs/>
+          <w:b/>
+        </w:rPr>
+        <w:t xml:space="preserve">Add controls from the library</w:t>
+      </w:r>
+      <w:r>
+        <w:t xml:space="preserve"> </w:t>
+      </w:r>
+      <w:r>
+        <w:t xml:space="preserve">(filter, tick, optionally</w:t>
+      </w:r>
+      <w:r>
+        <w:t xml:space="preserve"> </w:t>
+      </w:r>
+      <w:r>
+        <w:rPr>
+          <w:iCs/>
+          <w:i/>
+        </w:rPr>
+        <w:t xml:space="preserve">Map them to these risks</w:t>
+      </w:r>
+      <w:r>
+        <w:t xml:space="preserve">,</w:t>
+      </w:r>
+      <w:r>
+        <w:t xml:space="preserve"> </w:t>
+      </w:r>
+      <w:r>
+        <w:rPr>
+          <w:bCs/>
+          <w:b/>
+        </w:rPr>
+        <w:t xml:space="preserve">Add to matrix</w:t>
+      </w:r>
+      <w:r>
+        <w:t xml:space="preserve">),</w:t>
+      </w:r>
+      <w:r>
+        <w:t xml:space="preserve"> </w:t>
+      </w:r>
+      <w:r>
+        <w:rPr>
+          <w:bCs/>
+          <w:b/>
+        </w:rPr>
+        <w:t xml:space="preserve">Edit objective</w:t>
+      </w:r>
+      <w:r>
+        <w:t xml:space="preserve">,</w:t>
+      </w:r>
+      <w:r>
+        <w:t xml:space="preserve"> </w:t>
+      </w:r>
+      <w:r>
+        <w:rPr>
+          <w:bCs/>
+          <w:b/>
+        </w:rPr>
+        <w:t xml:space="preserve">Objective attributes</w:t>
+      </w:r>
+      <w:r>
+        <w:t xml:space="preserve">,</w:t>
+      </w:r>
+      <w:r>
+        <w:t xml:space="preserve"> </w:t>
+      </w:r>
+      <w:r>
+        <w:rPr>
+          <w:bCs/>
+          <w:b/>
+        </w:rPr>
+        <w:t xml:space="preserve">Delete objective</w:t>
+      </w:r>
+      <w:r>
+        <w:t xml:space="preserve">.</w:t>
+      </w:r>
+    </w:p>
+    <w:p>
+      <w:pPr>
+        <w:pStyle w:val="FirstParagraph"/>
+      </w:pPr>
+      <w:r>
+        <w:t xml:space="preserve">A banner lists</w:t>
+      </w:r>
+      <w:r>
+        <w:t xml:space="preserve"> </w:t>
+      </w:r>
+      <w:r>
+        <w:rPr>
+          <w:iCs/>
+          <w:i/>
+        </w:rPr>
+        <w:t xml:space="preserve">Risks without a mitigating control</w:t>
+      </w:r>
+      <w:r>
+        <w:t xml:space="preserve">.</w:t>
+      </w:r>
+    </w:p>
     <w:bookmarkEnd w:id="143"/>
-    <w:bookmarkStart w:id="144" w:name="walkthroughs-and-test-plan"/>
+    <w:bookmarkStart w:id="144" w:name="steps-3-and-4-walkthroughs-and-test-plan"/>
     <w:p>
       <w:pPr>
         <w:pStyle w:val="Heading2"/>
       </w:pPr>
       <w:r>
-        <w:t xml:space="preserve">10.4 Walkthroughs and test plan</w:t>
+        <w:t xml:space="preserve">10.4 Steps 3 and 4: Walkthroughs and test plan</w:t>
       </w:r>
     </w:p>
     <w:p>
@@ -26816,17 +27881,17 @@
         <w:t xml:space="preserve">Open</w:t>
       </w:r>
       <w:r>
-        <w:t xml:space="preserve">) on a control, record the walkthrough and answer</w:t>
-      </w:r>
-      <w:r>
-        <w:t xml:space="preserve"> </w:t>
-      </w:r>
-      <w:r>
-        <w:rPr>
-          <w:iCs/>
-          <w:i/>
-        </w:rPr>
-        <w:t xml:space="preserve">Is the control designed appropriately?</w:t>
+        <w:t xml:space="preserve">) on a control. Record the walkthrough and give the</w:t>
+      </w:r>
+      <w:r>
+        <w:t xml:space="preserve"> </w:t>
+      </w:r>
+      <w:r>
+        <w:rPr>
+          <w:bCs/>
+          <w:b/>
+        </w:rPr>
+        <w:t xml:space="preserve">Design conclusion</w:t>
       </w:r>
       <w:r>
         <w:t xml:space="preserve"> </w:t>
@@ -26967,17 +28032,59 @@
         <w:t xml:space="preserve">Save</w:t>
       </w:r>
       <w:r>
+        <w:t xml:space="preserve">. The table shows</w:t>
+      </w:r>
+      <w:r>
+        <w:t xml:space="preserve"> </w:t>
+      </w:r>
+      <w:r>
+        <w:rPr>
+          <w:bCs/>
+          <w:b/>
+        </w:rPr>
+        <w:t xml:space="preserve">Method</w:t>
+      </w:r>
+      <w:r>
+        <w:t xml:space="preserve">,</w:t>
+      </w:r>
+      <w:r>
+        <w:t xml:space="preserve"> </w:t>
+      </w:r>
+      <w:r>
+        <w:rPr>
+          <w:bCs/>
+          <w:b/>
+        </w:rPr>
+        <w:t xml:space="preserve">Sample size</w:t>
+      </w:r>
+      <w:r>
+        <w:t xml:space="preserve"> </w:t>
+      </w:r>
+      <w:r>
+        <w:t xml:space="preserve">and</w:t>
+      </w:r>
+      <w:r>
+        <w:t xml:space="preserve"> </w:t>
+      </w:r>
+      <w:r>
+        <w:rPr>
+          <w:bCs/>
+          <w:b/>
+        </w:rPr>
+        <w:t xml:space="preserve">Attributes to test</w:t>
+      </w:r>
+      <w:r>
         <w:t xml:space="preserve">.</w:t>
       </w:r>
     </w:p>
     <w:bookmarkEnd w:id="144"/>
-    <w:bookmarkStart w:id="145" w:name="testing-rounds"/>
+    <w:bookmarkStart w:id="145" w:name="step-5-testing"/>
     <w:p>
       <w:pPr>
         <w:pStyle w:val="Heading2"/>
       </w:pPr>
       <w:r>
-        <w:t xml:space="preserve">10.5 Testing rounds</w:t>
+        <w:t xml:space="preserve">10.5 Step 5: Testing</w:t>
       </w:r>
     </w:p>
     <w:p>
@@ -26989,7 +28096,7 @@
         <w:pStyle w:val="Compact"/>
       </w:pPr>
       <w:r>
-        <w:t xml:space="preserve">Open the round tab (for example</w:t>
+        <w:t xml:space="preserve">Open</w:t>
       </w:r>
       <w:r>
         <w:t xml:space="preserve"> </w:t>
@@ -27002,10 +28109,7 @@
         <w:t xml:space="preserve">Testing</w:t>
       </w:r>
       <w:r>
-        <w:t xml:space="preserve"> </w:t>
-      </w:r>
-      <w:r>
-        <w:t xml:space="preserve">or</w:t>
+        <w:t xml:space="preserve">. With 2 or 4 rounds, choose the round (for example</w:t>
       </w:r>
       <w:r>
         <w:t xml:space="preserve"> </w:t>
@@ -27018,7 +28122,7 @@
         <w:t xml:space="preserve">Interim</w:t>
       </w:r>
       <w:r>
-        <w:t xml:space="preserve">). If key controls have no test yet, click</w:t>
+        <w:t xml:space="preserve">) above the table. If key controls have no test yet, click</w:t>
       </w:r>
       <w:r>
         <w:t xml:space="preserve"> </w:t>
@@ -27290,20 +28394,20 @@
         <w:pStyle w:val="Compact"/>
       </w:pPr>
       <w:r>
-        <w:t xml:space="preserve">Sign the test (10.8). A reviewer then signs it (</w:t>
-      </w:r>
-      <w:r>
-        <w:rPr>
-          <w:bCs/>
-          <w:b/>
-        </w:rPr>
-        <w:t xml:space="preserve">Review (e-sign)</w:t>
-      </w:r>
-      <w:r>
-        <w:t xml:space="preserve"> </w:t>
-      </w:r>
-      <w:r>
-        <w:t xml:space="preserve">on the matrix, or the sign-off chain).</w:t>
+        <w:t xml:space="preserve">Sign the test (10.8). The reviewer signs next in the sign-off chain; the last level marks it</w:t>
+      </w:r>
+      <w:r>
+        <w:t xml:space="preserve"> </w:t>
+      </w:r>
+      <w:r>
+        <w:rPr>
+          <w:iCs/>
+          <w:i/>
+        </w:rPr>
+        <w:t xml:space="preserve">Reviewed</w:t>
+      </w:r>
+      <w:r>
+        <w:t xml:space="preserve">.</w:t>
       </w:r>
     </w:p>
     <w:p>
@@ -27357,31 +28461,23 @@
         <w:t xml:space="preserve"> </w:t>
       </w:r>
       <w:r>
-        <w:rPr>
-          <w:iCs/>
-          <w:i/>
-        </w:rPr>
-        <w:t xml:space="preserve">“</w:t>
-      </w:r>
-      <w:r>
-        <w:rPr>
-          <w:iCs/>
-          <w:i/>
-        </w:rPr>
-        <w:t xml:space="preserve">Issue raised - see Findings</w:t>
-      </w:r>
-      <w:r>
-        <w:rPr>
-          <w:iCs/>
-          <w:i/>
-        </w:rPr>
-        <w:t xml:space="preserve">”</w:t>
-      </w:r>
-      <w:r>
-        <w:t xml:space="preserve"> </w:t>
-      </w:r>
-      <w:r>
-        <w:t xml:space="preserve">(chapter 11).</w:t>
+        <w:t xml:space="preserve">the finding appears on the</w:t>
+      </w:r>
+      <w:r>
+        <w:t xml:space="preserve"> </w:t>
+      </w:r>
+      <w:r>
+        <w:rPr>
+          <w:bCs/>
+          <w:b/>
+        </w:rPr>
+        <w:t xml:space="preserve">Findings</w:t>
+      </w:r>
+      <w:r>
+        <w:t xml:space="preserve"> </w:t>
+      </w:r>
+      <w:r>
+        <w:t xml:space="preserve">tab (chapter 11).</w:t>
       </w:r>
     </w:p>
     <w:p>
@@ -27456,7 +28552,7 @@
           <w:bCs/>
           <w:b/>
         </w:rPr>
-        <w:t xml:space="preserve">Project plan</w:t>
+        <w:t xml:space="preserve">Work programme</w:t>
       </w:r>
       <w:r>
         <w:t xml:space="preserve"> </w:t>
@@ -27809,13 +28905,13 @@
       </w:r>
     </w:p>
     <w:bookmarkEnd w:id="146"/>
-    <w:bookmarkStart w:id="153" w:name="requests-asking-the-auditee-for-evidence"/>
+    <w:bookmarkStart w:id="153" w:name="Xe64a6545639cff24437b02788362cd328c2da49"/>
     <w:p>
       <w:pPr>
         <w:pStyle w:val="Heading2"/>
       </w:pPr>
       <w:r>
-        <w:t xml:space="preserve">10.7 Requests: asking the auditee for evidence</w:t>
+        <w:t xml:space="preserve">10.7 Evidence requests: asking the auditee for evidence</w:t>
       </w:r>
     </w:p>
     <w:p>
@@ -27935,7 +29031,7 @@
           <w:bCs/>
           <w:b/>
         </w:rPr>
-        <w:t xml:space="preserve">Requests</w:t>
+        <w:t xml:space="preserve">Evidence requests</w:t>
       </w:r>
       <w:r>
         <w:t xml:space="preserve"> </w:t>
@@ -28973,13 +30069,13 @@
       </w:r>
     </w:p>
     <w:bookmarkEnd w:id="157"/>
-    <w:bookmarkStart w:id="161" w:name="reviews-tab-engagement-quality-review"/>
+    <w:bookmarkStart w:id="161" w:name="X5d76a7240533ad316f19d7912271bdeb9c231c5"/>
     <w:p>
       <w:pPr>
         <w:pStyle w:val="Heading2"/>
       </w:pPr>
       <w:r>
-        <w:t xml:space="preserve">10.9 Reviews tab: engagement quality review</w:t>
+        <w:t xml:space="preserve">10.9 Supervision &amp; review tab: engagement quality review</w:t>
       </w:r>
     </w:p>
     <w:p>
@@ -29276,7 +30372,7 @@
           <w:bCs/>
           <w:b/>
         </w:rPr>
-        <w:t xml:space="preserve">Results</w:t>
+        <w:t xml:space="preserve">Report</w:t>
       </w:r>
       <w:r>
         <w:t xml:space="preserve"> </w:t>
@@ -29841,7 +30937,7 @@
           <w:bCs/>
           <w:b/>
         </w:rPr>
-        <w:t xml:space="preserve">Issues</w:t>
+        <w:t xml:space="preserve">Findings</w:t>
       </w:r>
       <w:r>
         <w:t xml:space="preserve"> </w:t>
@@ -30537,7 +31633,7 @@
           <w:bCs/>
           <w:b/>
         </w:rPr>
-        <w:t xml:space="preserve">Issues</w:t>
+        <w:t xml:space="preserve">Findings</w:t>
       </w:r>
       <w:r>
         <w:t xml:space="preserve"> </w:t>
@@ -30955,7 +32051,7 @@
           <w:bCs/>
           <w:b/>
         </w:rPr>
-        <w:t xml:space="preserve">Results</w:t>
+        <w:t xml:space="preserve">Report</w:t>
       </w:r>
       <w:r>
         <w:t xml:space="preserve">.</w:t>
@@ -31298,7 +32394,7 @@
           <wp:inline>
             <wp:extent cx="5334000" cy="3333750"/>
             <wp:effectExtent b="0" l="0" r="0" t="0"/>
-            <wp:docPr descr="Results tab: report buttons, the review chain stepper and the checklist before review" title="" id="187" name="Picture"/>
+            <wp:docPr descr="Report tab: report buttons, the review chain stepper and the checklist before review" title="" id="187" name="Picture"/>
             <a:graphic>
               <a:graphicData uri="http://schemas.openxmlformats.org/drawingml/2006/picture">
                 <pic:pic>
@@ -31341,7 +32437,7 @@
         <w:pStyle w:val="ImageCaption"/>
       </w:pPr>
       <w:r>
-        <w:t xml:space="preserve">Results tab: report buttons, the review chain stepper and the checklist before review</w:t>
+        <w:t xml:space="preserve">Report tab: report buttons, the review chain stepper and the checklist before review</w:t>
       </w:r>
     </w:p>
     <w:bookmarkEnd w:id="189"/>
@@ -37517,7 +38613,7 @@
           <w:bCs/>
           <w:b/>
         </w:rPr>
-        <w:t xml:space="preserve">Reviews</w:t>
+        <w:t xml:space="preserve">Supervision &amp; review</w:t>
       </w:r>
       <w:r>
         <w:t xml:space="preserve"> </w:t>
@@ -37571,7 +38667,7 @@
           <w:bCs/>
           <w:b/>
         </w:rPr>
-        <w:t xml:space="preserve">Survey</w:t>
+        <w:t xml:space="preserve">Feedback survey</w:t>
       </w:r>
       <w:r>
         <w:t xml:space="preserve">.</w:t>
@@ -41043,7 +42139,7 @@
           <w:bCs/>
           <w:b/>
         </w:rPr>
-        <w:t xml:space="preserve">Results</w:t>
+        <w:t xml:space="preserve">Report</w:t>
       </w:r>
       <w:r>
         <w:t xml:space="preserve"> </w:t>
@@ -41106,13 +42202,13 @@
           <w:bCs/>
           <w:b/>
         </w:rPr>
-        <w:t xml:space="preserve">Issues</w:t>
-      </w:r>
-      <w:r>
-        <w:t xml:space="preserve"> </w:t>
-      </w:r>
-      <w:r>
-        <w:t xml:space="preserve">› click the issue › fill</w:t>
+        <w:t xml:space="preserve">Findings</w:t>
+      </w:r>
+      <w:r>
+        <w:t xml:space="preserve"> </w:t>
+      </w:r>
+      <w:r>
+        <w:t xml:space="preserve">› click the finding › fill</w:t>
       </w:r>
       <w:r>
         <w:t xml:space="preserve"> </w:t>
@@ -41392,7 +42488,7 @@
           <w:bCs/>
           <w:b/>
         </w:rPr>
-        <w:t xml:space="preserve">Survey</w:t>
+        <w:t xml:space="preserve">Feedback survey</w:t>
       </w:r>
       <w:r>
         <w:t xml:space="preserve"> </w:t>

--- a/docs/Usermanual.docx
+++ b/docs/Usermanual.docx
@@ -36455,7 +36455,7 @@
     </w:p>
     <w:bookmarkEnd w:id="214"/>
     <w:bookmarkEnd w:id="215"/>
-    <w:bookmarkStart w:id="226" w:name="other-apps"/>
+    <w:bookmarkStart w:id="229" w:name="other-apps"/>
     <w:p>
       <w:pPr>
         <w:pStyle w:val="Heading1"/>
@@ -36799,13 +36799,31 @@
       </w:r>
     </w:p>
     <w:bookmarkEnd w:id="220"/>
-    <w:bookmarkStart w:id="221" w:name="risk-manager"/>
+    <w:bookmarkStart w:id="224" w:name="risk-manager"/>
     <w:p>
       <w:pPr>
         <w:pStyle w:val="Heading2"/>
       </w:pPr>
       <w:r>
         <w:t xml:space="preserve">14.3 Risk Manager</w:t>
+      </w:r>
+    </w:p>
+    <w:p>
+      <w:pPr>
+        <w:pStyle w:val="FirstParagraph"/>
+      </w:pPr>
+      <w:r>
+        <w:rPr>
+          <w:bCs/>
+          <w:b/>
+        </w:rPr>
+        <w:t xml:space="preserve">Overview</w:t>
+      </w:r>
+      <w:r>
+        <w:t xml:space="preserve"> </w:t>
+      </w:r>
+      <w:r>
+        <w:t xml:space="preserve">(opens first):</w:t>
       </w:r>
     </w:p>
     <w:p>
@@ -36821,159 +36839,26 @@
           <w:bCs/>
           <w:b/>
         </w:rPr>
-        <w:t xml:space="preserve">+ Risk</w:t>
-      </w:r>
-      <w:r>
-        <w:t xml:space="preserve"> </w:t>
-      </w:r>
-      <w:r>
-        <w:t xml:space="preserve">›</w:t>
-      </w:r>
-      <w:r>
-        <w:t xml:space="preserve"> </w:t>
-      </w:r>
-      <w:r>
-        <w:rPr>
-          <w:bCs/>
-          <w:b/>
-        </w:rPr>
-        <w:t xml:space="preserve">Risk (event)</w:t>
-      </w:r>
-      <w:r>
-        <w:t xml:space="preserve">, Category,</w:t>
-      </w:r>
-      <w:r>
-        <w:t xml:space="preserve"> </w:t>
-      </w:r>
-      <w:r>
-        <w:rPr>
-          <w:bCs/>
-          <w:b/>
-        </w:rPr>
-        <w:t xml:space="preserve">Strategic objective</w:t>
-      </w:r>
-      <w:r>
-        <w:t xml:space="preserve">,</w:t>
-      </w:r>
-      <w:r>
-        <w:t xml:space="preserve"> </w:t>
-      </w:r>
-      <w:r>
-        <w:rPr>
-          <w:bCs/>
-          <w:b/>
-        </w:rPr>
-        <w:t xml:space="preserve">Risk owner</w:t>
-      </w:r>
-      <w:r>
-        <w:t xml:space="preserve">,</w:t>
-      </w:r>
-      <w:r>
-        <w:t xml:space="preserve"> </w:t>
-      </w:r>
-      <w:r>
-        <w:rPr>
-          <w:bCs/>
-          <w:b/>
-        </w:rPr>
-        <w:t xml:space="preserve">Division / entity</w:t>
-      </w:r>
-      <w:r>
-        <w:t xml:space="preserve">,</w:t>
-      </w:r>
-      <w:r>
-        <w:t xml:space="preserve"> </w:t>
-      </w:r>
-      <w:r>
-        <w:rPr>
-          <w:bCs/>
-          <w:b/>
-        </w:rPr>
-        <w:t xml:space="preserve">Causes</w:t>
-      </w:r>
-      <w:r>
-        <w:t xml:space="preserve">,</w:t>
-      </w:r>
-      <w:r>
-        <w:t xml:space="preserve"> </w:t>
-      </w:r>
-      <w:r>
-        <w:rPr>
-          <w:bCs/>
-          <w:b/>
-        </w:rPr>
-        <w:t xml:space="preserve">Consequences</w:t>
-      </w:r>
-      <w:r>
-        <w:t xml:space="preserve">; inherent, residual and target likelihood and impact;</w:t>
-      </w:r>
-      <w:r>
-        <w:t xml:space="preserve"> </w:t>
-      </w:r>
-      <w:r>
-        <w:rPr>
-          <w:bCs/>
-          <w:b/>
-        </w:rPr>
-        <w:t xml:space="preserve">Risk appetite</w:t>
-      </w:r>
-      <w:r>
-        <w:t xml:space="preserve">,</w:t>
-      </w:r>
-      <w:r>
-        <w:t xml:space="preserve"> </w:t>
-      </w:r>
-      <w:r>
-        <w:rPr>
-          <w:bCs/>
-          <w:b/>
-        </w:rPr>
-        <w:t xml:space="preserve">Treatment</w:t>
-      </w:r>
-      <w:r>
-        <w:t xml:space="preserve">,</w:t>
-      </w:r>
-      <w:r>
-        <w:t xml:space="preserve"> </w:t>
-      </w:r>
-      <w:r>
-        <w:rPr>
-          <w:bCs/>
-          <w:b/>
-        </w:rPr>
-        <w:t xml:space="preserve">Status</w:t>
-      </w:r>
-      <w:r>
-        <w:t xml:space="preserve">,</w:t>
-      </w:r>
-      <w:r>
-        <w:t xml:space="preserve"> </w:t>
-      </w:r>
-      <w:r>
-        <w:rPr>
-          <w:bCs/>
-          <w:b/>
-        </w:rPr>
-        <w:t xml:space="preserve">Treatment plan</w:t>
-      </w:r>
-      <w:r>
-        <w:t xml:space="preserve"> </w:t>
-      </w:r>
-      <w:r>
-        <w:t xml:space="preserve">›</w:t>
-      </w:r>
-      <w:r>
-        <w:t xml:space="preserve"> </w:t>
-      </w:r>
-      <w:r>
-        <w:rPr>
-          <w:bCs/>
-          <w:b/>
-        </w:rPr>
-        <w:t xml:space="preserve">Create</w:t>
-      </w:r>
-      <w:r>
-        <w:t xml:space="preserve">. Residual cannot exceed inherent.</w:t>
+        <w:t xml:space="preserve">Category filter:</w:t>
+      </w:r>
+      <w:r>
+        <w:t xml:space="preserve"> </w:t>
+      </w:r>
+      <w:r>
+        <w:t xml:space="preserve">choose one risk category or</w:t>
+      </w:r>
+      <w:r>
+        <w:t xml:space="preserve"> </w:t>
+      </w:r>
+      <w:r>
+        <w:rPr>
+          <w:iCs/>
+          <w:i/>
+        </w:rPr>
+        <w:t xml:space="preserve">All risk categories</w:t>
+      </w:r>
+      <w:r>
+        <w:t xml:space="preserve">.</w:t>
       </w:r>
     </w:p>
     <w:p>
@@ -36985,65 +36870,59 @@
         <w:pStyle w:val="Compact"/>
       </w:pPr>
       <w:r>
-        <w:t xml:space="preserve">On a risk:</w:t>
-      </w:r>
-      <w:r>
-        <w:t xml:space="preserve"> </w:t>
-      </w:r>
-      <w:r>
-        <w:rPr>
-          <w:bCs/>
-          <w:b/>
-        </w:rPr>
-        <w:t xml:space="preserve">Assess</w:t>
-      </w:r>
-      <w:r>
-        <w:t xml:space="preserve"> </w:t>
-      </w:r>
-      <w:r>
-        <w:t xml:space="preserve">› scores,</w:t>
-      </w:r>
-      <w:r>
-        <w:t xml:space="preserve"> </w:t>
-      </w:r>
-      <w:r>
-        <w:rPr>
-          <w:bCs/>
-          <w:b/>
-        </w:rPr>
-        <w:t xml:space="preserve">How well are the controls working?</w:t>
-      </w:r>
-      <w:r>
-        <w:t xml:space="preserve">,</w:t>
-      </w:r>
-      <w:r>
-        <w:t xml:space="preserve"> </w:t>
-      </w:r>
-      <w:r>
-        <w:rPr>
-          <w:bCs/>
-          <w:b/>
-        </w:rPr>
-        <w:t xml:space="preserve">What changed and why</w:t>
-      </w:r>
-      <w:r>
-        <w:t xml:space="preserve"> </w:t>
-      </w:r>
-      <w:r>
-        <w:t xml:space="preserve">›</w:t>
-      </w:r>
-      <w:r>
-        <w:t xml:space="preserve"> </w:t>
-      </w:r>
-      <w:r>
-        <w:rPr>
-          <w:bCs/>
-          <w:b/>
-        </w:rPr>
-        <w:t xml:space="preserve">Record assessment</w:t>
-      </w:r>
-      <w:r>
-        <w:t xml:space="preserve">.</w:t>
+        <w:rPr>
+          <w:bCs/>
+          <w:b/>
+        </w:rPr>
+        <w:t xml:space="preserve">Key figures:</w:t>
+      </w:r>
+      <w:r>
+        <w:t xml:space="preserve"> </w:t>
+      </w:r>
+      <w:r>
+        <w:rPr>
+          <w:bCs/>
+          <w:b/>
+        </w:rPr>
+        <w:t xml:space="preserve">Entities at highest risk</w:t>
+      </w:r>
+      <w:r>
+        <w:t xml:space="preserve"> </w:t>
+      </w:r>
+      <w:r>
+        <w:t xml:space="preserve">(entities with a High residual risk),</w:t>
+      </w:r>
+      <w:r>
+        <w:t xml:space="preserve"> </w:t>
+      </w:r>
+      <w:r>
+        <w:rPr>
+          <w:bCs/>
+          <w:b/>
+        </w:rPr>
+        <w:t xml:space="preserve">Above target</w:t>
+      </w:r>
+      <w:r>
+        <w:t xml:space="preserve"> </w:t>
+      </w:r>
+      <w:r>
+        <w:t xml:space="preserve">(residual over the target score) and</w:t>
+      </w:r>
+      <w:r>
+        <w:t xml:space="preserve"> </w:t>
+      </w:r>
+      <w:r>
+        <w:rPr>
+          <w:bCs/>
+          <w:b/>
+        </w:rPr>
+        <w:t xml:space="preserve">KRI breaches</w:t>
+      </w:r>
+      <w:r>
+        <w:t xml:space="preserve"> </w:t>
+      </w:r>
+      <w:r>
+        <w:t xml:space="preserve">(indicators at red). Click a figure to open the matching list.</w:t>
       </w:r>
     </w:p>
     <w:p>
@@ -37059,191 +36938,13 @@
           <w:bCs/>
           <w:b/>
         </w:rPr>
-        <w:t xml:space="preserve">+ Indicator</w:t>
-      </w:r>
-      <w:r>
-        <w:t xml:space="preserve"> </w:t>
-      </w:r>
-      <w:r>
-        <w:t xml:space="preserve">›</w:t>
-      </w:r>
-      <w:r>
-        <w:t xml:space="preserve"> </w:t>
-      </w:r>
-      <w:r>
-        <w:rPr>
-          <w:bCs/>
-          <w:b/>
-        </w:rPr>
-        <w:t xml:space="preserve">Indicator</w:t>
-      </w:r>
-      <w:r>
-        <w:t xml:space="preserve">,</w:t>
-      </w:r>
-      <w:r>
-        <w:t xml:space="preserve"> </w:t>
-      </w:r>
-      <w:r>
-        <w:rPr>
-          <w:bCs/>
-          <w:b/>
-        </w:rPr>
-        <w:t xml:space="preserve">Unit</w:t>
-      </w:r>
-      <w:r>
-        <w:t xml:space="preserve">,</w:t>
-      </w:r>
-      <w:r>
-        <w:t xml:space="preserve"> </w:t>
-      </w:r>
-      <w:r>
-        <w:rPr>
-          <w:bCs/>
-          <w:b/>
-        </w:rPr>
-        <w:t xml:space="preserve">Frequency</w:t>
-      </w:r>
-      <w:r>
-        <w:t xml:space="preserve">,</w:t>
-      </w:r>
-      <w:r>
-        <w:t xml:space="preserve"> </w:t>
-      </w:r>
-      <w:r>
-        <w:rPr>
-          <w:bCs/>
-          <w:b/>
-        </w:rPr>
-        <w:t xml:space="preserve">A higher value is worse</w:t>
-      </w:r>
-      <w:r>
-        <w:t xml:space="preserve">,</w:t>
-      </w:r>
-      <w:r>
-        <w:t xml:space="preserve"> </w:t>
-      </w:r>
-      <w:r>
-        <w:rPr>
-          <w:bCs/>
-          <w:b/>
-        </w:rPr>
-        <w:t xml:space="preserve">Amber threshold</w:t>
-      </w:r>
-      <w:r>
-        <w:t xml:space="preserve">,</w:t>
-      </w:r>
-      <w:r>
-        <w:t xml:space="preserve"> </w:t>
-      </w:r>
-      <w:r>
-        <w:rPr>
-          <w:bCs/>
-          <w:b/>
-        </w:rPr>
-        <w:t xml:space="preserve">Red threshold</w:t>
-      </w:r>
-      <w:r>
-        <w:t xml:space="preserve">,</w:t>
-      </w:r>
-      <w:r>
-        <w:t xml:space="preserve"> </w:t>
-      </w:r>
-      <w:r>
-        <w:rPr>
-          <w:bCs/>
-          <w:b/>
-        </w:rPr>
-        <w:t xml:space="preserve">Who records it</w:t>
-      </w:r>
-      <w:r>
-        <w:t xml:space="preserve"> </w:t>
-      </w:r>
-      <w:r>
-        <w:t xml:space="preserve">›</w:t>
-      </w:r>
-      <w:r>
-        <w:t xml:space="preserve"> </w:t>
-      </w:r>
-      <w:r>
-        <w:rPr>
-          <w:bCs/>
-          <w:b/>
-        </w:rPr>
-        <w:t xml:space="preserve">Add indicator</w:t>
-      </w:r>
-      <w:r>
-        <w:t xml:space="preserve">;</w:t>
-      </w:r>
-      <w:r>
-        <w:t xml:space="preserve"> </w:t>
-      </w:r>
-      <w:r>
-        <w:rPr>
-          <w:bCs/>
-          <w:b/>
-        </w:rPr>
-        <w:t xml:space="preserve">Record reading</w:t>
-      </w:r>
-      <w:r>
-        <w:t xml:space="preserve"> </w:t>
-      </w:r>
-      <w:r>
-        <w:t xml:space="preserve">›</w:t>
-      </w:r>
-      <w:r>
-        <w:t xml:space="preserve"> </w:t>
-      </w:r>
-      <w:r>
-        <w:rPr>
-          <w:bCs/>
-          <w:b/>
-        </w:rPr>
-        <w:t xml:space="preserve">Period</w:t>
-      </w:r>
-      <w:r>
-        <w:t xml:space="preserve">,</w:t>
-      </w:r>
-      <w:r>
-        <w:t xml:space="preserve"> </w:t>
-      </w:r>
-      <w:r>
-        <w:rPr>
-          <w:bCs/>
-          <w:b/>
-        </w:rPr>
-        <w:t xml:space="preserve">Value</w:t>
-      </w:r>
-      <w:r>
-        <w:t xml:space="preserve">,</w:t>
-      </w:r>
-      <w:r>
-        <w:t xml:space="preserve"> </w:t>
-      </w:r>
-      <w:r>
-        <w:rPr>
-          <w:bCs/>
-          <w:b/>
-        </w:rPr>
-        <w:t xml:space="preserve">Comment</w:t>
-      </w:r>
-      <w:r>
-        <w:t xml:space="preserve"> </w:t>
-      </w:r>
-      <w:r>
-        <w:t xml:space="preserve">›</w:t>
-      </w:r>
-      <w:r>
-        <w:t xml:space="preserve"> </w:t>
-      </w:r>
-      <w:r>
-        <w:rPr>
-          <w:bCs/>
-          <w:b/>
-        </w:rPr>
-        <w:t xml:space="preserve">Record</w:t>
-      </w:r>
-      <w:r>
-        <w:t xml:space="preserve">.</w:t>
+        <w:t xml:space="preserve">Risk breakdown:</w:t>
+      </w:r>
+      <w:r>
+        <w:t xml:space="preserve"> </w:t>
+      </w:r>
+      <w:r>
+        <w:t xml:space="preserve">residual risks per category, split High / Medium / Low. Click a bar to open that category’s register.</w:t>
       </w:r>
     </w:p>
     <w:p>
@@ -37259,29 +36960,42 @@
           <w:bCs/>
           <w:b/>
         </w:rPr>
-        <w:t xml:space="preserve">Linked records</w:t>
-      </w:r>
-      <w:r>
-        <w:t xml:space="preserve"> </w:t>
-      </w:r>
-      <w:r>
-        <w:t xml:space="preserve">›</w:t>
-      </w:r>
-      <w:r>
-        <w:t xml:space="preserve"> </w:t>
-      </w:r>
-      <w:r>
-        <w:rPr>
-          <w:bCs/>
-          <w:b/>
-        </w:rPr>
-        <w:t xml:space="preserve">+ Link</w:t>
-      </w:r>
-      <w:r>
-        <w:t xml:space="preserve"> </w:t>
-      </w:r>
-      <w:r>
-        <w:t xml:space="preserve">connects controls, requirements, assets, the audit universe and policies.</w:t>
+        <w:t xml:space="preserve">Risk heat map:</w:t>
+      </w:r>
+      <w:r>
+        <w:t xml:space="preserve"> </w:t>
+      </w:r>
+      <w:r>
+        <w:t xml:space="preserve">choose</w:t>
+      </w:r>
+      <w:r>
+        <w:t xml:space="preserve"> </w:t>
+      </w:r>
+      <w:r>
+        <w:rPr>
+          <w:bCs/>
+          <w:b/>
+        </w:rPr>
+        <w:t xml:space="preserve">Residual</w:t>
+      </w:r>
+      <w:r>
+        <w:t xml:space="preserve"> </w:t>
+      </w:r>
+      <w:r>
+        <w:t xml:space="preserve">or</w:t>
+      </w:r>
+      <w:r>
+        <w:t xml:space="preserve"> </w:t>
+      </w:r>
+      <w:r>
+        <w:rPr>
+          <w:bCs/>
+          <w:b/>
+        </w:rPr>
+        <w:t xml:space="preserve">Inherent</w:t>
+      </w:r>
+      <w:r>
+        <w:t xml:space="preserve">; click a cell to list its risks.</w:t>
       </w:r>
     </w:p>
     <w:p>
@@ -37293,81 +37007,23 @@
         <w:pStyle w:val="Compact"/>
       </w:pPr>
       <w:r>
-        <w:t xml:space="preserve">Tabs</w:t>
-      </w:r>
-      <w:r>
-        <w:t xml:space="preserve"> </w:t>
-      </w:r>
-      <w:r>
-        <w:rPr>
-          <w:bCs/>
-          <w:b/>
-        </w:rPr>
-        <w:t xml:space="preserve">Heat maps</w:t>
-      </w:r>
-      <w:r>
-        <w:t xml:space="preserve"> </w:t>
-      </w:r>
-      <w:r>
-        <w:t xml:space="preserve">(click a cell to list its risks),</w:t>
-      </w:r>
-      <w:r>
-        <w:t xml:space="preserve"> </w:t>
-      </w:r>
-      <w:r>
-        <w:rPr>
-          <w:bCs/>
-          <w:b/>
-        </w:rPr>
-        <w:t xml:space="preserve">Strategy</w:t>
-      </w:r>
-      <w:r>
-        <w:t xml:space="preserve"> </w:t>
-      </w:r>
-      <w:r>
-        <w:t xml:space="preserve">(</w:t>
-      </w:r>
-      <w:r>
-        <w:rPr>
-          <w:bCs/>
-          <w:b/>
-        </w:rPr>
-        <w:t xml:space="preserve">Objective</w:t>
-      </w:r>
-      <w:r>
-        <w:t xml:space="preserve"> </w:t>
-      </w:r>
-      <w:r>
-        <w:t xml:space="preserve">to add strategic objectives),</w:t>
-      </w:r>
-      <w:r>
-        <w:t xml:space="preserve"> </w:t>
-      </w:r>
-      <w:r>
-        <w:rPr>
-          <w:bCs/>
-          <w:b/>
-        </w:rPr>
-        <w:t xml:space="preserve">Indicators</w:t>
-      </w:r>
-      <w:r>
-        <w:t xml:space="preserve">.</w:t>
-      </w:r>
-    </w:p>
-    <w:bookmarkEnd w:id="221"/>
-    <w:bookmarkStart w:id="222" w:name="compliance-maps"/>
-    <w:p>
-      <w:pPr>
-        <w:pStyle w:val="Heading2"/>
-      </w:pPr>
-      <w:r>
-        <w:t xml:space="preserve">14.4 Compliance Maps</w:t>
+        <w:rPr>
+          <w:bCs/>
+          <w:b/>
+        </w:rPr>
+        <w:t xml:space="preserve">Tasks</w:t>
+      </w:r>
+      <w:r>
+        <w:t xml:space="preserve"> </w:t>
+      </w:r>
+      <w:r>
+        <w:t xml:space="preserve">on the right:</w:t>
       </w:r>
     </w:p>
     <w:p>
       <w:pPr>
         <w:numPr>
-          <w:ilvl w:val="0"/>
+          <w:ilvl w:val="1"/>
           <w:numId w:val="1084"/>
         </w:numPr>
         <w:pStyle w:val="Compact"/>
@@ -37377,126 +37033,19 @@
           <w:bCs/>
           <w:b/>
         </w:rPr>
-        <w:t xml:space="preserve">+ Obligation</w:t>
-      </w:r>
-      <w:r>
-        <w:t xml:space="preserve"> </w:t>
-      </w:r>
-      <w:r>
-        <w:t xml:space="preserve">›</w:t>
-      </w:r>
-      <w:r>
-        <w:t xml:space="preserve"> </w:t>
-      </w:r>
-      <w:r>
-        <w:rPr>
-          <w:bCs/>
-          <w:b/>
-        </w:rPr>
-        <w:t xml:space="preserve">Code</w:t>
-      </w:r>
-      <w:r>
-        <w:t xml:space="preserve">,</w:t>
-      </w:r>
-      <w:r>
-        <w:t xml:space="preserve"> </w:t>
-      </w:r>
-      <w:r>
-        <w:rPr>
-          <w:bCs/>
-          <w:b/>
-        </w:rPr>
-        <w:t xml:space="preserve">Kind</w:t>
-      </w:r>
-      <w:r>
-        <w:t xml:space="preserve">,</w:t>
-      </w:r>
-      <w:r>
-        <w:t xml:space="preserve"> </w:t>
-      </w:r>
-      <w:r>
-        <w:rPr>
-          <w:bCs/>
-          <w:b/>
-        </w:rPr>
-        <w:t xml:space="preserve">Title</w:t>
-      </w:r>
-      <w:r>
-        <w:t xml:space="preserve">,</w:t>
-      </w:r>
-      <w:r>
-        <w:t xml:space="preserve"> </w:t>
-      </w:r>
-      <w:r>
-        <w:rPr>
-          <w:bCs/>
-          <w:b/>
-        </w:rPr>
-        <w:t xml:space="preserve">Issued by</w:t>
-      </w:r>
-      <w:r>
-        <w:t xml:space="preserve">,</w:t>
-      </w:r>
-      <w:r>
-        <w:t xml:space="preserve"> </w:t>
-      </w:r>
-      <w:r>
-        <w:rPr>
-          <w:bCs/>
-          <w:b/>
-        </w:rPr>
-        <w:t xml:space="preserve">Version / year</w:t>
-      </w:r>
-      <w:r>
-        <w:t xml:space="preserve">,</w:t>
-      </w:r>
-      <w:r>
-        <w:t xml:space="preserve"> </w:t>
-      </w:r>
-      <w:r>
-        <w:rPr>
-          <w:bCs/>
-          <w:b/>
-        </w:rPr>
-        <w:t xml:space="preserve">Effective from</w:t>
-      </w:r>
-      <w:r>
-        <w:t xml:space="preserve">,</w:t>
-      </w:r>
-      <w:r>
-        <w:t xml:space="preserve"> </w:t>
-      </w:r>
-      <w:r>
-        <w:rPr>
-          <w:bCs/>
-          <w:b/>
-        </w:rPr>
-        <w:t xml:space="preserve">Compliance owner</w:t>
-      </w:r>
-      <w:r>
-        <w:t xml:space="preserve"> </w:t>
-      </w:r>
-      <w:r>
-        <w:t xml:space="preserve">›</w:t>
-      </w:r>
-      <w:r>
-        <w:t xml:space="preserve"> </w:t>
-      </w:r>
-      <w:r>
-        <w:rPr>
-          <w:bCs/>
-          <w:b/>
-        </w:rPr>
-        <w:t xml:space="preserve">Create</w:t>
-      </w:r>
-      <w:r>
-        <w:t xml:space="preserve">.</w:t>
+        <w:t xml:space="preserve">My risks and indicators:</w:t>
+      </w:r>
+      <w:r>
+        <w:t xml:space="preserve"> </w:t>
+      </w:r>
+      <w:r>
+        <w:t xml:space="preserve">risks I own, reviews due in 30 days, overdue reviews, indicators to record, my indicator breaches.</w:t>
       </w:r>
     </w:p>
     <w:p>
       <w:pPr>
         <w:numPr>
-          <w:ilvl w:val="0"/>
+          <w:ilvl w:val="1"/>
           <w:numId w:val="1084"/>
         </w:numPr>
         <w:pStyle w:val="Compact"/>
@@ -37506,1263 +37055,108 @@
           <w:bCs/>
           <w:b/>
         </w:rPr>
-        <w:t xml:space="preserve">+ Requirement</w:t>
-      </w:r>
-      <w:r>
-        <w:t xml:space="preserve"> </w:t>
-      </w:r>
-      <w:r>
-        <w:t xml:space="preserve">›</w:t>
-      </w:r>
-      <w:r>
-        <w:t xml:space="preserve"> </w:t>
-      </w:r>
-      <w:r>
-        <w:rPr>
-          <w:bCs/>
-          <w:b/>
-        </w:rPr>
-        <w:t xml:space="preserve">Section / clause</w:t>
-      </w:r>
-      <w:r>
-        <w:t xml:space="preserve">,</w:t>
-      </w:r>
-      <w:r>
-        <w:t xml:space="preserve"> </w:t>
-      </w:r>
-      <w:r>
-        <w:rPr>
-          <w:bCs/>
-          <w:b/>
-        </w:rPr>
-        <w:t xml:space="preserve">Owner</w:t>
-      </w:r>
-      <w:r>
-        <w:t xml:space="preserve">,</w:t>
-      </w:r>
-      <w:r>
-        <w:t xml:space="preserve"> </w:t>
-      </w:r>
-      <w:r>
-        <w:rPr>
-          <w:bCs/>
-          <w:b/>
-        </w:rPr>
-        <w:t xml:space="preserve">Requirement</w:t>
-      </w:r>
-      <w:r>
-        <w:t xml:space="preserve">,</w:t>
-      </w:r>
-      <w:r>
-        <w:t xml:space="preserve"> </w:t>
-      </w:r>
-      <w:r>
-        <w:rPr>
-          <w:bCs/>
-          <w:b/>
-        </w:rPr>
-        <w:t xml:space="preserve">Text</w:t>
-      </w:r>
-      <w:r>
-        <w:t xml:space="preserve">, and tick</w:t>
-      </w:r>
-      <w:r>
-        <w:t xml:space="preserve"> </w:t>
-      </w:r>
-      <w:r>
-        <w:rPr>
-          <w:bCs/>
-          <w:b/>
-        </w:rPr>
-        <w:t xml:space="preserve">Controls that meet it</w:t>
-      </w:r>
-      <w:r>
-        <w:t xml:space="preserve"> </w:t>
-      </w:r>
-      <w:r>
-        <w:t xml:space="preserve">›</w:t>
-      </w:r>
-      <w:r>
-        <w:t xml:space="preserve"> </w:t>
-      </w:r>
-      <w:r>
-        <w:rPr>
-          <w:bCs/>
-          <w:b/>
-        </w:rPr>
-        <w:t xml:space="preserve">Add requirement</w:t>
-      </w:r>
-      <w:r>
-        <w:t xml:space="preserve"> </w:t>
-      </w:r>
-      <w:r>
-        <w:t xml:space="preserve">(no controls shows</w:t>
-      </w:r>
-      <w:r>
-        <w:t xml:space="preserve"> </w:t>
-      </w:r>
-      <w:r>
-        <w:rPr>
-          <w:bCs/>
-          <w:b/>
-        </w:rPr>
-        <w:t xml:space="preserve">Gap</w:t>
-      </w:r>
-      <w:r>
-        <w:t xml:space="preserve">).</w:t>
-      </w:r>
-      <w:r>
-        <w:t xml:space="preserve"> </w:t>
-      </w:r>
-      <w:r>
-        <w:rPr>
-          <w:bCs/>
-          <w:b/>
-        </w:rPr>
-        <w:t xml:space="preserve">Import CSV</w:t>
-      </w:r>
-      <w:r>
-        <w:t xml:space="preserve"> </w:t>
-      </w:r>
-      <w:r>
-        <w:t xml:space="preserve">for many.</w:t>
+        <w:t xml:space="preserve">My unit’s risks:</w:t>
+      </w:r>
+      <w:r>
+        <w:t xml:space="preserve"> </w:t>
+      </w:r>
+      <w:r>
+        <w:t xml:space="preserve">open, no owner and overdue, for the unit set under</w:t>
+      </w:r>
+      <w:r>
+        <w:t xml:space="preserve"> </w:t>
+      </w:r>
+      <w:r>
+        <w:rPr>
+          <w:bCs/>
+          <w:b/>
+        </w:rPr>
+        <w:t xml:space="preserve">Where I work</w:t>
+      </w:r>
+      <w:r>
+        <w:t xml:space="preserve">.</w:t>
       </w:r>
     </w:p>
     <w:p>
       <w:pPr>
         <w:numPr>
-          <w:ilvl w:val="0"/>
+          <w:ilvl w:val="1"/>
           <w:numId w:val="1084"/>
         </w:numPr>
         <w:pStyle w:val="Compact"/>
       </w:pPr>
       <w:r>
-        <w:t xml:space="preserve">Click a requirement ›</w:t>
-      </w:r>
-      <w:r>
-        <w:t xml:space="preserve"> </w:t>
-      </w:r>
-      <w:r>
-        <w:rPr>
-          <w:bCs/>
-          <w:b/>
-        </w:rPr>
-        <w:t xml:space="preserve">Assess compliance</w:t>
-      </w:r>
-      <w:r>
-        <w:t xml:space="preserve"> </w:t>
-      </w:r>
-      <w:r>
-        <w:t xml:space="preserve">›</w:t>
-      </w:r>
-      <w:r>
-        <w:t xml:space="preserve"> </w:t>
-      </w:r>
-      <w:r>
-        <w:rPr>
-          <w:bCs/>
-          <w:b/>
-        </w:rPr>
-        <w:t xml:space="preserve">Status</w:t>
-      </w:r>
-      <w:r>
-        <w:t xml:space="preserve"> </w:t>
-      </w:r>
-      <w:r>
-        <w:t xml:space="preserve">(</w:t>
+        <w:rPr>
+          <w:bCs/>
+          <w:b/>
+        </w:rPr>
+        <w:t xml:space="preserve">Quick actions:</w:t>
+      </w:r>
+      <w:r>
+        <w:t xml:space="preserve"> </w:t>
+      </w:r>
+      <w:r>
+        <w:t xml:space="preserve">new risk, strategic objective, record readings, register, strategy map.</w:t>
+      </w:r>
+    </w:p>
+    <w:p>
+      <w:pPr>
+        <w:numPr>
+          <w:ilvl w:val="0"/>
+          <w:numId w:val="1083"/>
+        </w:numPr>
+        <w:pStyle w:val="Compact"/>
+      </w:pPr>
+      <w:r>
+        <w:t xml:space="preserve">Clicking a task number opens the</w:t>
+      </w:r>
+      <w:r>
+        <w:t xml:space="preserve"> </w:t>
+      </w:r>
+      <w:r>
+        <w:rPr>
+          <w:bCs/>
+          <w:b/>
+        </w:rPr>
+        <w:t xml:space="preserve">Register</w:t>
+      </w:r>
+      <w:r>
+        <w:t xml:space="preserve"> </w:t>
+      </w:r>
+      <w:r>
+        <w:t xml:space="preserve">filtered to it. A</w:t>
+      </w:r>
+      <w:r>
+        <w:t xml:space="preserve"> </w:t>
       </w:r>
       <w:r>
         <w:rPr>
           <w:iCs/>
           <w:i/>
         </w:rPr>
-        <w:t xml:space="preserve">Compliant, Partially compliant, Non-compliant, Not applicable</w:t>
-      </w:r>
-      <w:r>
-        <w:t xml:space="preserve">),</w:t>
-      </w:r>
-      <w:r>
-        <w:t xml:space="preserve"> </w:t>
-      </w:r>
-      <w:r>
-        <w:rPr>
-          <w:bCs/>
-          <w:b/>
-        </w:rPr>
-        <w:t xml:space="preserve">Evidence and gaps</w:t>
-      </w:r>
-      <w:r>
-        <w:t xml:space="preserve"> </w:t>
-      </w:r>
-      <w:r>
-        <w:t xml:space="preserve">›</w:t>
-      </w:r>
-      <w:r>
-        <w:t xml:space="preserve"> </w:t>
-      </w:r>
-      <w:r>
-        <w:rPr>
-          <w:bCs/>
-          <w:b/>
-        </w:rPr>
-        <w:t xml:space="preserve">Record assessment</w:t>
-      </w:r>
-      <w:r>
-        <w:t xml:space="preserve">.</w:t>
-      </w:r>
-    </w:p>
-    <w:bookmarkEnd w:id="222"/>
-    <w:bookmarkStart w:id="223" w:name="policy-manager"/>
-    <w:p>
-      <w:pPr>
-        <w:pStyle w:val="Heading2"/>
-      </w:pPr>
-      <w:r>
-        <w:t xml:space="preserve">14.5 Policy Manager</w:t>
-      </w:r>
-    </w:p>
-    <w:p>
-      <w:pPr>
-        <w:numPr>
-          <w:ilvl w:val="0"/>
-          <w:numId w:val="1085"/>
-        </w:numPr>
-        <w:pStyle w:val="Compact"/>
-      </w:pPr>
-      <w:r>
-        <w:rPr>
-          <w:bCs/>
-          <w:b/>
-        </w:rPr>
-        <w:t xml:space="preserve">+ Policy</w:t>
-      </w:r>
-      <w:r>
-        <w:t xml:space="preserve"> </w:t>
-      </w:r>
-      <w:r>
-        <w:t xml:space="preserve">›</w:t>
-      </w:r>
-      <w:r>
-        <w:t xml:space="preserve"> </w:t>
-      </w:r>
-      <w:r>
-        <w:rPr>
-          <w:bCs/>
-          <w:b/>
-        </w:rPr>
-        <w:t xml:space="preserve">Title</w:t>
-      </w:r>
-      <w:r>
-        <w:t xml:space="preserve">,</w:t>
-      </w:r>
-      <w:r>
-        <w:t xml:space="preserve"> </w:t>
-      </w:r>
-      <w:r>
-        <w:rPr>
-          <w:bCs/>
-          <w:b/>
-        </w:rPr>
-        <w:t xml:space="preserve">Category</w:t>
-      </w:r>
-      <w:r>
-        <w:t xml:space="preserve">,</w:t>
-      </w:r>
-      <w:r>
-        <w:t xml:space="preserve"> </w:t>
-      </w:r>
-      <w:r>
-        <w:rPr>
-          <w:bCs/>
-          <w:b/>
-        </w:rPr>
-        <w:t xml:space="preserve">Review every (months)</w:t>
-      </w:r>
-      <w:r>
-        <w:t xml:space="preserve">,</w:t>
-      </w:r>
-      <w:r>
-        <w:t xml:space="preserve"> </w:t>
-      </w:r>
-      <w:r>
-        <w:rPr>
-          <w:bCs/>
-          <w:b/>
-        </w:rPr>
-        <w:t xml:space="preserve">Policy owner</w:t>
-      </w:r>
-      <w:r>
-        <w:t xml:space="preserve">,</w:t>
-      </w:r>
-      <w:r>
-        <w:t xml:space="preserve"> </w:t>
-      </w:r>
-      <w:r>
-        <w:rPr>
-          <w:bCs/>
-          <w:b/>
-        </w:rPr>
-        <w:t xml:space="preserve">Approver</w:t>
-      </w:r>
-      <w:r>
-        <w:t xml:space="preserve">,</w:t>
-      </w:r>
-      <w:r>
-        <w:t xml:space="preserve"> </w:t>
-      </w:r>
-      <w:r>
-        <w:rPr>
-          <w:bCs/>
-          <w:b/>
-        </w:rPr>
-        <w:t xml:space="preserve">Applies to</w:t>
-      </w:r>
-      <w:r>
-        <w:t xml:space="preserve">,</w:t>
-      </w:r>
-      <w:r>
-        <w:t xml:space="preserve"> </w:t>
-      </w:r>
-      <w:r>
-        <w:rPr>
-          <w:bCs/>
-          <w:b/>
-        </w:rPr>
-        <w:t xml:space="preserve">Purpose and scope</w:t>
-      </w:r>
-      <w:r>
-        <w:t xml:space="preserve">,</w:t>
-      </w:r>
-      <w:r>
-        <w:t xml:space="preserve"> </w:t>
-      </w:r>
-      <w:r>
-        <w:rPr>
-          <w:bCs/>
-          <w:b/>
-        </w:rPr>
-        <w:t xml:space="preserve">Policy text</w:t>
-      </w:r>
-      <w:r>
-        <w:t xml:space="preserve"> </w:t>
-      </w:r>
-      <w:r>
-        <w:t xml:space="preserve">›</w:t>
-      </w:r>
-      <w:r>
-        <w:t xml:space="preserve"> </w:t>
-      </w:r>
-      <w:r>
-        <w:rPr>
-          <w:bCs/>
-          <w:b/>
-        </w:rPr>
-        <w:t xml:space="preserve">Create draft</w:t>
-      </w:r>
-      <w:r>
-        <w:t xml:space="preserve">.</w:t>
-      </w:r>
-    </w:p>
-    <w:p>
-      <w:pPr>
-        <w:numPr>
-          <w:ilvl w:val="0"/>
-          <w:numId w:val="1085"/>
-        </w:numPr>
-        <w:pStyle w:val="Compact"/>
-      </w:pPr>
-      <w:r>
-        <w:rPr>
-          <w:bCs/>
-          <w:b/>
-        </w:rPr>
-        <w:t xml:space="preserve">Edit draft vN</w:t>
-      </w:r>
-      <w:r>
-        <w:t xml:space="preserve"> </w:t>
-      </w:r>
-      <w:r>
-        <w:t xml:space="preserve">›</w:t>
-      </w:r>
-      <w:r>
-        <w:t xml:space="preserve"> </w:t>
-      </w:r>
-      <w:r>
-        <w:rPr>
-          <w:bCs/>
-          <w:b/>
-        </w:rPr>
-        <w:t xml:space="preserve">What changes in this version</w:t>
-      </w:r>
-      <w:r>
-        <w:t xml:space="preserve">,</w:t>
-      </w:r>
-      <w:r>
-        <w:t xml:space="preserve"> </w:t>
-      </w:r>
-      <w:r>
-        <w:rPr>
-          <w:bCs/>
-          <w:b/>
-        </w:rPr>
-        <w:t xml:space="preserve">Policy text</w:t>
-      </w:r>
-      <w:r>
-        <w:t xml:space="preserve">, optional attachment ›</w:t>
-      </w:r>
-      <w:r>
-        <w:t xml:space="preserve"> </w:t>
-      </w:r>
-      <w:r>
-        <w:rPr>
-          <w:bCs/>
-          <w:b/>
-        </w:rPr>
-        <w:t xml:space="preserve">Save draft</w:t>
-      </w:r>
-      <w:r>
-        <w:t xml:space="preserve"> </w:t>
-      </w:r>
-      <w:r>
-        <w:t xml:space="preserve">›</w:t>
-      </w:r>
-      <w:r>
-        <w:t xml:space="preserve"> </w:t>
-      </w:r>
-      <w:r>
-        <w:rPr>
-          <w:bCs/>
-          <w:b/>
-        </w:rPr>
-        <w:t xml:space="preserve">Submit for approval</w:t>
-      </w:r>
-      <w:r>
-        <w:t xml:space="preserve">.</w:t>
-      </w:r>
-    </w:p>
-    <w:p>
-      <w:pPr>
-        <w:numPr>
-          <w:ilvl w:val="0"/>
-          <w:numId w:val="1085"/>
-        </w:numPr>
-        <w:pStyle w:val="Compact"/>
-      </w:pPr>
-      <w:r>
-        <w:rPr>
-          <w:bCs/>
-          <w:b/>
-        </w:rPr>
-        <w:t xml:space="preserve">Approver</w:t>
-      </w:r>
-      <w:r>
-        <w:t xml:space="preserve"> </w:t>
-      </w:r>
-      <w:r>
-        <w:t xml:space="preserve">(not the author):</w:t>
-      </w:r>
-      <w:r>
-        <w:t xml:space="preserve"> </w:t>
-      </w:r>
-      <w:r>
-        <w:rPr>
-          <w:bCs/>
-          <w:b/>
-        </w:rPr>
-        <w:t xml:space="preserve">Review</w:t>
-      </w:r>
-      <w:r>
-        <w:t xml:space="preserve"> </w:t>
-      </w:r>
-      <w:r>
-        <w:t xml:space="preserve">›</w:t>
-      </w:r>
-      <w:r>
-        <w:t xml:space="preserve"> </w:t>
-      </w:r>
-      <w:r>
-        <w:rPr>
-          <w:bCs/>
-          <w:b/>
-        </w:rPr>
-        <w:t xml:space="preserve">Read the draft</w:t>
-      </w:r>
-      <w:r>
-        <w:t xml:space="preserve"> </w:t>
-      </w:r>
-      <w:r>
-        <w:t xml:space="preserve">›</w:t>
-      </w:r>
-      <w:r>
-        <w:t xml:space="preserve"> </w:t>
-      </w:r>
-      <w:r>
-        <w:rPr>
-          <w:bCs/>
-          <w:b/>
-        </w:rPr>
-        <w:t xml:space="preserve">Decision</w:t>
-      </w:r>
-      <w:r>
-        <w:t xml:space="preserve"> </w:t>
-      </w:r>
-      <w:r>
-        <w:t xml:space="preserve">(</w:t>
-      </w:r>
-      <w:r>
-        <w:rPr>
-          <w:iCs/>
-          <w:i/>
-        </w:rPr>
-        <w:t xml:space="preserve">Approve / Return for changes</w:t>
-      </w:r>
-      <w:r>
-        <w:t xml:space="preserve">) ›</w:t>
-      </w:r>
-      <w:r>
-        <w:t xml:space="preserve"> </w:t>
-      </w:r>
-      <w:r>
-        <w:rPr>
-          <w:bCs/>
-          <w:b/>
-        </w:rPr>
-        <w:t xml:space="preserve">Record decision</w:t>
-      </w:r>
-      <w:r>
-        <w:t xml:space="preserve">.</w:t>
-      </w:r>
-    </w:p>
-    <w:p>
-      <w:pPr>
-        <w:numPr>
-          <w:ilvl w:val="0"/>
-          <w:numId w:val="1085"/>
-        </w:numPr>
-        <w:pStyle w:val="Compact"/>
-      </w:pPr>
-      <w:r>
-        <w:rPr>
-          <w:bCs/>
-          <w:b/>
-        </w:rPr>
-        <w:t xml:space="preserve">Publish</w:t>
-      </w:r>
-      <w:r>
-        <w:t xml:space="preserve">. Then</w:t>
-      </w:r>
-      <w:r>
-        <w:t xml:space="preserve"> </w:t>
-      </w:r>
-      <w:r>
-        <w:rPr>
-          <w:bCs/>
-          <w:b/>
-        </w:rPr>
-        <w:t xml:space="preserve">Ask staff to attest</w:t>
-      </w:r>
-      <w:r>
-        <w:t xml:space="preserve"> </w:t>
-      </w:r>
-      <w:r>
-        <w:t xml:space="preserve">›</w:t>
-      </w:r>
-      <w:r>
-        <w:t xml:space="preserve"> </w:t>
-      </w:r>
-      <w:r>
-        <w:rPr>
-          <w:bCs/>
-          <w:b/>
-        </w:rPr>
-        <w:t xml:space="preserve">Title</w:t>
-      </w:r>
-      <w:r>
-        <w:t xml:space="preserve">,</w:t>
-      </w:r>
-      <w:r>
-        <w:t xml:space="preserve"> </w:t>
-      </w:r>
-      <w:r>
-        <w:rPr>
-          <w:bCs/>
-          <w:b/>
-        </w:rPr>
-        <w:t xml:space="preserve">Due by</w:t>
-      </w:r>
-      <w:r>
-        <w:t xml:space="preserve">, audience,</w:t>
-      </w:r>
-      <w:r>
-        <w:t xml:space="preserve"> </w:t>
-      </w:r>
-      <w:r>
-        <w:rPr>
-          <w:bCs/>
-          <w:b/>
-        </w:rPr>
-        <w:t xml:space="preserve">Statement they confirm</w:t>
-      </w:r>
-      <w:r>
-        <w:t xml:space="preserve"> </w:t>
-      </w:r>
-      <w:r>
-        <w:t xml:space="preserve">›</w:t>
-      </w:r>
-      <w:r>
-        <w:t xml:space="preserve"> </w:t>
-      </w:r>
-      <w:r>
-        <w:rPr>
-          <w:bCs/>
-          <w:b/>
-        </w:rPr>
-        <w:t xml:space="preserve">Send</w:t>
-      </w:r>
-      <w:r>
-        <w:t xml:space="preserve">. Staff answer from Task Tracker › Priorities.</w:t>
-      </w:r>
-    </w:p>
-    <w:bookmarkEnd w:id="223"/>
-    <w:bookmarkStart w:id="224" w:name="asset-inventory-and-frameworks"/>
-    <w:p>
-      <w:pPr>
-        <w:pStyle w:val="Heading2"/>
-      </w:pPr>
-      <w:r>
-        <w:t xml:space="preserve">14.6 Asset Inventory and Frameworks</w:t>
-      </w:r>
-    </w:p>
-    <w:p>
-      <w:pPr>
-        <w:numPr>
-          <w:ilvl w:val="0"/>
-          <w:numId w:val="1086"/>
-        </w:numPr>
-        <w:pStyle w:val="Compact"/>
-      </w:pPr>
-      <w:r>
-        <w:rPr>
-          <w:bCs/>
-          <w:b/>
-        </w:rPr>
-        <w:t xml:space="preserve">Asset Inventory:</w:t>
-      </w:r>
-      <w:r>
-        <w:t xml:space="preserve"> </w:t>
-      </w:r>
-      <w:r>
-        <w:rPr>
-          <w:bCs/>
-          <w:b/>
-        </w:rPr>
-        <w:t xml:space="preserve">+ Asset</w:t>
-      </w:r>
-      <w:r>
-        <w:t xml:space="preserve"> </w:t>
-      </w:r>
-      <w:r>
-        <w:t xml:space="preserve">›</w:t>
-      </w:r>
-      <w:r>
-        <w:t xml:space="preserve"> </w:t>
-      </w:r>
-      <w:r>
-        <w:rPr>
-          <w:bCs/>
-          <w:b/>
-        </w:rPr>
-        <w:t xml:space="preserve">Name</w:t>
-      </w:r>
-      <w:r>
-        <w:t xml:space="preserve">,</w:t>
-      </w:r>
-      <w:r>
-        <w:t xml:space="preserve"> </w:t>
-      </w:r>
-      <w:r>
-        <w:rPr>
-          <w:bCs/>
-          <w:b/>
-        </w:rPr>
-        <w:t xml:space="preserve">Type</w:t>
-      </w:r>
-      <w:r>
-        <w:t xml:space="preserve"> </w:t>
-      </w:r>
-      <w:r>
-        <w:t xml:space="preserve">(a</w:t>
-      </w:r>
-      <w:r>
-        <w:t xml:space="preserve"> </w:t>
-      </w:r>
-      <w:r>
-        <w:rPr>
-          <w:iCs/>
-          <w:i/>
-        </w:rPr>
-        <w:t xml:space="preserve">Third party</w:t>
-      </w:r>
-      <w:r>
-        <w:t xml:space="preserve"> </w:t>
-      </w:r>
-      <w:r>
-        <w:t xml:space="preserve">type turns on contract fields),</w:t>
-      </w:r>
-      <w:r>
-        <w:t xml:space="preserve"> </w:t>
-      </w:r>
-      <w:r>
-        <w:rPr>
-          <w:bCs/>
-          <w:b/>
-        </w:rPr>
-        <w:t xml:space="preserve">Criticality</w:t>
-      </w:r>
-      <w:r>
-        <w:t xml:space="preserve">,</w:t>
-      </w:r>
-      <w:r>
-        <w:t xml:space="preserve"> </w:t>
-      </w:r>
-      <w:r>
-        <w:rPr>
-          <w:bCs/>
-          <w:b/>
-        </w:rPr>
-        <w:t xml:space="preserve">Information classification</w:t>
-      </w:r>
-      <w:r>
-        <w:t xml:space="preserve">,</w:t>
-      </w:r>
-      <w:r>
-        <w:t xml:space="preserve"> </w:t>
-      </w:r>
-      <w:r>
-        <w:rPr>
-          <w:bCs/>
-          <w:b/>
-        </w:rPr>
-        <w:t xml:space="preserve">Owner</w:t>
-      </w:r>
-      <w:r>
-        <w:t xml:space="preserve">, contract details ›</w:t>
-      </w:r>
-      <w:r>
-        <w:t xml:space="preserve"> </w:t>
-      </w:r>
-      <w:r>
-        <w:rPr>
-          <w:bCs/>
-          <w:b/>
-        </w:rPr>
-        <w:t xml:space="preserve">Create</w:t>
-      </w:r>
-      <w:r>
-        <w:t xml:space="preserve">. Third parties:</w:t>
-      </w:r>
-      <w:r>
-        <w:t xml:space="preserve"> </w:t>
-      </w:r>
-      <w:r>
-        <w:rPr>
-          <w:bCs/>
-          <w:b/>
-        </w:rPr>
-        <w:t xml:space="preserve">Due-diligence assessment</w:t>
-      </w:r>
-      <w:r>
-        <w:t xml:space="preserve"> </w:t>
-      </w:r>
-      <w:r>
-        <w:t xml:space="preserve">›</w:t>
-      </w:r>
-      <w:r>
-        <w:t xml:space="preserve"> </w:t>
-      </w:r>
-      <w:r>
-        <w:rPr>
-          <w:bCs/>
-          <w:b/>
-        </w:rPr>
-        <w:t xml:space="preserve">Assessed on</w:t>
-      </w:r>
-      <w:r>
-        <w:t xml:space="preserve">,</w:t>
-      </w:r>
-      <w:r>
-        <w:t xml:space="preserve"> </w:t>
-      </w:r>
-      <w:r>
-        <w:rPr>
-          <w:bCs/>
-          <w:b/>
-        </w:rPr>
-        <w:t xml:space="preserve">Third-party risk rating</w:t>
-      </w:r>
-      <w:r>
-        <w:t xml:space="preserve">,</w:t>
-      </w:r>
-      <w:r>
-        <w:t xml:space="preserve"> </w:t>
-      </w:r>
-      <w:r>
-        <w:rPr>
-          <w:bCs/>
-          <w:b/>
-        </w:rPr>
-        <w:t xml:space="preserve">Outcome</w:t>
-      </w:r>
-      <w:r>
-        <w:t xml:space="preserve">,</w:t>
-      </w:r>
-      <w:r>
-        <w:t xml:space="preserve"> </w:t>
-      </w:r>
-      <w:r>
-        <w:rPr>
-          <w:bCs/>
-          <w:b/>
-        </w:rPr>
-        <w:t xml:space="preserve">Areas reviewed</w:t>
-      </w:r>
-      <w:r>
-        <w:t xml:space="preserve">,</w:t>
-      </w:r>
-      <w:r>
-        <w:t xml:space="preserve"> </w:t>
-      </w:r>
-      <w:r>
-        <w:rPr>
-          <w:bCs/>
-          <w:b/>
-        </w:rPr>
-        <w:t xml:space="preserve">Findings and conditions</w:t>
-      </w:r>
-      <w:r>
-        <w:t xml:space="preserve"> </w:t>
-      </w:r>
-      <w:r>
-        <w:t xml:space="preserve">›</w:t>
-      </w:r>
-      <w:r>
-        <w:t xml:space="preserve"> </w:t>
-      </w:r>
-      <w:r>
-        <w:rPr>
-          <w:bCs/>
-          <w:b/>
-        </w:rPr>
-        <w:t xml:space="preserve">Record</w:t>
-      </w:r>
-      <w:r>
-        <w:t xml:space="preserve">.</w:t>
-      </w:r>
-    </w:p>
-    <w:p>
-      <w:pPr>
-        <w:numPr>
-          <w:ilvl w:val="0"/>
-          <w:numId w:val="1086"/>
-        </w:numPr>
-        <w:pStyle w:val="Compact"/>
-      </w:pPr>
-      <w:r>
-        <w:rPr>
-          <w:bCs/>
-          <w:b/>
-        </w:rPr>
-        <w:t xml:space="preserve">Frameworks:</w:t>
-      </w:r>
-      <w:r>
-        <w:t xml:space="preserve"> </w:t>
-      </w:r>
-      <w:r>
-        <w:rPr>
-          <w:bCs/>
-          <w:b/>
-        </w:rPr>
-        <w:t xml:space="preserve">+ Framework</w:t>
-      </w:r>
-      <w:r>
-        <w:t xml:space="preserve"> </w:t>
-      </w:r>
-      <w:r>
-        <w:t xml:space="preserve">and</w:t>
-      </w:r>
-      <w:r>
-        <w:t xml:space="preserve"> </w:t>
-      </w:r>
-      <w:r>
-        <w:rPr>
-          <w:bCs/>
-          <w:b/>
-        </w:rPr>
-        <w:t xml:space="preserve">+ Standard control</w:t>
-      </w:r>
-      <w:r>
-        <w:t xml:space="preserve"> </w:t>
-      </w:r>
-      <w:r>
-        <w:t xml:space="preserve">(or</w:t>
-      </w:r>
-      <w:r>
-        <w:t xml:space="preserve"> </w:t>
-      </w:r>
-      <w:r>
-        <w:rPr>
-          <w:bCs/>
-          <w:b/>
-        </w:rPr>
-        <w:t xml:space="preserve">Import CSV</w:t>
-      </w:r>
-      <w:r>
-        <w:t xml:space="preserve">). Standard controls feed</w:t>
-      </w:r>
-      <w:r>
-        <w:t xml:space="preserve"> </w:t>
-      </w:r>
-      <w:r>
-        <w:rPr>
-          <w:bCs/>
-          <w:b/>
-        </w:rPr>
-        <w:t xml:space="preserve">From library</w:t>
-      </w:r>
-      <w:r>
-        <w:t xml:space="preserve"> </w:t>
-      </w:r>
-      <w:r>
-        <w:t xml:space="preserve">in the risk control matrix.</w:t>
-      </w:r>
-    </w:p>
-    <w:bookmarkEnd w:id="224"/>
-    <w:bookmarkStart w:id="225" w:name="results-storyboards-and-robots"/>
-    <w:p>
-      <w:pPr>
-        <w:pStyle w:val="Heading2"/>
-      </w:pPr>
-      <w:r>
-        <w:t xml:space="preserve">14.7 Results, Storyboards and Robots</w:t>
-      </w:r>
-    </w:p>
-    <w:p>
-      <w:pPr>
-        <w:numPr>
-          <w:ilvl w:val="0"/>
-          <w:numId w:val="1087"/>
-        </w:numPr>
-        <w:pStyle w:val="Compact"/>
-      </w:pPr>
-      <w:r>
-        <w:rPr>
-          <w:bCs/>
-          <w:b/>
-        </w:rPr>
-        <w:t xml:space="preserve">Results:</w:t>
-      </w:r>
-      <w:r>
-        <w:t xml:space="preserve"> </w:t>
-      </w:r>
-      <w:r>
-        <w:rPr>
-          <w:bCs/>
-          <w:b/>
-        </w:rPr>
-        <w:t xml:space="preserve">+ Add collection</w:t>
-      </w:r>
-      <w:r>
-        <w:t xml:space="preserve">,</w:t>
-      </w:r>
-      <w:r>
-        <w:t xml:space="preserve"> </w:t>
-      </w:r>
-      <w:r>
-        <w:rPr>
-          <w:bCs/>
-          <w:b/>
-        </w:rPr>
-        <w:t xml:space="preserve">+</w:t>
-      </w:r>
-      <w:r>
-        <w:t xml:space="preserve"> </w:t>
-      </w:r>
-      <w:r>
-        <w:t xml:space="preserve">to add a table; each table has</w:t>
-      </w:r>
-      <w:r>
-        <w:t xml:space="preserve"> </w:t>
-      </w:r>
-      <w:r>
-        <w:rPr>
-          <w:bCs/>
-          <w:b/>
-        </w:rPr>
-        <w:t xml:space="preserve">Table</w:t>
-      </w:r>
-      <w:r>
-        <w:t xml:space="preserve">,</w:t>
-      </w:r>
-      <w:r>
-        <w:t xml:space="preserve"> </w:t>
-      </w:r>
-      <w:r>
-        <w:rPr>
-          <w:bCs/>
-          <w:b/>
-        </w:rPr>
-        <w:t xml:space="preserve">Interpretations</w:t>
-      </w:r>
-      <w:r>
-        <w:t xml:space="preserve"> </w:t>
-      </w:r>
-      <w:r>
-        <w:t xml:space="preserve">(</w:t>
-      </w:r>
-      <w:r>
-        <w:rPr>
-          <w:bCs/>
-          <w:b/>
-        </w:rPr>
-        <w:t xml:space="preserve">New interpretation</w:t>
-      </w:r>
-      <w:r>
-        <w:t xml:space="preserve">) and</w:t>
-      </w:r>
-      <w:r>
-        <w:t xml:space="preserve"> </w:t>
-      </w:r>
-      <w:r>
-        <w:rPr>
-          <w:bCs/>
-          <w:b/>
-        </w:rPr>
-        <w:t xml:space="preserve">Triggers</w:t>
-      </w:r>
-      <w:r>
-        <w:t xml:space="preserve">.</w:t>
-      </w:r>
-    </w:p>
-    <w:p>
-      <w:pPr>
-        <w:numPr>
-          <w:ilvl w:val="0"/>
-          <w:numId w:val="1087"/>
-        </w:numPr>
-        <w:pStyle w:val="Compact"/>
-      </w:pPr>
-      <w:r>
-        <w:rPr>
-          <w:bCs/>
-          <w:b/>
-        </w:rPr>
-        <w:t xml:space="preserve">Storyboards:</w:t>
-      </w:r>
-      <w:r>
-        <w:t xml:space="preserve"> </w:t>
-      </w:r>
-      <w:r>
-        <w:rPr>
-          <w:bCs/>
-          <w:b/>
-        </w:rPr>
-        <w:t xml:space="preserve">Add Storyboard</w:t>
-      </w:r>
-      <w:r>
-        <w:t xml:space="preserve">,</w:t>
-      </w:r>
-      <w:r>
-        <w:t xml:space="preserve"> </w:t>
-      </w:r>
-      <w:r>
-        <w:rPr>
-          <w:bCs/>
-          <w:b/>
-        </w:rPr>
-        <w:t xml:space="preserve">Add Text / Chart / Metric</w:t>
-      </w:r>
-      <w:r>
-        <w:t xml:space="preserve">,</w:t>
-      </w:r>
-      <w:r>
-        <w:t xml:space="preserve"> </w:t>
-      </w:r>
-      <w:r>
-        <w:rPr>
-          <w:bCs/>
-          <w:b/>
-        </w:rPr>
-        <w:t xml:space="preserve">Share Storyboard</w:t>
-      </w:r>
-      <w:r>
-        <w:t xml:space="preserve">.</w:t>
-      </w:r>
-    </w:p>
-    <w:p>
-      <w:pPr>
-        <w:numPr>
-          <w:ilvl w:val="0"/>
-          <w:numId w:val="1087"/>
-        </w:numPr>
-        <w:pStyle w:val="Compact"/>
-      </w:pPr>
-      <w:r>
-        <w:rPr>
-          <w:bCs/>
-          <w:b/>
-        </w:rPr>
-        <w:t xml:space="preserve">Robots:</w:t>
-      </w:r>
-      <w:r>
-        <w:t xml:space="preserve"> </w:t>
-      </w:r>
-      <w:r>
-        <w:rPr>
-          <w:bCs/>
-          <w:b/>
-        </w:rPr>
-        <w:t xml:space="preserve">+ Create</w:t>
-      </w:r>
-      <w:r>
-        <w:t xml:space="preserve">,</w:t>
-      </w:r>
-      <w:r>
-        <w:t xml:space="preserve"> </w:t>
-      </w:r>
-      <w:r>
-        <w:rPr>
-          <w:bCs/>
-          <w:b/>
-        </w:rPr>
-        <w:t xml:space="preserve">Create task</w:t>
-      </w:r>
-      <w:r>
-        <w:t xml:space="preserve"> </w:t>
-      </w:r>
-      <w:r>
-        <w:t xml:space="preserve">(analytic, frequency, start) ›</w:t>
-      </w:r>
-      <w:r>
-        <w:t xml:space="preserve"> </w:t>
-      </w:r>
-      <w:r>
-        <w:rPr>
-          <w:bCs/>
-          <w:b/>
-        </w:rPr>
-        <w:t xml:space="preserve">Confirm and create task</w:t>
-      </w:r>
-      <w:r>
-        <w:t xml:space="preserve">;</w:t>
-      </w:r>
-      <w:r>
-        <w:t xml:space="preserve"> </w:t>
-      </w:r>
-      <w:r>
-        <w:rPr>
-          <w:bCs/>
-          <w:b/>
-        </w:rPr>
-        <w:t xml:space="preserve">Run now</w:t>
-      </w:r>
-      <w:r>
-        <w:t xml:space="preserve">;</w:t>
-      </w:r>
-      <w:r>
-        <w:t xml:space="preserve"> </w:t>
-      </w:r>
-      <w:r>
-        <w:rPr>
-          <w:bCs/>
-          <w:b/>
-        </w:rPr>
-        <w:t xml:space="preserve">Task runs</w:t>
-      </w:r>
-      <w:r>
-        <w:t xml:space="preserve">.</w:t>
-      </w:r>
-    </w:p>
-    <w:bookmarkEnd w:id="225"/>
-    <w:bookmarkEnd w:id="226"/>
-    <w:bookmarkStart w:id="235" w:name="audit-committee"/>
-    <w:p>
-      <w:pPr>
-        <w:pStyle w:val="Heading1"/>
-      </w:pPr>
-      <w:r>
-        <w:t xml:space="preserve">15. Audit Committee</w:t>
-      </w:r>
-    </w:p>
-    <w:p>
-      <w:pPr>
-        <w:pStyle w:val="FirstParagraph"/>
-      </w:pPr>
-      <w:r>
-        <w:rPr>
-          <w:bCs/>
-          <w:b/>
-        </w:rPr>
-        <w:t xml:space="preserve">Where:</w:t>
-      </w:r>
-      <w:r>
-        <w:t xml:space="preserve"> </w:t>
-      </w:r>
-      <w:r>
-        <w:t xml:space="preserve">Analytics &amp; reporting ›</w:t>
-      </w:r>
-      <w:r>
-        <w:t xml:space="preserve"> </w:t>
-      </w:r>
-      <w:r>
-        <w:rPr>
-          <w:bCs/>
-          <w:b/>
-        </w:rPr>
-        <w:t xml:space="preserve">Audit Committee</w:t>
-      </w:r>
-      <w:r>
-        <w:t xml:space="preserve"> </w:t>
-      </w:r>
-      <w:r>
-        <w:t xml:space="preserve">(tabs</w:t>
-      </w:r>
-      <w:r>
-        <w:t xml:space="preserve"> </w:t>
-      </w:r>
-      <w:r>
-        <w:rPr>
-          <w:bCs/>
-          <w:b/>
-        </w:rPr>
-        <w:t xml:space="preserve">Committee pack | Governance portal | Port portfolio</w:t>
-      </w:r>
-      <w:r>
-        <w:t xml:space="preserve">).</w:t>
-      </w:r>
-      <w:r>
-        <w:t xml:space="preserve"> </w:t>
-      </w:r>
-      <w:r>
-        <w:rPr>
-          <w:bCs/>
-          <w:b/>
-        </w:rPr>
-        <w:t xml:space="preserve">Who:</w:t>
-      </w:r>
-      <w:r>
-        <w:t xml:space="preserve"> </w:t>
-      </w:r>
-      <w:r>
-        <w:t xml:space="preserve">staff and governance users view; the secretary records (</w:t>
-      </w:r>
-      <w:r>
-        <w:rPr>
-          <w:rStyle w:val="VerbatimChar"/>
-        </w:rPr>
-        <w:t xml:space="preserve">committee.record</w:t>
-      </w:r>
-      <w:r>
-        <w:t xml:space="preserve">).</w:t>
+        <w:t xml:space="preserve">Showing:</w:t>
+      </w:r>
+      <w:r>
+        <w:t xml:space="preserve"> </w:t>
+      </w:r>
+      <w:r>
+        <w:t xml:space="preserve">chip lists the filter;</w:t>
+      </w:r>
+      <w:r>
+        <w:t xml:space="preserve"> </w:t>
+      </w:r>
+      <w:r>
+        <w:rPr>
+          <w:bCs/>
+          <w:b/>
+        </w:rPr>
+        <w:t xml:space="preserve">×</w:t>
+      </w:r>
+      <w:r>
+        <w:t xml:space="preserve"> </w:t>
+      </w:r>
+      <w:r>
+        <w:t xml:space="preserve">removes it.</w:t>
       </w:r>
     </w:p>
     <w:p>
@@ -38774,18 +37168,18 @@
           <wp:inline>
             <wp:extent cx="5334000" cy="3185583"/>
             <wp:effectExtent b="0" l="0" r="0" t="0"/>
-            <wp:docPr descr="Audit Committee pack" title="" id="228" name="Picture"/>
+            <wp:docPr descr="Risk Manager overview" title="" id="222" name="Picture"/>
             <a:graphic>
               <a:graphicData uri="http://schemas.openxmlformats.org/drawingml/2006/picture">
                 <pic:pic>
                   <pic:nvPicPr>
-                    <pic:cNvPr descr="manuals/images/35-audit-committee.jpg" id="229" name="Picture"/>
+                    <pic:cNvPr descr="manuals/images/68-risk-overview.jpg" id="223" name="Picture"/>
                     <pic:cNvPicPr>
                       <a:picLocks noChangeArrowheads="1" noChangeAspect="1"/>
                     </pic:cNvPicPr>
                   </pic:nvPicPr>
                   <pic:blipFill>
-                    <a:blip r:embed="rId227"/>
+                    <a:blip r:embed="rId221"/>
                     <a:stretch>
                       <a:fillRect/>
                     </a:stretch>
@@ -38817,60 +37211,1358 @@
         <w:pStyle w:val="ImageCaption"/>
       </w:pPr>
       <w:r>
-        <w:t xml:space="preserve">Audit Committee pack</w:t>
-      </w:r>
-    </w:p>
-    <w:bookmarkStart w:id="230" w:name="committee-pack"/>
+        <w:t xml:space="preserve">Risk Manager overview</w:t>
+      </w:r>
+    </w:p>
+    <w:p>
+      <w:pPr>
+        <w:numPr>
+          <w:ilvl w:val="0"/>
+          <w:numId w:val="1085"/>
+        </w:numPr>
+        <w:pStyle w:val="Compact"/>
+      </w:pPr>
+      <w:r>
+        <w:rPr>
+          <w:bCs/>
+          <w:b/>
+        </w:rPr>
+        <w:t xml:space="preserve">+ Risk</w:t>
+      </w:r>
+      <w:r>
+        <w:t xml:space="preserve"> </w:t>
+      </w:r>
+      <w:r>
+        <w:t xml:space="preserve">›</w:t>
+      </w:r>
+      <w:r>
+        <w:t xml:space="preserve"> </w:t>
+      </w:r>
+      <w:r>
+        <w:rPr>
+          <w:bCs/>
+          <w:b/>
+        </w:rPr>
+        <w:t xml:space="preserve">Risk (event)</w:t>
+      </w:r>
+      <w:r>
+        <w:t xml:space="preserve">, Category,</w:t>
+      </w:r>
+      <w:r>
+        <w:t xml:space="preserve"> </w:t>
+      </w:r>
+      <w:r>
+        <w:rPr>
+          <w:bCs/>
+          <w:b/>
+        </w:rPr>
+        <w:t xml:space="preserve">Strategic objective</w:t>
+      </w:r>
+      <w:r>
+        <w:t xml:space="preserve">,</w:t>
+      </w:r>
+      <w:r>
+        <w:t xml:space="preserve"> </w:t>
+      </w:r>
+      <w:r>
+        <w:rPr>
+          <w:bCs/>
+          <w:b/>
+        </w:rPr>
+        <w:t xml:space="preserve">Risk owner</w:t>
+      </w:r>
+      <w:r>
+        <w:t xml:space="preserve">,</w:t>
+      </w:r>
+      <w:r>
+        <w:t xml:space="preserve"> </w:t>
+      </w:r>
+      <w:r>
+        <w:rPr>
+          <w:bCs/>
+          <w:b/>
+        </w:rPr>
+        <w:t xml:space="preserve">Division / entity</w:t>
+      </w:r>
+      <w:r>
+        <w:t xml:space="preserve">,</w:t>
+      </w:r>
+      <w:r>
+        <w:t xml:space="preserve"> </w:t>
+      </w:r>
+      <w:r>
+        <w:rPr>
+          <w:bCs/>
+          <w:b/>
+        </w:rPr>
+        <w:t xml:space="preserve">Causes</w:t>
+      </w:r>
+      <w:r>
+        <w:t xml:space="preserve">,</w:t>
+      </w:r>
+      <w:r>
+        <w:t xml:space="preserve"> </w:t>
+      </w:r>
+      <w:r>
+        <w:rPr>
+          <w:bCs/>
+          <w:b/>
+        </w:rPr>
+        <w:t xml:space="preserve">Consequences</w:t>
+      </w:r>
+      <w:r>
+        <w:t xml:space="preserve">; inherent, residual and target likelihood and impact;</w:t>
+      </w:r>
+      <w:r>
+        <w:t xml:space="preserve"> </w:t>
+      </w:r>
+      <w:r>
+        <w:rPr>
+          <w:bCs/>
+          <w:b/>
+        </w:rPr>
+        <w:t xml:space="preserve">Risk appetite</w:t>
+      </w:r>
+      <w:r>
+        <w:t xml:space="preserve">,</w:t>
+      </w:r>
+      <w:r>
+        <w:t xml:space="preserve"> </w:t>
+      </w:r>
+      <w:r>
+        <w:rPr>
+          <w:bCs/>
+          <w:b/>
+        </w:rPr>
+        <w:t xml:space="preserve">Treatment</w:t>
+      </w:r>
+      <w:r>
+        <w:t xml:space="preserve">,</w:t>
+      </w:r>
+      <w:r>
+        <w:t xml:space="preserve"> </w:t>
+      </w:r>
+      <w:r>
+        <w:rPr>
+          <w:bCs/>
+          <w:b/>
+        </w:rPr>
+        <w:t xml:space="preserve">Status</w:t>
+      </w:r>
+      <w:r>
+        <w:t xml:space="preserve">,</w:t>
+      </w:r>
+      <w:r>
+        <w:t xml:space="preserve"> </w:t>
+      </w:r>
+      <w:r>
+        <w:rPr>
+          <w:bCs/>
+          <w:b/>
+        </w:rPr>
+        <w:t xml:space="preserve">Treatment plan</w:t>
+      </w:r>
+      <w:r>
+        <w:t xml:space="preserve"> </w:t>
+      </w:r>
+      <w:r>
+        <w:t xml:space="preserve">›</w:t>
+      </w:r>
+      <w:r>
+        <w:t xml:space="preserve"> </w:t>
+      </w:r>
+      <w:r>
+        <w:rPr>
+          <w:bCs/>
+          <w:b/>
+        </w:rPr>
+        <w:t xml:space="preserve">Create</w:t>
+      </w:r>
+      <w:r>
+        <w:t xml:space="preserve">. Residual cannot exceed inherent.</w:t>
+      </w:r>
+    </w:p>
+    <w:p>
+      <w:pPr>
+        <w:numPr>
+          <w:ilvl w:val="0"/>
+          <w:numId w:val="1085"/>
+        </w:numPr>
+        <w:pStyle w:val="Compact"/>
+      </w:pPr>
+      <w:r>
+        <w:t xml:space="preserve">On a risk:</w:t>
+      </w:r>
+      <w:r>
+        <w:t xml:space="preserve"> </w:t>
+      </w:r>
+      <w:r>
+        <w:rPr>
+          <w:bCs/>
+          <w:b/>
+        </w:rPr>
+        <w:t xml:space="preserve">Assess</w:t>
+      </w:r>
+      <w:r>
+        <w:t xml:space="preserve"> </w:t>
+      </w:r>
+      <w:r>
+        <w:t xml:space="preserve">› scores,</w:t>
+      </w:r>
+      <w:r>
+        <w:t xml:space="preserve"> </w:t>
+      </w:r>
+      <w:r>
+        <w:rPr>
+          <w:bCs/>
+          <w:b/>
+        </w:rPr>
+        <w:t xml:space="preserve">How well are the controls working?</w:t>
+      </w:r>
+      <w:r>
+        <w:t xml:space="preserve">,</w:t>
+      </w:r>
+      <w:r>
+        <w:t xml:space="preserve"> </w:t>
+      </w:r>
+      <w:r>
+        <w:rPr>
+          <w:bCs/>
+          <w:b/>
+        </w:rPr>
+        <w:t xml:space="preserve">What changed and why</w:t>
+      </w:r>
+      <w:r>
+        <w:t xml:space="preserve"> </w:t>
+      </w:r>
+      <w:r>
+        <w:t xml:space="preserve">›</w:t>
+      </w:r>
+      <w:r>
+        <w:t xml:space="preserve"> </w:t>
+      </w:r>
+      <w:r>
+        <w:rPr>
+          <w:bCs/>
+          <w:b/>
+        </w:rPr>
+        <w:t xml:space="preserve">Record assessment</w:t>
+      </w:r>
+      <w:r>
+        <w:t xml:space="preserve">.</w:t>
+      </w:r>
+    </w:p>
+    <w:p>
+      <w:pPr>
+        <w:numPr>
+          <w:ilvl w:val="0"/>
+          <w:numId w:val="1085"/>
+        </w:numPr>
+        <w:pStyle w:val="Compact"/>
+      </w:pPr>
+      <w:r>
+        <w:rPr>
+          <w:bCs/>
+          <w:b/>
+        </w:rPr>
+        <w:t xml:space="preserve">+ Indicator</w:t>
+      </w:r>
+      <w:r>
+        <w:t xml:space="preserve"> </w:t>
+      </w:r>
+      <w:r>
+        <w:t xml:space="preserve">›</w:t>
+      </w:r>
+      <w:r>
+        <w:t xml:space="preserve"> </w:t>
+      </w:r>
+      <w:r>
+        <w:rPr>
+          <w:bCs/>
+          <w:b/>
+        </w:rPr>
+        <w:t xml:space="preserve">Indicator</w:t>
+      </w:r>
+      <w:r>
+        <w:t xml:space="preserve">,</w:t>
+      </w:r>
+      <w:r>
+        <w:t xml:space="preserve"> </w:t>
+      </w:r>
+      <w:r>
+        <w:rPr>
+          <w:bCs/>
+          <w:b/>
+        </w:rPr>
+        <w:t xml:space="preserve">Unit</w:t>
+      </w:r>
+      <w:r>
+        <w:t xml:space="preserve">,</w:t>
+      </w:r>
+      <w:r>
+        <w:t xml:space="preserve"> </w:t>
+      </w:r>
+      <w:r>
+        <w:rPr>
+          <w:bCs/>
+          <w:b/>
+        </w:rPr>
+        <w:t xml:space="preserve">Frequency</w:t>
+      </w:r>
+      <w:r>
+        <w:t xml:space="preserve">,</w:t>
+      </w:r>
+      <w:r>
+        <w:t xml:space="preserve"> </w:t>
+      </w:r>
+      <w:r>
+        <w:rPr>
+          <w:bCs/>
+          <w:b/>
+        </w:rPr>
+        <w:t xml:space="preserve">A higher value is worse</w:t>
+      </w:r>
+      <w:r>
+        <w:t xml:space="preserve">,</w:t>
+      </w:r>
+      <w:r>
+        <w:t xml:space="preserve"> </w:t>
+      </w:r>
+      <w:r>
+        <w:rPr>
+          <w:bCs/>
+          <w:b/>
+        </w:rPr>
+        <w:t xml:space="preserve">Amber threshold</w:t>
+      </w:r>
+      <w:r>
+        <w:t xml:space="preserve">,</w:t>
+      </w:r>
+      <w:r>
+        <w:t xml:space="preserve"> </w:t>
+      </w:r>
+      <w:r>
+        <w:rPr>
+          <w:bCs/>
+          <w:b/>
+        </w:rPr>
+        <w:t xml:space="preserve">Red threshold</w:t>
+      </w:r>
+      <w:r>
+        <w:t xml:space="preserve">,</w:t>
+      </w:r>
+      <w:r>
+        <w:t xml:space="preserve"> </w:t>
+      </w:r>
+      <w:r>
+        <w:rPr>
+          <w:bCs/>
+          <w:b/>
+        </w:rPr>
+        <w:t xml:space="preserve">Who records it</w:t>
+      </w:r>
+      <w:r>
+        <w:t xml:space="preserve"> </w:t>
+      </w:r>
+      <w:r>
+        <w:t xml:space="preserve">›</w:t>
+      </w:r>
+      <w:r>
+        <w:t xml:space="preserve"> </w:t>
+      </w:r>
+      <w:r>
+        <w:rPr>
+          <w:bCs/>
+          <w:b/>
+        </w:rPr>
+        <w:t xml:space="preserve">Add indicator</w:t>
+      </w:r>
+      <w:r>
+        <w:t xml:space="preserve">;</w:t>
+      </w:r>
+      <w:r>
+        <w:t xml:space="preserve"> </w:t>
+      </w:r>
+      <w:r>
+        <w:rPr>
+          <w:bCs/>
+          <w:b/>
+        </w:rPr>
+        <w:t xml:space="preserve">Record reading</w:t>
+      </w:r>
+      <w:r>
+        <w:t xml:space="preserve"> </w:t>
+      </w:r>
+      <w:r>
+        <w:t xml:space="preserve">›</w:t>
+      </w:r>
+      <w:r>
+        <w:t xml:space="preserve"> </w:t>
+      </w:r>
+      <w:r>
+        <w:rPr>
+          <w:bCs/>
+          <w:b/>
+        </w:rPr>
+        <w:t xml:space="preserve">Period</w:t>
+      </w:r>
+      <w:r>
+        <w:t xml:space="preserve">,</w:t>
+      </w:r>
+      <w:r>
+        <w:t xml:space="preserve"> </w:t>
+      </w:r>
+      <w:r>
+        <w:rPr>
+          <w:bCs/>
+          <w:b/>
+        </w:rPr>
+        <w:t xml:space="preserve">Value</w:t>
+      </w:r>
+      <w:r>
+        <w:t xml:space="preserve">,</w:t>
+      </w:r>
+      <w:r>
+        <w:t xml:space="preserve"> </w:t>
+      </w:r>
+      <w:r>
+        <w:rPr>
+          <w:bCs/>
+          <w:b/>
+        </w:rPr>
+        <w:t xml:space="preserve">Comment</w:t>
+      </w:r>
+      <w:r>
+        <w:t xml:space="preserve"> </w:t>
+      </w:r>
+      <w:r>
+        <w:t xml:space="preserve">›</w:t>
+      </w:r>
+      <w:r>
+        <w:t xml:space="preserve"> </w:t>
+      </w:r>
+      <w:r>
+        <w:rPr>
+          <w:bCs/>
+          <w:b/>
+        </w:rPr>
+        <w:t xml:space="preserve">Record</w:t>
+      </w:r>
+      <w:r>
+        <w:t xml:space="preserve">.</w:t>
+      </w:r>
+    </w:p>
+    <w:p>
+      <w:pPr>
+        <w:numPr>
+          <w:ilvl w:val="0"/>
+          <w:numId w:val="1085"/>
+        </w:numPr>
+        <w:pStyle w:val="Compact"/>
+      </w:pPr>
+      <w:r>
+        <w:rPr>
+          <w:bCs/>
+          <w:b/>
+        </w:rPr>
+        <w:t xml:space="preserve">Linked records</w:t>
+      </w:r>
+      <w:r>
+        <w:t xml:space="preserve"> </w:t>
+      </w:r>
+      <w:r>
+        <w:t xml:space="preserve">›</w:t>
+      </w:r>
+      <w:r>
+        <w:t xml:space="preserve"> </w:t>
+      </w:r>
+      <w:r>
+        <w:rPr>
+          <w:bCs/>
+          <w:b/>
+        </w:rPr>
+        <w:t xml:space="preserve">+ Link</w:t>
+      </w:r>
+      <w:r>
+        <w:t xml:space="preserve"> </w:t>
+      </w:r>
+      <w:r>
+        <w:t xml:space="preserve">connects controls, requirements, assets, the audit universe and policies.</w:t>
+      </w:r>
+    </w:p>
+    <w:p>
+      <w:pPr>
+        <w:numPr>
+          <w:ilvl w:val="0"/>
+          <w:numId w:val="1085"/>
+        </w:numPr>
+        <w:pStyle w:val="Compact"/>
+      </w:pPr>
+      <w:r>
+        <w:t xml:space="preserve">Tabs</w:t>
+      </w:r>
+      <w:r>
+        <w:t xml:space="preserve"> </w:t>
+      </w:r>
+      <w:r>
+        <w:rPr>
+          <w:bCs/>
+          <w:b/>
+        </w:rPr>
+        <w:t xml:space="preserve">Overview</w:t>
+      </w:r>
+      <w:r>
+        <w:t xml:space="preserve">,</w:t>
+      </w:r>
+      <w:r>
+        <w:t xml:space="preserve"> </w:t>
+      </w:r>
+      <w:r>
+        <w:rPr>
+          <w:bCs/>
+          <w:b/>
+        </w:rPr>
+        <w:t xml:space="preserve">Register</w:t>
+      </w:r>
+      <w:r>
+        <w:t xml:space="preserve">,</w:t>
+      </w:r>
+      <w:r>
+        <w:t xml:space="preserve"> </w:t>
+      </w:r>
+      <w:r>
+        <w:rPr>
+          <w:bCs/>
+          <w:b/>
+        </w:rPr>
+        <w:t xml:space="preserve">Heat maps</w:t>
+      </w:r>
+      <w:r>
+        <w:t xml:space="preserve"> </w:t>
+      </w:r>
+      <w:r>
+        <w:t xml:space="preserve">(click a cell to list its risks),</w:t>
+      </w:r>
+      <w:r>
+        <w:t xml:space="preserve"> </w:t>
+      </w:r>
+      <w:r>
+        <w:rPr>
+          <w:bCs/>
+          <w:b/>
+        </w:rPr>
+        <w:t xml:space="preserve">Strategy</w:t>
+      </w:r>
+      <w:r>
+        <w:t xml:space="preserve"> </w:t>
+      </w:r>
+      <w:r>
+        <w:t xml:space="preserve">(</w:t>
+      </w:r>
+      <w:r>
+        <w:rPr>
+          <w:bCs/>
+          <w:b/>
+        </w:rPr>
+        <w:t xml:space="preserve">Objective</w:t>
+      </w:r>
+      <w:r>
+        <w:t xml:space="preserve"> </w:t>
+      </w:r>
+      <w:r>
+        <w:t xml:space="preserve">to add strategic objectives),</w:t>
+      </w:r>
+      <w:r>
+        <w:t xml:space="preserve"> </w:t>
+      </w:r>
+      <w:r>
+        <w:rPr>
+          <w:bCs/>
+          <w:b/>
+        </w:rPr>
+        <w:t xml:space="preserve">Indicators</w:t>
+      </w:r>
+      <w:r>
+        <w:t xml:space="preserve">.</w:t>
+      </w:r>
+    </w:p>
+    <w:bookmarkEnd w:id="224"/>
+    <w:bookmarkStart w:id="225" w:name="compliance-maps"/>
     <w:p>
       <w:pPr>
         <w:pStyle w:val="Heading2"/>
       </w:pPr>
       <w:r>
-        <w:t xml:space="preserve">15.1 Committee pack</w:t>
-      </w:r>
-    </w:p>
-    <w:p>
-      <w:pPr>
-        <w:pStyle w:val="FirstParagraph"/>
-      </w:pPr>
-      <w:r>
-        <w:rPr>
-          <w:bCs/>
-          <w:b/>
-        </w:rPr>
-        <w:t xml:space="preserve">Reporting pack</w:t>
-      </w:r>
-      <w:r>
-        <w:t xml:space="preserve"> </w:t>
-      </w:r>
-      <w:r>
-        <w:t xml:space="preserve">› choose the year ›</w:t>
-      </w:r>
-      <w:r>
-        <w:t xml:space="preserve"> </w:t>
-      </w:r>
-      <w:r>
-        <w:rPr>
-          <w:bCs/>
-          <w:b/>
-        </w:rPr>
-        <w:t xml:space="preserve">Download Word pack</w:t>
-      </w:r>
-      <w:r>
-        <w:t xml:space="preserve"> </w:t>
-      </w:r>
-      <w:r>
-        <w:t xml:space="preserve">(plan delivery, reports issued, open findings, implementation of actions with items for decision, plan changes, conformance).</w:t>
-      </w:r>
-    </w:p>
-    <w:bookmarkEnd w:id="230"/>
-    <w:bookmarkStart w:id="231" w:name="schedule-and-record-a-meeting"/>
+        <w:t xml:space="preserve">14.4 Compliance Maps</w:t>
+      </w:r>
+    </w:p>
+    <w:p>
+      <w:pPr>
+        <w:numPr>
+          <w:ilvl w:val="0"/>
+          <w:numId w:val="1086"/>
+        </w:numPr>
+        <w:pStyle w:val="Compact"/>
+      </w:pPr>
+      <w:r>
+        <w:rPr>
+          <w:bCs/>
+          <w:b/>
+        </w:rPr>
+        <w:t xml:space="preserve">+ Obligation</w:t>
+      </w:r>
+      <w:r>
+        <w:t xml:space="preserve"> </w:t>
+      </w:r>
+      <w:r>
+        <w:t xml:space="preserve">›</w:t>
+      </w:r>
+      <w:r>
+        <w:t xml:space="preserve"> </w:t>
+      </w:r>
+      <w:r>
+        <w:rPr>
+          <w:bCs/>
+          <w:b/>
+        </w:rPr>
+        <w:t xml:space="preserve">Code</w:t>
+      </w:r>
+      <w:r>
+        <w:t xml:space="preserve">,</w:t>
+      </w:r>
+      <w:r>
+        <w:t xml:space="preserve"> </w:t>
+      </w:r>
+      <w:r>
+        <w:rPr>
+          <w:bCs/>
+          <w:b/>
+        </w:rPr>
+        <w:t xml:space="preserve">Kind</w:t>
+      </w:r>
+      <w:r>
+        <w:t xml:space="preserve">,</w:t>
+      </w:r>
+      <w:r>
+        <w:t xml:space="preserve"> </w:t>
+      </w:r>
+      <w:r>
+        <w:rPr>
+          <w:bCs/>
+          <w:b/>
+        </w:rPr>
+        <w:t xml:space="preserve">Title</w:t>
+      </w:r>
+      <w:r>
+        <w:t xml:space="preserve">,</w:t>
+      </w:r>
+      <w:r>
+        <w:t xml:space="preserve"> </w:t>
+      </w:r>
+      <w:r>
+        <w:rPr>
+          <w:bCs/>
+          <w:b/>
+        </w:rPr>
+        <w:t xml:space="preserve">Issued by</w:t>
+      </w:r>
+      <w:r>
+        <w:t xml:space="preserve">,</w:t>
+      </w:r>
+      <w:r>
+        <w:t xml:space="preserve"> </w:t>
+      </w:r>
+      <w:r>
+        <w:rPr>
+          <w:bCs/>
+          <w:b/>
+        </w:rPr>
+        <w:t xml:space="preserve">Version / year</w:t>
+      </w:r>
+      <w:r>
+        <w:t xml:space="preserve">,</w:t>
+      </w:r>
+      <w:r>
+        <w:t xml:space="preserve"> </w:t>
+      </w:r>
+      <w:r>
+        <w:rPr>
+          <w:bCs/>
+          <w:b/>
+        </w:rPr>
+        <w:t xml:space="preserve">Effective from</w:t>
+      </w:r>
+      <w:r>
+        <w:t xml:space="preserve">,</w:t>
+      </w:r>
+      <w:r>
+        <w:t xml:space="preserve"> </w:t>
+      </w:r>
+      <w:r>
+        <w:rPr>
+          <w:bCs/>
+          <w:b/>
+        </w:rPr>
+        <w:t xml:space="preserve">Compliance owner</w:t>
+      </w:r>
+      <w:r>
+        <w:t xml:space="preserve"> </w:t>
+      </w:r>
+      <w:r>
+        <w:t xml:space="preserve">›</w:t>
+      </w:r>
+      <w:r>
+        <w:t xml:space="preserve"> </w:t>
+      </w:r>
+      <w:r>
+        <w:rPr>
+          <w:bCs/>
+          <w:b/>
+        </w:rPr>
+        <w:t xml:space="preserve">Create</w:t>
+      </w:r>
+      <w:r>
+        <w:t xml:space="preserve">.</w:t>
+      </w:r>
+    </w:p>
+    <w:p>
+      <w:pPr>
+        <w:numPr>
+          <w:ilvl w:val="0"/>
+          <w:numId w:val="1086"/>
+        </w:numPr>
+        <w:pStyle w:val="Compact"/>
+      </w:pPr>
+      <w:r>
+        <w:rPr>
+          <w:bCs/>
+          <w:b/>
+        </w:rPr>
+        <w:t xml:space="preserve">+ Requirement</w:t>
+      </w:r>
+      <w:r>
+        <w:t xml:space="preserve"> </w:t>
+      </w:r>
+      <w:r>
+        <w:t xml:space="preserve">›</w:t>
+      </w:r>
+      <w:r>
+        <w:t xml:space="preserve"> </w:t>
+      </w:r>
+      <w:r>
+        <w:rPr>
+          <w:bCs/>
+          <w:b/>
+        </w:rPr>
+        <w:t xml:space="preserve">Section / clause</w:t>
+      </w:r>
+      <w:r>
+        <w:t xml:space="preserve">,</w:t>
+      </w:r>
+      <w:r>
+        <w:t xml:space="preserve"> </w:t>
+      </w:r>
+      <w:r>
+        <w:rPr>
+          <w:bCs/>
+          <w:b/>
+        </w:rPr>
+        <w:t xml:space="preserve">Owner</w:t>
+      </w:r>
+      <w:r>
+        <w:t xml:space="preserve">,</w:t>
+      </w:r>
+      <w:r>
+        <w:t xml:space="preserve"> </w:t>
+      </w:r>
+      <w:r>
+        <w:rPr>
+          <w:bCs/>
+          <w:b/>
+        </w:rPr>
+        <w:t xml:space="preserve">Requirement</w:t>
+      </w:r>
+      <w:r>
+        <w:t xml:space="preserve">,</w:t>
+      </w:r>
+      <w:r>
+        <w:t xml:space="preserve"> </w:t>
+      </w:r>
+      <w:r>
+        <w:rPr>
+          <w:bCs/>
+          <w:b/>
+        </w:rPr>
+        <w:t xml:space="preserve">Text</w:t>
+      </w:r>
+      <w:r>
+        <w:t xml:space="preserve">, and tick</w:t>
+      </w:r>
+      <w:r>
+        <w:t xml:space="preserve"> </w:t>
+      </w:r>
+      <w:r>
+        <w:rPr>
+          <w:bCs/>
+          <w:b/>
+        </w:rPr>
+        <w:t xml:space="preserve">Controls that meet it</w:t>
+      </w:r>
+      <w:r>
+        <w:t xml:space="preserve"> </w:t>
+      </w:r>
+      <w:r>
+        <w:t xml:space="preserve">›</w:t>
+      </w:r>
+      <w:r>
+        <w:t xml:space="preserve"> </w:t>
+      </w:r>
+      <w:r>
+        <w:rPr>
+          <w:bCs/>
+          <w:b/>
+        </w:rPr>
+        <w:t xml:space="preserve">Add requirement</w:t>
+      </w:r>
+      <w:r>
+        <w:t xml:space="preserve"> </w:t>
+      </w:r>
+      <w:r>
+        <w:t xml:space="preserve">(no controls shows</w:t>
+      </w:r>
+      <w:r>
+        <w:t xml:space="preserve"> </w:t>
+      </w:r>
+      <w:r>
+        <w:rPr>
+          <w:bCs/>
+          <w:b/>
+        </w:rPr>
+        <w:t xml:space="preserve">Gap</w:t>
+      </w:r>
+      <w:r>
+        <w:t xml:space="preserve">).</w:t>
+      </w:r>
+      <w:r>
+        <w:t xml:space="preserve"> </w:t>
+      </w:r>
+      <w:r>
+        <w:rPr>
+          <w:bCs/>
+          <w:b/>
+        </w:rPr>
+        <w:t xml:space="preserve">Import CSV</w:t>
+      </w:r>
+      <w:r>
+        <w:t xml:space="preserve"> </w:t>
+      </w:r>
+      <w:r>
+        <w:t xml:space="preserve">for many.</w:t>
+      </w:r>
+    </w:p>
+    <w:p>
+      <w:pPr>
+        <w:numPr>
+          <w:ilvl w:val="0"/>
+          <w:numId w:val="1086"/>
+        </w:numPr>
+        <w:pStyle w:val="Compact"/>
+      </w:pPr>
+      <w:r>
+        <w:t xml:space="preserve">Click a requirement ›</w:t>
+      </w:r>
+      <w:r>
+        <w:t xml:space="preserve"> </w:t>
+      </w:r>
+      <w:r>
+        <w:rPr>
+          <w:bCs/>
+          <w:b/>
+        </w:rPr>
+        <w:t xml:space="preserve">Assess compliance</w:t>
+      </w:r>
+      <w:r>
+        <w:t xml:space="preserve"> </w:t>
+      </w:r>
+      <w:r>
+        <w:t xml:space="preserve">›</w:t>
+      </w:r>
+      <w:r>
+        <w:t xml:space="preserve"> </w:t>
+      </w:r>
+      <w:r>
+        <w:rPr>
+          <w:bCs/>
+          <w:b/>
+        </w:rPr>
+        <w:t xml:space="preserve">Status</w:t>
+      </w:r>
+      <w:r>
+        <w:t xml:space="preserve"> </w:t>
+      </w:r>
+      <w:r>
+        <w:t xml:space="preserve">(</w:t>
+      </w:r>
+      <w:r>
+        <w:rPr>
+          <w:iCs/>
+          <w:i/>
+        </w:rPr>
+        <w:t xml:space="preserve">Compliant, Partially compliant, Non-compliant, Not applicable</w:t>
+      </w:r>
+      <w:r>
+        <w:t xml:space="preserve">),</w:t>
+      </w:r>
+      <w:r>
+        <w:t xml:space="preserve"> </w:t>
+      </w:r>
+      <w:r>
+        <w:rPr>
+          <w:bCs/>
+          <w:b/>
+        </w:rPr>
+        <w:t xml:space="preserve">Evidence and gaps</w:t>
+      </w:r>
+      <w:r>
+        <w:t xml:space="preserve"> </w:t>
+      </w:r>
+      <w:r>
+        <w:t xml:space="preserve">›</w:t>
+      </w:r>
+      <w:r>
+        <w:t xml:space="preserve"> </w:t>
+      </w:r>
+      <w:r>
+        <w:rPr>
+          <w:bCs/>
+          <w:b/>
+        </w:rPr>
+        <w:t xml:space="preserve">Record assessment</w:t>
+      </w:r>
+      <w:r>
+        <w:t xml:space="preserve">.</w:t>
+      </w:r>
+    </w:p>
+    <w:bookmarkEnd w:id="225"/>
+    <w:bookmarkStart w:id="226" w:name="policy-manager"/>
     <w:p>
       <w:pPr>
         <w:pStyle w:val="Heading2"/>
       </w:pPr>
       <w:r>
-        <w:t xml:space="preserve">15.2 Schedule and record a meeting</w:t>
+        <w:t xml:space="preserve">14.5 Policy Manager</w:t>
+      </w:r>
+    </w:p>
+    <w:p>
+      <w:pPr>
+        <w:numPr>
+          <w:ilvl w:val="0"/>
+          <w:numId w:val="1087"/>
+        </w:numPr>
+        <w:pStyle w:val="Compact"/>
+      </w:pPr>
+      <w:r>
+        <w:rPr>
+          <w:bCs/>
+          <w:b/>
+        </w:rPr>
+        <w:t xml:space="preserve">+ Policy</w:t>
+      </w:r>
+      <w:r>
+        <w:t xml:space="preserve"> </w:t>
+      </w:r>
+      <w:r>
+        <w:t xml:space="preserve">›</w:t>
+      </w:r>
+      <w:r>
+        <w:t xml:space="preserve"> </w:t>
+      </w:r>
+      <w:r>
+        <w:rPr>
+          <w:bCs/>
+          <w:b/>
+        </w:rPr>
+        <w:t xml:space="preserve">Title</w:t>
+      </w:r>
+      <w:r>
+        <w:t xml:space="preserve">,</w:t>
+      </w:r>
+      <w:r>
+        <w:t xml:space="preserve"> </w:t>
+      </w:r>
+      <w:r>
+        <w:rPr>
+          <w:bCs/>
+          <w:b/>
+        </w:rPr>
+        <w:t xml:space="preserve">Category</w:t>
+      </w:r>
+      <w:r>
+        <w:t xml:space="preserve">,</w:t>
+      </w:r>
+      <w:r>
+        <w:t xml:space="preserve"> </w:t>
+      </w:r>
+      <w:r>
+        <w:rPr>
+          <w:bCs/>
+          <w:b/>
+        </w:rPr>
+        <w:t xml:space="preserve">Review every (months)</w:t>
+      </w:r>
+      <w:r>
+        <w:t xml:space="preserve">,</w:t>
+      </w:r>
+      <w:r>
+        <w:t xml:space="preserve"> </w:t>
+      </w:r>
+      <w:r>
+        <w:rPr>
+          <w:bCs/>
+          <w:b/>
+        </w:rPr>
+        <w:t xml:space="preserve">Policy owner</w:t>
+      </w:r>
+      <w:r>
+        <w:t xml:space="preserve">,</w:t>
+      </w:r>
+      <w:r>
+        <w:t xml:space="preserve"> </w:t>
+      </w:r>
+      <w:r>
+        <w:rPr>
+          <w:bCs/>
+          <w:b/>
+        </w:rPr>
+        <w:t xml:space="preserve">Approver</w:t>
+      </w:r>
+      <w:r>
+        <w:t xml:space="preserve">,</w:t>
+      </w:r>
+      <w:r>
+        <w:t xml:space="preserve"> </w:t>
+      </w:r>
+      <w:r>
+        <w:rPr>
+          <w:bCs/>
+          <w:b/>
+        </w:rPr>
+        <w:t xml:space="preserve">Applies to</w:t>
+      </w:r>
+      <w:r>
+        <w:t xml:space="preserve">,</w:t>
+      </w:r>
+      <w:r>
+        <w:t xml:space="preserve"> </w:t>
+      </w:r>
+      <w:r>
+        <w:rPr>
+          <w:bCs/>
+          <w:b/>
+        </w:rPr>
+        <w:t xml:space="preserve">Purpose and scope</w:t>
+      </w:r>
+      <w:r>
+        <w:t xml:space="preserve">,</w:t>
+      </w:r>
+      <w:r>
+        <w:t xml:space="preserve"> </w:t>
+      </w:r>
+      <w:r>
+        <w:rPr>
+          <w:bCs/>
+          <w:b/>
+        </w:rPr>
+        <w:t xml:space="preserve">Policy text</w:t>
+      </w:r>
+      <w:r>
+        <w:t xml:space="preserve"> </w:t>
+      </w:r>
+      <w:r>
+        <w:t xml:space="preserve">›</w:t>
+      </w:r>
+      <w:r>
+        <w:t xml:space="preserve"> </w:t>
+      </w:r>
+      <w:r>
+        <w:rPr>
+          <w:bCs/>
+          <w:b/>
+        </w:rPr>
+        <w:t xml:space="preserve">Create draft</w:t>
+      </w:r>
+      <w:r>
+        <w:t xml:space="preserve">.</w:t>
+      </w:r>
+    </w:p>
+    <w:p>
+      <w:pPr>
+        <w:numPr>
+          <w:ilvl w:val="0"/>
+          <w:numId w:val="1087"/>
+        </w:numPr>
+        <w:pStyle w:val="Compact"/>
+      </w:pPr>
+      <w:r>
+        <w:rPr>
+          <w:bCs/>
+          <w:b/>
+        </w:rPr>
+        <w:t xml:space="preserve">Edit draft vN</w:t>
+      </w:r>
+      <w:r>
+        <w:t xml:space="preserve"> </w:t>
+      </w:r>
+      <w:r>
+        <w:t xml:space="preserve">›</w:t>
+      </w:r>
+      <w:r>
+        <w:t xml:space="preserve"> </w:t>
+      </w:r>
+      <w:r>
+        <w:rPr>
+          <w:bCs/>
+          <w:b/>
+        </w:rPr>
+        <w:t xml:space="preserve">What changes in this version</w:t>
+      </w:r>
+      <w:r>
+        <w:t xml:space="preserve">,</w:t>
+      </w:r>
+      <w:r>
+        <w:t xml:space="preserve"> </w:t>
+      </w:r>
+      <w:r>
+        <w:rPr>
+          <w:bCs/>
+          <w:b/>
+        </w:rPr>
+        <w:t xml:space="preserve">Policy text</w:t>
+      </w:r>
+      <w:r>
+        <w:t xml:space="preserve">, optional attachment ›</w:t>
+      </w:r>
+      <w:r>
+        <w:t xml:space="preserve"> </w:t>
+      </w:r>
+      <w:r>
+        <w:rPr>
+          <w:bCs/>
+          <w:b/>
+        </w:rPr>
+        <w:t xml:space="preserve">Save draft</w:t>
+      </w:r>
+      <w:r>
+        <w:t xml:space="preserve"> </w:t>
+      </w:r>
+      <w:r>
+        <w:t xml:space="preserve">›</w:t>
+      </w:r>
+      <w:r>
+        <w:t xml:space="preserve"> </w:t>
+      </w:r>
+      <w:r>
+        <w:rPr>
+          <w:bCs/>
+          <w:b/>
+        </w:rPr>
+        <w:t xml:space="preserve">Submit for approval</w:t>
+      </w:r>
+      <w:r>
+        <w:t xml:space="preserve">.</w:t>
+      </w:r>
+    </w:p>
+    <w:p>
+      <w:pPr>
+        <w:numPr>
+          <w:ilvl w:val="0"/>
+          <w:numId w:val="1087"/>
+        </w:numPr>
+        <w:pStyle w:val="Compact"/>
+      </w:pPr>
+      <w:r>
+        <w:rPr>
+          <w:bCs/>
+          <w:b/>
+        </w:rPr>
+        <w:t xml:space="preserve">Approver</w:t>
+      </w:r>
+      <w:r>
+        <w:t xml:space="preserve"> </w:t>
+      </w:r>
+      <w:r>
+        <w:t xml:space="preserve">(not the author):</w:t>
+      </w:r>
+      <w:r>
+        <w:t xml:space="preserve"> </w:t>
+      </w:r>
+      <w:r>
+        <w:rPr>
+          <w:bCs/>
+          <w:b/>
+        </w:rPr>
+        <w:t xml:space="preserve">Review</w:t>
+      </w:r>
+      <w:r>
+        <w:t xml:space="preserve"> </w:t>
+      </w:r>
+      <w:r>
+        <w:t xml:space="preserve">›</w:t>
+      </w:r>
+      <w:r>
+        <w:t xml:space="preserve"> </w:t>
+      </w:r>
+      <w:r>
+        <w:rPr>
+          <w:bCs/>
+          <w:b/>
+        </w:rPr>
+        <w:t xml:space="preserve">Read the draft</w:t>
+      </w:r>
+      <w:r>
+        <w:t xml:space="preserve"> </w:t>
+      </w:r>
+      <w:r>
+        <w:t xml:space="preserve">›</w:t>
+      </w:r>
+      <w:r>
+        <w:t xml:space="preserve"> </w:t>
+      </w:r>
+      <w:r>
+        <w:rPr>
+          <w:bCs/>
+          <w:b/>
+        </w:rPr>
+        <w:t xml:space="preserve">Decision</w:t>
+      </w:r>
+      <w:r>
+        <w:t xml:space="preserve"> </w:t>
+      </w:r>
+      <w:r>
+        <w:t xml:space="preserve">(</w:t>
+      </w:r>
+      <w:r>
+        <w:rPr>
+          <w:iCs/>
+          <w:i/>
+        </w:rPr>
+        <w:t xml:space="preserve">Approve / Return for changes</w:t>
+      </w:r>
+      <w:r>
+        <w:t xml:space="preserve">) ›</w:t>
+      </w:r>
+      <w:r>
+        <w:t xml:space="preserve"> </w:t>
+      </w:r>
+      <w:r>
+        <w:rPr>
+          <w:bCs/>
+          <w:b/>
+        </w:rPr>
+        <w:t xml:space="preserve">Record decision</w:t>
+      </w:r>
+      <w:r>
+        <w:t xml:space="preserve">.</w:t>
+      </w:r>
+    </w:p>
+    <w:p>
+      <w:pPr>
+        <w:numPr>
+          <w:ilvl w:val="0"/>
+          <w:numId w:val="1087"/>
+        </w:numPr>
+        <w:pStyle w:val="Compact"/>
+      </w:pPr>
+      <w:r>
+        <w:rPr>
+          <w:bCs/>
+          <w:b/>
+        </w:rPr>
+        <w:t xml:space="preserve">Publish</w:t>
+      </w:r>
+      <w:r>
+        <w:t xml:space="preserve">. Then</w:t>
+      </w:r>
+      <w:r>
+        <w:t xml:space="preserve"> </w:t>
+      </w:r>
+      <w:r>
+        <w:rPr>
+          <w:bCs/>
+          <w:b/>
+        </w:rPr>
+        <w:t xml:space="preserve">Ask staff to attest</w:t>
+      </w:r>
+      <w:r>
+        <w:t xml:space="preserve"> </w:t>
+      </w:r>
+      <w:r>
+        <w:t xml:space="preserve">›</w:t>
+      </w:r>
+      <w:r>
+        <w:t xml:space="preserve"> </w:t>
+      </w:r>
+      <w:r>
+        <w:rPr>
+          <w:bCs/>
+          <w:b/>
+        </w:rPr>
+        <w:t xml:space="preserve">Title</w:t>
+      </w:r>
+      <w:r>
+        <w:t xml:space="preserve">,</w:t>
+      </w:r>
+      <w:r>
+        <w:t xml:space="preserve"> </w:t>
+      </w:r>
+      <w:r>
+        <w:rPr>
+          <w:bCs/>
+          <w:b/>
+        </w:rPr>
+        <w:t xml:space="preserve">Due by</w:t>
+      </w:r>
+      <w:r>
+        <w:t xml:space="preserve">, audience,</w:t>
+      </w:r>
+      <w:r>
+        <w:t xml:space="preserve"> </w:t>
+      </w:r>
+      <w:r>
+        <w:rPr>
+          <w:bCs/>
+          <w:b/>
+        </w:rPr>
+        <w:t xml:space="preserve">Statement they confirm</w:t>
+      </w:r>
+      <w:r>
+        <w:t xml:space="preserve"> </w:t>
+      </w:r>
+      <w:r>
+        <w:t xml:space="preserve">›</w:t>
+      </w:r>
+      <w:r>
+        <w:t xml:space="preserve"> </w:t>
+      </w:r>
+      <w:r>
+        <w:rPr>
+          <w:bCs/>
+          <w:b/>
+        </w:rPr>
+        <w:t xml:space="preserve">Send</w:t>
+      </w:r>
+      <w:r>
+        <w:t xml:space="preserve">. Staff answer from Task Tracker › Priorities.</w:t>
+      </w:r>
+    </w:p>
+    <w:bookmarkEnd w:id="226"/>
+    <w:bookmarkStart w:id="227" w:name="asset-inventory-and-frameworks"/>
+    <w:p>
+      <w:pPr>
+        <w:pStyle w:val="Heading2"/>
+      </w:pPr>
+      <w:r>
+        <w:t xml:space="preserve">14.6 Asset Inventory and Frameworks</w:t>
       </w:r>
     </w:p>
     <w:p>
@@ -38886,7 +38578,17 @@
           <w:bCs/>
           <w:b/>
         </w:rPr>
-        <w:t xml:space="preserve">Meetings &amp; decisions</w:t>
+        <w:t xml:space="preserve">Asset Inventory:</w:t>
+      </w:r>
+      <w:r>
+        <w:t xml:space="preserve"> </w:t>
+      </w:r>
+      <w:r>
+        <w:rPr>
+          <w:bCs/>
+          <w:b/>
+        </w:rPr>
+        <w:t xml:space="preserve">+ Asset</w:t>
       </w:r>
       <w:r>
         <w:t xml:space="preserve"> </w:t>
@@ -38902,23 +38604,7 @@
           <w:bCs/>
           <w:b/>
         </w:rPr>
-        <w:t xml:space="preserve">New meeting</w:t>
-      </w:r>
-      <w:r>
-        <w:t xml:space="preserve"> </w:t>
-      </w:r>
-      <w:r>
-        <w:t xml:space="preserve">›</w:t>
-      </w:r>
-      <w:r>
-        <w:t xml:space="preserve"> </w:t>
-      </w:r>
-      <w:r>
-        <w:rPr>
-          <w:bCs/>
-          <w:b/>
-        </w:rPr>
-        <w:t xml:space="preserve">Date and time</w:t>
+        <w:t xml:space="preserve">Name</w:t>
       </w:r>
       <w:r>
         <w:t xml:space="preserve">,</w:t>
@@ -38937,27 +38623,33 @@
         <w:t xml:space="preserve"> </w:t>
       </w:r>
       <w:r>
-        <w:t xml:space="preserve">(</w:t>
+        <w:t xml:space="preserve">(a</w:t>
+      </w:r>
+      <w:r>
+        <w:t xml:space="preserve"> </w:t>
       </w:r>
       <w:r>
         <w:rPr>
           <w:iCs/>
           <w:i/>
         </w:rPr>
-        <w:t xml:space="preserve">Ordinary, Extraordinary, Special</w:t>
-      </w:r>
-      <w:r>
-        <w:t xml:space="preserve">),</w:t>
-      </w:r>
-      <w:r>
-        <w:t xml:space="preserve"> </w:t>
-      </w:r>
-      <w:r>
-        <w:rPr>
-          <w:bCs/>
-          <w:b/>
-        </w:rPr>
-        <w:t xml:space="preserve">Venue</w:t>
+        <w:t xml:space="preserve">Third party</w:t>
+      </w:r>
+      <w:r>
+        <w:t xml:space="preserve"> </w:t>
+      </w:r>
+      <w:r>
+        <w:t xml:space="preserve">type turns on contract fields),</w:t>
+      </w:r>
+      <w:r>
+        <w:t xml:space="preserve"> </w:t>
+      </w:r>
+      <w:r>
+        <w:rPr>
+          <w:bCs/>
+          <w:b/>
+        </w:rPr>
+        <w:t xml:space="preserve">Criticality</w:t>
       </w:r>
       <w:r>
         <w:t xml:space="preserve">,</w:t>
@@ -38970,7 +38662,46 @@
           <w:bCs/>
           <w:b/>
         </w:rPr>
-        <w:t xml:space="preserve">Agenda</w:t>
+        <w:t xml:space="preserve">Information classification</w:t>
+      </w:r>
+      <w:r>
+        <w:t xml:space="preserve">,</w:t>
+      </w:r>
+      <w:r>
+        <w:t xml:space="preserve"> </w:t>
+      </w:r>
+      <w:r>
+        <w:rPr>
+          <w:bCs/>
+          <w:b/>
+        </w:rPr>
+        <w:t xml:space="preserve">Owner</w:t>
+      </w:r>
+      <w:r>
+        <w:t xml:space="preserve">, contract details ›</w:t>
+      </w:r>
+      <w:r>
+        <w:t xml:space="preserve"> </w:t>
+      </w:r>
+      <w:r>
+        <w:rPr>
+          <w:bCs/>
+          <w:b/>
+        </w:rPr>
+        <w:t xml:space="preserve">Create</w:t>
+      </w:r>
+      <w:r>
+        <w:t xml:space="preserve">. Third parties:</w:t>
+      </w:r>
+      <w:r>
+        <w:t xml:space="preserve"> </w:t>
+      </w:r>
+      <w:r>
+        <w:rPr>
+          <w:bCs/>
+          <w:b/>
+        </w:rPr>
+        <w:t xml:space="preserve">Due-diligence assessment</w:t>
       </w:r>
       <w:r>
         <w:t xml:space="preserve"> </w:t>
@@ -38986,7 +38717,75 @@
           <w:bCs/>
           <w:b/>
         </w:rPr>
-        <w:t xml:space="preserve">Create</w:t>
+        <w:t xml:space="preserve">Assessed on</w:t>
+      </w:r>
+      <w:r>
+        <w:t xml:space="preserve">,</w:t>
+      </w:r>
+      <w:r>
+        <w:t xml:space="preserve"> </w:t>
+      </w:r>
+      <w:r>
+        <w:rPr>
+          <w:bCs/>
+          <w:b/>
+        </w:rPr>
+        <w:t xml:space="preserve">Third-party risk rating</w:t>
+      </w:r>
+      <w:r>
+        <w:t xml:space="preserve">,</w:t>
+      </w:r>
+      <w:r>
+        <w:t xml:space="preserve"> </w:t>
+      </w:r>
+      <w:r>
+        <w:rPr>
+          <w:bCs/>
+          <w:b/>
+        </w:rPr>
+        <w:t xml:space="preserve">Outcome</w:t>
+      </w:r>
+      <w:r>
+        <w:t xml:space="preserve">,</w:t>
+      </w:r>
+      <w:r>
+        <w:t xml:space="preserve"> </w:t>
+      </w:r>
+      <w:r>
+        <w:rPr>
+          <w:bCs/>
+          <w:b/>
+        </w:rPr>
+        <w:t xml:space="preserve">Areas reviewed</w:t>
+      </w:r>
+      <w:r>
+        <w:t xml:space="preserve">,</w:t>
+      </w:r>
+      <w:r>
+        <w:t xml:space="preserve"> </w:t>
+      </w:r>
+      <w:r>
+        <w:rPr>
+          <w:bCs/>
+          <w:b/>
+        </w:rPr>
+        <w:t xml:space="preserve">Findings and conditions</w:t>
+      </w:r>
+      <w:r>
+        <w:t xml:space="preserve"> </w:t>
+      </w:r>
+      <w:r>
+        <w:t xml:space="preserve">›</w:t>
+      </w:r>
+      <w:r>
+        <w:t xml:space="preserve"> </w:t>
+      </w:r>
+      <w:r>
+        <w:rPr>
+          <w:bCs/>
+          <w:b/>
+        </w:rPr>
+        <w:t xml:space="preserve">Record</w:t>
       </w:r>
       <w:r>
         <w:t xml:space="preserve">.</w:t>
@@ -39001,127 +38800,82 @@
         <w:pStyle w:val="Compact"/>
       </w:pPr>
       <w:r>
-        <w:t xml:space="preserve">After the meeting, open it ›</w:t>
-      </w:r>
-      <w:r>
-        <w:t xml:space="preserve"> </w:t>
-      </w:r>
-      <w:r>
-        <w:rPr>
-          <w:bCs/>
-          <w:b/>
-        </w:rPr>
-        <w:t xml:space="preserve">Record proceedings</w:t>
-      </w:r>
-      <w:r>
-        <w:t xml:space="preserve"> </w:t>
-      </w:r>
-      <w:r>
-        <w:t xml:space="preserve">›</w:t>
-      </w:r>
-      <w:r>
-        <w:t xml:space="preserve"> </w:t>
-      </w:r>
-      <w:r>
-        <w:rPr>
-          <w:bCs/>
-          <w:b/>
-        </w:rPr>
-        <w:t xml:space="preserve">Status: Held</w:t>
-      </w:r>
-      <w:r>
-        <w:t xml:space="preserve">,</w:t>
-      </w:r>
-      <w:r>
-        <w:t xml:space="preserve"> </w:t>
-      </w:r>
-      <w:r>
-        <w:rPr>
-          <w:bCs/>
-          <w:b/>
-        </w:rPr>
-        <w:t xml:space="preserve">Present</w:t>
-      </w:r>
-      <w:r>
-        <w:t xml:space="preserve">,</w:t>
-      </w:r>
-      <w:r>
-        <w:t xml:space="preserve"> </w:t>
-      </w:r>
-      <w:r>
-        <w:rPr>
-          <w:bCs/>
-          <w:b/>
-        </w:rPr>
-        <w:t xml:space="preserve">Apologies</w:t>
-      </w:r>
-      <w:r>
-        <w:t xml:space="preserve">,</w:t>
-      </w:r>
-      <w:r>
-        <w:t xml:space="preserve"> </w:t>
-      </w:r>
-      <w:r>
-        <w:rPr>
-          <w:bCs/>
-          <w:b/>
-        </w:rPr>
-        <w:t xml:space="preserve">Quorum formed</w:t>
-      </w:r>
-      <w:r>
-        <w:t xml:space="preserve">,</w:t>
-      </w:r>
-      <w:r>
-        <w:t xml:space="preserve"> </w:t>
-      </w:r>
-      <w:r>
-        <w:rPr>
-          <w:bCs/>
-          <w:b/>
-        </w:rPr>
-        <w:t xml:space="preserve">Quarterly follow-up report considered</w:t>
-      </w:r>
-      <w:r>
-        <w:t xml:space="preserve">,</w:t>
-      </w:r>
-      <w:r>
-        <w:t xml:space="preserve"> </w:t>
-      </w:r>
-      <w:r>
-        <w:rPr>
-          <w:bCs/>
-          <w:b/>
-        </w:rPr>
-        <w:t xml:space="preserve">Minutes</w:t>
-      </w:r>
-      <w:r>
-        <w:t xml:space="preserve"> </w:t>
-      </w:r>
-      <w:r>
-        <w:t xml:space="preserve">›</w:t>
-      </w:r>
-      <w:r>
-        <w:t xml:space="preserve"> </w:t>
-      </w:r>
-      <w:r>
-        <w:rPr>
-          <w:bCs/>
-          <w:b/>
-        </w:rPr>
-        <w:t xml:space="preserve">Save</w:t>
-      </w:r>
-      <w:r>
-        <w:t xml:space="preserve">.</w:t>
-      </w:r>
-    </w:p>
-    <w:bookmarkEnd w:id="231"/>
-    <w:bookmarkStart w:id="232" w:name="record-decisions"/>
+        <w:rPr>
+          <w:bCs/>
+          <w:b/>
+        </w:rPr>
+        <w:t xml:space="preserve">Frameworks:</w:t>
+      </w:r>
+      <w:r>
+        <w:t xml:space="preserve"> </w:t>
+      </w:r>
+      <w:r>
+        <w:rPr>
+          <w:bCs/>
+          <w:b/>
+        </w:rPr>
+        <w:t xml:space="preserve">+ Framework</w:t>
+      </w:r>
+      <w:r>
+        <w:t xml:space="preserve"> </w:t>
+      </w:r>
+      <w:r>
+        <w:t xml:space="preserve">and</w:t>
+      </w:r>
+      <w:r>
+        <w:t xml:space="preserve"> </w:t>
+      </w:r>
+      <w:r>
+        <w:rPr>
+          <w:bCs/>
+          <w:b/>
+        </w:rPr>
+        <w:t xml:space="preserve">+ Standard control</w:t>
+      </w:r>
+      <w:r>
+        <w:t xml:space="preserve"> </w:t>
+      </w:r>
+      <w:r>
+        <w:t xml:space="preserve">(or</w:t>
+      </w:r>
+      <w:r>
+        <w:t xml:space="preserve"> </w:t>
+      </w:r>
+      <w:r>
+        <w:rPr>
+          <w:bCs/>
+          <w:b/>
+        </w:rPr>
+        <w:t xml:space="preserve">Import CSV</w:t>
+      </w:r>
+      <w:r>
+        <w:t xml:space="preserve">). Standard controls feed</w:t>
+      </w:r>
+      <w:r>
+        <w:t xml:space="preserve"> </w:t>
+      </w:r>
+      <w:r>
+        <w:rPr>
+          <w:bCs/>
+          <w:b/>
+        </w:rPr>
+        <w:t xml:space="preserve">From library</w:t>
+      </w:r>
+      <w:r>
+        <w:t xml:space="preserve"> </w:t>
+      </w:r>
+      <w:r>
+        <w:t xml:space="preserve">in the risk control matrix.</w:t>
+      </w:r>
+    </w:p>
+    <w:bookmarkEnd w:id="227"/>
+    <w:bookmarkStart w:id="228" w:name="results-storyboards-and-robots"/>
     <w:p>
       <w:pPr>
         <w:pStyle w:val="Heading2"/>
       </w:pPr>
       <w:r>
-        <w:t xml:space="preserve">15.3 Record decisions</w:t>
+        <w:t xml:space="preserve">14.7 Results, Storyboards and Robots</w:t>
       </w:r>
     </w:p>
     <w:p>
@@ -39133,17 +38887,89 @@
         <w:pStyle w:val="Compact"/>
       </w:pPr>
       <w:r>
-        <w:t xml:space="preserve">On the held meeting click</w:t>
-      </w:r>
-      <w:r>
-        <w:t xml:space="preserve"> </w:t>
-      </w:r>
-      <w:r>
-        <w:rPr>
-          <w:bCs/>
-          <w:b/>
-        </w:rPr>
-        <w:t xml:space="preserve">Record decision</w:t>
+        <w:rPr>
+          <w:bCs/>
+          <w:b/>
+        </w:rPr>
+        <w:t xml:space="preserve">Results:</w:t>
+      </w:r>
+      <w:r>
+        <w:t xml:space="preserve"> </w:t>
+      </w:r>
+      <w:r>
+        <w:rPr>
+          <w:bCs/>
+          <w:b/>
+        </w:rPr>
+        <w:t xml:space="preserve">+ Add collection</w:t>
+      </w:r>
+      <w:r>
+        <w:t xml:space="preserve">,</w:t>
+      </w:r>
+      <w:r>
+        <w:t xml:space="preserve"> </w:t>
+      </w:r>
+      <w:r>
+        <w:rPr>
+          <w:bCs/>
+          <w:b/>
+        </w:rPr>
+        <w:t xml:space="preserve">+</w:t>
+      </w:r>
+      <w:r>
+        <w:t xml:space="preserve"> </w:t>
+      </w:r>
+      <w:r>
+        <w:t xml:space="preserve">to add a table; each table has</w:t>
+      </w:r>
+      <w:r>
+        <w:t xml:space="preserve"> </w:t>
+      </w:r>
+      <w:r>
+        <w:rPr>
+          <w:bCs/>
+          <w:b/>
+        </w:rPr>
+        <w:t xml:space="preserve">Table</w:t>
+      </w:r>
+      <w:r>
+        <w:t xml:space="preserve">,</w:t>
+      </w:r>
+      <w:r>
+        <w:t xml:space="preserve"> </w:t>
+      </w:r>
+      <w:r>
+        <w:rPr>
+          <w:bCs/>
+          <w:b/>
+        </w:rPr>
+        <w:t xml:space="preserve">Interpretations</w:t>
+      </w:r>
+      <w:r>
+        <w:t xml:space="preserve"> </w:t>
+      </w:r>
+      <w:r>
+        <w:t xml:space="preserve">(</w:t>
+      </w:r>
+      <w:r>
+        <w:rPr>
+          <w:bCs/>
+          <w:b/>
+        </w:rPr>
+        <w:t xml:space="preserve">New interpretation</w:t>
+      </w:r>
+      <w:r>
+        <w:t xml:space="preserve">) and</w:t>
+      </w:r>
+      <w:r>
+        <w:t xml:space="preserve"> </w:t>
+      </w:r>
+      <w:r>
+        <w:rPr>
+          <w:bCs/>
+          <w:b/>
+        </w:rPr>
+        <w:t xml:space="preserve">Triggers</w:t>
       </w:r>
       <w:r>
         <w:t xml:space="preserve">.</w:t>
@@ -39158,88 +38984,21 @@
         <w:pStyle w:val="Compact"/>
       </w:pPr>
       <w:r>
-        <w:t xml:space="preserve">Choose the</w:t>
-      </w:r>
-      <w:r>
-        <w:t xml:space="preserve"> </w:t>
-      </w:r>
-      <w:r>
-        <w:rPr>
-          <w:bCs/>
-          <w:b/>
-        </w:rPr>
-        <w:t xml:space="preserve">Recommendation</w:t>
-      </w:r>
-      <w:r>
-        <w:t xml:space="preserve"> </w:t>
-      </w:r>
-      <w:r>
-        <w:t xml:space="preserve">(items awaiting the Committee are listed first with the reason, for example</w:t>
-      </w:r>
-      <w:r>
-        <w:t xml:space="preserve"> </w:t>
-      </w:r>
-      <w:r>
-        <w:rPr>
-          <w:iCs/>
-          <w:i/>
-        </w:rPr>
-        <w:t xml:space="preserve">Risk acceptance agreed by the GM Audit - for decision</w:t>
-      </w:r>
-      <w:r>
-        <w:t xml:space="preserve">), the</w:t>
-      </w:r>
-      <w:r>
-        <w:t xml:space="preserve"> </w:t>
-      </w:r>
-      <w:r>
-        <w:rPr>
-          <w:bCs/>
-          <w:b/>
-        </w:rPr>
-        <w:t xml:space="preserve">Decision</w:t>
-      </w:r>
-      <w:r>
-        <w:t xml:space="preserve"> </w:t>
-      </w:r>
-      <w:r>
-        <w:t xml:space="preserve">(</w:t>
-      </w:r>
-      <w:r>
-        <w:rPr>
-          <w:iCs/>
-          <w:i/>
-        </w:rPr>
-        <w:t xml:space="preserve">Close, Withdraw, Extend deadline, Escalate to management, Accept risk, Reject risk acceptance, Noted</w:t>
-      </w:r>
-      <w:r>
-        <w:t xml:space="preserve">),</w:t>
-      </w:r>
-      <w:r>
-        <w:t xml:space="preserve"> </w:t>
-      </w:r>
-      <w:r>
-        <w:rPr>
-          <w:bCs/>
-          <w:b/>
-        </w:rPr>
-        <w:t xml:space="preserve">New due date</w:t>
-      </w:r>
-      <w:r>
-        <w:t xml:space="preserve"> </w:t>
-      </w:r>
-      <w:r>
-        <w:t xml:space="preserve">(extensions),</w:t>
-      </w:r>
-      <w:r>
-        <w:t xml:space="preserve"> </w:t>
-      </w:r>
-      <w:r>
-        <w:rPr>
-          <w:bCs/>
-          <w:b/>
-        </w:rPr>
-        <w:t xml:space="preserve">Minute / external closure reference</w:t>
+        <w:rPr>
+          <w:bCs/>
+          <w:b/>
+        </w:rPr>
+        <w:t xml:space="preserve">Storyboards:</w:t>
+      </w:r>
+      <w:r>
+        <w:t xml:space="preserve"> </w:t>
+      </w:r>
+      <w:r>
+        <w:rPr>
+          <w:bCs/>
+          <w:b/>
+        </w:rPr>
+        <w:t xml:space="preserve">Add Storyboard</w:t>
       </w:r>
       <w:r>
         <w:t xml:space="preserve">,</w:t>
@@ -39252,7 +39011,20 @@
           <w:bCs/>
           <w:b/>
         </w:rPr>
-        <w:t xml:space="preserve">Notes</w:t>
+        <w:t xml:space="preserve">Add Text / Chart / Metric</w:t>
+      </w:r>
+      <w:r>
+        <w:t xml:space="preserve">,</w:t>
+      </w:r>
+      <w:r>
+        <w:t xml:space="preserve"> </w:t>
+      </w:r>
+      <w:r>
+        <w:rPr>
+          <w:bCs/>
+          <w:b/>
+        </w:rPr>
+        <w:t xml:space="preserve">Share Storyboard</w:t>
       </w:r>
       <w:r>
         <w:t xml:space="preserve">.</w:t>
@@ -39267,30 +39039,90 @@
         <w:pStyle w:val="Compact"/>
       </w:pPr>
       <w:r>
-        <w:t xml:space="preserve">Click</w:t>
-      </w:r>
-      <w:r>
-        <w:t xml:space="preserve"> </w:t>
-      </w:r>
-      <w:r>
-        <w:rPr>
-          <w:bCs/>
-          <w:b/>
-        </w:rPr>
-        <w:t xml:space="preserve">Record decision</w:t>
-      </w:r>
-      <w:r>
-        <w:t xml:space="preserve">. The decision is applied to the action at once (closed, withdrawn, extended, escalated, risk accepted or reopened).</w:t>
-      </w:r>
-    </w:p>
-    <w:bookmarkEnd w:id="232"/>
-    <w:bookmarkStart w:id="233" w:name="approve-the-minutes"/>
-    <w:p>
-      <w:pPr>
-        <w:pStyle w:val="Heading2"/>
-      </w:pPr>
-      <w:r>
-        <w:t xml:space="preserve">15.4 Approve the minutes</w:t>
+        <w:rPr>
+          <w:bCs/>
+          <w:b/>
+        </w:rPr>
+        <w:t xml:space="preserve">Robots:</w:t>
+      </w:r>
+      <w:r>
+        <w:t xml:space="preserve"> </w:t>
+      </w:r>
+      <w:r>
+        <w:rPr>
+          <w:bCs/>
+          <w:b/>
+        </w:rPr>
+        <w:t xml:space="preserve">+ Create</w:t>
+      </w:r>
+      <w:r>
+        <w:t xml:space="preserve">,</w:t>
+      </w:r>
+      <w:r>
+        <w:t xml:space="preserve"> </w:t>
+      </w:r>
+      <w:r>
+        <w:rPr>
+          <w:bCs/>
+          <w:b/>
+        </w:rPr>
+        <w:t xml:space="preserve">Create task</w:t>
+      </w:r>
+      <w:r>
+        <w:t xml:space="preserve"> </w:t>
+      </w:r>
+      <w:r>
+        <w:t xml:space="preserve">(analytic, frequency, start) ›</w:t>
+      </w:r>
+      <w:r>
+        <w:t xml:space="preserve"> </w:t>
+      </w:r>
+      <w:r>
+        <w:rPr>
+          <w:bCs/>
+          <w:b/>
+        </w:rPr>
+        <w:t xml:space="preserve">Confirm and create task</w:t>
+      </w:r>
+      <w:r>
+        <w:t xml:space="preserve">;</w:t>
+      </w:r>
+      <w:r>
+        <w:t xml:space="preserve"> </w:t>
+      </w:r>
+      <w:r>
+        <w:rPr>
+          <w:bCs/>
+          <w:b/>
+        </w:rPr>
+        <w:t xml:space="preserve">Run now</w:t>
+      </w:r>
+      <w:r>
+        <w:t xml:space="preserve">;</w:t>
+      </w:r>
+      <w:r>
+        <w:t xml:space="preserve"> </w:t>
+      </w:r>
+      <w:r>
+        <w:rPr>
+          <w:bCs/>
+          <w:b/>
+        </w:rPr>
+        <w:t xml:space="preserve">Task runs</w:t>
+      </w:r>
+      <w:r>
+        <w:t xml:space="preserve">.</w:t>
+      </w:r>
+    </w:p>
+    <w:bookmarkEnd w:id="228"/>
+    <w:bookmarkEnd w:id="229"/>
+    <w:bookmarkStart w:id="238" w:name="audit-committee"/>
+    <w:p>
+      <w:pPr>
+        <w:pStyle w:val="Heading1"/>
+      </w:pPr>
+      <w:r>
+        <w:t xml:space="preserve">15. Audit Committee</w:t>
       </w:r>
     </w:p>
     <w:p>
@@ -39298,208 +39130,68 @@
         <w:pStyle w:val="FirstParagraph"/>
       </w:pPr>
       <w:r>
-        <w:t xml:space="preserve">Click</w:t>
-      </w:r>
-      <w:r>
-        <w:t xml:space="preserve"> </w:t>
-      </w:r>
-      <w:r>
-        <w:rPr>
-          <w:bCs/>
-          <w:b/>
-        </w:rPr>
-        <w:t xml:space="preserve">Approve minutes</w:t>
-      </w:r>
-      <w:r>
-        <w:t xml:space="preserve"> </w:t>
-      </w:r>
-      <w:r>
-        <w:t xml:space="preserve">(needs attendees and minutes).</w:t>
-      </w:r>
-      <w:r>
-        <w:t xml:space="preserve"> </w:t>
-      </w:r>
-      <w:r>
-        <w:rPr>
-          <w:bCs/>
-          <w:b/>
-        </w:rPr>
-        <w:t xml:space="preserve">Result:</w:t>
-      </w:r>
-      <w:r>
-        <w:t xml:space="preserve"> </w:t>
-      </w:r>
-      <w:r>
-        <w:rPr>
-          <w:iCs/>
-          <w:i/>
-        </w:rPr>
-        <w:t xml:space="preserve">“</w:t>
-      </w:r>
-      <w:r>
-        <w:rPr>
-          <w:iCs/>
-          <w:i/>
-        </w:rPr>
-        <w:t xml:space="preserve">Minutes approved and locked</w:t>
-      </w:r>
-      <w:r>
-        <w:rPr>
-          <w:iCs/>
-          <w:i/>
-        </w:rPr>
-        <w:t xml:space="preserve">”</w:t>
-      </w:r>
-      <w:r>
-        <w:t xml:space="preserve">.</w:t>
-      </w:r>
-      <w:r>
-        <w:t xml:space="preserve"> </w:t>
-      </w:r>
-      <w:r>
-        <w:rPr>
-          <w:bCs/>
-          <w:b/>
-        </w:rPr>
-        <w:t xml:space="preserve">Minutes (Word)</w:t>
-      </w:r>
-      <w:r>
-        <w:t xml:space="preserve"> </w:t>
-      </w:r>
-      <w:r>
-        <w:t xml:space="preserve">downloads them.</w:t>
-      </w:r>
-    </w:p>
-    <w:bookmarkEnd w:id="233"/>
-    <w:bookmarkStart w:id="234" w:name="governance-portal-and-port-portfolio"/>
-    <w:p>
-      <w:pPr>
-        <w:pStyle w:val="Heading2"/>
-      </w:pPr>
-      <w:r>
-        <w:t xml:space="preserve">15.5 Governance portal and Port portfolio</w:t>
-      </w:r>
-    </w:p>
-    <w:p>
-      <w:pPr>
-        <w:numPr>
-          <w:ilvl w:val="0"/>
-          <w:numId w:val="1090"/>
-        </w:numPr>
-        <w:pStyle w:val="Compact"/>
-      </w:pPr>
-      <w:r>
-        <w:rPr>
-          <w:bCs/>
-          <w:b/>
-        </w:rPr>
-        <w:t xml:space="preserve">Governance portal:</w:t>
-      </w:r>
-      <w:r>
-        <w:t xml:space="preserve"> </w:t>
-      </w:r>
-      <w:r>
-        <w:t xml:space="preserve">read-only KPIs, approved plans and issued reports (</w:t>
-      </w:r>
-      <w:r>
-        <w:rPr>
-          <w:bCs/>
-          <w:b/>
-        </w:rPr>
-        <w:t xml:space="preserve">Word</w:t>
-      </w:r>
-      <w:r>
-        <w:t xml:space="preserve">,</w:t>
-      </w:r>
-      <w:r>
-        <w:t xml:space="preserve"> </w:t>
-      </w:r>
-      <w:r>
-        <w:rPr>
-          <w:bCs/>
-          <w:b/>
-        </w:rPr>
-        <w:t xml:space="preserve">Print</w:t>
+        <w:rPr>
+          <w:bCs/>
+          <w:b/>
+        </w:rPr>
+        <w:t xml:space="preserve">Where:</w:t>
+      </w:r>
+      <w:r>
+        <w:t xml:space="preserve"> </w:t>
+      </w:r>
+      <w:r>
+        <w:t xml:space="preserve">Analytics &amp; reporting ›</w:t>
+      </w:r>
+      <w:r>
+        <w:t xml:space="preserve"> </w:t>
+      </w:r>
+      <w:r>
+        <w:rPr>
+          <w:bCs/>
+          <w:b/>
+        </w:rPr>
+        <w:t xml:space="preserve">Audit Committee</w:t>
+      </w:r>
+      <w:r>
+        <w:t xml:space="preserve"> </w:t>
+      </w:r>
+      <w:r>
+        <w:t xml:space="preserve">(tabs</w:t>
+      </w:r>
+      <w:r>
+        <w:t xml:space="preserve"> </w:t>
+      </w:r>
+      <w:r>
+        <w:rPr>
+          <w:bCs/>
+          <w:b/>
+        </w:rPr>
+        <w:t xml:space="preserve">Committee pack | Governance portal | Port portfolio</w:t>
       </w:r>
       <w:r>
         <w:t xml:space="preserve">).</w:t>
       </w:r>
-    </w:p>
-    <w:p>
-      <w:pPr>
-        <w:numPr>
-          <w:ilvl w:val="0"/>
-          <w:numId w:val="1090"/>
-        </w:numPr>
-        <w:pStyle w:val="Compact"/>
-      </w:pPr>
-      <w:r>
-        <w:rPr>
-          <w:bCs/>
-          <w:b/>
-        </w:rPr>
-        <w:t xml:space="preserve">Port portfolio:</w:t>
-      </w:r>
-      <w:r>
-        <w:t xml:space="preserve"> </w:t>
-      </w:r>
-      <w:r>
-        <w:t xml:space="preserve">one row per port; click to see its audits. A PIA sees only their port.</w:t>
-      </w:r>
-    </w:p>
-    <w:bookmarkEnd w:id="234"/>
-    <w:bookmarkEnd w:id="235"/>
-    <w:bookmarkStart w:id="246" w:name="quality-and-professional-practice"/>
-    <w:p>
-      <w:pPr>
-        <w:pStyle w:val="Heading1"/>
-      </w:pPr>
-      <w:r>
-        <w:t xml:space="preserve">16. Quality and professional practice</w:t>
-      </w:r>
-    </w:p>
-    <w:p>
-      <w:pPr>
-        <w:pStyle w:val="FirstParagraph"/>
-      </w:pPr>
-      <w:r>
-        <w:rPr>
-          <w:bCs/>
-          <w:b/>
-        </w:rPr>
-        <w:t xml:space="preserve">Where:</w:t>
-      </w:r>
-      <w:r>
-        <w:t xml:space="preserve"> </w:t>
-      </w:r>
-      <w:r>
-        <w:t xml:space="preserve">Analytics &amp; reporting ›</w:t>
-      </w:r>
-      <w:r>
-        <w:t xml:space="preserve"> </w:t>
-      </w:r>
-      <w:r>
-        <w:rPr>
-          <w:bCs/>
-          <w:b/>
-        </w:rPr>
-        <w:t xml:space="preserve">Quality (QAIP)</w:t>
-      </w:r>
-      <w:r>
-        <w:t xml:space="preserve"> </w:t>
-      </w:r>
-      <w:r>
-        <w:t xml:space="preserve">(tabs</w:t>
-      </w:r>
-      <w:r>
-        <w:t xml:space="preserve"> </w:t>
-      </w:r>
-      <w:r>
-        <w:rPr>
-          <w:bCs/>
-          <w:b/>
-        </w:rPr>
-        <w:t xml:space="preserve">Quality reviews | Professional practice | Service feedback</w:t>
+      <w:r>
+        <w:t xml:space="preserve"> </w:t>
+      </w:r>
+      <w:r>
+        <w:rPr>
+          <w:bCs/>
+          <w:b/>
+        </w:rPr>
+        <w:t xml:space="preserve">Who:</w:t>
+      </w:r>
+      <w:r>
+        <w:t xml:space="preserve"> </w:t>
+      </w:r>
+      <w:r>
+        <w:t xml:space="preserve">staff and governance users view; the secretary records (</w:t>
+      </w:r>
+      <w:r>
+        <w:rPr>
+          <w:rStyle w:val="VerbatimChar"/>
+        </w:rPr>
+        <w:t xml:space="preserve">committee.record</w:t>
       </w:r>
       <w:r>
         <w:t xml:space="preserve">).</w:t>
@@ -39514,18 +39206,18 @@
           <wp:inline>
             <wp:extent cx="5334000" cy="3185583"/>
             <wp:effectExtent b="0" l="0" r="0" t="0"/>
-            <wp:docPr descr="Quality (QAIP)" title="" id="237" name="Picture"/>
+            <wp:docPr descr="Audit Committee pack" title="" id="231" name="Picture"/>
             <a:graphic>
               <a:graphicData uri="http://schemas.openxmlformats.org/drawingml/2006/picture">
                 <pic:pic>
                   <pic:nvPicPr>
-                    <pic:cNvPr descr="manuals/images/36-qaip.jpg" id="238" name="Picture"/>
+                    <pic:cNvPr descr="manuals/images/35-audit-committee.jpg" id="232" name="Picture"/>
                     <pic:cNvPicPr>
                       <a:picLocks noChangeArrowheads="1" noChangeAspect="1"/>
                     </pic:cNvPicPr>
                   </pic:nvPicPr>
                   <pic:blipFill>
-                    <a:blip r:embed="rId236"/>
+                    <a:blip r:embed="rId230"/>
                     <a:stretch>
                       <a:fillRect/>
                     </a:stretch>
@@ -39557,16 +39249,16 @@
         <w:pStyle w:val="ImageCaption"/>
       </w:pPr>
       <w:r>
-        <w:t xml:space="preserve">Quality (QAIP)</w:t>
-      </w:r>
-    </w:p>
-    <w:bookmarkStart w:id="239" w:name="quality-reviews-and-the-qaip-report"/>
+        <w:t xml:space="preserve">Audit Committee pack</w:t>
+      </w:r>
+    </w:p>
+    <w:bookmarkStart w:id="233" w:name="committee-pack"/>
     <w:p>
       <w:pPr>
         <w:pStyle w:val="Heading2"/>
       </w:pPr>
       <w:r>
-        <w:t xml:space="preserve">16.1 Quality reviews and the QAIP report</w:t>
+        <w:t xml:space="preserve">15.1 Committee pack</w:t>
       </w:r>
     </w:p>
     <w:p>
@@ -39574,49 +39266,294 @@
         <w:pStyle w:val="FirstParagraph"/>
       </w:pPr>
       <w:r>
-        <w:t xml:space="preserve">Engagement quality reviews are done on each audit’s</w:t>
-      </w:r>
-      <w:r>
-        <w:t xml:space="preserve"> </w:t>
-      </w:r>
-      <w:r>
-        <w:rPr>
-          <w:bCs/>
-          <w:b/>
-        </w:rPr>
-        <w:t xml:space="preserve">Supervision &amp; review</w:t>
-      </w:r>
-      <w:r>
-        <w:t xml:space="preserve"> </w:t>
-      </w:r>
-      <w:r>
-        <w:t xml:space="preserve">tab (10.9). Here choose the year to see reviews completed, average conformance, survey responses and satisfaction, the weakest checklist areas and auditee comments.</w:t>
-      </w:r>
-      <w:r>
-        <w:t xml:space="preserve"> </w:t>
-      </w:r>
-      <w:r>
-        <w:rPr>
-          <w:bCs/>
-          <w:b/>
-        </w:rPr>
-        <w:t xml:space="preserve">Internal assessment report</w:t>
-      </w:r>
-      <w:r>
-        <w:t xml:space="preserve"> </w:t>
-      </w:r>
-      <w:r>
-        <w:t xml:space="preserve">downloads the Word report.</w:t>
-      </w:r>
-    </w:p>
-    <w:bookmarkEnd w:id="239"/>
-    <w:bookmarkStart w:id="240" w:name="post-audit-survey-auditees"/>
+        <w:rPr>
+          <w:bCs/>
+          <w:b/>
+        </w:rPr>
+        <w:t xml:space="preserve">Reporting pack</w:t>
+      </w:r>
+      <w:r>
+        <w:t xml:space="preserve"> </w:t>
+      </w:r>
+      <w:r>
+        <w:t xml:space="preserve">› choose the year ›</w:t>
+      </w:r>
+      <w:r>
+        <w:t xml:space="preserve"> </w:t>
+      </w:r>
+      <w:r>
+        <w:rPr>
+          <w:bCs/>
+          <w:b/>
+        </w:rPr>
+        <w:t xml:space="preserve">Download Word pack</w:t>
+      </w:r>
+      <w:r>
+        <w:t xml:space="preserve"> </w:t>
+      </w:r>
+      <w:r>
+        <w:t xml:space="preserve">(plan delivery, reports issued, open findings, implementation of actions with items for decision, plan changes, conformance).</w:t>
+      </w:r>
+    </w:p>
+    <w:bookmarkEnd w:id="233"/>
+    <w:bookmarkStart w:id="234" w:name="schedule-and-record-a-meeting"/>
     <w:p>
       <w:pPr>
         <w:pStyle w:val="Heading2"/>
       </w:pPr>
       <w:r>
-        <w:t xml:space="preserve">16.2 Post-audit survey (auditees)</w:t>
+        <w:t xml:space="preserve">15.2 Schedule and record a meeting</w:t>
+      </w:r>
+    </w:p>
+    <w:p>
+      <w:pPr>
+        <w:numPr>
+          <w:ilvl w:val="0"/>
+          <w:numId w:val="1090"/>
+        </w:numPr>
+        <w:pStyle w:val="Compact"/>
+      </w:pPr>
+      <w:r>
+        <w:rPr>
+          <w:bCs/>
+          <w:b/>
+        </w:rPr>
+        <w:t xml:space="preserve">Meetings &amp; decisions</w:t>
+      </w:r>
+      <w:r>
+        <w:t xml:space="preserve"> </w:t>
+      </w:r>
+      <w:r>
+        <w:t xml:space="preserve">›</w:t>
+      </w:r>
+      <w:r>
+        <w:t xml:space="preserve"> </w:t>
+      </w:r>
+      <w:r>
+        <w:rPr>
+          <w:bCs/>
+          <w:b/>
+        </w:rPr>
+        <w:t xml:space="preserve">New meeting</w:t>
+      </w:r>
+      <w:r>
+        <w:t xml:space="preserve"> </w:t>
+      </w:r>
+      <w:r>
+        <w:t xml:space="preserve">›</w:t>
+      </w:r>
+      <w:r>
+        <w:t xml:space="preserve"> </w:t>
+      </w:r>
+      <w:r>
+        <w:rPr>
+          <w:bCs/>
+          <w:b/>
+        </w:rPr>
+        <w:t xml:space="preserve">Date and time</w:t>
+      </w:r>
+      <w:r>
+        <w:t xml:space="preserve">,</w:t>
+      </w:r>
+      <w:r>
+        <w:t xml:space="preserve"> </w:t>
+      </w:r>
+      <w:r>
+        <w:rPr>
+          <w:bCs/>
+          <w:b/>
+        </w:rPr>
+        <w:t xml:space="preserve">Type</w:t>
+      </w:r>
+      <w:r>
+        <w:t xml:space="preserve"> </w:t>
+      </w:r>
+      <w:r>
+        <w:t xml:space="preserve">(</w:t>
+      </w:r>
+      <w:r>
+        <w:rPr>
+          <w:iCs/>
+          <w:i/>
+        </w:rPr>
+        <w:t xml:space="preserve">Ordinary, Extraordinary, Special</w:t>
+      </w:r>
+      <w:r>
+        <w:t xml:space="preserve">),</w:t>
+      </w:r>
+      <w:r>
+        <w:t xml:space="preserve"> </w:t>
+      </w:r>
+      <w:r>
+        <w:rPr>
+          <w:bCs/>
+          <w:b/>
+        </w:rPr>
+        <w:t xml:space="preserve">Venue</w:t>
+      </w:r>
+      <w:r>
+        <w:t xml:space="preserve">,</w:t>
+      </w:r>
+      <w:r>
+        <w:t xml:space="preserve"> </w:t>
+      </w:r>
+      <w:r>
+        <w:rPr>
+          <w:bCs/>
+          <w:b/>
+        </w:rPr>
+        <w:t xml:space="preserve">Agenda</w:t>
+      </w:r>
+      <w:r>
+        <w:t xml:space="preserve"> </w:t>
+      </w:r>
+      <w:r>
+        <w:t xml:space="preserve">›</w:t>
+      </w:r>
+      <w:r>
+        <w:t xml:space="preserve"> </w:t>
+      </w:r>
+      <w:r>
+        <w:rPr>
+          <w:bCs/>
+          <w:b/>
+        </w:rPr>
+        <w:t xml:space="preserve">Create</w:t>
+      </w:r>
+      <w:r>
+        <w:t xml:space="preserve">.</w:t>
+      </w:r>
+    </w:p>
+    <w:p>
+      <w:pPr>
+        <w:numPr>
+          <w:ilvl w:val="0"/>
+          <w:numId w:val="1090"/>
+        </w:numPr>
+        <w:pStyle w:val="Compact"/>
+      </w:pPr>
+      <w:r>
+        <w:t xml:space="preserve">After the meeting, open it ›</w:t>
+      </w:r>
+      <w:r>
+        <w:t xml:space="preserve"> </w:t>
+      </w:r>
+      <w:r>
+        <w:rPr>
+          <w:bCs/>
+          <w:b/>
+        </w:rPr>
+        <w:t xml:space="preserve">Record proceedings</w:t>
+      </w:r>
+      <w:r>
+        <w:t xml:space="preserve"> </w:t>
+      </w:r>
+      <w:r>
+        <w:t xml:space="preserve">›</w:t>
+      </w:r>
+      <w:r>
+        <w:t xml:space="preserve"> </w:t>
+      </w:r>
+      <w:r>
+        <w:rPr>
+          <w:bCs/>
+          <w:b/>
+        </w:rPr>
+        <w:t xml:space="preserve">Status: Held</w:t>
+      </w:r>
+      <w:r>
+        <w:t xml:space="preserve">,</w:t>
+      </w:r>
+      <w:r>
+        <w:t xml:space="preserve"> </w:t>
+      </w:r>
+      <w:r>
+        <w:rPr>
+          <w:bCs/>
+          <w:b/>
+        </w:rPr>
+        <w:t xml:space="preserve">Present</w:t>
+      </w:r>
+      <w:r>
+        <w:t xml:space="preserve">,</w:t>
+      </w:r>
+      <w:r>
+        <w:t xml:space="preserve"> </w:t>
+      </w:r>
+      <w:r>
+        <w:rPr>
+          <w:bCs/>
+          <w:b/>
+        </w:rPr>
+        <w:t xml:space="preserve">Apologies</w:t>
+      </w:r>
+      <w:r>
+        <w:t xml:space="preserve">,</w:t>
+      </w:r>
+      <w:r>
+        <w:t xml:space="preserve"> </w:t>
+      </w:r>
+      <w:r>
+        <w:rPr>
+          <w:bCs/>
+          <w:b/>
+        </w:rPr>
+        <w:t xml:space="preserve">Quorum formed</w:t>
+      </w:r>
+      <w:r>
+        <w:t xml:space="preserve">,</w:t>
+      </w:r>
+      <w:r>
+        <w:t xml:space="preserve"> </w:t>
+      </w:r>
+      <w:r>
+        <w:rPr>
+          <w:bCs/>
+          <w:b/>
+        </w:rPr>
+        <w:t xml:space="preserve">Quarterly follow-up report considered</w:t>
+      </w:r>
+      <w:r>
+        <w:t xml:space="preserve">,</w:t>
+      </w:r>
+      <w:r>
+        <w:t xml:space="preserve"> </w:t>
+      </w:r>
+      <w:r>
+        <w:rPr>
+          <w:bCs/>
+          <w:b/>
+        </w:rPr>
+        <w:t xml:space="preserve">Minutes</w:t>
+      </w:r>
+      <w:r>
+        <w:t xml:space="preserve"> </w:t>
+      </w:r>
+      <w:r>
+        <w:t xml:space="preserve">›</w:t>
+      </w:r>
+      <w:r>
+        <w:t xml:space="preserve"> </w:t>
+      </w:r>
+      <w:r>
+        <w:rPr>
+          <w:bCs/>
+          <w:b/>
+        </w:rPr>
+        <w:t xml:space="preserve">Save</w:t>
+      </w:r>
+      <w:r>
+        <w:t xml:space="preserve">.</w:t>
+      </w:r>
+    </w:p>
+    <w:bookmarkEnd w:id="234"/>
+    <w:bookmarkStart w:id="235" w:name="record-decisions"/>
+    <w:p>
+      <w:pPr>
+        <w:pStyle w:val="Heading2"/>
+      </w:pPr>
+      <w:r>
+        <w:t xml:space="preserve">15.3 Record decisions</w:t>
       </w:r>
     </w:p>
     <w:p>
@@ -39628,17 +39565,17 @@
         <w:pStyle w:val="Compact"/>
       </w:pPr>
       <w:r>
-        <w:t xml:space="preserve">After the report is issued or the audit closed, the auditee opens the audit ›</w:t>
-      </w:r>
-      <w:r>
-        <w:t xml:space="preserve"> </w:t>
-      </w:r>
-      <w:r>
-        <w:rPr>
-          <w:bCs/>
-          <w:b/>
-        </w:rPr>
-        <w:t xml:space="preserve">Feedback survey</w:t>
+        <w:t xml:space="preserve">On the held meeting click</w:t>
+      </w:r>
+      <w:r>
+        <w:t xml:space="preserve"> </w:t>
+      </w:r>
+      <w:r>
+        <w:rPr>
+          <w:bCs/>
+          <w:b/>
+        </w:rPr>
+        <w:t xml:space="preserve">Record decision</w:t>
       </w:r>
       <w:r>
         <w:t xml:space="preserve">.</w:t>
@@ -39653,43 +39590,351 @@
         <w:pStyle w:val="Compact"/>
       </w:pPr>
       <w:r>
-        <w:t xml:space="preserve">Rate each statement from 1 to 5, add</w:t>
-      </w:r>
-      <w:r>
-        <w:t xml:space="preserve"> </w:t>
-      </w:r>
-      <w:r>
-        <w:rPr>
-          <w:bCs/>
-          <w:b/>
-        </w:rPr>
-        <w:t xml:space="preserve">Anything else? (optional)</w:t>
-      </w:r>
-      <w:r>
-        <w:t xml:space="preserve">, click</w:t>
-      </w:r>
-      <w:r>
-        <w:t xml:space="preserve"> </w:t>
-      </w:r>
-      <w:r>
-        <w:rPr>
-          <w:bCs/>
-          <w:b/>
-        </w:rPr>
-        <w:t xml:space="preserve">Send feedback</w:t>
-      </w:r>
-      <w:r>
-        <w:t xml:space="preserve">. Each auditee answers once.</w:t>
-      </w:r>
-    </w:p>
-    <w:bookmarkEnd w:id="240"/>
-    <w:bookmarkStart w:id="244" w:name="professional-practice"/>
+        <w:t xml:space="preserve">Choose the</w:t>
+      </w:r>
+      <w:r>
+        <w:t xml:space="preserve"> </w:t>
+      </w:r>
+      <w:r>
+        <w:rPr>
+          <w:bCs/>
+          <w:b/>
+        </w:rPr>
+        <w:t xml:space="preserve">Recommendation</w:t>
+      </w:r>
+      <w:r>
+        <w:t xml:space="preserve"> </w:t>
+      </w:r>
+      <w:r>
+        <w:t xml:space="preserve">(items awaiting the Committee are listed first with the reason, for example</w:t>
+      </w:r>
+      <w:r>
+        <w:t xml:space="preserve"> </w:t>
+      </w:r>
+      <w:r>
+        <w:rPr>
+          <w:iCs/>
+          <w:i/>
+        </w:rPr>
+        <w:t xml:space="preserve">Risk acceptance agreed by the GM Audit - for decision</w:t>
+      </w:r>
+      <w:r>
+        <w:t xml:space="preserve">), the</w:t>
+      </w:r>
+      <w:r>
+        <w:t xml:space="preserve"> </w:t>
+      </w:r>
+      <w:r>
+        <w:rPr>
+          <w:bCs/>
+          <w:b/>
+        </w:rPr>
+        <w:t xml:space="preserve">Decision</w:t>
+      </w:r>
+      <w:r>
+        <w:t xml:space="preserve"> </w:t>
+      </w:r>
+      <w:r>
+        <w:t xml:space="preserve">(</w:t>
+      </w:r>
+      <w:r>
+        <w:rPr>
+          <w:iCs/>
+          <w:i/>
+        </w:rPr>
+        <w:t xml:space="preserve">Close, Withdraw, Extend deadline, Escalate to management, Accept risk, Reject risk acceptance, Noted</w:t>
+      </w:r>
+      <w:r>
+        <w:t xml:space="preserve">),</w:t>
+      </w:r>
+      <w:r>
+        <w:t xml:space="preserve"> </w:t>
+      </w:r>
+      <w:r>
+        <w:rPr>
+          <w:bCs/>
+          <w:b/>
+        </w:rPr>
+        <w:t xml:space="preserve">New due date</w:t>
+      </w:r>
+      <w:r>
+        <w:t xml:space="preserve"> </w:t>
+      </w:r>
+      <w:r>
+        <w:t xml:space="preserve">(extensions),</w:t>
+      </w:r>
+      <w:r>
+        <w:t xml:space="preserve"> </w:t>
+      </w:r>
+      <w:r>
+        <w:rPr>
+          <w:bCs/>
+          <w:b/>
+        </w:rPr>
+        <w:t xml:space="preserve">Minute / external closure reference</w:t>
+      </w:r>
+      <w:r>
+        <w:t xml:space="preserve">,</w:t>
+      </w:r>
+      <w:r>
+        <w:t xml:space="preserve"> </w:t>
+      </w:r>
+      <w:r>
+        <w:rPr>
+          <w:bCs/>
+          <w:b/>
+        </w:rPr>
+        <w:t xml:space="preserve">Notes</w:t>
+      </w:r>
+      <w:r>
+        <w:t xml:space="preserve">.</w:t>
+      </w:r>
+    </w:p>
+    <w:p>
+      <w:pPr>
+        <w:numPr>
+          <w:ilvl w:val="0"/>
+          <w:numId w:val="1091"/>
+        </w:numPr>
+        <w:pStyle w:val="Compact"/>
+      </w:pPr>
+      <w:r>
+        <w:t xml:space="preserve">Click</w:t>
+      </w:r>
+      <w:r>
+        <w:t xml:space="preserve"> </w:t>
+      </w:r>
+      <w:r>
+        <w:rPr>
+          <w:bCs/>
+          <w:b/>
+        </w:rPr>
+        <w:t xml:space="preserve">Record decision</w:t>
+      </w:r>
+      <w:r>
+        <w:t xml:space="preserve">. The decision is applied to the action at once (closed, withdrawn, extended, escalated, risk accepted or reopened).</w:t>
+      </w:r>
+    </w:p>
+    <w:bookmarkEnd w:id="235"/>
+    <w:bookmarkStart w:id="236" w:name="approve-the-minutes"/>
     <w:p>
       <w:pPr>
         <w:pStyle w:val="Heading2"/>
       </w:pPr>
       <w:r>
-        <w:t xml:space="preserve">16.3 Professional practice</w:t>
+        <w:t xml:space="preserve">15.4 Approve the minutes</w:t>
+      </w:r>
+    </w:p>
+    <w:p>
+      <w:pPr>
+        <w:pStyle w:val="FirstParagraph"/>
+      </w:pPr>
+      <w:r>
+        <w:t xml:space="preserve">Click</w:t>
+      </w:r>
+      <w:r>
+        <w:t xml:space="preserve"> </w:t>
+      </w:r>
+      <w:r>
+        <w:rPr>
+          <w:bCs/>
+          <w:b/>
+        </w:rPr>
+        <w:t xml:space="preserve">Approve minutes</w:t>
+      </w:r>
+      <w:r>
+        <w:t xml:space="preserve"> </w:t>
+      </w:r>
+      <w:r>
+        <w:t xml:space="preserve">(needs attendees and minutes).</w:t>
+      </w:r>
+      <w:r>
+        <w:t xml:space="preserve"> </w:t>
+      </w:r>
+      <w:r>
+        <w:rPr>
+          <w:bCs/>
+          <w:b/>
+        </w:rPr>
+        <w:t xml:space="preserve">Result:</w:t>
+      </w:r>
+      <w:r>
+        <w:t xml:space="preserve"> </w:t>
+      </w:r>
+      <w:r>
+        <w:rPr>
+          <w:iCs/>
+          <w:i/>
+        </w:rPr>
+        <w:t xml:space="preserve">“</w:t>
+      </w:r>
+      <w:r>
+        <w:rPr>
+          <w:iCs/>
+          <w:i/>
+        </w:rPr>
+        <w:t xml:space="preserve">Minutes approved and locked</w:t>
+      </w:r>
+      <w:r>
+        <w:rPr>
+          <w:iCs/>
+          <w:i/>
+        </w:rPr>
+        <w:t xml:space="preserve">”</w:t>
+      </w:r>
+      <w:r>
+        <w:t xml:space="preserve">.</w:t>
+      </w:r>
+      <w:r>
+        <w:t xml:space="preserve"> </w:t>
+      </w:r>
+      <w:r>
+        <w:rPr>
+          <w:bCs/>
+          <w:b/>
+        </w:rPr>
+        <w:t xml:space="preserve">Minutes (Word)</w:t>
+      </w:r>
+      <w:r>
+        <w:t xml:space="preserve"> </w:t>
+      </w:r>
+      <w:r>
+        <w:t xml:space="preserve">downloads them.</w:t>
+      </w:r>
+    </w:p>
+    <w:bookmarkEnd w:id="236"/>
+    <w:bookmarkStart w:id="237" w:name="governance-portal-and-port-portfolio"/>
+    <w:p>
+      <w:pPr>
+        <w:pStyle w:val="Heading2"/>
+      </w:pPr>
+      <w:r>
+        <w:t xml:space="preserve">15.5 Governance portal and Port portfolio</w:t>
+      </w:r>
+    </w:p>
+    <w:p>
+      <w:pPr>
+        <w:numPr>
+          <w:ilvl w:val="0"/>
+          <w:numId w:val="1092"/>
+        </w:numPr>
+        <w:pStyle w:val="Compact"/>
+      </w:pPr>
+      <w:r>
+        <w:rPr>
+          <w:bCs/>
+          <w:b/>
+        </w:rPr>
+        <w:t xml:space="preserve">Governance portal:</w:t>
+      </w:r>
+      <w:r>
+        <w:t xml:space="preserve"> </w:t>
+      </w:r>
+      <w:r>
+        <w:t xml:space="preserve">read-only KPIs, approved plans and issued reports (</w:t>
+      </w:r>
+      <w:r>
+        <w:rPr>
+          <w:bCs/>
+          <w:b/>
+        </w:rPr>
+        <w:t xml:space="preserve">Word</w:t>
+      </w:r>
+      <w:r>
+        <w:t xml:space="preserve">,</w:t>
+      </w:r>
+      <w:r>
+        <w:t xml:space="preserve"> </w:t>
+      </w:r>
+      <w:r>
+        <w:rPr>
+          <w:bCs/>
+          <w:b/>
+        </w:rPr>
+        <w:t xml:space="preserve">Print</w:t>
+      </w:r>
+      <w:r>
+        <w:t xml:space="preserve">).</w:t>
+      </w:r>
+    </w:p>
+    <w:p>
+      <w:pPr>
+        <w:numPr>
+          <w:ilvl w:val="0"/>
+          <w:numId w:val="1092"/>
+        </w:numPr>
+        <w:pStyle w:val="Compact"/>
+      </w:pPr>
+      <w:r>
+        <w:rPr>
+          <w:bCs/>
+          <w:b/>
+        </w:rPr>
+        <w:t xml:space="preserve">Port portfolio:</w:t>
+      </w:r>
+      <w:r>
+        <w:t xml:space="preserve"> </w:t>
+      </w:r>
+      <w:r>
+        <w:t xml:space="preserve">one row per port; click to see its audits. A PIA sees only their port.</w:t>
+      </w:r>
+    </w:p>
+    <w:bookmarkEnd w:id="237"/>
+    <w:bookmarkEnd w:id="238"/>
+    <w:bookmarkStart w:id="249" w:name="quality-and-professional-practice"/>
+    <w:p>
+      <w:pPr>
+        <w:pStyle w:val="Heading1"/>
+      </w:pPr>
+      <w:r>
+        <w:t xml:space="preserve">16. Quality and professional practice</w:t>
+      </w:r>
+    </w:p>
+    <w:p>
+      <w:pPr>
+        <w:pStyle w:val="FirstParagraph"/>
+      </w:pPr>
+      <w:r>
+        <w:rPr>
+          <w:bCs/>
+          <w:b/>
+        </w:rPr>
+        <w:t xml:space="preserve">Where:</w:t>
+      </w:r>
+      <w:r>
+        <w:t xml:space="preserve"> </w:t>
+      </w:r>
+      <w:r>
+        <w:t xml:space="preserve">Analytics &amp; reporting ›</w:t>
+      </w:r>
+      <w:r>
+        <w:t xml:space="preserve"> </w:t>
+      </w:r>
+      <w:r>
+        <w:rPr>
+          <w:bCs/>
+          <w:b/>
+        </w:rPr>
+        <w:t xml:space="preserve">Quality (QAIP)</w:t>
+      </w:r>
+      <w:r>
+        <w:t xml:space="preserve"> </w:t>
+      </w:r>
+      <w:r>
+        <w:t xml:space="preserve">(tabs</w:t>
+      </w:r>
+      <w:r>
+        <w:t xml:space="preserve"> </w:t>
+      </w:r>
+      <w:r>
+        <w:rPr>
+          <w:bCs/>
+          <w:b/>
+        </w:rPr>
+        <w:t xml:space="preserve">Quality reviews | Professional practice | Service feedback</w:t>
+      </w:r>
+      <w:r>
+        <w:t xml:space="preserve">).</w:t>
       </w:r>
     </w:p>
     <w:p>
@@ -39699,20 +39944,207 @@
       <w:r>
         <w:drawing>
           <wp:inline>
-            <wp:extent cx="5334000" cy="3333750"/>
+            <wp:extent cx="5334000" cy="3185583"/>
             <wp:effectExtent b="0" l="0" r="0" t="0"/>
-            <wp:docPr descr="Professional practice" title="" id="242" name="Picture"/>
+            <wp:docPr descr="Quality (QAIP)" title="" id="240" name="Picture"/>
             <a:graphic>
               <a:graphicData uri="http://schemas.openxmlformats.org/drawingml/2006/picture">
                 <pic:pic>
                   <pic:nvPicPr>
-                    <pic:cNvPr descr="manuals/images/60-practice.jpg" id="243" name="Picture"/>
+                    <pic:cNvPr descr="manuals/images/36-qaip.jpg" id="241" name="Picture"/>
                     <pic:cNvPicPr>
                       <a:picLocks noChangeArrowheads="1" noChangeAspect="1"/>
                     </pic:cNvPicPr>
                   </pic:nvPicPr>
                   <pic:blipFill>
-                    <a:blip r:embed="rId241"/>
+                    <a:blip r:embed="rId239"/>
+                    <a:stretch>
+                      <a:fillRect/>
+                    </a:stretch>
+                  </pic:blipFill>
+                  <pic:spPr bwMode="auto">
+                    <a:xfrm>
+                      <a:off x="0" y="0"/>
+                      <a:ext cx="5334000" cy="3185583"/>
+                    </a:xfrm>
+                    <a:prstGeom prst="rect">
+                      <a:avLst/>
+                    </a:prstGeom>
+                    <a:noFill/>
+                    <a:ln w="9525">
+                      <a:noFill/>
+                      <a:headEnd/>
+                      <a:tailEnd/>
+                    </a:ln>
+                  </pic:spPr>
+                </pic:pic>
+              </a:graphicData>
+            </a:graphic>
+          </wp:inline>
+        </w:drawing>
+      </w:r>
+    </w:p>
+    <w:p>
+      <w:pPr>
+        <w:pStyle w:val="ImageCaption"/>
+      </w:pPr>
+      <w:r>
+        <w:t xml:space="preserve">Quality (QAIP)</w:t>
+      </w:r>
+    </w:p>
+    <w:bookmarkStart w:id="242" w:name="quality-reviews-and-the-qaip-report"/>
+    <w:p>
+      <w:pPr>
+        <w:pStyle w:val="Heading2"/>
+      </w:pPr>
+      <w:r>
+        <w:t xml:space="preserve">16.1 Quality reviews and the QAIP report</w:t>
+      </w:r>
+    </w:p>
+    <w:p>
+      <w:pPr>
+        <w:pStyle w:val="FirstParagraph"/>
+      </w:pPr>
+      <w:r>
+        <w:t xml:space="preserve">Engagement quality reviews are done on each audit’s</w:t>
+      </w:r>
+      <w:r>
+        <w:t xml:space="preserve"> </w:t>
+      </w:r>
+      <w:r>
+        <w:rPr>
+          <w:bCs/>
+          <w:b/>
+        </w:rPr>
+        <w:t xml:space="preserve">Supervision &amp; review</w:t>
+      </w:r>
+      <w:r>
+        <w:t xml:space="preserve"> </w:t>
+      </w:r>
+      <w:r>
+        <w:t xml:space="preserve">tab (10.9). Here choose the year to see reviews completed, average conformance, survey responses and satisfaction, the weakest checklist areas and auditee comments.</w:t>
+      </w:r>
+      <w:r>
+        <w:t xml:space="preserve"> </w:t>
+      </w:r>
+      <w:r>
+        <w:rPr>
+          <w:bCs/>
+          <w:b/>
+        </w:rPr>
+        <w:t xml:space="preserve">Internal assessment report</w:t>
+      </w:r>
+      <w:r>
+        <w:t xml:space="preserve"> </w:t>
+      </w:r>
+      <w:r>
+        <w:t xml:space="preserve">downloads the Word report.</w:t>
+      </w:r>
+    </w:p>
+    <w:bookmarkEnd w:id="242"/>
+    <w:bookmarkStart w:id="243" w:name="post-audit-survey-auditees"/>
+    <w:p>
+      <w:pPr>
+        <w:pStyle w:val="Heading2"/>
+      </w:pPr>
+      <w:r>
+        <w:t xml:space="preserve">16.2 Post-audit survey (auditees)</w:t>
+      </w:r>
+    </w:p>
+    <w:p>
+      <w:pPr>
+        <w:numPr>
+          <w:ilvl w:val="0"/>
+          <w:numId w:val="1093"/>
+        </w:numPr>
+        <w:pStyle w:val="Compact"/>
+      </w:pPr>
+      <w:r>
+        <w:t xml:space="preserve">After the report is issued or the audit closed, the auditee opens the audit ›</w:t>
+      </w:r>
+      <w:r>
+        <w:t xml:space="preserve"> </w:t>
+      </w:r>
+      <w:r>
+        <w:rPr>
+          <w:bCs/>
+          <w:b/>
+        </w:rPr>
+        <w:t xml:space="preserve">Feedback survey</w:t>
+      </w:r>
+      <w:r>
+        <w:t xml:space="preserve">.</w:t>
+      </w:r>
+    </w:p>
+    <w:p>
+      <w:pPr>
+        <w:numPr>
+          <w:ilvl w:val="0"/>
+          <w:numId w:val="1093"/>
+        </w:numPr>
+        <w:pStyle w:val="Compact"/>
+      </w:pPr>
+      <w:r>
+        <w:t xml:space="preserve">Rate each statement from 1 to 5, add</w:t>
+      </w:r>
+      <w:r>
+        <w:t xml:space="preserve"> </w:t>
+      </w:r>
+      <w:r>
+        <w:rPr>
+          <w:bCs/>
+          <w:b/>
+        </w:rPr>
+        <w:t xml:space="preserve">Anything else? (optional)</w:t>
+      </w:r>
+      <w:r>
+        <w:t xml:space="preserve">, click</w:t>
+      </w:r>
+      <w:r>
+        <w:t xml:space="preserve"> </w:t>
+      </w:r>
+      <w:r>
+        <w:rPr>
+          <w:bCs/>
+          <w:b/>
+        </w:rPr>
+        <w:t xml:space="preserve">Send feedback</w:t>
+      </w:r>
+      <w:r>
+        <w:t xml:space="preserve">. Each auditee answers once.</w:t>
+      </w:r>
+    </w:p>
+    <w:bookmarkEnd w:id="243"/>
+    <w:bookmarkStart w:id="247" w:name="professional-practice"/>
+    <w:p>
+      <w:pPr>
+        <w:pStyle w:val="Heading2"/>
+      </w:pPr>
+      <w:r>
+        <w:t xml:space="preserve">16.3 Professional practice</w:t>
+      </w:r>
+    </w:p>
+    <w:p>
+      <w:pPr>
+        <w:pStyle w:val="CaptionedFigure"/>
+      </w:pPr>
+      <w:r>
+        <w:drawing>
+          <wp:inline>
+            <wp:extent cx="5334000" cy="3333750"/>
+            <wp:effectExtent b="0" l="0" r="0" t="0"/>
+            <wp:docPr descr="Professional practice" title="" id="245" name="Picture"/>
+            <a:graphic>
+              <a:graphicData uri="http://schemas.openxmlformats.org/drawingml/2006/picture">
+                <pic:pic>
+                  <pic:nvPicPr>
+                    <pic:cNvPr descr="manuals/images/60-practice.jpg" id="246" name="Picture"/>
+                    <pic:cNvPicPr>
+                      <a:picLocks noChangeArrowheads="1" noChangeAspect="1"/>
+                    </pic:cNvPicPr>
+                  </pic:nvPicPr>
+                  <pic:blipFill>
+                    <a:blip r:embed="rId244"/>
                     <a:stretch>
                       <a:fillRect/>
                     </a:stretch>
@@ -39769,7 +40201,7 @@
       <w:pPr>
         <w:numPr>
           <w:ilvl w:val="0"/>
-          <w:numId w:val="1092"/>
+          <w:numId w:val="1094"/>
         </w:numPr>
         <w:pStyle w:val="Compact"/>
       </w:pPr>
@@ -39820,7 +40252,7 @@
       <w:pPr>
         <w:numPr>
           <w:ilvl w:val="0"/>
-          <w:numId w:val="1092"/>
+          <w:numId w:val="1094"/>
         </w:numPr>
         <w:pStyle w:val="Compact"/>
       </w:pPr>
@@ -39955,7 +40387,7 @@
       <w:pPr>
         <w:numPr>
           <w:ilvl w:val="0"/>
-          <w:numId w:val="1092"/>
+          <w:numId w:val="1094"/>
         </w:numPr>
         <w:pStyle w:val="Compact"/>
       </w:pPr>
@@ -40074,7 +40506,7 @@
       <w:pPr>
         <w:numPr>
           <w:ilvl w:val="0"/>
-          <w:numId w:val="1092"/>
+          <w:numId w:val="1094"/>
         </w:numPr>
         <w:pStyle w:val="Compact"/>
       </w:pPr>
@@ -40232,7 +40664,7 @@
       <w:pPr>
         <w:numPr>
           <w:ilvl w:val="0"/>
-          <w:numId w:val="1093"/>
+          <w:numId w:val="1095"/>
         </w:numPr>
         <w:pStyle w:val="Compact"/>
       </w:pPr>
@@ -40283,7 +40715,7 @@
       <w:pPr>
         <w:numPr>
           <w:ilvl w:val="0"/>
-          <w:numId w:val="1093"/>
+          <w:numId w:val="1095"/>
         </w:numPr>
         <w:pStyle w:val="Compact"/>
       </w:pPr>
@@ -40363,7 +40795,7 @@
       <w:pPr>
         <w:numPr>
           <w:ilvl w:val="0"/>
-          <w:numId w:val="1093"/>
+          <w:numId w:val="1095"/>
         </w:numPr>
         <w:pStyle w:val="Compact"/>
       </w:pPr>
@@ -40381,8 +40813,8 @@
         <w:t xml:space="preserve">(external quality assessment) › type, assessor, independence, completed date, conclusion, report reference, date reported to the Committee, scope, improvement plan. One is due every 5 years.</w:t>
       </w:r>
     </w:p>
-    <w:bookmarkEnd w:id="244"/>
-    <w:bookmarkStart w:id="245" w:name="service-feedback"/>
+    <w:bookmarkEnd w:id="247"/>
+    <w:bookmarkStart w:id="248" w:name="service-feedback"/>
     <w:p>
       <w:pPr>
         <w:pStyle w:val="Heading2"/>
@@ -40567,9 +40999,9 @@
         <w:t xml:space="preserve">.</w:t>
       </w:r>
     </w:p>
-    <w:bookmarkEnd w:id="245"/>
-    <w:bookmarkEnd w:id="246"/>
-    <w:bookmarkStart w:id="265" w:name="administration"/>
+    <w:bookmarkEnd w:id="248"/>
+    <w:bookmarkEnd w:id="249"/>
+    <w:bookmarkStart w:id="268" w:name="administration"/>
     <w:p>
       <w:pPr>
         <w:pStyle w:val="Heading1"/>
@@ -40637,18 +41069,18 @@
           <wp:inline>
             <wp:extent cx="5334000" cy="3185583"/>
             <wp:effectExtent b="0" l="0" r="0" t="0"/>
-            <wp:docPr descr="Configuration" title="" id="248" name="Picture"/>
+            <wp:docPr descr="Configuration" title="" id="251" name="Picture"/>
             <a:graphic>
               <a:graphicData uri="http://schemas.openxmlformats.org/drawingml/2006/picture">
                 <pic:pic>
                   <pic:nvPicPr>
-                    <pic:cNvPr descr="manuals/images/40-configuration.jpg" id="249" name="Picture"/>
+                    <pic:cNvPr descr="manuals/images/40-configuration.jpg" id="252" name="Picture"/>
                     <pic:cNvPicPr>
                       <a:picLocks noChangeArrowheads="1" noChangeAspect="1"/>
                     </pic:cNvPicPr>
                   </pic:nvPicPr>
                   <pic:blipFill>
-                    <a:blip r:embed="rId247"/>
+                    <a:blip r:embed="rId250"/>
                     <a:stretch>
                       <a:fillRect/>
                     </a:stretch>
@@ -40683,7 +41115,7 @@
         <w:t xml:space="preserve">Configuration</w:t>
       </w:r>
     </w:p>
-    <w:bookmarkStart w:id="250" w:name="Xec964d98caa1d670660cd2f2d91a705190dc0cb"/>
+    <w:bookmarkStart w:id="253" w:name="Xec964d98caa1d670660cd2f2d91a705190dc0cb"/>
     <w:p>
       <w:pPr>
         <w:pStyle w:val="Heading2"/>
@@ -40696,7 +41128,7 @@
       <w:pPr>
         <w:numPr>
           <w:ilvl w:val="0"/>
-          <w:numId w:val="1094"/>
+          <w:numId w:val="1096"/>
         </w:numPr>
         <w:pStyle w:val="Compact"/>
       </w:pPr>
@@ -40763,7 +41195,7 @@
       <w:pPr>
         <w:numPr>
           <w:ilvl w:val="0"/>
-          <w:numId w:val="1094"/>
+          <w:numId w:val="1096"/>
         </w:numPr>
         <w:pStyle w:val="Compact"/>
       </w:pPr>
@@ -40830,7 +41262,7 @@
       <w:pPr>
         <w:numPr>
           <w:ilvl w:val="0"/>
-          <w:numId w:val="1094"/>
+          <w:numId w:val="1096"/>
         </w:numPr>
         <w:pStyle w:val="Compact"/>
       </w:pPr>
@@ -40852,7 +41284,7 @@
       <w:pPr>
         <w:numPr>
           <w:ilvl w:val="0"/>
-          <w:numId w:val="1094"/>
+          <w:numId w:val="1096"/>
         </w:numPr>
         <w:pStyle w:val="Compact"/>
       </w:pPr>
@@ -40890,7 +41322,7 @@
       <w:pPr>
         <w:numPr>
           <w:ilvl w:val="0"/>
-          <w:numId w:val="1094"/>
+          <w:numId w:val="1096"/>
         </w:numPr>
         <w:pStyle w:val="Compact"/>
       </w:pPr>
@@ -40908,8 +41340,8 @@
         <w:t xml:space="preserve">confirm the schedule and run a first backup (17.6).</w:t>
       </w:r>
     </w:p>
-    <w:bookmarkEnd w:id="250"/>
-    <w:bookmarkStart w:id="254" w:name="users-access"/>
+    <w:bookmarkEnd w:id="253"/>
+    <w:bookmarkStart w:id="257" w:name="users-access"/>
     <w:p>
       <w:pPr>
         <w:pStyle w:val="Heading2"/>
@@ -40951,18 +41383,18 @@
           <wp:inline>
             <wp:extent cx="5334000" cy="3185583"/>
             <wp:effectExtent b="0" l="0" r="0" t="0"/>
-            <wp:docPr descr="Users" title="" id="252" name="Picture"/>
+            <wp:docPr descr="Users" title="" id="255" name="Picture"/>
             <a:graphic>
               <a:graphicData uri="http://schemas.openxmlformats.org/drawingml/2006/picture">
                 <pic:pic>
                   <pic:nvPicPr>
-                    <pic:cNvPr descr="manuals/images/38-users.jpg" id="253" name="Picture"/>
+                    <pic:cNvPr descr="manuals/images/38-users.jpg" id="256" name="Picture"/>
                     <pic:cNvPicPr>
                       <a:picLocks noChangeArrowheads="1" noChangeAspect="1"/>
                     </pic:cNvPicPr>
                   </pic:nvPicPr>
                   <pic:blipFill>
-                    <a:blip r:embed="rId251"/>
+                    <a:blip r:embed="rId254"/>
                     <a:stretch>
                       <a:fillRect/>
                     </a:stretch>
@@ -41013,7 +41445,7 @@
       <w:pPr>
         <w:numPr>
           <w:ilvl w:val="0"/>
-          <w:numId w:val="1095"/>
+          <w:numId w:val="1097"/>
         </w:numPr>
         <w:pStyle w:val="Compact"/>
       </w:pPr>
@@ -41038,7 +41470,7 @@
       <w:pPr>
         <w:numPr>
           <w:ilvl w:val="0"/>
-          <w:numId w:val="1095"/>
+          <w:numId w:val="1097"/>
         </w:numPr>
         <w:pStyle w:val="Compact"/>
       </w:pPr>
@@ -41118,7 +41550,7 @@
       <w:pPr>
         <w:numPr>
           <w:ilvl w:val="0"/>
-          <w:numId w:val="1095"/>
+          <w:numId w:val="1097"/>
         </w:numPr>
         <w:pStyle w:val="Compact"/>
       </w:pPr>
@@ -41183,7 +41615,7 @@
       <w:pPr>
         <w:numPr>
           <w:ilvl w:val="0"/>
-          <w:numId w:val="1095"/>
+          <w:numId w:val="1097"/>
         </w:numPr>
         <w:pStyle w:val="Compact"/>
       </w:pPr>
@@ -41289,7 +41721,7 @@
       <w:pPr>
         <w:numPr>
           <w:ilvl w:val="0"/>
-          <w:numId w:val="1095"/>
+          <w:numId w:val="1097"/>
         </w:numPr>
         <w:pStyle w:val="Compact"/>
       </w:pPr>
@@ -41517,8 +41949,8 @@
         <w:t xml:space="preserve">and filters help you review accounts regularly.</w:t>
       </w:r>
     </w:p>
-    <w:bookmarkEnd w:id="254"/>
-    <w:bookmarkStart w:id="258" w:name="roles-permissions"/>
+    <w:bookmarkEnd w:id="257"/>
+    <w:bookmarkStart w:id="261" w:name="roles-permissions"/>
     <w:p>
       <w:pPr>
         <w:pStyle w:val="Heading2"/>
@@ -41615,18 +42047,18 @@
           <wp:inline>
             <wp:extent cx="5334000" cy="3185583"/>
             <wp:effectExtent b="0" l="0" r="0" t="0"/>
-            <wp:docPr descr="Roles &amp; permissions" title="" id="256" name="Picture"/>
+            <wp:docPr descr="Roles &amp; permissions" title="" id="259" name="Picture"/>
             <a:graphic>
               <a:graphicData uri="http://schemas.openxmlformats.org/drawingml/2006/picture">
                 <pic:pic>
                   <pic:nvPicPr>
-                    <pic:cNvPr descr="manuals/images/39-roles.jpg" id="257" name="Picture"/>
+                    <pic:cNvPr descr="manuals/images/39-roles.jpg" id="260" name="Picture"/>
                     <pic:cNvPicPr>
                       <a:picLocks noChangeArrowheads="1" noChangeAspect="1"/>
                     </pic:cNvPicPr>
                   </pic:nvPicPr>
                   <pic:blipFill>
-                    <a:blip r:embed="rId255"/>
+                    <a:blip r:embed="rId258"/>
                     <a:stretch>
                       <a:fillRect/>
                     </a:stretch>
@@ -41661,8 +42093,8 @@
         <w:t xml:space="preserve">Roles &amp; permissions</w:t>
       </w:r>
     </w:p>
-    <w:bookmarkEnd w:id="258"/>
-    <w:bookmarkStart w:id="259" w:name="configuration"/>
+    <w:bookmarkEnd w:id="261"/>
+    <w:bookmarkStart w:id="262" w:name="configuration"/>
     <w:p>
       <w:pPr>
         <w:pStyle w:val="Heading2"/>
@@ -41716,685 +42148,6 @@
       </w:r>
       <w:r>
         <w:t xml:space="preserve">).</w:t>
-      </w:r>
-    </w:p>
-    <w:p>
-      <w:pPr>
-        <w:numPr>
-          <w:ilvl w:val="0"/>
-          <w:numId w:val="1096"/>
-        </w:numPr>
-        <w:pStyle w:val="Compact"/>
-      </w:pPr>
-      <w:r>
-        <w:t xml:space="preserve">On</w:t>
-      </w:r>
-      <w:r>
-        <w:t xml:space="preserve"> </w:t>
-      </w:r>
-      <w:r>
-        <w:rPr>
-          <w:bCs/>
-          <w:b/>
-        </w:rPr>
-        <w:t xml:space="preserve">Business rules</w:t>
-      </w:r>
-      <w:r>
-        <w:t xml:space="preserve">, open the section drop-down (General, Audit process, Issues &amp; follow-up, Organization &amp; access, Performance &amp; services, Workflow, Custom fields, Data) or type in</w:t>
-      </w:r>
-      <w:r>
-        <w:t xml:space="preserve"> </w:t>
-      </w:r>
-      <w:r>
-        <w:rPr>
-          <w:bCs/>
-          <w:b/>
-        </w:rPr>
-        <w:t xml:space="preserve">Find a setting…</w:t>
-      </w:r>
-      <w:r>
-        <w:t xml:space="preserve">.</w:t>
-      </w:r>
-    </w:p>
-    <w:p>
-      <w:pPr>
-        <w:numPr>
-          <w:ilvl w:val="0"/>
-          <w:numId w:val="1096"/>
-        </w:numPr>
-        <w:pStyle w:val="Compact"/>
-      </w:pPr>
-      <w:r>
-        <w:t xml:space="preserve">Change the values. A bar shows</w:t>
-      </w:r>
-      <w:r>
-        <w:t xml:space="preserve"> </w:t>
-      </w:r>
-      <w:r>
-        <w:rPr>
-          <w:iCs/>
-          <w:i/>
-        </w:rPr>
-        <w:t xml:space="preserve">“</w:t>
-      </w:r>
-      <w:r>
-        <w:rPr>
-          <w:iCs/>
-          <w:i/>
-        </w:rPr>
-        <w:t xml:space="preserve">N unsaved changes</w:t>
-      </w:r>
-      <w:r>
-        <w:rPr>
-          <w:iCs/>
-          <w:i/>
-        </w:rPr>
-        <w:t xml:space="preserve">”</w:t>
-      </w:r>
-      <w:r>
-        <w:t xml:space="preserve">.</w:t>
-      </w:r>
-    </w:p>
-    <w:p>
-      <w:pPr>
-        <w:numPr>
-          <w:ilvl w:val="0"/>
-          <w:numId w:val="1096"/>
-        </w:numPr>
-        <w:pStyle w:val="Compact"/>
-      </w:pPr>
-      <w:r>
-        <w:t xml:space="preserve">Type a</w:t>
-      </w:r>
-      <w:r>
-        <w:t xml:space="preserve"> </w:t>
-      </w:r>
-      <w:r>
-        <w:rPr>
-          <w:bCs/>
-          <w:b/>
-        </w:rPr>
-        <w:t xml:space="preserve">Reason (optional)</w:t>
-      </w:r>
-      <w:r>
-        <w:t xml:space="preserve"> </w:t>
-      </w:r>
-      <w:r>
-        <w:t xml:space="preserve">and click</w:t>
-      </w:r>
-      <w:r>
-        <w:t xml:space="preserve"> </w:t>
-      </w:r>
-      <w:r>
-        <w:rPr>
-          <w:bCs/>
-          <w:b/>
-        </w:rPr>
-        <w:t xml:space="preserve">Save changes</w:t>
-      </w:r>
-      <w:r>
-        <w:t xml:space="preserve"> </w:t>
-      </w:r>
-      <w:r>
-        <w:t xml:space="preserve">(or</w:t>
-      </w:r>
-      <w:r>
-        <w:t xml:space="preserve"> </w:t>
-      </w:r>
-      <w:r>
-        <w:rPr>
-          <w:bCs/>
-          <w:b/>
-        </w:rPr>
-        <w:t xml:space="preserve">Discard</w:t>
-      </w:r>
-      <w:r>
-        <w:t xml:space="preserve">).</w:t>
-      </w:r>
-    </w:p>
-    <w:p>
-      <w:pPr>
-        <w:numPr>
-          <w:ilvl w:val="0"/>
-          <w:numId w:val="1096"/>
-        </w:numPr>
-        <w:pStyle w:val="Compact"/>
-      </w:pPr>
-      <w:r>
-        <w:rPr>
-          <w:bCs/>
-          <w:b/>
-        </w:rPr>
-        <w:t xml:space="preserve">⋯</w:t>
-      </w:r>
-      <w:r>
-        <w:t xml:space="preserve"> </w:t>
-      </w:r>
-      <w:r>
-        <w:t xml:space="preserve">›</w:t>
-      </w:r>
-      <w:r>
-        <w:t xml:space="preserve"> </w:t>
-      </w:r>
-      <w:r>
-        <w:rPr>
-          <w:bCs/>
-          <w:b/>
-        </w:rPr>
-        <w:t xml:space="preserve">Reset to default</w:t>
-      </w:r>
-      <w:r>
-        <w:t xml:space="preserve"> </w:t>
-      </w:r>
-      <w:r>
-        <w:t xml:space="preserve">›</w:t>
-      </w:r>
-      <w:r>
-        <w:t xml:space="preserve"> </w:t>
-      </w:r>
-      <w:r>
-        <w:rPr>
-          <w:bCs/>
-          <w:b/>
-        </w:rPr>
-        <w:t xml:space="preserve">Reset</w:t>
-      </w:r>
-      <w:r>
-        <w:t xml:space="preserve"> </w:t>
-      </w:r>
-      <w:r>
-        <w:t xml:space="preserve">restores one setting;</w:t>
-      </w:r>
-      <w:r>
-        <w:t xml:space="preserve"> </w:t>
-      </w:r>
-      <w:r>
-        <w:rPr>
-          <w:bCs/>
-          <w:b/>
-        </w:rPr>
-        <w:t xml:space="preserve">History</w:t>
-      </w:r>
-      <w:r>
-        <w:t xml:space="preserve"> </w:t>
-      </w:r>
-      <w:r>
-        <w:t xml:space="preserve">shows every change with old and new value, who and why.</w:t>
-      </w:r>
-    </w:p>
-    <w:p>
-      <w:pPr>
-        <w:pStyle w:val="FirstParagraph"/>
-      </w:pPr>
-      <w:r>
-        <w:t xml:space="preserve">Settings used most often:</w:t>
-      </w:r>
-      <w:r>
-        <w:t xml:space="preserve"> </w:t>
-      </w:r>
-      <w:r>
-        <w:rPr>
-          <w:iCs/>
-          <w:i/>
-        </w:rPr>
-        <w:t xml:space="preserve">Audit types</w:t>
-      </w:r>
-      <w:r>
-        <w:t xml:space="preserve"> </w:t>
-      </w:r>
-      <w:r>
-        <w:t xml:space="preserve">and</w:t>
-      </w:r>
-      <w:r>
-        <w:t xml:space="preserve"> </w:t>
-      </w:r>
-      <w:r>
-        <w:rPr>
-          <w:iCs/>
-          <w:i/>
-        </w:rPr>
-        <w:t xml:space="preserve">Audit types that are advisory engagements</w:t>
-      </w:r>
-      <w:r>
-        <w:t xml:space="preserve">;</w:t>
-      </w:r>
-      <w:r>
-        <w:t xml:space="preserve"> </w:t>
-      </w:r>
-      <w:r>
-        <w:rPr>
-          <w:iCs/>
-          <w:i/>
-        </w:rPr>
-        <w:t xml:space="preserve">workpaper</w:t>
-      </w:r>
-      <w:r>
-        <w:t xml:space="preserve"> </w:t>
-      </w:r>
-      <w:r>
-        <w:t xml:space="preserve">and</w:t>
-      </w:r>
-      <w:r>
-        <w:t xml:space="preserve"> </w:t>
-      </w:r>
-      <w:r>
-        <w:rPr>
-          <w:iCs/>
-          <w:i/>
-        </w:rPr>
-        <w:t xml:space="preserve">report review chain</w:t>
-      </w:r>
-      <w:r>
-        <w:t xml:space="preserve">;</w:t>
-      </w:r>
-      <w:r>
-        <w:t xml:space="preserve"> </w:t>
-      </w:r>
-      <w:r>
-        <w:rPr>
-          <w:iCs/>
-          <w:i/>
-        </w:rPr>
-        <w:t xml:space="preserve">Who must receive a copy of every issued audit report</w:t>
-      </w:r>
-      <w:r>
-        <w:t xml:space="preserve">; draft report response days; action due days by severity and escalation days;</w:t>
-      </w:r>
-      <w:r>
-        <w:t xml:space="preserve"> </w:t>
-      </w:r>
-      <w:r>
-        <w:rPr>
-          <w:iCs/>
-          <w:i/>
-        </w:rPr>
-        <w:t xml:space="preserve">Lead auditor rotation</w:t>
-      </w:r>
-      <w:r>
-        <w:t xml:space="preserve"> </w:t>
-      </w:r>
-      <w:r>
-        <w:t xml:space="preserve">and</w:t>
-      </w:r>
-      <w:r>
-        <w:t xml:space="preserve"> </w:t>
-      </w:r>
-      <w:r>
-        <w:rPr>
-          <w:iCs/>
-          <w:i/>
-        </w:rPr>
-        <w:t xml:space="preserve">Cooling-off after working in a unit</w:t>
-      </w:r>
-      <w:r>
-        <w:t xml:space="preserve">;</w:t>
-      </w:r>
-      <w:r>
-        <w:t xml:space="preserve"> </w:t>
-      </w:r>
-      <w:r>
-        <w:rPr>
-          <w:iCs/>
-          <w:i/>
-        </w:rPr>
-        <w:t xml:space="preserve">Risk acceptances the Audit Committee decides</w:t>
-      </w:r>
-      <w:r>
-        <w:t xml:space="preserve">;</w:t>
-      </w:r>
-      <w:r>
-        <w:t xml:space="preserve"> </w:t>
-      </w:r>
-      <w:r>
-        <w:rPr>
-          <w:iCs/>
-          <w:i/>
-        </w:rPr>
-        <w:t xml:space="preserve">Lines on the assurance map</w:t>
-      </w:r>
-      <w:r>
-        <w:t xml:space="preserve">; KPI targets; idle sign-out and two-step requirements.</w:t>
-      </w:r>
-    </w:p>
-    <w:bookmarkEnd w:id="259"/>
-    <w:bookmarkStart w:id="260" w:name="X645290c2b0ab608c814972c5d02e491cce3351a"/>
-    <w:p>
-      <w:pPr>
-        <w:pStyle w:val="Heading2"/>
-      </w:pPr>
-      <w:r>
-        <w:t xml:space="preserve">17.5 Automations, Data import and Apps &amp; customization</w:t>
-      </w:r>
-    </w:p>
-    <w:p>
-      <w:pPr>
-        <w:numPr>
-          <w:ilvl w:val="0"/>
-          <w:numId w:val="1097"/>
-        </w:numPr>
-        <w:pStyle w:val="Compact"/>
-      </w:pPr>
-      <w:r>
-        <w:rPr>
-          <w:bCs/>
-          <w:b/>
-        </w:rPr>
-        <w:t xml:space="preserve">Automations</w:t>
-      </w:r>
-      <w:r>
-        <w:t xml:space="preserve"> </w:t>
-      </w:r>
-      <w:r>
-        <w:t xml:space="preserve">(Robots ›</w:t>
-      </w:r>
-      <w:r>
-        <w:t xml:space="preserve"> </w:t>
-      </w:r>
-      <w:r>
-        <w:rPr>
-          <w:bCs/>
-          <w:b/>
-        </w:rPr>
-        <w:t xml:space="preserve">Automations</w:t>
-      </w:r>
-      <w:r>
-        <w:t xml:space="preserve">):</w:t>
-      </w:r>
-      <w:r>
-        <w:t xml:space="preserve"> </w:t>
-      </w:r>
-      <w:r>
-        <w:rPr>
-          <w:bCs/>
-          <w:b/>
-        </w:rPr>
-        <w:t xml:space="preserve">+ New rule</w:t>
-      </w:r>
-      <w:r>
-        <w:t xml:space="preserve"> </w:t>
-      </w:r>
-      <w:r>
-        <w:t xml:space="preserve">›</w:t>
-      </w:r>
-      <w:r>
-        <w:t xml:space="preserve"> </w:t>
-      </w:r>
-      <w:r>
-        <w:rPr>
-          <w:bCs/>
-          <w:b/>
-        </w:rPr>
-        <w:t xml:space="preserve">Rule name</w:t>
-      </w:r>
-      <w:r>
-        <w:t xml:space="preserve">,</w:t>
-      </w:r>
-      <w:r>
-        <w:t xml:space="preserve"> </w:t>
-      </w:r>
-      <w:r>
-        <w:rPr>
-          <w:bCs/>
-          <w:b/>
-        </w:rPr>
-        <w:t xml:space="preserve">When</w:t>
-      </w:r>
-      <w:r>
-        <w:t xml:space="preserve">, optional</w:t>
-      </w:r>
-      <w:r>
-        <w:t xml:space="preserve"> </w:t>
-      </w:r>
-      <w:r>
-        <w:rPr>
-          <w:bCs/>
-          <w:b/>
-        </w:rPr>
-        <w:t xml:space="preserve">+ Condition</w:t>
-      </w:r>
-      <w:r>
-        <w:t xml:space="preserve">,</w:t>
-      </w:r>
-      <w:r>
-        <w:t xml:space="preserve"> </w:t>
-      </w:r>
-      <w:r>
-        <w:rPr>
-          <w:bCs/>
-          <w:b/>
-        </w:rPr>
-        <w:t xml:space="preserve">Action</w:t>
-      </w:r>
-      <w:r>
-        <w:t xml:space="preserve"> </w:t>
-      </w:r>
-      <w:r>
-        <w:t xml:space="preserve">(</w:t>
-      </w:r>
-      <w:r>
-        <w:rPr>
-          <w:iCs/>
-          <w:i/>
-        </w:rPr>
-        <w:t xml:space="preserve">Notify</w:t>
-      </w:r>
-      <w:r>
-        <w:t xml:space="preserve"> </w:t>
-      </w:r>
-      <w:r>
-        <w:t xml:space="preserve">or</w:t>
-      </w:r>
-      <w:r>
-        <w:t xml:space="preserve"> </w:t>
-      </w:r>
-      <w:r>
-        <w:rPr>
-          <w:iCs/>
-          <w:i/>
-        </w:rPr>
-        <w:t xml:space="preserve">Create a task</w:t>
-      </w:r>
-      <w:r>
-        <w:t xml:space="preserve">),</w:t>
-      </w:r>
-      <w:r>
-        <w:t xml:space="preserve"> </w:t>
-      </w:r>
-      <w:r>
-        <w:rPr>
-          <w:bCs/>
-          <w:b/>
-        </w:rPr>
-        <w:t xml:space="preserve">To</w:t>
-      </w:r>
-      <w:r>
-        <w:t xml:space="preserve">,</w:t>
-      </w:r>
-      <w:r>
-        <w:t xml:space="preserve"> </w:t>
-      </w:r>
-      <w:r>
-        <w:rPr>
-          <w:bCs/>
-          <w:b/>
-        </w:rPr>
-        <w:t xml:space="preserve">Title</w:t>
-      </w:r>
-      <w:r>
-        <w:t xml:space="preserve">,</w:t>
-      </w:r>
-      <w:r>
-        <w:t xml:space="preserve"> </w:t>
-      </w:r>
-      <w:r>
-        <w:rPr>
-          <w:bCs/>
-          <w:b/>
-        </w:rPr>
-        <w:t xml:space="preserve">Message</w:t>
-      </w:r>
-      <w:r>
-        <w:t xml:space="preserve"> </w:t>
-      </w:r>
-      <w:r>
-        <w:t xml:space="preserve">› tick</w:t>
-      </w:r>
-      <w:r>
-        <w:t xml:space="preserve"> </w:t>
-      </w:r>
-      <w:r>
-        <w:rPr>
-          <w:bCs/>
-          <w:b/>
-        </w:rPr>
-        <w:t xml:space="preserve">Active</w:t>
-      </w:r>
-      <w:r>
-        <w:t xml:space="preserve"> </w:t>
-      </w:r>
-      <w:r>
-        <w:t xml:space="preserve">›</w:t>
-      </w:r>
-      <w:r>
-        <w:t xml:space="preserve"> </w:t>
-      </w:r>
-      <w:r>
-        <w:rPr>
-          <w:bCs/>
-          <w:b/>
-        </w:rPr>
-        <w:t xml:space="preserve">Save rule</w:t>
-      </w:r>
-      <w:r>
-        <w:t xml:space="preserve">.</w:t>
-      </w:r>
-    </w:p>
-    <w:p>
-      <w:pPr>
-        <w:numPr>
-          <w:ilvl w:val="0"/>
-          <w:numId w:val="1097"/>
-        </w:numPr>
-        <w:pStyle w:val="Compact"/>
-      </w:pPr>
-      <w:r>
-        <w:rPr>
-          <w:bCs/>
-          <w:b/>
-        </w:rPr>
-        <w:t xml:space="preserve">Data import:</w:t>
-      </w:r>
-      <w:r>
-        <w:t xml:space="preserve"> </w:t>
-      </w:r>
-      <w:r>
-        <w:t xml:space="preserve">on an import card,</w:t>
-      </w:r>
-      <w:r>
-        <w:t xml:space="preserve"> </w:t>
-      </w:r>
-      <w:r>
-        <w:rPr>
-          <w:bCs/>
-          <w:b/>
-        </w:rPr>
-        <w:t xml:space="preserve">Template</w:t>
-      </w:r>
-      <w:r>
-        <w:t xml:space="preserve"> </w:t>
-      </w:r>
-      <w:r>
-        <w:t xml:space="preserve">› fill ›</w:t>
-      </w:r>
-      <w:r>
-        <w:t xml:space="preserve"> </w:t>
-      </w:r>
-      <w:r>
-        <w:rPr>
-          <w:bCs/>
-          <w:b/>
-        </w:rPr>
-        <w:t xml:space="preserve">Import</w:t>
-      </w:r>
-      <w:r>
-        <w:t xml:space="preserve"> </w:t>
-      </w:r>
-      <w:r>
-        <w:t xml:space="preserve">› check the preview ›</w:t>
-      </w:r>
-      <w:r>
-        <w:t xml:space="preserve"> </w:t>
-      </w:r>
-      <w:r>
-        <w:rPr>
-          <w:bCs/>
-          <w:b/>
-        </w:rPr>
-        <w:t xml:space="preserve">Import</w:t>
-      </w:r>
-      <w:r>
-        <w:t xml:space="preserve">.</w:t>
-      </w:r>
-      <w:r>
-        <w:t xml:space="preserve"> </w:t>
-      </w:r>
-      <w:r>
-        <w:rPr>
-          <w:bCs/>
-          <w:b/>
-        </w:rPr>
-        <w:t xml:space="preserve">Import history</w:t>
-      </w:r>
-      <w:r>
-        <w:t xml:space="preserve"> </w:t>
-      </w:r>
-      <w:r>
-        <w:t xml:space="preserve">keeps every run.</w:t>
-      </w:r>
-    </w:p>
-    <w:p>
-      <w:pPr>
-        <w:numPr>
-          <w:ilvl w:val="0"/>
-          <w:numId w:val="1097"/>
-        </w:numPr>
-        <w:pStyle w:val="Compact"/>
-      </w:pPr>
-      <w:r>
-        <w:rPr>
-          <w:bCs/>
-          <w:b/>
-        </w:rPr>
-        <w:t xml:space="preserve">Apps &amp; customization</w:t>
-      </w:r>
-      <w:r>
-        <w:t xml:space="preserve"> </w:t>
-      </w:r>
-      <w:r>
-        <w:t xml:space="preserve">(Super Administrator): workspace name, app names, switch apps on or off ›</w:t>
-      </w:r>
-      <w:r>
-        <w:t xml:space="preserve"> </w:t>
-      </w:r>
-      <w:r>
-        <w:rPr>
-          <w:bCs/>
-          <w:b/>
-        </w:rPr>
-        <w:t xml:space="preserve">Save</w:t>
-      </w:r>
-      <w:r>
-        <w:t xml:space="preserve">.</w:t>
-      </w:r>
-    </w:p>
-    <w:bookmarkEnd w:id="260"/>
-    <w:bookmarkStart w:id="264" w:name="backups-and-the-audit-trail"/>
-    <w:p>
-      <w:pPr>
-        <w:pStyle w:val="Heading2"/>
-      </w:pPr>
-      <w:r>
-        <w:t xml:space="preserve">17.6 Backups and the audit trail</w:t>
       </w:r>
     </w:p>
     <w:p>
@@ -42406,83 +42159,33 @@
         <w:pStyle w:val="Compact"/>
       </w:pPr>
       <w:r>
-        <w:rPr>
-          <w:bCs/>
-          <w:b/>
-        </w:rPr>
-        <w:t xml:space="preserve">Backups:</w:t>
-      </w:r>
-      <w:r>
-        <w:t xml:space="preserve"> </w:t>
-      </w:r>
-      <w:r>
-        <w:rPr>
-          <w:bCs/>
-          <w:b/>
-        </w:rPr>
-        <w:t xml:space="preserve">Run backup now</w:t>
-      </w:r>
-      <w:r>
-        <w:t xml:space="preserve"> </w:t>
-      </w:r>
-      <w:r>
-        <w:t xml:space="preserve">(</w:t>
-      </w:r>
-      <w:r>
-        <w:rPr>
-          <w:iCs/>
-          <w:i/>
-        </w:rPr>
-        <w:t xml:space="preserve">“</w:t>
-      </w:r>
-      <w:r>
-        <w:rPr>
-          <w:iCs/>
-          <w:i/>
-        </w:rPr>
-        <w:t xml:space="preserve">Backup created and checked</w:t>
-      </w:r>
-      <w:r>
-        <w:rPr>
-          <w:iCs/>
-          <w:i/>
-        </w:rPr>
-        <w:t xml:space="preserve">”</w:t>
-      </w:r>
-      <w:r>
-        <w:t xml:space="preserve">);</w:t>
-      </w:r>
-      <w:r>
-        <w:t xml:space="preserve"> </w:t>
-      </w:r>
-      <w:r>
-        <w:rPr>
-          <w:bCs/>
-          <w:b/>
-        </w:rPr>
-        <w:t xml:space="preserve">Verify</w:t>
-      </w:r>
-      <w:r>
-        <w:t xml:space="preserve"> </w:t>
-      </w:r>
-      <w:r>
-        <w:t xml:space="preserve">a set; the trash icon deletes a set (never the only one);</w:t>
-      </w:r>
-      <w:r>
-        <w:t xml:space="preserve"> </w:t>
-      </w:r>
-      <w:r>
-        <w:rPr>
-          <w:bCs/>
-          <w:b/>
-        </w:rPr>
-        <w:t xml:space="preserve">Restore guide</w:t>
-      </w:r>
-      <w:r>
-        <w:t xml:space="preserve"> </w:t>
-      </w:r>
-      <w:r>
-        <w:t xml:space="preserve">explains server-side restores.</w:t>
+        <w:t xml:space="preserve">On</w:t>
+      </w:r>
+      <w:r>
+        <w:t xml:space="preserve"> </w:t>
+      </w:r>
+      <w:r>
+        <w:rPr>
+          <w:bCs/>
+          <w:b/>
+        </w:rPr>
+        <w:t xml:space="preserve">Business rules</w:t>
+      </w:r>
+      <w:r>
+        <w:t xml:space="preserve">, open the section drop-down (General, Audit process, Issues &amp; follow-up, Organization &amp; access, Performance &amp; services, Workflow, Custom fields, Data) or type in</w:t>
+      </w:r>
+      <w:r>
+        <w:t xml:space="preserve"> </w:t>
+      </w:r>
+      <w:r>
+        <w:rPr>
+          <w:bCs/>
+          <w:b/>
+        </w:rPr>
+        <w:t xml:space="preserve">Find a setting…</w:t>
+      </w:r>
+      <w:r>
+        <w:t xml:space="preserve">.</w:t>
       </w:r>
     </w:p>
     <w:p>
@@ -42494,6 +42197,735 @@
         <w:pStyle w:val="Compact"/>
       </w:pPr>
       <w:r>
+        <w:t xml:space="preserve">Change the values. A bar shows</w:t>
+      </w:r>
+      <w:r>
+        <w:t xml:space="preserve"> </w:t>
+      </w:r>
+      <w:r>
+        <w:rPr>
+          <w:iCs/>
+          <w:i/>
+        </w:rPr>
+        <w:t xml:space="preserve">“</w:t>
+      </w:r>
+      <w:r>
+        <w:rPr>
+          <w:iCs/>
+          <w:i/>
+        </w:rPr>
+        <w:t xml:space="preserve">N unsaved changes</w:t>
+      </w:r>
+      <w:r>
+        <w:rPr>
+          <w:iCs/>
+          <w:i/>
+        </w:rPr>
+        <w:t xml:space="preserve">”</w:t>
+      </w:r>
+      <w:r>
+        <w:t xml:space="preserve">.</w:t>
+      </w:r>
+    </w:p>
+    <w:p>
+      <w:pPr>
+        <w:numPr>
+          <w:ilvl w:val="0"/>
+          <w:numId w:val="1098"/>
+        </w:numPr>
+        <w:pStyle w:val="Compact"/>
+      </w:pPr>
+      <w:r>
+        <w:t xml:space="preserve">Type a</w:t>
+      </w:r>
+      <w:r>
+        <w:t xml:space="preserve"> </w:t>
+      </w:r>
+      <w:r>
+        <w:rPr>
+          <w:bCs/>
+          <w:b/>
+        </w:rPr>
+        <w:t xml:space="preserve">Reason (optional)</w:t>
+      </w:r>
+      <w:r>
+        <w:t xml:space="preserve"> </w:t>
+      </w:r>
+      <w:r>
+        <w:t xml:space="preserve">and click</w:t>
+      </w:r>
+      <w:r>
+        <w:t xml:space="preserve"> </w:t>
+      </w:r>
+      <w:r>
+        <w:rPr>
+          <w:bCs/>
+          <w:b/>
+        </w:rPr>
+        <w:t xml:space="preserve">Save changes</w:t>
+      </w:r>
+      <w:r>
+        <w:t xml:space="preserve"> </w:t>
+      </w:r>
+      <w:r>
+        <w:t xml:space="preserve">(or</w:t>
+      </w:r>
+      <w:r>
+        <w:t xml:space="preserve"> </w:t>
+      </w:r>
+      <w:r>
+        <w:rPr>
+          <w:bCs/>
+          <w:b/>
+        </w:rPr>
+        <w:t xml:space="preserve">Discard</w:t>
+      </w:r>
+      <w:r>
+        <w:t xml:space="preserve">).</w:t>
+      </w:r>
+    </w:p>
+    <w:p>
+      <w:pPr>
+        <w:numPr>
+          <w:ilvl w:val="0"/>
+          <w:numId w:val="1098"/>
+        </w:numPr>
+        <w:pStyle w:val="Compact"/>
+      </w:pPr>
+      <w:r>
+        <w:rPr>
+          <w:bCs/>
+          <w:b/>
+        </w:rPr>
+        <w:t xml:space="preserve">⋯</w:t>
+      </w:r>
+      <w:r>
+        <w:t xml:space="preserve"> </w:t>
+      </w:r>
+      <w:r>
+        <w:t xml:space="preserve">›</w:t>
+      </w:r>
+      <w:r>
+        <w:t xml:space="preserve"> </w:t>
+      </w:r>
+      <w:r>
+        <w:rPr>
+          <w:bCs/>
+          <w:b/>
+        </w:rPr>
+        <w:t xml:space="preserve">Reset to default</w:t>
+      </w:r>
+      <w:r>
+        <w:t xml:space="preserve"> </w:t>
+      </w:r>
+      <w:r>
+        <w:t xml:space="preserve">›</w:t>
+      </w:r>
+      <w:r>
+        <w:t xml:space="preserve"> </w:t>
+      </w:r>
+      <w:r>
+        <w:rPr>
+          <w:bCs/>
+          <w:b/>
+        </w:rPr>
+        <w:t xml:space="preserve">Reset</w:t>
+      </w:r>
+      <w:r>
+        <w:t xml:space="preserve"> </w:t>
+      </w:r>
+      <w:r>
+        <w:t xml:space="preserve">restores one setting;</w:t>
+      </w:r>
+      <w:r>
+        <w:t xml:space="preserve"> </w:t>
+      </w:r>
+      <w:r>
+        <w:rPr>
+          <w:bCs/>
+          <w:b/>
+        </w:rPr>
+        <w:t xml:space="preserve">History</w:t>
+      </w:r>
+      <w:r>
+        <w:t xml:space="preserve"> </w:t>
+      </w:r>
+      <w:r>
+        <w:t xml:space="preserve">shows every change with old and new value, who and why.</w:t>
+      </w:r>
+    </w:p>
+    <w:p>
+      <w:pPr>
+        <w:pStyle w:val="FirstParagraph"/>
+      </w:pPr>
+      <w:r>
+        <w:t xml:space="preserve">Settings used most often:</w:t>
+      </w:r>
+      <w:r>
+        <w:t xml:space="preserve"> </w:t>
+      </w:r>
+      <w:r>
+        <w:rPr>
+          <w:iCs/>
+          <w:i/>
+        </w:rPr>
+        <w:t xml:space="preserve">Audit types</w:t>
+      </w:r>
+      <w:r>
+        <w:t xml:space="preserve"> </w:t>
+      </w:r>
+      <w:r>
+        <w:t xml:space="preserve">and</w:t>
+      </w:r>
+      <w:r>
+        <w:t xml:space="preserve"> </w:t>
+      </w:r>
+      <w:r>
+        <w:rPr>
+          <w:iCs/>
+          <w:i/>
+        </w:rPr>
+        <w:t xml:space="preserve">Audit types that are advisory engagements</w:t>
+      </w:r>
+      <w:r>
+        <w:t xml:space="preserve">;</w:t>
+      </w:r>
+      <w:r>
+        <w:t xml:space="preserve"> </w:t>
+      </w:r>
+      <w:r>
+        <w:rPr>
+          <w:iCs/>
+          <w:i/>
+        </w:rPr>
+        <w:t xml:space="preserve">workpaper</w:t>
+      </w:r>
+      <w:r>
+        <w:t xml:space="preserve"> </w:t>
+      </w:r>
+      <w:r>
+        <w:t xml:space="preserve">and</w:t>
+      </w:r>
+      <w:r>
+        <w:t xml:space="preserve"> </w:t>
+      </w:r>
+      <w:r>
+        <w:rPr>
+          <w:iCs/>
+          <w:i/>
+        </w:rPr>
+        <w:t xml:space="preserve">report review chain</w:t>
+      </w:r>
+      <w:r>
+        <w:t xml:space="preserve">;</w:t>
+      </w:r>
+      <w:r>
+        <w:t xml:space="preserve"> </w:t>
+      </w:r>
+      <w:r>
+        <w:rPr>
+          <w:iCs/>
+          <w:i/>
+        </w:rPr>
+        <w:t xml:space="preserve">Who must receive a copy of every issued audit report</w:t>
+      </w:r>
+      <w:r>
+        <w:t xml:space="preserve">; draft report response days; action due days by severity and escalation days;</w:t>
+      </w:r>
+      <w:r>
+        <w:t xml:space="preserve"> </w:t>
+      </w:r>
+      <w:r>
+        <w:rPr>
+          <w:iCs/>
+          <w:i/>
+        </w:rPr>
+        <w:t xml:space="preserve">Lead auditor rotation</w:t>
+      </w:r>
+      <w:r>
+        <w:t xml:space="preserve"> </w:t>
+      </w:r>
+      <w:r>
+        <w:t xml:space="preserve">and</w:t>
+      </w:r>
+      <w:r>
+        <w:t xml:space="preserve"> </w:t>
+      </w:r>
+      <w:r>
+        <w:rPr>
+          <w:iCs/>
+          <w:i/>
+        </w:rPr>
+        <w:t xml:space="preserve">Cooling-off after working in a unit</w:t>
+      </w:r>
+      <w:r>
+        <w:t xml:space="preserve">;</w:t>
+      </w:r>
+      <w:r>
+        <w:t xml:space="preserve"> </w:t>
+      </w:r>
+      <w:r>
+        <w:rPr>
+          <w:iCs/>
+          <w:i/>
+        </w:rPr>
+        <w:t xml:space="preserve">Risk acceptances the Audit Committee decides</w:t>
+      </w:r>
+      <w:r>
+        <w:t xml:space="preserve">;</w:t>
+      </w:r>
+      <w:r>
+        <w:t xml:space="preserve"> </w:t>
+      </w:r>
+      <w:r>
+        <w:rPr>
+          <w:iCs/>
+          <w:i/>
+        </w:rPr>
+        <w:t xml:space="preserve">Lines on the assurance map</w:t>
+      </w:r>
+      <w:r>
+        <w:t xml:space="preserve">; KPI targets; idle sign-out and two-step requirements.</w:t>
+      </w:r>
+    </w:p>
+    <w:bookmarkEnd w:id="262"/>
+    <w:bookmarkStart w:id="263" w:name="X645290c2b0ab608c814972c5d02e491cce3351a"/>
+    <w:p>
+      <w:pPr>
+        <w:pStyle w:val="Heading2"/>
+      </w:pPr>
+      <w:r>
+        <w:t xml:space="preserve">17.5 Automations, Data import and Apps &amp; customization</w:t>
+      </w:r>
+    </w:p>
+    <w:p>
+      <w:pPr>
+        <w:numPr>
+          <w:ilvl w:val="0"/>
+          <w:numId w:val="1099"/>
+        </w:numPr>
+        <w:pStyle w:val="Compact"/>
+      </w:pPr>
+      <w:r>
+        <w:rPr>
+          <w:bCs/>
+          <w:b/>
+        </w:rPr>
+        <w:t xml:space="preserve">Automations</w:t>
+      </w:r>
+      <w:r>
+        <w:t xml:space="preserve"> </w:t>
+      </w:r>
+      <w:r>
+        <w:t xml:space="preserve">(Robots ›</w:t>
+      </w:r>
+      <w:r>
+        <w:t xml:space="preserve"> </w:t>
+      </w:r>
+      <w:r>
+        <w:rPr>
+          <w:bCs/>
+          <w:b/>
+        </w:rPr>
+        <w:t xml:space="preserve">Automations</w:t>
+      </w:r>
+      <w:r>
+        <w:t xml:space="preserve">):</w:t>
+      </w:r>
+      <w:r>
+        <w:t xml:space="preserve"> </w:t>
+      </w:r>
+      <w:r>
+        <w:rPr>
+          <w:bCs/>
+          <w:b/>
+        </w:rPr>
+        <w:t xml:space="preserve">+ New rule</w:t>
+      </w:r>
+      <w:r>
+        <w:t xml:space="preserve"> </w:t>
+      </w:r>
+      <w:r>
+        <w:t xml:space="preserve">›</w:t>
+      </w:r>
+      <w:r>
+        <w:t xml:space="preserve"> </w:t>
+      </w:r>
+      <w:r>
+        <w:rPr>
+          <w:bCs/>
+          <w:b/>
+        </w:rPr>
+        <w:t xml:space="preserve">Rule name</w:t>
+      </w:r>
+      <w:r>
+        <w:t xml:space="preserve">,</w:t>
+      </w:r>
+      <w:r>
+        <w:t xml:space="preserve"> </w:t>
+      </w:r>
+      <w:r>
+        <w:rPr>
+          <w:bCs/>
+          <w:b/>
+        </w:rPr>
+        <w:t xml:space="preserve">When</w:t>
+      </w:r>
+      <w:r>
+        <w:t xml:space="preserve">, optional</w:t>
+      </w:r>
+      <w:r>
+        <w:t xml:space="preserve"> </w:t>
+      </w:r>
+      <w:r>
+        <w:rPr>
+          <w:bCs/>
+          <w:b/>
+        </w:rPr>
+        <w:t xml:space="preserve">+ Condition</w:t>
+      </w:r>
+      <w:r>
+        <w:t xml:space="preserve">,</w:t>
+      </w:r>
+      <w:r>
+        <w:t xml:space="preserve"> </w:t>
+      </w:r>
+      <w:r>
+        <w:rPr>
+          <w:bCs/>
+          <w:b/>
+        </w:rPr>
+        <w:t xml:space="preserve">Action</w:t>
+      </w:r>
+      <w:r>
+        <w:t xml:space="preserve"> </w:t>
+      </w:r>
+      <w:r>
+        <w:t xml:space="preserve">(</w:t>
+      </w:r>
+      <w:r>
+        <w:rPr>
+          <w:iCs/>
+          <w:i/>
+        </w:rPr>
+        <w:t xml:space="preserve">Notify</w:t>
+      </w:r>
+      <w:r>
+        <w:t xml:space="preserve"> </w:t>
+      </w:r>
+      <w:r>
+        <w:t xml:space="preserve">or</w:t>
+      </w:r>
+      <w:r>
+        <w:t xml:space="preserve"> </w:t>
+      </w:r>
+      <w:r>
+        <w:rPr>
+          <w:iCs/>
+          <w:i/>
+        </w:rPr>
+        <w:t xml:space="preserve">Create a task</w:t>
+      </w:r>
+      <w:r>
+        <w:t xml:space="preserve">),</w:t>
+      </w:r>
+      <w:r>
+        <w:t xml:space="preserve"> </w:t>
+      </w:r>
+      <w:r>
+        <w:rPr>
+          <w:bCs/>
+          <w:b/>
+        </w:rPr>
+        <w:t xml:space="preserve">To</w:t>
+      </w:r>
+      <w:r>
+        <w:t xml:space="preserve">,</w:t>
+      </w:r>
+      <w:r>
+        <w:t xml:space="preserve"> </w:t>
+      </w:r>
+      <w:r>
+        <w:rPr>
+          <w:bCs/>
+          <w:b/>
+        </w:rPr>
+        <w:t xml:space="preserve">Title</w:t>
+      </w:r>
+      <w:r>
+        <w:t xml:space="preserve">,</w:t>
+      </w:r>
+      <w:r>
+        <w:t xml:space="preserve"> </w:t>
+      </w:r>
+      <w:r>
+        <w:rPr>
+          <w:bCs/>
+          <w:b/>
+        </w:rPr>
+        <w:t xml:space="preserve">Message</w:t>
+      </w:r>
+      <w:r>
+        <w:t xml:space="preserve"> </w:t>
+      </w:r>
+      <w:r>
+        <w:t xml:space="preserve">› tick</w:t>
+      </w:r>
+      <w:r>
+        <w:t xml:space="preserve"> </w:t>
+      </w:r>
+      <w:r>
+        <w:rPr>
+          <w:bCs/>
+          <w:b/>
+        </w:rPr>
+        <w:t xml:space="preserve">Active</w:t>
+      </w:r>
+      <w:r>
+        <w:t xml:space="preserve"> </w:t>
+      </w:r>
+      <w:r>
+        <w:t xml:space="preserve">›</w:t>
+      </w:r>
+      <w:r>
+        <w:t xml:space="preserve"> </w:t>
+      </w:r>
+      <w:r>
+        <w:rPr>
+          <w:bCs/>
+          <w:b/>
+        </w:rPr>
+        <w:t xml:space="preserve">Save rule</w:t>
+      </w:r>
+      <w:r>
+        <w:t xml:space="preserve">.</w:t>
+      </w:r>
+    </w:p>
+    <w:p>
+      <w:pPr>
+        <w:numPr>
+          <w:ilvl w:val="0"/>
+          <w:numId w:val="1099"/>
+        </w:numPr>
+        <w:pStyle w:val="Compact"/>
+      </w:pPr>
+      <w:r>
+        <w:rPr>
+          <w:bCs/>
+          <w:b/>
+        </w:rPr>
+        <w:t xml:space="preserve">Data import:</w:t>
+      </w:r>
+      <w:r>
+        <w:t xml:space="preserve"> </w:t>
+      </w:r>
+      <w:r>
+        <w:t xml:space="preserve">on an import card,</w:t>
+      </w:r>
+      <w:r>
+        <w:t xml:space="preserve"> </w:t>
+      </w:r>
+      <w:r>
+        <w:rPr>
+          <w:bCs/>
+          <w:b/>
+        </w:rPr>
+        <w:t xml:space="preserve">Template</w:t>
+      </w:r>
+      <w:r>
+        <w:t xml:space="preserve"> </w:t>
+      </w:r>
+      <w:r>
+        <w:t xml:space="preserve">› fill ›</w:t>
+      </w:r>
+      <w:r>
+        <w:t xml:space="preserve"> </w:t>
+      </w:r>
+      <w:r>
+        <w:rPr>
+          <w:bCs/>
+          <w:b/>
+        </w:rPr>
+        <w:t xml:space="preserve">Import</w:t>
+      </w:r>
+      <w:r>
+        <w:t xml:space="preserve"> </w:t>
+      </w:r>
+      <w:r>
+        <w:t xml:space="preserve">› check the preview ›</w:t>
+      </w:r>
+      <w:r>
+        <w:t xml:space="preserve"> </w:t>
+      </w:r>
+      <w:r>
+        <w:rPr>
+          <w:bCs/>
+          <w:b/>
+        </w:rPr>
+        <w:t xml:space="preserve">Import</w:t>
+      </w:r>
+      <w:r>
+        <w:t xml:space="preserve">.</w:t>
+      </w:r>
+      <w:r>
+        <w:t xml:space="preserve"> </w:t>
+      </w:r>
+      <w:r>
+        <w:rPr>
+          <w:bCs/>
+          <w:b/>
+        </w:rPr>
+        <w:t xml:space="preserve">Import history</w:t>
+      </w:r>
+      <w:r>
+        <w:t xml:space="preserve"> </w:t>
+      </w:r>
+      <w:r>
+        <w:t xml:space="preserve">keeps every run.</w:t>
+      </w:r>
+    </w:p>
+    <w:p>
+      <w:pPr>
+        <w:numPr>
+          <w:ilvl w:val="0"/>
+          <w:numId w:val="1099"/>
+        </w:numPr>
+        <w:pStyle w:val="Compact"/>
+      </w:pPr>
+      <w:r>
+        <w:rPr>
+          <w:bCs/>
+          <w:b/>
+        </w:rPr>
+        <w:t xml:space="preserve">Apps &amp; customization</w:t>
+      </w:r>
+      <w:r>
+        <w:t xml:space="preserve"> </w:t>
+      </w:r>
+      <w:r>
+        <w:t xml:space="preserve">(Super Administrator): workspace name, app names, switch apps on or off ›</w:t>
+      </w:r>
+      <w:r>
+        <w:t xml:space="preserve"> </w:t>
+      </w:r>
+      <w:r>
+        <w:rPr>
+          <w:bCs/>
+          <w:b/>
+        </w:rPr>
+        <w:t xml:space="preserve">Save</w:t>
+      </w:r>
+      <w:r>
+        <w:t xml:space="preserve">.</w:t>
+      </w:r>
+    </w:p>
+    <w:bookmarkEnd w:id="263"/>
+    <w:bookmarkStart w:id="267" w:name="backups-and-the-audit-trail"/>
+    <w:p>
+      <w:pPr>
+        <w:pStyle w:val="Heading2"/>
+      </w:pPr>
+      <w:r>
+        <w:t xml:space="preserve">17.6 Backups and the audit trail</w:t>
+      </w:r>
+    </w:p>
+    <w:p>
+      <w:pPr>
+        <w:numPr>
+          <w:ilvl w:val="0"/>
+          <w:numId w:val="1100"/>
+        </w:numPr>
+        <w:pStyle w:val="Compact"/>
+      </w:pPr>
+      <w:r>
+        <w:rPr>
+          <w:bCs/>
+          <w:b/>
+        </w:rPr>
+        <w:t xml:space="preserve">Backups:</w:t>
+      </w:r>
+      <w:r>
+        <w:t xml:space="preserve"> </w:t>
+      </w:r>
+      <w:r>
+        <w:rPr>
+          <w:bCs/>
+          <w:b/>
+        </w:rPr>
+        <w:t xml:space="preserve">Run backup now</w:t>
+      </w:r>
+      <w:r>
+        <w:t xml:space="preserve"> </w:t>
+      </w:r>
+      <w:r>
+        <w:t xml:space="preserve">(</w:t>
+      </w:r>
+      <w:r>
+        <w:rPr>
+          <w:iCs/>
+          <w:i/>
+        </w:rPr>
+        <w:t xml:space="preserve">“</w:t>
+      </w:r>
+      <w:r>
+        <w:rPr>
+          <w:iCs/>
+          <w:i/>
+        </w:rPr>
+        <w:t xml:space="preserve">Backup created and checked</w:t>
+      </w:r>
+      <w:r>
+        <w:rPr>
+          <w:iCs/>
+          <w:i/>
+        </w:rPr>
+        <w:t xml:space="preserve">”</w:t>
+      </w:r>
+      <w:r>
+        <w:t xml:space="preserve">);</w:t>
+      </w:r>
+      <w:r>
+        <w:t xml:space="preserve"> </w:t>
+      </w:r>
+      <w:r>
+        <w:rPr>
+          <w:bCs/>
+          <w:b/>
+        </w:rPr>
+        <w:t xml:space="preserve">Verify</w:t>
+      </w:r>
+      <w:r>
+        <w:t xml:space="preserve"> </w:t>
+      </w:r>
+      <w:r>
+        <w:t xml:space="preserve">a set; the trash icon deletes a set (never the only one);</w:t>
+      </w:r>
+      <w:r>
+        <w:t xml:space="preserve"> </w:t>
+      </w:r>
+      <w:r>
+        <w:rPr>
+          <w:bCs/>
+          <w:b/>
+        </w:rPr>
+        <w:t xml:space="preserve">Restore guide</w:t>
+      </w:r>
+      <w:r>
+        <w:t xml:space="preserve"> </w:t>
+      </w:r>
+      <w:r>
+        <w:t xml:space="preserve">explains server-side restores.</w:t>
+      </w:r>
+    </w:p>
+    <w:p>
+      <w:pPr>
+        <w:numPr>
+          <w:ilvl w:val="0"/>
+          <w:numId w:val="1100"/>
+        </w:numPr>
+        <w:pStyle w:val="Compact"/>
+      </w:pPr>
+      <w:r>
         <w:rPr>
           <w:bCs/>
           <w:b/>
@@ -42568,18 +43000,18 @@
           <wp:inline>
             <wp:extent cx="5334000" cy="3185583"/>
             <wp:effectExtent b="0" l="0" r="0" t="0"/>
-            <wp:docPr descr="Backups" title="" id="262" name="Picture"/>
+            <wp:docPr descr="Backups" title="" id="265" name="Picture"/>
             <a:graphic>
               <a:graphicData uri="http://schemas.openxmlformats.org/drawingml/2006/picture">
                 <pic:pic>
                   <pic:nvPicPr>
-                    <pic:cNvPr descr="manuals/images/43-backups.jpg" id="263" name="Picture"/>
+                    <pic:cNvPr descr="manuals/images/43-backups.jpg" id="266" name="Picture"/>
                     <pic:cNvPicPr>
                       <a:picLocks noChangeArrowheads="1" noChangeAspect="1"/>
                     </pic:cNvPicPr>
                   </pic:nvPicPr>
                   <pic:blipFill>
-                    <a:blip r:embed="rId261"/>
+                    <a:blip r:embed="rId264"/>
                     <a:stretch>
                       <a:fillRect/>
                     </a:stretch>
@@ -42614,9 +43046,9 @@
         <w:t xml:space="preserve">Backups</w:t>
       </w:r>
     </w:p>
-    <w:bookmarkEnd w:id="264"/>
-    <w:bookmarkEnd w:id="265"/>
-    <w:bookmarkStart w:id="275" w:name="for-auditees-step-by-step"/>
+    <w:bookmarkEnd w:id="267"/>
+    <w:bookmarkEnd w:id="268"/>
+    <w:bookmarkStart w:id="278" w:name="for-auditees-step-by-step"/>
     <w:p>
       <w:pPr>
         <w:pStyle w:val="Heading1"/>
@@ -42655,369 +43087,12 @@
           <wp:inline>
             <wp:extent cx="5334000" cy="3185583"/>
             <wp:effectExtent b="0" l="0" r="0" t="0"/>
-            <wp:docPr descr="Auditee priorities" title="" id="267" name="Picture"/>
+            <wp:docPr descr="Auditee priorities" title="" id="270" name="Picture"/>
             <a:graphic>
               <a:graphicData uri="http://schemas.openxmlformats.org/drawingml/2006/picture">
                 <pic:pic>
                   <pic:nvPicPr>
-                    <pic:cNvPr descr="manuals/images/51-auditee-priorities.jpg" id="268" name="Picture"/>
-                    <pic:cNvPicPr>
-                      <a:picLocks noChangeArrowheads="1" noChangeAspect="1"/>
-                    </pic:cNvPicPr>
-                  </pic:nvPicPr>
-                  <pic:blipFill>
-                    <a:blip r:embed="rId266"/>
-                    <a:stretch>
-                      <a:fillRect/>
-                    </a:stretch>
-                  </pic:blipFill>
-                  <pic:spPr bwMode="auto">
-                    <a:xfrm>
-                      <a:off x="0" y="0"/>
-                      <a:ext cx="5334000" cy="3185583"/>
-                    </a:xfrm>
-                    <a:prstGeom prst="rect">
-                      <a:avLst/>
-                    </a:prstGeom>
-                    <a:noFill/>
-                    <a:ln w="9525">
-                      <a:noFill/>
-                      <a:headEnd/>
-                      <a:tailEnd/>
-                    </a:ln>
-                  </pic:spPr>
-                </pic:pic>
-              </a:graphicData>
-            </a:graphic>
-          </wp:inline>
-        </w:drawing>
-      </w:r>
-    </w:p>
-    <w:p>
-      <w:pPr>
-        <w:pStyle w:val="ImageCaption"/>
-      </w:pPr>
-      <w:r>
-        <w:t xml:space="preserve">Auditee priorities</w:t>
-      </w:r>
-    </w:p>
-    <w:p>
-      <w:pPr>
-        <w:pStyle w:val="BodyText"/>
-      </w:pPr>
-      <w:r>
-        <w:rPr>
-          <w:bCs/>
-          <w:b/>
-        </w:rPr>
-        <w:t xml:space="preserve">1. When the audit starts.</w:t>
-      </w:r>
-      <w:r>
-        <w:t xml:space="preserve"> </w:t>
-      </w:r>
-      <w:r>
-        <w:t xml:space="preserve">You receive the</w:t>
-      </w:r>
-      <w:r>
-        <w:t xml:space="preserve"> </w:t>
-      </w:r>
-      <w:r>
-        <w:rPr>
-          <w:bCs/>
-          <w:b/>
-        </w:rPr>
-        <w:t xml:space="preserve">Engagement letter</w:t>
-      </w:r>
-      <w:r>
-        <w:t xml:space="preserve"> </w:t>
-      </w:r>
-      <w:r>
-        <w:t xml:space="preserve">and the notice</w:t>
-      </w:r>
-      <w:r>
-        <w:t xml:space="preserve"> </w:t>
-      </w:r>
-      <w:r>
-        <w:rPr>
-          <w:iCs/>
-          <w:i/>
-        </w:rPr>
-        <w:t xml:space="preserve">“</w:t>
-      </w:r>
-      <w:r>
-        <w:rPr>
-          <w:iCs/>
-          <w:i/>
-        </w:rPr>
-        <w:t xml:space="preserve">Audit fieldwork has started</w:t>
-      </w:r>
-      <w:r>
-        <w:rPr>
-          <w:iCs/>
-          <w:i/>
-        </w:rPr>
-        <w:t xml:space="preserve">”</w:t>
-      </w:r>
-      <w:r>
-        <w:t xml:space="preserve">. Open</w:t>
-      </w:r>
-      <w:r>
-        <w:t xml:space="preserve"> </w:t>
-      </w:r>
-      <w:r>
-        <w:rPr>
-          <w:bCs/>
-          <w:b/>
-        </w:rPr>
-        <w:t xml:space="preserve">Audits</w:t>
-      </w:r>
-      <w:r>
-        <w:t xml:space="preserve"> </w:t>
-      </w:r>
-      <w:r>
-        <w:t xml:space="preserve">to see it.</w:t>
-      </w:r>
-    </w:p>
-    <w:p>
-      <w:pPr>
-        <w:pStyle w:val="BodyText"/>
-      </w:pPr>
-      <w:r>
-        <w:rPr>
-          <w:bCs/>
-          <w:b/>
-        </w:rPr>
-        <w:t xml:space="preserve">2. Provide evidence.</w:t>
-      </w:r>
-    </w:p>
-    <w:p>
-      <w:pPr>
-        <w:numPr>
-          <w:ilvl w:val="0"/>
-          <w:numId w:val="1099"/>
-        </w:numPr>
-        <w:pStyle w:val="Compact"/>
-      </w:pPr>
-      <w:r>
-        <w:t xml:space="preserve">In Priorities, under</w:t>
-      </w:r>
-      <w:r>
-        <w:t xml:space="preserve"> </w:t>
-      </w:r>
-      <w:r>
-        <w:rPr>
-          <w:iCs/>
-          <w:i/>
-        </w:rPr>
-        <w:t xml:space="preserve">Evidence requests</w:t>
-      </w:r>
-      <w:r>
-        <w:t xml:space="preserve">, click</w:t>
-      </w:r>
-      <w:r>
-        <w:t xml:space="preserve"> </w:t>
-      </w:r>
-      <w:r>
-        <w:rPr>
-          <w:bCs/>
-          <w:b/>
-        </w:rPr>
-        <w:t xml:space="preserve">Provide evidence</w:t>
-      </w:r>
-      <w:r>
-        <w:t xml:space="preserve"> </w:t>
-      </w:r>
-      <w:r>
-        <w:t xml:space="preserve">(or open</w:t>
-      </w:r>
-      <w:r>
-        <w:t xml:space="preserve"> </w:t>
-      </w:r>
-      <w:r>
-        <w:rPr>
-          <w:bCs/>
-          <w:b/>
-        </w:rPr>
-        <w:t xml:space="preserve">Task Tracker › Requests</w:t>
-      </w:r>
-      <w:r>
-        <w:t xml:space="preserve">).</w:t>
-      </w:r>
-    </w:p>
-    <w:p>
-      <w:pPr>
-        <w:numPr>
-          <w:ilvl w:val="0"/>
-          <w:numId w:val="1099"/>
-        </w:numPr>
-        <w:pStyle w:val="Compact"/>
-      </w:pPr>
-      <w:r>
-        <w:t xml:space="preserve">Open the request, read what is needed and the due date.</w:t>
-      </w:r>
-    </w:p>
-    <w:p>
-      <w:pPr>
-        <w:numPr>
-          <w:ilvl w:val="0"/>
-          <w:numId w:val="1099"/>
-        </w:numPr>
-        <w:pStyle w:val="Compact"/>
-      </w:pPr>
-      <w:r>
-        <w:rPr>
-          <w:bCs/>
-          <w:b/>
-        </w:rPr>
-        <w:t xml:space="preserve">Add a file</w:t>
-      </w:r>
-      <w:r>
-        <w:t xml:space="preserve"> </w:t>
-      </w:r>
-      <w:r>
-        <w:t xml:space="preserve">›</w:t>
-      </w:r>
-      <w:r>
-        <w:t xml:space="preserve"> </w:t>
-      </w:r>
-      <w:r>
-        <w:rPr>
-          <w:bCs/>
-          <w:b/>
-        </w:rPr>
-        <w:t xml:space="preserve">Upload</w:t>
-      </w:r>
-      <w:r>
-        <w:t xml:space="preserve"> </w:t>
-      </w:r>
-      <w:r>
-        <w:t xml:space="preserve">(repeat for each file).</w:t>
-      </w:r>
-    </w:p>
-    <w:p>
-      <w:pPr>
-        <w:numPr>
-          <w:ilvl w:val="0"/>
-          <w:numId w:val="1099"/>
-        </w:numPr>
-        <w:pStyle w:val="Compact"/>
-      </w:pPr>
-      <w:r>
-        <w:t xml:space="preserve">Write a short</w:t>
-      </w:r>
-      <w:r>
-        <w:t xml:space="preserve"> </w:t>
-      </w:r>
-      <w:r>
-        <w:rPr>
-          <w:bCs/>
-          <w:b/>
-        </w:rPr>
-        <w:t xml:space="preserve">Response</w:t>
-      </w:r>
-      <w:r>
-        <w:t xml:space="preserve"> </w:t>
-      </w:r>
-      <w:r>
-        <w:t xml:space="preserve">and click</w:t>
-      </w:r>
-      <w:r>
-        <w:t xml:space="preserve"> </w:t>
-      </w:r>
-      <w:r>
-        <w:rPr>
-          <w:bCs/>
-          <w:b/>
-        </w:rPr>
-        <w:t xml:space="preserve">Submit</w:t>
-      </w:r>
-      <w:r>
-        <w:t xml:space="preserve"> </w:t>
-      </w:r>
-      <w:r>
-        <w:t xml:space="preserve">(</w:t>
-      </w:r>
-      <w:r>
-        <w:rPr>
-          <w:iCs/>
-          <w:i/>
-        </w:rPr>
-        <w:t xml:space="preserve">“</w:t>
-      </w:r>
-      <w:r>
-        <w:rPr>
-          <w:iCs/>
-          <w:i/>
-        </w:rPr>
-        <w:t xml:space="preserve">Submitted to the audit team</w:t>
-      </w:r>
-      <w:r>
-        <w:rPr>
-          <w:iCs/>
-          <w:i/>
-        </w:rPr>
-        <w:t xml:space="preserve">”</w:t>
-      </w:r>
-      <w:r>
-        <w:t xml:space="preserve">).</w:t>
-      </w:r>
-    </w:p>
-    <w:p>
-      <w:pPr>
-        <w:numPr>
-          <w:ilvl w:val="0"/>
-          <w:numId w:val="1099"/>
-        </w:numPr>
-        <w:pStyle w:val="Compact"/>
-      </w:pPr>
-      <w:r>
-        <w:t xml:space="preserve">If Internal Audit clicks</w:t>
-      </w:r>
-      <w:r>
-        <w:t xml:space="preserve"> </w:t>
-      </w:r>
-      <w:r>
-        <w:rPr>
-          <w:bCs/>
-          <w:b/>
-        </w:rPr>
-        <w:t xml:space="preserve">Return for more</w:t>
-      </w:r>
-      <w:r>
-        <w:t xml:space="preserve">, the request comes back with a comment: add what is missing and</w:t>
-      </w:r>
-      <w:r>
-        <w:t xml:space="preserve"> </w:t>
-      </w:r>
-      <w:r>
-        <w:rPr>
-          <w:bCs/>
-          <w:b/>
-        </w:rPr>
-        <w:t xml:space="preserve">Submit</w:t>
-      </w:r>
-      <w:r>
-        <w:t xml:space="preserve"> </w:t>
-      </w:r>
-      <w:r>
-        <w:t xml:space="preserve">again.</w:t>
-      </w:r>
-    </w:p>
-    <w:p>
-      <w:pPr>
-        <w:pStyle w:val="CaptionedFigure"/>
-      </w:pPr>
-      <w:r>
-        <w:drawing>
-          <wp:inline>
-            <wp:extent cx="5334000" cy="3185583"/>
-            <wp:effectExtent b="0" l="0" r="0" t="0"/>
-            <wp:docPr descr="Auditee requests" title="" id="270" name="Picture"/>
-            <a:graphic>
-              <a:graphicData uri="http://schemas.openxmlformats.org/drawingml/2006/picture">
-                <pic:pic>
-                  <pic:nvPicPr>
-                    <pic:cNvPr descr="manuals/images/52-auditee-requests.jpg" id="271" name="Picture"/>
+                    <pic:cNvPr descr="manuals/images/51-auditee-priorities.jpg" id="271" name="Picture"/>
                     <pic:cNvPicPr>
                       <a:picLocks noChangeArrowheads="1" noChangeAspect="1"/>
                     </pic:cNvPicPr>
@@ -43055,7 +43130,7 @@
         <w:pStyle w:val="ImageCaption"/>
       </w:pPr>
       <w:r>
-        <w:t xml:space="preserve">Auditee requests</w:t>
+        <w:t xml:space="preserve">Auditee priorities</w:t>
       </w:r>
     </w:p>
     <w:p>
@@ -43067,13 +43142,29 @@
           <w:bCs/>
           <w:b/>
         </w:rPr>
-        <w:t xml:space="preserve">3. Comment on the draft report.</w:t>
-      </w:r>
-      <w:r>
-        <w:t xml:space="preserve"> </w:t>
-      </w:r>
-      <w:r>
-        <w:t xml:space="preserve">When you receive</w:t>
+        <w:t xml:space="preserve">1. When the audit starts.</w:t>
+      </w:r>
+      <w:r>
+        <w:t xml:space="preserve"> </w:t>
+      </w:r>
+      <w:r>
+        <w:t xml:space="preserve">You receive the</w:t>
+      </w:r>
+      <w:r>
+        <w:t xml:space="preserve"> </w:t>
+      </w:r>
+      <w:r>
+        <w:rPr>
+          <w:bCs/>
+          <w:b/>
+        </w:rPr>
+        <w:t xml:space="preserve">Engagement letter</w:t>
+      </w:r>
+      <w:r>
+        <w:t xml:space="preserve"> </w:t>
+      </w:r>
+      <w:r>
+        <w:t xml:space="preserve">and the notice</w:t>
       </w:r>
       <w:r>
         <w:t xml:space="preserve"> </w:t>
@@ -43090,7 +43181,7 @@
           <w:iCs/>
           <w:i/>
         </w:rPr>
-        <w:t xml:space="preserve">Draft audit report for your comments</w:t>
+        <w:t xml:space="preserve">Audit fieldwork has started</w:t>
       </w:r>
       <w:r>
         <w:rPr>
@@ -43100,52 +43191,23 @@
         <w:t xml:space="preserve">”</w:t>
       </w:r>
       <w:r>
-        <w:t xml:space="preserve">, open the audit ›</w:t>
-      </w:r>
-      <w:r>
-        <w:t xml:space="preserve"> </w:t>
-      </w:r>
-      <w:r>
-        <w:rPr>
-          <w:bCs/>
-          <w:b/>
-        </w:rPr>
-        <w:t xml:space="preserve">Report</w:t>
-      </w:r>
-      <w:r>
-        <w:t xml:space="preserve"> </w:t>
-      </w:r>
-      <w:r>
-        <w:t xml:space="preserve">›</w:t>
-      </w:r>
-      <w:r>
-        <w:t xml:space="preserve"> </w:t>
-      </w:r>
-      <w:r>
-        <w:rPr>
-          <w:bCs/>
-          <w:b/>
-        </w:rPr>
-        <w:t xml:space="preserve">Management comments</w:t>
-      </w:r>
-      <w:r>
-        <w:t xml:space="preserve"> </w:t>
-      </w:r>
-      <w:r>
-        <w:t xml:space="preserve">› write your comments ›</w:t>
-      </w:r>
-      <w:r>
-        <w:t xml:space="preserve"> </w:t>
-      </w:r>
-      <w:r>
-        <w:rPr>
-          <w:bCs/>
-          <w:b/>
-        </w:rPr>
-        <w:t xml:space="preserve">Save comments</w:t>
-      </w:r>
-      <w:r>
-        <w:t xml:space="preserve">, before the due date shown.</w:t>
+        <w:t xml:space="preserve">. Open</w:t>
+      </w:r>
+      <w:r>
+        <w:t xml:space="preserve"> </w:t>
+      </w:r>
+      <w:r>
+        <w:rPr>
+          <w:bCs/>
+          <w:b/>
+        </w:rPr>
+        <w:t xml:space="preserve">Audits</w:t>
+      </w:r>
+      <w:r>
+        <w:t xml:space="preserve"> </w:t>
+      </w:r>
+      <w:r>
+        <w:t xml:space="preserve">to see it.</w:t>
       </w:r>
     </w:p>
     <w:p>
@@ -43157,113 +43219,17 @@
           <w:bCs/>
           <w:b/>
         </w:rPr>
-        <w:t xml:space="preserve">4. Respond to each issue.</w:t>
-      </w:r>
-      <w:r>
-        <w:t xml:space="preserve"> </w:t>
-      </w:r>
-      <w:r>
-        <w:t xml:space="preserve">Open the audit ›</w:t>
-      </w:r>
-      <w:r>
-        <w:t xml:space="preserve"> </w:t>
-      </w:r>
-      <w:r>
-        <w:rPr>
-          <w:bCs/>
-          <w:b/>
-        </w:rPr>
-        <w:t xml:space="preserve">Findings</w:t>
-      </w:r>
-      <w:r>
-        <w:t xml:space="preserve"> </w:t>
-      </w:r>
-      <w:r>
-        <w:t xml:space="preserve">› click the finding › fill</w:t>
-      </w:r>
-      <w:r>
-        <w:t xml:space="preserve"> </w:t>
-      </w:r>
-      <w:r>
-        <w:rPr>
-          <w:bCs/>
-          <w:b/>
-        </w:rPr>
-        <w:t xml:space="preserve">Audit client response (Head of Department)</w:t>
-      </w:r>
-      <w:r>
-        <w:t xml:space="preserve">,</w:t>
-      </w:r>
-      <w:r>
-        <w:t xml:space="preserve"> </w:t>
-      </w:r>
-      <w:r>
-        <w:rPr>
-          <w:bCs/>
-          <w:b/>
-        </w:rPr>
-        <w:t xml:space="preserve">Management response - action plan</w:t>
-      </w:r>
-      <w:r>
-        <w:t xml:space="preserve">,</w:t>
-      </w:r>
-      <w:r>
-        <w:t xml:space="preserve"> </w:t>
-      </w:r>
-      <w:r>
-        <w:rPr>
-          <w:bCs/>
-          <w:b/>
-        </w:rPr>
-        <w:t xml:space="preserve">Responsible officer</w:t>
-      </w:r>
-      <w:r>
-        <w:t xml:space="preserve">,</w:t>
-      </w:r>
-      <w:r>
-        <w:t xml:space="preserve"> </w:t>
-      </w:r>
-      <w:r>
-        <w:rPr>
-          <w:bCs/>
-          <w:b/>
-        </w:rPr>
-        <w:t xml:space="preserve">Target date</w:t>
-      </w:r>
-      <w:r>
-        <w:t xml:space="preserve"> </w:t>
-      </w:r>
-      <w:r>
-        <w:t xml:space="preserve">›</w:t>
-      </w:r>
-      <w:r>
-        <w:t xml:space="preserve"> </w:t>
-      </w:r>
-      <w:r>
-        <w:rPr>
-          <w:bCs/>
-          <w:b/>
-        </w:rPr>
-        <w:t xml:space="preserve">Save</w:t>
-      </w:r>
-      <w:r>
-        <w:t xml:space="preserve">.</w:t>
-      </w:r>
-    </w:p>
-    <w:p>
-      <w:pPr>
-        <w:pStyle w:val="BodyText"/>
-      </w:pPr>
-      <w:r>
-        <w:rPr>
-          <w:bCs/>
-          <w:b/>
-        </w:rPr>
-        <w:t xml:space="preserve">5. Implement the agreed actions.</w:t>
-      </w:r>
-      <w:r>
-        <w:t xml:space="preserve"> </w:t>
-      </w:r>
+        <w:t xml:space="preserve">2. Provide evidence.</w:t>
+      </w:r>
+    </w:p>
+    <w:p>
+      <w:pPr>
+        <w:numPr>
+          <w:ilvl w:val="0"/>
+          <w:numId w:val="1101"/>
+        </w:numPr>
+        <w:pStyle w:val="Compact"/>
+      </w:pPr>
       <w:r>
         <w:t xml:space="preserve">In Priorities, under</w:t>
       </w:r>
@@ -43275,7 +43241,7 @@
           <w:iCs/>
           <w:i/>
         </w:rPr>
-        <w:t xml:space="preserve">Agreed actions</w:t>
+        <w:t xml:space="preserve">Evidence requests</w:t>
       </w:r>
       <w:r>
         <w:t xml:space="preserve">, click</w:t>
@@ -43288,81 +43254,45 @@
           <w:bCs/>
           <w:b/>
         </w:rPr>
-        <w:t xml:space="preserve">Update progress</w:t>
-      </w:r>
-      <w:r>
-        <w:t xml:space="preserve">:</w:t>
+        <w:t xml:space="preserve">Provide evidence</w:t>
+      </w:r>
+      <w:r>
+        <w:t xml:space="preserve"> </w:t>
+      </w:r>
+      <w:r>
+        <w:t xml:space="preserve">(or open</w:t>
+      </w:r>
+      <w:r>
+        <w:t xml:space="preserve"> </w:t>
+      </w:r>
+      <w:r>
+        <w:rPr>
+          <w:bCs/>
+          <w:b/>
+        </w:rPr>
+        <w:t xml:space="preserve">Task Tracker › Requests</w:t>
+      </w:r>
+      <w:r>
+        <w:t xml:space="preserve">).</w:t>
       </w:r>
     </w:p>
     <w:p>
       <w:pPr>
         <w:numPr>
           <w:ilvl w:val="0"/>
-          <w:numId w:val="1100"/>
+          <w:numId w:val="1101"/>
         </w:numPr>
         <w:pStyle w:val="Compact"/>
       </w:pPr>
       <w:r>
-        <w:rPr>
-          <w:bCs/>
-          <w:b/>
-        </w:rPr>
-        <w:t xml:space="preserve">Progress update</w:t>
-      </w:r>
-      <w:r>
-        <w:t xml:space="preserve"> </w:t>
-      </w:r>
-      <w:r>
-        <w:t xml:space="preserve">›</w:t>
-      </w:r>
-      <w:r>
-        <w:t xml:space="preserve"> </w:t>
-      </w:r>
-      <w:r>
-        <w:rPr>
-          <w:bCs/>
-          <w:b/>
-        </w:rPr>
-        <w:t xml:space="preserve">Status now</w:t>
-      </w:r>
-      <w:r>
-        <w:t xml:space="preserve">,</w:t>
-      </w:r>
-      <w:r>
-        <w:t xml:space="preserve"> </w:t>
-      </w:r>
-      <w:r>
-        <w:rPr>
-          <w:bCs/>
-          <w:b/>
-        </w:rPr>
-        <w:t xml:space="preserve">What has been done so far</w:t>
-      </w:r>
-      <w:r>
-        <w:t xml:space="preserve"> </w:t>
-      </w:r>
-      <w:r>
-        <w:t xml:space="preserve">›</w:t>
-      </w:r>
-      <w:r>
-        <w:t xml:space="preserve"> </w:t>
-      </w:r>
-      <w:r>
-        <w:rPr>
-          <w:bCs/>
-          <w:b/>
-        </w:rPr>
-        <w:t xml:space="preserve">Save progress</w:t>
-      </w:r>
-      <w:r>
-        <w:t xml:space="preserve">.</w:t>
+        <w:t xml:space="preserve">Open the request, read what is needed and the due date.</w:t>
       </w:r>
     </w:p>
     <w:p>
       <w:pPr>
         <w:numPr>
           <w:ilvl w:val="0"/>
-          <w:numId w:val="1100"/>
+          <w:numId w:val="1101"/>
         </w:numPr>
         <w:pStyle w:val="Compact"/>
       </w:pPr>
@@ -43371,7 +43301,7 @@
           <w:bCs/>
           <w:b/>
         </w:rPr>
-        <w:t xml:space="preserve">Evidence files</w:t>
+        <w:t xml:space="preserve">Add a file</w:t>
       </w:r>
       <w:r>
         <w:t xml:space="preserve"> </w:t>
@@ -43387,155 +43317,122 @@
           <w:bCs/>
           <w:b/>
         </w:rPr>
-        <w:t xml:space="preserve">Attach file</w:t>
-      </w:r>
-      <w:r>
-        <w:t xml:space="preserve">.</w:t>
+        <w:t xml:space="preserve">Upload</w:t>
+      </w:r>
+      <w:r>
+        <w:t xml:space="preserve"> </w:t>
+      </w:r>
+      <w:r>
+        <w:t xml:space="preserve">(repeat for each file).</w:t>
       </w:r>
     </w:p>
     <w:p>
       <w:pPr>
         <w:numPr>
           <w:ilvl w:val="0"/>
-          <w:numId w:val="1100"/>
+          <w:numId w:val="1101"/>
         </w:numPr>
         <w:pStyle w:val="Compact"/>
       </w:pPr>
       <w:r>
-        <w:t xml:space="preserve">When finished,</w:t>
-      </w:r>
-      <w:r>
-        <w:t xml:space="preserve"> </w:t>
-      </w:r>
-      <w:r>
-        <w:rPr>
-          <w:bCs/>
-          <w:b/>
-        </w:rPr>
-        <w:t xml:space="preserve">Record implementation</w:t>
-      </w:r>
-      <w:r>
-        <w:t xml:space="preserve"> </w:t>
-      </w:r>
-      <w:r>
-        <w:t xml:space="preserve">›</w:t>
-      </w:r>
-      <w:r>
-        <w:t xml:space="preserve"> </w:t>
-      </w:r>
-      <w:r>
-        <w:rPr>
-          <w:bCs/>
-          <w:b/>
-        </w:rPr>
-        <w:t xml:space="preserve">Submit for validation</w:t>
-      </w:r>
-      <w:r>
-        <w:t xml:space="preserve">. Internal Audit validates and closes it; you cannot close it yourself.</w:t>
-      </w:r>
-    </w:p>
-    <w:p>
-      <w:pPr>
-        <w:pStyle w:val="FirstParagraph"/>
-      </w:pPr>
-      <w:r>
-        <w:rPr>
-          <w:bCs/>
-          <w:b/>
-        </w:rPr>
-        <w:t xml:space="preserve">6. Answer the survey.</w:t>
-      </w:r>
-      <w:r>
-        <w:t xml:space="preserve"> </w:t>
-      </w:r>
-      <w:r>
-        <w:t xml:space="preserve">After the report is issued, open the audit ›</w:t>
-      </w:r>
-      <w:r>
-        <w:t xml:space="preserve"> </w:t>
-      </w:r>
-      <w:r>
-        <w:rPr>
-          <w:bCs/>
-          <w:b/>
-        </w:rPr>
-        <w:t xml:space="preserve">Feedback survey</w:t>
-      </w:r>
-      <w:r>
-        <w:t xml:space="preserve"> </w:t>
-      </w:r>
-      <w:r>
-        <w:t xml:space="preserve">› rate each statement ›</w:t>
-      </w:r>
-      <w:r>
-        <w:t xml:space="preserve"> </w:t>
-      </w:r>
-      <w:r>
-        <w:rPr>
-          <w:bCs/>
-          <w:b/>
-        </w:rPr>
-        <w:t xml:space="preserve">Send feedback</w:t>
-      </w:r>
-      <w:r>
-        <w:t xml:space="preserve">.</w:t>
-      </w:r>
-    </w:p>
-    <w:p>
-      <w:pPr>
-        <w:pStyle w:val="BodyText"/>
-      </w:pPr>
-      <w:r>
-        <w:rPr>
-          <w:bCs/>
-          <w:b/>
-        </w:rPr>
-        <w:t xml:space="preserve">7. Attest to policies and assess your risks</w:t>
-      </w:r>
-      <w:r>
-        <w:t xml:space="preserve"> </w:t>
-      </w:r>
-      <w:r>
-        <w:t xml:space="preserve">when they appear in Priorities (</w:t>
-      </w:r>
-      <w:r>
-        <w:rPr>
-          <w:bCs/>
-          <w:b/>
-        </w:rPr>
-        <w:t xml:space="preserve">Read and attest</w:t>
-      </w:r>
-      <w:r>
-        <w:t xml:space="preserve"> </w:t>
-      </w:r>
-      <w:r>
-        <w:t xml:space="preserve">›</w:t>
-      </w:r>
-      <w:r>
-        <w:t xml:space="preserve"> </w:t>
-      </w:r>
-      <w:r>
-        <w:rPr>
-          <w:bCs/>
-          <w:b/>
-        </w:rPr>
-        <w:t xml:space="preserve">I confirm</w:t>
-      </w:r>
-      <w:r>
-        <w:t xml:space="preserve">;</w:t>
-      </w:r>
-      <w:r>
-        <w:t xml:space="preserve"> </w:t>
-      </w:r>
-      <w:r>
-        <w:rPr>
-          <w:bCs/>
-          <w:b/>
-        </w:rPr>
-        <w:t xml:space="preserve">Assess</w:t>
+        <w:t xml:space="preserve">Write a short</w:t>
+      </w:r>
+      <w:r>
+        <w:t xml:space="preserve"> </w:t>
+      </w:r>
+      <w:r>
+        <w:rPr>
+          <w:bCs/>
+          <w:b/>
+        </w:rPr>
+        <w:t xml:space="preserve">Response</w:t>
+      </w:r>
+      <w:r>
+        <w:t xml:space="preserve"> </w:t>
+      </w:r>
+      <w:r>
+        <w:t xml:space="preserve">and click</w:t>
+      </w:r>
+      <w:r>
+        <w:t xml:space="preserve"> </w:t>
+      </w:r>
+      <w:r>
+        <w:rPr>
+          <w:bCs/>
+          <w:b/>
+        </w:rPr>
+        <w:t xml:space="preserve">Submit</w:t>
+      </w:r>
+      <w:r>
+        <w:t xml:space="preserve"> </w:t>
+      </w:r>
+      <w:r>
+        <w:t xml:space="preserve">(</w:t>
+      </w:r>
+      <w:r>
+        <w:rPr>
+          <w:iCs/>
+          <w:i/>
+        </w:rPr>
+        <w:t xml:space="preserve">“</w:t>
+      </w:r>
+      <w:r>
+        <w:rPr>
+          <w:iCs/>
+          <w:i/>
+        </w:rPr>
+        <w:t xml:space="preserve">Submitted to the audit team</w:t>
+      </w:r>
+      <w:r>
+        <w:rPr>
+          <w:iCs/>
+          <w:i/>
+        </w:rPr>
+        <w:t xml:space="preserve">”</w:t>
       </w:r>
       <w:r>
         <w:t xml:space="preserve">).</w:t>
+      </w:r>
+    </w:p>
+    <w:p>
+      <w:pPr>
+        <w:numPr>
+          <w:ilvl w:val="0"/>
+          <w:numId w:val="1101"/>
+        </w:numPr>
+        <w:pStyle w:val="Compact"/>
+      </w:pPr>
+      <w:r>
+        <w:t xml:space="preserve">If Internal Audit clicks</w:t>
+      </w:r>
+      <w:r>
+        <w:t xml:space="preserve"> </w:t>
+      </w:r>
+      <w:r>
+        <w:rPr>
+          <w:bCs/>
+          <w:b/>
+        </w:rPr>
+        <w:t xml:space="preserve">Return for more</w:t>
+      </w:r>
+      <w:r>
+        <w:t xml:space="preserve">, the request comes back with a comment: add what is missing and</w:t>
+      </w:r>
+      <w:r>
+        <w:t xml:space="preserve"> </w:t>
+      </w:r>
+      <w:r>
+        <w:rPr>
+          <w:bCs/>
+          <w:b/>
+        </w:rPr>
+        <w:t xml:space="preserve">Submit</w:t>
+      </w:r>
+      <w:r>
+        <w:t xml:space="preserve"> </w:t>
+      </w:r>
+      <w:r>
+        <w:t xml:space="preserve">again.</w:t>
       </w:r>
     </w:p>
     <w:p>
@@ -43547,12 +43444,12 @@
           <wp:inline>
             <wp:extent cx="5334000" cy="3185583"/>
             <wp:effectExtent b="0" l="0" r="0" t="0"/>
-            <wp:docPr descr="Auditee view of an audit" title="" id="273" name="Picture"/>
+            <wp:docPr descr="Auditee requests" title="" id="273" name="Picture"/>
             <a:graphic>
               <a:graphicData uri="http://schemas.openxmlformats.org/drawingml/2006/picture">
                 <pic:pic>
                   <pic:nvPicPr>
-                    <pic:cNvPr descr="manuals/images/53-auditee-audit.jpg" id="274" name="Picture"/>
+                    <pic:cNvPr descr="manuals/images/52-auditee-requests.jpg" id="274" name="Picture"/>
                     <pic:cNvPicPr>
                       <a:picLocks noChangeArrowheads="1" noChangeAspect="1"/>
                     </pic:cNvPicPr>
@@ -43590,11 +43487,546 @@
         <w:pStyle w:val="ImageCaption"/>
       </w:pPr>
       <w:r>
+        <w:t xml:space="preserve">Auditee requests</w:t>
+      </w:r>
+    </w:p>
+    <w:p>
+      <w:pPr>
+        <w:pStyle w:val="BodyText"/>
+      </w:pPr>
+      <w:r>
+        <w:rPr>
+          <w:bCs/>
+          <w:b/>
+        </w:rPr>
+        <w:t xml:space="preserve">3. Comment on the draft report.</w:t>
+      </w:r>
+      <w:r>
+        <w:t xml:space="preserve"> </w:t>
+      </w:r>
+      <w:r>
+        <w:t xml:space="preserve">When you receive</w:t>
+      </w:r>
+      <w:r>
+        <w:t xml:space="preserve"> </w:t>
+      </w:r>
+      <w:r>
+        <w:rPr>
+          <w:iCs/>
+          <w:i/>
+        </w:rPr>
+        <w:t xml:space="preserve">“</w:t>
+      </w:r>
+      <w:r>
+        <w:rPr>
+          <w:iCs/>
+          <w:i/>
+        </w:rPr>
+        <w:t xml:space="preserve">Draft audit report for your comments</w:t>
+      </w:r>
+      <w:r>
+        <w:rPr>
+          <w:iCs/>
+          <w:i/>
+        </w:rPr>
+        <w:t xml:space="preserve">”</w:t>
+      </w:r>
+      <w:r>
+        <w:t xml:space="preserve">, open the audit ›</w:t>
+      </w:r>
+      <w:r>
+        <w:t xml:space="preserve"> </w:t>
+      </w:r>
+      <w:r>
+        <w:rPr>
+          <w:bCs/>
+          <w:b/>
+        </w:rPr>
+        <w:t xml:space="preserve">Report</w:t>
+      </w:r>
+      <w:r>
+        <w:t xml:space="preserve"> </w:t>
+      </w:r>
+      <w:r>
+        <w:t xml:space="preserve">›</w:t>
+      </w:r>
+      <w:r>
+        <w:t xml:space="preserve"> </w:t>
+      </w:r>
+      <w:r>
+        <w:rPr>
+          <w:bCs/>
+          <w:b/>
+        </w:rPr>
+        <w:t xml:space="preserve">Management comments</w:t>
+      </w:r>
+      <w:r>
+        <w:t xml:space="preserve"> </w:t>
+      </w:r>
+      <w:r>
+        <w:t xml:space="preserve">› write your comments ›</w:t>
+      </w:r>
+      <w:r>
+        <w:t xml:space="preserve"> </w:t>
+      </w:r>
+      <w:r>
+        <w:rPr>
+          <w:bCs/>
+          <w:b/>
+        </w:rPr>
+        <w:t xml:space="preserve">Save comments</w:t>
+      </w:r>
+      <w:r>
+        <w:t xml:space="preserve">, before the due date shown.</w:t>
+      </w:r>
+    </w:p>
+    <w:p>
+      <w:pPr>
+        <w:pStyle w:val="BodyText"/>
+      </w:pPr>
+      <w:r>
+        <w:rPr>
+          <w:bCs/>
+          <w:b/>
+        </w:rPr>
+        <w:t xml:space="preserve">4. Respond to each issue.</w:t>
+      </w:r>
+      <w:r>
+        <w:t xml:space="preserve"> </w:t>
+      </w:r>
+      <w:r>
+        <w:t xml:space="preserve">Open the audit ›</w:t>
+      </w:r>
+      <w:r>
+        <w:t xml:space="preserve"> </w:t>
+      </w:r>
+      <w:r>
+        <w:rPr>
+          <w:bCs/>
+          <w:b/>
+        </w:rPr>
+        <w:t xml:space="preserve">Findings</w:t>
+      </w:r>
+      <w:r>
+        <w:t xml:space="preserve"> </w:t>
+      </w:r>
+      <w:r>
+        <w:t xml:space="preserve">› click the finding › fill</w:t>
+      </w:r>
+      <w:r>
+        <w:t xml:space="preserve"> </w:t>
+      </w:r>
+      <w:r>
+        <w:rPr>
+          <w:bCs/>
+          <w:b/>
+        </w:rPr>
+        <w:t xml:space="preserve">Audit client response (Head of Department)</w:t>
+      </w:r>
+      <w:r>
+        <w:t xml:space="preserve">,</w:t>
+      </w:r>
+      <w:r>
+        <w:t xml:space="preserve"> </w:t>
+      </w:r>
+      <w:r>
+        <w:rPr>
+          <w:bCs/>
+          <w:b/>
+        </w:rPr>
+        <w:t xml:space="preserve">Management response - action plan</w:t>
+      </w:r>
+      <w:r>
+        <w:t xml:space="preserve">,</w:t>
+      </w:r>
+      <w:r>
+        <w:t xml:space="preserve"> </w:t>
+      </w:r>
+      <w:r>
+        <w:rPr>
+          <w:bCs/>
+          <w:b/>
+        </w:rPr>
+        <w:t xml:space="preserve">Responsible officer</w:t>
+      </w:r>
+      <w:r>
+        <w:t xml:space="preserve">,</w:t>
+      </w:r>
+      <w:r>
+        <w:t xml:space="preserve"> </w:t>
+      </w:r>
+      <w:r>
+        <w:rPr>
+          <w:bCs/>
+          <w:b/>
+        </w:rPr>
+        <w:t xml:space="preserve">Target date</w:t>
+      </w:r>
+      <w:r>
+        <w:t xml:space="preserve"> </w:t>
+      </w:r>
+      <w:r>
+        <w:t xml:space="preserve">›</w:t>
+      </w:r>
+      <w:r>
+        <w:t xml:space="preserve"> </w:t>
+      </w:r>
+      <w:r>
+        <w:rPr>
+          <w:bCs/>
+          <w:b/>
+        </w:rPr>
+        <w:t xml:space="preserve">Save</w:t>
+      </w:r>
+      <w:r>
+        <w:t xml:space="preserve">.</w:t>
+      </w:r>
+    </w:p>
+    <w:p>
+      <w:pPr>
+        <w:pStyle w:val="BodyText"/>
+      </w:pPr>
+      <w:r>
+        <w:rPr>
+          <w:bCs/>
+          <w:b/>
+        </w:rPr>
+        <w:t xml:space="preserve">5. Implement the agreed actions.</w:t>
+      </w:r>
+      <w:r>
+        <w:t xml:space="preserve"> </w:t>
+      </w:r>
+      <w:r>
+        <w:t xml:space="preserve">In Priorities, under</w:t>
+      </w:r>
+      <w:r>
+        <w:t xml:space="preserve"> </w:t>
+      </w:r>
+      <w:r>
+        <w:rPr>
+          <w:iCs/>
+          <w:i/>
+        </w:rPr>
+        <w:t xml:space="preserve">Agreed actions</w:t>
+      </w:r>
+      <w:r>
+        <w:t xml:space="preserve">, click</w:t>
+      </w:r>
+      <w:r>
+        <w:t xml:space="preserve"> </w:t>
+      </w:r>
+      <w:r>
+        <w:rPr>
+          <w:bCs/>
+          <w:b/>
+        </w:rPr>
+        <w:t xml:space="preserve">Update progress</w:t>
+      </w:r>
+      <w:r>
+        <w:t xml:space="preserve">:</w:t>
+      </w:r>
+    </w:p>
+    <w:p>
+      <w:pPr>
+        <w:numPr>
+          <w:ilvl w:val="0"/>
+          <w:numId w:val="1102"/>
+        </w:numPr>
+        <w:pStyle w:val="Compact"/>
+      </w:pPr>
+      <w:r>
+        <w:rPr>
+          <w:bCs/>
+          <w:b/>
+        </w:rPr>
+        <w:t xml:space="preserve">Progress update</w:t>
+      </w:r>
+      <w:r>
+        <w:t xml:space="preserve"> </w:t>
+      </w:r>
+      <w:r>
+        <w:t xml:space="preserve">›</w:t>
+      </w:r>
+      <w:r>
+        <w:t xml:space="preserve"> </w:t>
+      </w:r>
+      <w:r>
+        <w:rPr>
+          <w:bCs/>
+          <w:b/>
+        </w:rPr>
+        <w:t xml:space="preserve">Status now</w:t>
+      </w:r>
+      <w:r>
+        <w:t xml:space="preserve">,</w:t>
+      </w:r>
+      <w:r>
+        <w:t xml:space="preserve"> </w:t>
+      </w:r>
+      <w:r>
+        <w:rPr>
+          <w:bCs/>
+          <w:b/>
+        </w:rPr>
+        <w:t xml:space="preserve">What has been done so far</w:t>
+      </w:r>
+      <w:r>
+        <w:t xml:space="preserve"> </w:t>
+      </w:r>
+      <w:r>
+        <w:t xml:space="preserve">›</w:t>
+      </w:r>
+      <w:r>
+        <w:t xml:space="preserve"> </w:t>
+      </w:r>
+      <w:r>
+        <w:rPr>
+          <w:bCs/>
+          <w:b/>
+        </w:rPr>
+        <w:t xml:space="preserve">Save progress</w:t>
+      </w:r>
+      <w:r>
+        <w:t xml:space="preserve">.</w:t>
+      </w:r>
+    </w:p>
+    <w:p>
+      <w:pPr>
+        <w:numPr>
+          <w:ilvl w:val="0"/>
+          <w:numId w:val="1102"/>
+        </w:numPr>
+        <w:pStyle w:val="Compact"/>
+      </w:pPr>
+      <w:r>
+        <w:rPr>
+          <w:bCs/>
+          <w:b/>
+        </w:rPr>
+        <w:t xml:space="preserve">Evidence files</w:t>
+      </w:r>
+      <w:r>
+        <w:t xml:space="preserve"> </w:t>
+      </w:r>
+      <w:r>
+        <w:t xml:space="preserve">›</w:t>
+      </w:r>
+      <w:r>
+        <w:t xml:space="preserve"> </w:t>
+      </w:r>
+      <w:r>
+        <w:rPr>
+          <w:bCs/>
+          <w:b/>
+        </w:rPr>
+        <w:t xml:space="preserve">Attach file</w:t>
+      </w:r>
+      <w:r>
+        <w:t xml:space="preserve">.</w:t>
+      </w:r>
+    </w:p>
+    <w:p>
+      <w:pPr>
+        <w:numPr>
+          <w:ilvl w:val="0"/>
+          <w:numId w:val="1102"/>
+        </w:numPr>
+        <w:pStyle w:val="Compact"/>
+      </w:pPr>
+      <w:r>
+        <w:t xml:space="preserve">When finished,</w:t>
+      </w:r>
+      <w:r>
+        <w:t xml:space="preserve"> </w:t>
+      </w:r>
+      <w:r>
+        <w:rPr>
+          <w:bCs/>
+          <w:b/>
+        </w:rPr>
+        <w:t xml:space="preserve">Record implementation</w:t>
+      </w:r>
+      <w:r>
+        <w:t xml:space="preserve"> </w:t>
+      </w:r>
+      <w:r>
+        <w:t xml:space="preserve">›</w:t>
+      </w:r>
+      <w:r>
+        <w:t xml:space="preserve"> </w:t>
+      </w:r>
+      <w:r>
+        <w:rPr>
+          <w:bCs/>
+          <w:b/>
+        </w:rPr>
+        <w:t xml:space="preserve">Submit for validation</w:t>
+      </w:r>
+      <w:r>
+        <w:t xml:space="preserve">. Internal Audit validates and closes it; you cannot close it yourself.</w:t>
+      </w:r>
+    </w:p>
+    <w:p>
+      <w:pPr>
+        <w:pStyle w:val="FirstParagraph"/>
+      </w:pPr>
+      <w:r>
+        <w:rPr>
+          <w:bCs/>
+          <w:b/>
+        </w:rPr>
+        <w:t xml:space="preserve">6. Answer the survey.</w:t>
+      </w:r>
+      <w:r>
+        <w:t xml:space="preserve"> </w:t>
+      </w:r>
+      <w:r>
+        <w:t xml:space="preserve">After the report is issued, open the audit ›</w:t>
+      </w:r>
+      <w:r>
+        <w:t xml:space="preserve"> </w:t>
+      </w:r>
+      <w:r>
+        <w:rPr>
+          <w:bCs/>
+          <w:b/>
+        </w:rPr>
+        <w:t xml:space="preserve">Feedback survey</w:t>
+      </w:r>
+      <w:r>
+        <w:t xml:space="preserve"> </w:t>
+      </w:r>
+      <w:r>
+        <w:t xml:space="preserve">› rate each statement ›</w:t>
+      </w:r>
+      <w:r>
+        <w:t xml:space="preserve"> </w:t>
+      </w:r>
+      <w:r>
+        <w:rPr>
+          <w:bCs/>
+          <w:b/>
+        </w:rPr>
+        <w:t xml:space="preserve">Send feedback</w:t>
+      </w:r>
+      <w:r>
+        <w:t xml:space="preserve">.</w:t>
+      </w:r>
+    </w:p>
+    <w:p>
+      <w:pPr>
+        <w:pStyle w:val="BodyText"/>
+      </w:pPr>
+      <w:r>
+        <w:rPr>
+          <w:bCs/>
+          <w:b/>
+        </w:rPr>
+        <w:t xml:space="preserve">7. Attest to policies and assess your risks</w:t>
+      </w:r>
+      <w:r>
+        <w:t xml:space="preserve"> </w:t>
+      </w:r>
+      <w:r>
+        <w:t xml:space="preserve">when they appear in Priorities (</w:t>
+      </w:r>
+      <w:r>
+        <w:rPr>
+          <w:bCs/>
+          <w:b/>
+        </w:rPr>
+        <w:t xml:space="preserve">Read and attest</w:t>
+      </w:r>
+      <w:r>
+        <w:t xml:space="preserve"> </w:t>
+      </w:r>
+      <w:r>
+        <w:t xml:space="preserve">›</w:t>
+      </w:r>
+      <w:r>
+        <w:t xml:space="preserve"> </w:t>
+      </w:r>
+      <w:r>
+        <w:rPr>
+          <w:bCs/>
+          <w:b/>
+        </w:rPr>
+        <w:t xml:space="preserve">I confirm</w:t>
+      </w:r>
+      <w:r>
+        <w:t xml:space="preserve">;</w:t>
+      </w:r>
+      <w:r>
+        <w:t xml:space="preserve"> </w:t>
+      </w:r>
+      <w:r>
+        <w:rPr>
+          <w:bCs/>
+          <w:b/>
+        </w:rPr>
+        <w:t xml:space="preserve">Assess</w:t>
+      </w:r>
+      <w:r>
+        <w:t xml:space="preserve">).</w:t>
+      </w:r>
+    </w:p>
+    <w:p>
+      <w:pPr>
+        <w:pStyle w:val="CaptionedFigure"/>
+      </w:pPr>
+      <w:r>
+        <w:drawing>
+          <wp:inline>
+            <wp:extent cx="5334000" cy="3185583"/>
+            <wp:effectExtent b="0" l="0" r="0" t="0"/>
+            <wp:docPr descr="Auditee view of an audit" title="" id="276" name="Picture"/>
+            <a:graphic>
+              <a:graphicData uri="http://schemas.openxmlformats.org/drawingml/2006/picture">
+                <pic:pic>
+                  <pic:nvPicPr>
+                    <pic:cNvPr descr="manuals/images/53-auditee-audit.jpg" id="277" name="Picture"/>
+                    <pic:cNvPicPr>
+                      <a:picLocks noChangeArrowheads="1" noChangeAspect="1"/>
+                    </pic:cNvPicPr>
+                  </pic:nvPicPr>
+                  <pic:blipFill>
+                    <a:blip r:embed="rId275"/>
+                    <a:stretch>
+                      <a:fillRect/>
+                    </a:stretch>
+                  </pic:blipFill>
+                  <pic:spPr bwMode="auto">
+                    <a:xfrm>
+                      <a:off x="0" y="0"/>
+                      <a:ext cx="5334000" cy="3185583"/>
+                    </a:xfrm>
+                    <a:prstGeom prst="rect">
+                      <a:avLst/>
+                    </a:prstGeom>
+                    <a:noFill/>
+                    <a:ln w="9525">
+                      <a:noFill/>
+                      <a:headEnd/>
+                      <a:tailEnd/>
+                    </a:ln>
+                  </pic:spPr>
+                </pic:pic>
+              </a:graphicData>
+            </a:graphic>
+          </wp:inline>
+        </w:drawing>
+      </w:r>
+    </w:p>
+    <w:p>
+      <w:pPr>
+        <w:pStyle w:val="ImageCaption"/>
+      </w:pPr>
+      <w:r>
         <w:t xml:space="preserve">Auditee view of an audit</w:t>
       </w:r>
     </w:p>
-    <w:bookmarkEnd w:id="275"/>
-    <w:bookmarkStart w:id="276" w:name="messages-and-what-to-do"/>
+    <w:bookmarkEnd w:id="278"/>
+    <w:bookmarkStart w:id="279" w:name="messages-and-what-to-do"/>
     <w:p>
       <w:pPr>
         <w:pStyle w:val="Heading1"/>
@@ -44233,8 +44665,8 @@
         </w:tc>
       </w:tr>
     </w:tbl>
-    <w:bookmarkEnd w:id="276"/>
-    <w:bookmarkStart w:id="277" w:name="glossary"/>
+    <w:bookmarkEnd w:id="279"/>
+    <w:bookmarkStart w:id="280" w:name="glossary"/>
     <w:p>
       <w:pPr>
         <w:pStyle w:val="Heading1"/>
@@ -44804,7 +45236,7 @@
         </w:tc>
       </w:tr>
     </w:tbl>
-    <w:bookmarkEnd w:id="277"/>
+    <w:bookmarkEnd w:id="280"/>
     <w:sectPr>
       <w:footerReference r:id="rId9" w:type="default"/>
       <w:pgMar w:bottom="1020" w:left="1134" w:right="1134" w:top="1134"/>
@@ -47267,64 +47699,10 @@
     <w:abstractNumId w:val="991"/>
   </w:num>
   <w:num w:numId="1083">
-    <w:abstractNumId w:val="99411"/>
-    <w:lvlOverride w:ilvl="0">
-      <w:startOverride w:val="1"/>
-    </w:lvlOverride>
-    <w:lvlOverride w:ilvl="1">
-      <w:startOverride w:val="1"/>
-    </w:lvlOverride>
-    <w:lvlOverride w:ilvl="2">
-      <w:startOverride w:val="1"/>
-    </w:lvlOverride>
-    <w:lvlOverride w:ilvl="3">
-      <w:startOverride w:val="1"/>
-    </w:lvlOverride>
-    <w:lvlOverride w:ilvl="4">
-      <w:startOverride w:val="1"/>
-    </w:lvlOverride>
-    <w:lvlOverride w:ilvl="5">
-      <w:startOverride w:val="1"/>
-    </w:lvlOverride>
-    <w:lvlOverride w:ilvl="6">
-      <w:startOverride w:val="1"/>
-    </w:lvlOverride>
-    <w:lvlOverride w:ilvl="7">
-      <w:startOverride w:val="1"/>
-    </w:lvlOverride>
-    <w:lvlOverride w:ilvl="8">
-      <w:startOverride w:val="1"/>
-    </w:lvlOverride>
+    <w:abstractNumId w:val="991"/>
   </w:num>
   <w:num w:numId="1084">
-    <w:abstractNumId w:val="99411"/>
-    <w:lvlOverride w:ilvl="0">
-      <w:startOverride w:val="1"/>
-    </w:lvlOverride>
-    <w:lvlOverride w:ilvl="1">
-      <w:startOverride w:val="1"/>
-    </w:lvlOverride>
-    <w:lvlOverride w:ilvl="2">
-      <w:startOverride w:val="1"/>
-    </w:lvlOverride>
-    <w:lvlOverride w:ilvl="3">
-      <w:startOverride w:val="1"/>
-    </w:lvlOverride>
-    <w:lvlOverride w:ilvl="4">
-      <w:startOverride w:val="1"/>
-    </w:lvlOverride>
-    <w:lvlOverride w:ilvl="5">
-      <w:startOverride w:val="1"/>
-    </w:lvlOverride>
-    <w:lvlOverride w:ilvl="6">
-      <w:startOverride w:val="1"/>
-    </w:lvlOverride>
-    <w:lvlOverride w:ilvl="7">
-      <w:startOverride w:val="1"/>
-    </w:lvlOverride>
-    <w:lvlOverride w:ilvl="8">
-      <w:startOverride w:val="1"/>
-    </w:lvlOverride>
+    <w:abstractNumId w:val="991"/>
   </w:num>
   <w:num w:numId="1085">
     <w:abstractNumId w:val="99411"/>
@@ -47357,12 +47735,72 @@
     </w:lvlOverride>
   </w:num>
   <w:num w:numId="1086">
+    <w:abstractNumId w:val="99411"/>
+    <w:lvlOverride w:ilvl="0">
+      <w:startOverride w:val="1"/>
+    </w:lvlOverride>
+    <w:lvlOverride w:ilvl="1">
+      <w:startOverride w:val="1"/>
+    </w:lvlOverride>
+    <w:lvlOverride w:ilvl="2">
+      <w:startOverride w:val="1"/>
+    </w:lvlOverride>
+    <w:lvlOverride w:ilvl="3">
+      <w:startOverride w:val="1"/>
+    </w:lvlOverride>
+    <w:lvlOverride w:ilvl="4">
+      <w:startOverride w:val="1"/>
+    </w:lvlOverride>
+    <w:lvlOverride w:ilvl="5">
+      <w:startOverride w:val="1"/>
+    </w:lvlOverride>
+    <w:lvlOverride w:ilvl="6">
+      <w:startOverride w:val="1"/>
+    </w:lvlOverride>
+    <w:lvlOverride w:ilvl="7">
+      <w:startOverride w:val="1"/>
+    </w:lvlOverride>
+    <w:lvlOverride w:ilvl="8">
+      <w:startOverride w:val="1"/>
+    </w:lvlOverride>
+  </w:num>
+  <w:num w:numId="1087">
+    <w:abstractNumId w:val="99411"/>
+    <w:lvlOverride w:ilvl="0">
+      <w:startOverride w:val="1"/>
+    </w:lvlOverride>
+    <w:lvlOverride w:ilvl="1">
+      <w:startOverride w:val="1"/>
+    </w:lvlOverride>
+    <w:lvlOverride w:ilvl="2">
+      <w:startOverride w:val="1"/>
+    </w:lvlOverride>
+    <w:lvlOverride w:ilvl="3">
+      <w:startOverride w:val="1"/>
+    </w:lvlOverride>
+    <w:lvlOverride w:ilvl="4">
+      <w:startOverride w:val="1"/>
+    </w:lvlOverride>
+    <w:lvlOverride w:ilvl="5">
+      <w:startOverride w:val="1"/>
+    </w:lvlOverride>
+    <w:lvlOverride w:ilvl="6">
+      <w:startOverride w:val="1"/>
+    </w:lvlOverride>
+    <w:lvlOverride w:ilvl="7">
+      <w:startOverride w:val="1"/>
+    </w:lvlOverride>
+    <w:lvlOverride w:ilvl="8">
+      <w:startOverride w:val="1"/>
+    </w:lvlOverride>
+  </w:num>
+  <w:num w:numId="1088">
     <w:abstractNumId w:val="991"/>
   </w:num>
-  <w:num w:numId="1087">
+  <w:num w:numId="1089">
     <w:abstractNumId w:val="991"/>
   </w:num>
-  <w:num w:numId="1088">
+  <w:num w:numId="1090">
     <w:abstractNumId w:val="99411"/>
     <w:lvlOverride w:ilvl="0">
       <w:startOverride w:val="1"/>
@@ -47391,39 +47829,6 @@
     <w:lvlOverride w:ilvl="8">
       <w:startOverride w:val="1"/>
     </w:lvlOverride>
-  </w:num>
-  <w:num w:numId="1089">
-    <w:abstractNumId w:val="99411"/>
-    <w:lvlOverride w:ilvl="0">
-      <w:startOverride w:val="1"/>
-    </w:lvlOverride>
-    <w:lvlOverride w:ilvl="1">
-      <w:startOverride w:val="1"/>
-    </w:lvlOverride>
-    <w:lvlOverride w:ilvl="2">
-      <w:startOverride w:val="1"/>
-    </w:lvlOverride>
-    <w:lvlOverride w:ilvl="3">
-      <w:startOverride w:val="1"/>
-    </w:lvlOverride>
-    <w:lvlOverride w:ilvl="4">
-      <w:startOverride w:val="1"/>
-    </w:lvlOverride>
-    <w:lvlOverride w:ilvl="5">
-      <w:startOverride w:val="1"/>
-    </w:lvlOverride>
-    <w:lvlOverride w:ilvl="6">
-      <w:startOverride w:val="1"/>
-    </w:lvlOverride>
-    <w:lvlOverride w:ilvl="7">
-      <w:startOverride w:val="1"/>
-    </w:lvlOverride>
-    <w:lvlOverride w:ilvl="8">
-      <w:startOverride w:val="1"/>
-    </w:lvlOverride>
-  </w:num>
-  <w:num w:numId="1090">
-    <w:abstractNumId w:val="991"/>
   </w:num>
   <w:num w:numId="1091">
     <w:abstractNumId w:val="99411"/>
@@ -47456,34 +47861,7 @@
     </w:lvlOverride>
   </w:num>
   <w:num w:numId="1092">
-    <w:abstractNumId w:val="99411"/>
-    <w:lvlOverride w:ilvl="0">
-      <w:startOverride w:val="1"/>
-    </w:lvlOverride>
-    <w:lvlOverride w:ilvl="1">
-      <w:startOverride w:val="1"/>
-    </w:lvlOverride>
-    <w:lvlOverride w:ilvl="2">
-      <w:startOverride w:val="1"/>
-    </w:lvlOverride>
-    <w:lvlOverride w:ilvl="3">
-      <w:startOverride w:val="1"/>
-    </w:lvlOverride>
-    <w:lvlOverride w:ilvl="4">
-      <w:startOverride w:val="1"/>
-    </w:lvlOverride>
-    <w:lvlOverride w:ilvl="5">
-      <w:startOverride w:val="1"/>
-    </w:lvlOverride>
-    <w:lvlOverride w:ilvl="6">
-      <w:startOverride w:val="1"/>
-    </w:lvlOverride>
-    <w:lvlOverride w:ilvl="7">
-      <w:startOverride w:val="1"/>
-    </w:lvlOverride>
-    <w:lvlOverride w:ilvl="8">
-      <w:startOverride w:val="1"/>
-    </w:lvlOverride>
+    <w:abstractNumId w:val="991"/>
   </w:num>
   <w:num w:numId="1093">
     <w:abstractNumId w:val="99411"/>
@@ -47606,12 +47984,72 @@
     </w:lvlOverride>
   </w:num>
   <w:num w:numId="1097">
+    <w:abstractNumId w:val="99411"/>
+    <w:lvlOverride w:ilvl="0">
+      <w:startOverride w:val="1"/>
+    </w:lvlOverride>
+    <w:lvlOverride w:ilvl="1">
+      <w:startOverride w:val="1"/>
+    </w:lvlOverride>
+    <w:lvlOverride w:ilvl="2">
+      <w:startOverride w:val="1"/>
+    </w:lvlOverride>
+    <w:lvlOverride w:ilvl="3">
+      <w:startOverride w:val="1"/>
+    </w:lvlOverride>
+    <w:lvlOverride w:ilvl="4">
+      <w:startOverride w:val="1"/>
+    </w:lvlOverride>
+    <w:lvlOverride w:ilvl="5">
+      <w:startOverride w:val="1"/>
+    </w:lvlOverride>
+    <w:lvlOverride w:ilvl="6">
+      <w:startOverride w:val="1"/>
+    </w:lvlOverride>
+    <w:lvlOverride w:ilvl="7">
+      <w:startOverride w:val="1"/>
+    </w:lvlOverride>
+    <w:lvlOverride w:ilvl="8">
+      <w:startOverride w:val="1"/>
+    </w:lvlOverride>
+  </w:num>
+  <w:num w:numId="1098">
+    <w:abstractNumId w:val="99411"/>
+    <w:lvlOverride w:ilvl="0">
+      <w:startOverride w:val="1"/>
+    </w:lvlOverride>
+    <w:lvlOverride w:ilvl="1">
+      <w:startOverride w:val="1"/>
+    </w:lvlOverride>
+    <w:lvlOverride w:ilvl="2">
+      <w:startOverride w:val="1"/>
+    </w:lvlOverride>
+    <w:lvlOverride w:ilvl="3">
+      <w:startOverride w:val="1"/>
+    </w:lvlOverride>
+    <w:lvlOverride w:ilvl="4">
+      <w:startOverride w:val="1"/>
+    </w:lvlOverride>
+    <w:lvlOverride w:ilvl="5">
+      <w:startOverride w:val="1"/>
+    </w:lvlOverride>
+    <w:lvlOverride w:ilvl="6">
+      <w:startOverride w:val="1"/>
+    </w:lvlOverride>
+    <w:lvlOverride w:ilvl="7">
+      <w:startOverride w:val="1"/>
+    </w:lvlOverride>
+    <w:lvlOverride w:ilvl="8">
+      <w:startOverride w:val="1"/>
+    </w:lvlOverride>
+  </w:num>
+  <w:num w:numId="1099">
     <w:abstractNumId w:val="991"/>
   </w:num>
-  <w:num w:numId="1098">
+  <w:num w:numId="1100">
     <w:abstractNumId w:val="991"/>
   </w:num>
-  <w:num w:numId="1099">
+  <w:num w:numId="1101">
     <w:abstractNumId w:val="99411"/>
     <w:lvlOverride w:ilvl="0">
       <w:startOverride w:val="1"/>
@@ -47641,7 +48079,7 @@
       <w:startOverride w:val="1"/>
     </w:lvlOverride>
   </w:num>
-  <w:num w:numId="1100">
+  <w:num w:numId="1102">
     <w:abstractNumId w:val="99411"/>
     <w:lvlOverride w:ilvl="0">
       <w:startOverride w:val="1"/>

--- a/docs/Usermanual.docx
+++ b/docs/Usermanual.docx
@@ -1796,133 +1796,13 @@
           <w:bCs/>
           <w:b/>
         </w:rPr>
-        <w:t xml:space="preserve">Requesting an account:</w:t>
-      </w:r>
-      <w:r>
-        <w:t xml:space="preserve"> </w:t>
-      </w:r>
-      <w:r>
-        <w:t xml:space="preserve">click</w:t>
-      </w:r>
-      <w:r>
-        <w:t xml:space="preserve"> </w:t>
-      </w:r>
-      <w:r>
-        <w:rPr>
-          <w:bCs/>
-          <w:b/>
-        </w:rPr>
-        <w:t xml:space="preserve">Verify Your Account</w:t>
-      </w:r>
-      <w:r>
-        <w:t xml:space="preserve">, fill</w:t>
-      </w:r>
-      <w:r>
-        <w:t xml:space="preserve"> </w:t>
-      </w:r>
-      <w:r>
-        <w:rPr>
-          <w:bCs/>
-          <w:b/>
-        </w:rPr>
-        <w:t xml:space="preserve">Username</w:t>
-      </w:r>
-      <w:r>
-        <w:t xml:space="preserve">,</w:t>
-      </w:r>
-      <w:r>
-        <w:t xml:space="preserve"> </w:t>
-      </w:r>
-      <w:r>
-        <w:rPr>
-          <w:bCs/>
-          <w:b/>
-        </w:rPr>
-        <w:t xml:space="preserve">Email</w:t>
-      </w:r>
-      <w:r>
-        <w:t xml:space="preserve">,</w:t>
-      </w:r>
-      <w:r>
-        <w:t xml:space="preserve"> </w:t>
-      </w:r>
-      <w:r>
-        <w:rPr>
-          <w:bCs/>
-          <w:b/>
-        </w:rPr>
-        <w:t xml:space="preserve">First Name</w:t>
-      </w:r>
-      <w:r>
-        <w:t xml:space="preserve">,</w:t>
-      </w:r>
-      <w:r>
-        <w:t xml:space="preserve"> </w:t>
-      </w:r>
-      <w:r>
-        <w:rPr>
-          <w:bCs/>
-          <w:b/>
-        </w:rPr>
-        <w:t xml:space="preserve">Last Name</w:t>
-      </w:r>
-      <w:r>
-        <w:t xml:space="preserve">,</w:t>
-      </w:r>
-      <w:r>
-        <w:t xml:space="preserve"> </w:t>
-      </w:r>
-      <w:r>
-        <w:rPr>
-          <w:bCs/>
-          <w:b/>
-        </w:rPr>
-        <w:t xml:space="preserve">Company</w:t>
-      </w:r>
-      <w:r>
-        <w:t xml:space="preserve">,</w:t>
-      </w:r>
-      <w:r>
-        <w:t xml:space="preserve"> </w:t>
-      </w:r>
-      <w:r>
-        <w:rPr>
-          <w:bCs/>
-          <w:b/>
-        </w:rPr>
-        <w:t xml:space="preserve">Password (min 8 characters)</w:t>
-      </w:r>
-      <w:r>
-        <w:t xml:space="preserve"> </w:t>
-      </w:r>
-      <w:r>
-        <w:t xml:space="preserve">and</w:t>
-      </w:r>
-      <w:r>
-        <w:t xml:space="preserve"> </w:t>
-      </w:r>
-      <w:r>
-        <w:rPr>
-          <w:bCs/>
-          <w:b/>
-        </w:rPr>
-        <w:t xml:space="preserve">Confirm password</w:t>
-      </w:r>
-      <w:r>
-        <w:t xml:space="preserve">, then click</w:t>
-      </w:r>
-      <w:r>
-        <w:t xml:space="preserve"> </w:t>
-      </w:r>
-      <w:r>
-        <w:rPr>
-          <w:bCs/>
-          <w:b/>
-        </w:rPr>
-        <w:t xml:space="preserve">Request Account</w:t>
-      </w:r>
-      <w:r>
-        <w:t xml:space="preserve">. An administrator must approve it.</w:t>
+        <w:t xml:space="preserve">Getting an account:</w:t>
+      </w:r>
+      <w:r>
+        <w:t xml:space="preserve"> </w:t>
+      </w:r>
+      <w:r>
+        <w:t xml:space="preserve">accounts are created by an administrator (17.2). Ask yours if you do not have one.</w:t>
       </w:r>
     </w:p>
     <w:bookmarkStart w:id="24" w:name="first-time-two-step-set-up"/>
